--- a/40_AWS/04_修正依頼/20260308_リポジトリ統合.docx
+++ b/40_AWS/04_修正依頼/20260308_リポジトリ統合.docx
@@ -581,6 +581,42 @@
     </w:tbl>
     <w:p>
       <w:pPr>
+        <w:spacing w:before="0" w:after="0"/>
+      </w:pPr>
+      <w:r>
+        <w:br w:type="page"/>
+      </w:r>
+    </w:p>
+    <w:p>
+      <w:pPr>
+        <w:spacing w:before="400" w:after="240"/>
+      </w:pPr>
+      <w:r>
+        <w:rPr>
+          <w:rFonts w:ascii="BIZ UDPゴシック" w:cs="BIZ UDPゴシック" w:eastAsia="BIZ UDPゴシック" w:hAnsi="BIZ UDPゴシック"/>
+          <w:b/>
+          <w:bCs/>
+          <w:sz w:val="36"/>
+          <w:szCs w:val="36"/>
+        </w:rPr>
+        <w:t xml:space="preserve">改　廃　履　歴</w:t>
+      </w:r>
+    </w:p>
+    <w:p>
+      <w:pPr>
+        <w:spacing w:before="60" w:after="60"/>
+      </w:pPr>
+      <w:r>
+        <w:rPr>
+          <w:rFonts w:ascii="BIZ UDPゴシック" w:cs="BIZ UDPゴシック" w:eastAsia="BIZ UDPゴシック" w:hAnsi="BIZ UDPゴシック"/>
+          <w:sz w:val="22"/>
+          <w:szCs w:val="22"/>
+        </w:rPr>
+        <w:t xml:space="preserve">本書の改訂履歴を以下に記録します。</w:t>
+      </w:r>
+    </w:p>
+    <w:p>
+      <w:pPr>
         <w:spacing w:before="60" w:after="60"/>
       </w:pPr>
       <w:r>
@@ -590,21 +626,6 @@
           <w:szCs w:val="22"/>
         </w:rPr>
         <w:t xml:space="preserve"/>
-      </w:r>
-    </w:p>
-    <w:p>
-      <w:pPr>
-        <w:spacing w:before="60" w:after="60"/>
-      </w:pPr>
-      <w:r>
-        <w:rPr>
-          <w:rFonts w:ascii="BIZ UDPゴシック" w:cs="BIZ UDPゴシック" w:eastAsia="BIZ UDPゴシック" w:hAnsi="BIZ UDPゴシック"/>
-          <w:b/>
-          <w:bCs/>
-          <w:sz w:val="22"/>
-          <w:szCs w:val="22"/>
-        </w:rPr>
-        <w:t xml:space="preserve">■ 改廃履歴</w:t>
       </w:r>
     </w:p>
     <w:tbl>
@@ -877,6 +898,494 @@
                 <w:szCs w:val="22"/>
               </w:rPr>
               <w:t xml:space="preserve">初版作成（作業手順書・作業指示書を改修指示書形式に統合）</w:t>
+            </w:r>
+          </w:p>
+        </w:tc>
+      </w:tr>
+      <w:tr>
+        <w:tc>
+          <w:tcPr>
+            <w:tcW w:type="dxa" w:w="800"/>
+            <w:tcBorders>
+              <w:top w:val="single" w:color="CCCCCC" w:sz="4"/>
+              <w:left w:val="single" w:color="CCCCCC" w:sz="4"/>
+              <w:bottom w:val="single" w:color="CCCCCC" w:sz="4"/>
+              <w:right w:val="single" w:color="CCCCCC" w:sz="4"/>
+            </w:tcBorders>
+            <w:tcMar>
+              <w:top w:type="dxa" w:w="60"/>
+              <w:left w:type="dxa" w:w="100"/>
+              <w:bottom w:type="dxa" w:w="60"/>
+              <w:right w:type="dxa" w:w="100"/>
+            </w:tcMar>
+          </w:tcPr>
+          <w:p>
+            <w:pPr>
+              <w:spacing w:before="60" w:after="60"/>
+            </w:pPr>
+            <w:r>
+              <w:rPr>
+                <w:rFonts w:ascii="BIZ UDPゴシック" w:cs="BIZ UDPゴシック" w:eastAsia="BIZ UDPゴシック" w:hAnsi="BIZ UDPゴシック"/>
+                <w:sz w:val="22"/>
+                <w:szCs w:val="22"/>
+              </w:rPr>
+              <w:t xml:space="preserve"/>
+            </w:r>
+          </w:p>
+        </w:tc>
+        <w:tc>
+          <w:tcPr>
+            <w:tcW w:type="dxa" w:w="1600"/>
+            <w:tcBorders>
+              <w:top w:val="single" w:color="CCCCCC" w:sz="4"/>
+              <w:left w:val="single" w:color="CCCCCC" w:sz="4"/>
+              <w:bottom w:val="single" w:color="CCCCCC" w:sz="4"/>
+              <w:right w:val="single" w:color="CCCCCC" w:sz="4"/>
+            </w:tcBorders>
+            <w:tcMar>
+              <w:top w:type="dxa" w:w="60"/>
+              <w:left w:type="dxa" w:w="100"/>
+              <w:bottom w:type="dxa" w:w="60"/>
+              <w:right w:type="dxa" w:w="100"/>
+            </w:tcMar>
+          </w:tcPr>
+          <w:p>
+            <w:pPr>
+              <w:spacing w:before="60" w:after="60"/>
+            </w:pPr>
+            <w:r>
+              <w:rPr>
+                <w:rFonts w:ascii="BIZ UDPゴシック" w:cs="BIZ UDPゴシック" w:eastAsia="BIZ UDPゴシック" w:hAnsi="BIZ UDPゴシック"/>
+                <w:sz w:val="22"/>
+                <w:szCs w:val="22"/>
+              </w:rPr>
+              <w:t xml:space="preserve"/>
+            </w:r>
+          </w:p>
+        </w:tc>
+        <w:tc>
+          <w:tcPr>
+            <w:tcW w:type="dxa" w:w="2000"/>
+            <w:tcBorders>
+              <w:top w:val="single" w:color="CCCCCC" w:sz="4"/>
+              <w:left w:val="single" w:color="CCCCCC" w:sz="4"/>
+              <w:bottom w:val="single" w:color="CCCCCC" w:sz="4"/>
+              <w:right w:val="single" w:color="CCCCCC" w:sz="4"/>
+            </w:tcBorders>
+            <w:tcMar>
+              <w:top w:type="dxa" w:w="60"/>
+              <w:left w:type="dxa" w:w="100"/>
+              <w:bottom w:type="dxa" w:w="60"/>
+              <w:right w:type="dxa" w:w="100"/>
+            </w:tcMar>
+          </w:tcPr>
+          <w:p>
+            <w:pPr>
+              <w:spacing w:before="60" w:after="60"/>
+            </w:pPr>
+            <w:r>
+              <w:rPr>
+                <w:rFonts w:ascii="BIZ UDPゴシック" w:cs="BIZ UDPゴシック" w:eastAsia="BIZ UDPゴシック" w:hAnsi="BIZ UDPゴシック"/>
+                <w:sz w:val="22"/>
+                <w:szCs w:val="22"/>
+              </w:rPr>
+              <w:t xml:space="preserve"/>
+            </w:r>
+          </w:p>
+        </w:tc>
+        <w:tc>
+          <w:tcPr>
+            <w:tcW w:type="dxa" w:w="4600"/>
+            <w:tcBorders>
+              <w:top w:val="single" w:color="CCCCCC" w:sz="4"/>
+              <w:left w:val="single" w:color="CCCCCC" w:sz="4"/>
+              <w:bottom w:val="single" w:color="CCCCCC" w:sz="4"/>
+              <w:right w:val="single" w:color="CCCCCC" w:sz="4"/>
+            </w:tcBorders>
+            <w:tcMar>
+              <w:top w:type="dxa" w:w="60"/>
+              <w:left w:type="dxa" w:w="100"/>
+              <w:bottom w:type="dxa" w:w="60"/>
+              <w:right w:type="dxa" w:w="100"/>
+            </w:tcMar>
+          </w:tcPr>
+          <w:p>
+            <w:pPr>
+              <w:spacing w:before="60" w:after="60"/>
+            </w:pPr>
+            <w:r>
+              <w:rPr>
+                <w:rFonts w:ascii="BIZ UDPゴシック" w:cs="BIZ UDPゴシック" w:eastAsia="BIZ UDPゴシック" w:hAnsi="BIZ UDPゴシック"/>
+                <w:sz w:val="22"/>
+                <w:szCs w:val="22"/>
+              </w:rPr>
+              <w:t xml:space="preserve"/>
+            </w:r>
+          </w:p>
+        </w:tc>
+      </w:tr>
+      <w:tr>
+        <w:tc>
+          <w:tcPr>
+            <w:tcW w:type="dxa" w:w="800"/>
+            <w:tcBorders>
+              <w:top w:val="single" w:color="CCCCCC" w:sz="4"/>
+              <w:left w:val="single" w:color="CCCCCC" w:sz="4"/>
+              <w:bottom w:val="single" w:color="CCCCCC" w:sz="4"/>
+              <w:right w:val="single" w:color="CCCCCC" w:sz="4"/>
+            </w:tcBorders>
+            <w:tcMar>
+              <w:top w:type="dxa" w:w="60"/>
+              <w:left w:type="dxa" w:w="100"/>
+              <w:bottom w:type="dxa" w:w="60"/>
+              <w:right w:type="dxa" w:w="100"/>
+            </w:tcMar>
+          </w:tcPr>
+          <w:p>
+            <w:pPr>
+              <w:spacing w:before="60" w:after="60"/>
+            </w:pPr>
+            <w:r>
+              <w:rPr>
+                <w:rFonts w:ascii="BIZ UDPゴシック" w:cs="BIZ UDPゴシック" w:eastAsia="BIZ UDPゴシック" w:hAnsi="BIZ UDPゴシック"/>
+                <w:sz w:val="22"/>
+                <w:szCs w:val="22"/>
+              </w:rPr>
+              <w:t xml:space="preserve"/>
+            </w:r>
+          </w:p>
+        </w:tc>
+        <w:tc>
+          <w:tcPr>
+            <w:tcW w:type="dxa" w:w="1600"/>
+            <w:tcBorders>
+              <w:top w:val="single" w:color="CCCCCC" w:sz="4"/>
+              <w:left w:val="single" w:color="CCCCCC" w:sz="4"/>
+              <w:bottom w:val="single" w:color="CCCCCC" w:sz="4"/>
+              <w:right w:val="single" w:color="CCCCCC" w:sz="4"/>
+            </w:tcBorders>
+            <w:tcMar>
+              <w:top w:type="dxa" w:w="60"/>
+              <w:left w:type="dxa" w:w="100"/>
+              <w:bottom w:type="dxa" w:w="60"/>
+              <w:right w:type="dxa" w:w="100"/>
+            </w:tcMar>
+          </w:tcPr>
+          <w:p>
+            <w:pPr>
+              <w:spacing w:before="60" w:after="60"/>
+            </w:pPr>
+            <w:r>
+              <w:rPr>
+                <w:rFonts w:ascii="BIZ UDPゴシック" w:cs="BIZ UDPゴシック" w:eastAsia="BIZ UDPゴシック" w:hAnsi="BIZ UDPゴシック"/>
+                <w:sz w:val="22"/>
+                <w:szCs w:val="22"/>
+              </w:rPr>
+              <w:t xml:space="preserve"/>
+            </w:r>
+          </w:p>
+        </w:tc>
+        <w:tc>
+          <w:tcPr>
+            <w:tcW w:type="dxa" w:w="2000"/>
+            <w:tcBorders>
+              <w:top w:val="single" w:color="CCCCCC" w:sz="4"/>
+              <w:left w:val="single" w:color="CCCCCC" w:sz="4"/>
+              <w:bottom w:val="single" w:color="CCCCCC" w:sz="4"/>
+              <w:right w:val="single" w:color="CCCCCC" w:sz="4"/>
+            </w:tcBorders>
+            <w:tcMar>
+              <w:top w:type="dxa" w:w="60"/>
+              <w:left w:type="dxa" w:w="100"/>
+              <w:bottom w:type="dxa" w:w="60"/>
+              <w:right w:type="dxa" w:w="100"/>
+            </w:tcMar>
+          </w:tcPr>
+          <w:p>
+            <w:pPr>
+              <w:spacing w:before="60" w:after="60"/>
+            </w:pPr>
+            <w:r>
+              <w:rPr>
+                <w:rFonts w:ascii="BIZ UDPゴシック" w:cs="BIZ UDPゴシック" w:eastAsia="BIZ UDPゴシック" w:hAnsi="BIZ UDPゴシック"/>
+                <w:sz w:val="22"/>
+                <w:szCs w:val="22"/>
+              </w:rPr>
+              <w:t xml:space="preserve"/>
+            </w:r>
+          </w:p>
+        </w:tc>
+        <w:tc>
+          <w:tcPr>
+            <w:tcW w:type="dxa" w:w="4600"/>
+            <w:tcBorders>
+              <w:top w:val="single" w:color="CCCCCC" w:sz="4"/>
+              <w:left w:val="single" w:color="CCCCCC" w:sz="4"/>
+              <w:bottom w:val="single" w:color="CCCCCC" w:sz="4"/>
+              <w:right w:val="single" w:color="CCCCCC" w:sz="4"/>
+            </w:tcBorders>
+            <w:tcMar>
+              <w:top w:type="dxa" w:w="60"/>
+              <w:left w:type="dxa" w:w="100"/>
+              <w:bottom w:type="dxa" w:w="60"/>
+              <w:right w:type="dxa" w:w="100"/>
+            </w:tcMar>
+          </w:tcPr>
+          <w:p>
+            <w:pPr>
+              <w:spacing w:before="60" w:after="60"/>
+            </w:pPr>
+            <w:r>
+              <w:rPr>
+                <w:rFonts w:ascii="BIZ UDPゴシック" w:cs="BIZ UDPゴシック" w:eastAsia="BIZ UDPゴシック" w:hAnsi="BIZ UDPゴシック"/>
+                <w:sz w:val="22"/>
+                <w:szCs w:val="22"/>
+              </w:rPr>
+              <w:t xml:space="preserve"/>
+            </w:r>
+          </w:p>
+        </w:tc>
+      </w:tr>
+      <w:tr>
+        <w:tc>
+          <w:tcPr>
+            <w:tcW w:type="dxa" w:w="800"/>
+            <w:tcBorders>
+              <w:top w:val="single" w:color="CCCCCC" w:sz="4"/>
+              <w:left w:val="single" w:color="CCCCCC" w:sz="4"/>
+              <w:bottom w:val="single" w:color="CCCCCC" w:sz="4"/>
+              <w:right w:val="single" w:color="CCCCCC" w:sz="4"/>
+            </w:tcBorders>
+            <w:tcMar>
+              <w:top w:type="dxa" w:w="60"/>
+              <w:left w:type="dxa" w:w="100"/>
+              <w:bottom w:type="dxa" w:w="60"/>
+              <w:right w:type="dxa" w:w="100"/>
+            </w:tcMar>
+          </w:tcPr>
+          <w:p>
+            <w:pPr>
+              <w:spacing w:before="60" w:after="60"/>
+            </w:pPr>
+            <w:r>
+              <w:rPr>
+                <w:rFonts w:ascii="BIZ UDPゴシック" w:cs="BIZ UDPゴシック" w:eastAsia="BIZ UDPゴシック" w:hAnsi="BIZ UDPゴシック"/>
+                <w:sz w:val="22"/>
+                <w:szCs w:val="22"/>
+              </w:rPr>
+              <w:t xml:space="preserve"/>
+            </w:r>
+          </w:p>
+        </w:tc>
+        <w:tc>
+          <w:tcPr>
+            <w:tcW w:type="dxa" w:w="1600"/>
+            <w:tcBorders>
+              <w:top w:val="single" w:color="CCCCCC" w:sz="4"/>
+              <w:left w:val="single" w:color="CCCCCC" w:sz="4"/>
+              <w:bottom w:val="single" w:color="CCCCCC" w:sz="4"/>
+              <w:right w:val="single" w:color="CCCCCC" w:sz="4"/>
+            </w:tcBorders>
+            <w:tcMar>
+              <w:top w:type="dxa" w:w="60"/>
+              <w:left w:type="dxa" w:w="100"/>
+              <w:bottom w:type="dxa" w:w="60"/>
+              <w:right w:type="dxa" w:w="100"/>
+            </w:tcMar>
+          </w:tcPr>
+          <w:p>
+            <w:pPr>
+              <w:spacing w:before="60" w:after="60"/>
+            </w:pPr>
+            <w:r>
+              <w:rPr>
+                <w:rFonts w:ascii="BIZ UDPゴシック" w:cs="BIZ UDPゴシック" w:eastAsia="BIZ UDPゴシック" w:hAnsi="BIZ UDPゴシック"/>
+                <w:sz w:val="22"/>
+                <w:szCs w:val="22"/>
+              </w:rPr>
+              <w:t xml:space="preserve"/>
+            </w:r>
+          </w:p>
+        </w:tc>
+        <w:tc>
+          <w:tcPr>
+            <w:tcW w:type="dxa" w:w="2000"/>
+            <w:tcBorders>
+              <w:top w:val="single" w:color="CCCCCC" w:sz="4"/>
+              <w:left w:val="single" w:color="CCCCCC" w:sz="4"/>
+              <w:bottom w:val="single" w:color="CCCCCC" w:sz="4"/>
+              <w:right w:val="single" w:color="CCCCCC" w:sz="4"/>
+            </w:tcBorders>
+            <w:tcMar>
+              <w:top w:type="dxa" w:w="60"/>
+              <w:left w:type="dxa" w:w="100"/>
+              <w:bottom w:type="dxa" w:w="60"/>
+              <w:right w:type="dxa" w:w="100"/>
+            </w:tcMar>
+          </w:tcPr>
+          <w:p>
+            <w:pPr>
+              <w:spacing w:before="60" w:after="60"/>
+            </w:pPr>
+            <w:r>
+              <w:rPr>
+                <w:rFonts w:ascii="BIZ UDPゴシック" w:cs="BIZ UDPゴシック" w:eastAsia="BIZ UDPゴシック" w:hAnsi="BIZ UDPゴシック"/>
+                <w:sz w:val="22"/>
+                <w:szCs w:val="22"/>
+              </w:rPr>
+              <w:t xml:space="preserve"/>
+            </w:r>
+          </w:p>
+        </w:tc>
+        <w:tc>
+          <w:tcPr>
+            <w:tcW w:type="dxa" w:w="4600"/>
+            <w:tcBorders>
+              <w:top w:val="single" w:color="CCCCCC" w:sz="4"/>
+              <w:left w:val="single" w:color="CCCCCC" w:sz="4"/>
+              <w:bottom w:val="single" w:color="CCCCCC" w:sz="4"/>
+              <w:right w:val="single" w:color="CCCCCC" w:sz="4"/>
+            </w:tcBorders>
+            <w:tcMar>
+              <w:top w:type="dxa" w:w="60"/>
+              <w:left w:type="dxa" w:w="100"/>
+              <w:bottom w:type="dxa" w:w="60"/>
+              <w:right w:type="dxa" w:w="100"/>
+            </w:tcMar>
+          </w:tcPr>
+          <w:p>
+            <w:pPr>
+              <w:spacing w:before="60" w:after="60"/>
+            </w:pPr>
+            <w:r>
+              <w:rPr>
+                <w:rFonts w:ascii="BIZ UDPゴシック" w:cs="BIZ UDPゴシック" w:eastAsia="BIZ UDPゴシック" w:hAnsi="BIZ UDPゴシック"/>
+                <w:sz w:val="22"/>
+                <w:szCs w:val="22"/>
+              </w:rPr>
+              <w:t xml:space="preserve"/>
+            </w:r>
+          </w:p>
+        </w:tc>
+      </w:tr>
+      <w:tr>
+        <w:tc>
+          <w:tcPr>
+            <w:tcW w:type="dxa" w:w="800"/>
+            <w:tcBorders>
+              <w:top w:val="single" w:color="CCCCCC" w:sz="4"/>
+              <w:left w:val="single" w:color="CCCCCC" w:sz="4"/>
+              <w:bottom w:val="single" w:color="CCCCCC" w:sz="4"/>
+              <w:right w:val="single" w:color="CCCCCC" w:sz="4"/>
+            </w:tcBorders>
+            <w:tcMar>
+              <w:top w:type="dxa" w:w="60"/>
+              <w:left w:type="dxa" w:w="100"/>
+              <w:bottom w:type="dxa" w:w="60"/>
+              <w:right w:type="dxa" w:w="100"/>
+            </w:tcMar>
+          </w:tcPr>
+          <w:p>
+            <w:pPr>
+              <w:spacing w:before="60" w:after="60"/>
+            </w:pPr>
+            <w:r>
+              <w:rPr>
+                <w:rFonts w:ascii="BIZ UDPゴシック" w:cs="BIZ UDPゴシック" w:eastAsia="BIZ UDPゴシック" w:hAnsi="BIZ UDPゴシック"/>
+                <w:sz w:val="22"/>
+                <w:szCs w:val="22"/>
+              </w:rPr>
+              <w:t xml:space="preserve"/>
+            </w:r>
+          </w:p>
+        </w:tc>
+        <w:tc>
+          <w:tcPr>
+            <w:tcW w:type="dxa" w:w="1600"/>
+            <w:tcBorders>
+              <w:top w:val="single" w:color="CCCCCC" w:sz="4"/>
+              <w:left w:val="single" w:color="CCCCCC" w:sz="4"/>
+              <w:bottom w:val="single" w:color="CCCCCC" w:sz="4"/>
+              <w:right w:val="single" w:color="CCCCCC" w:sz="4"/>
+            </w:tcBorders>
+            <w:tcMar>
+              <w:top w:type="dxa" w:w="60"/>
+              <w:left w:type="dxa" w:w="100"/>
+              <w:bottom w:type="dxa" w:w="60"/>
+              <w:right w:type="dxa" w:w="100"/>
+            </w:tcMar>
+          </w:tcPr>
+          <w:p>
+            <w:pPr>
+              <w:spacing w:before="60" w:after="60"/>
+            </w:pPr>
+            <w:r>
+              <w:rPr>
+                <w:rFonts w:ascii="BIZ UDPゴシック" w:cs="BIZ UDPゴシック" w:eastAsia="BIZ UDPゴシック" w:hAnsi="BIZ UDPゴシック"/>
+                <w:sz w:val="22"/>
+                <w:szCs w:val="22"/>
+              </w:rPr>
+              <w:t xml:space="preserve"/>
+            </w:r>
+          </w:p>
+        </w:tc>
+        <w:tc>
+          <w:tcPr>
+            <w:tcW w:type="dxa" w:w="2000"/>
+            <w:tcBorders>
+              <w:top w:val="single" w:color="CCCCCC" w:sz="4"/>
+              <w:left w:val="single" w:color="CCCCCC" w:sz="4"/>
+              <w:bottom w:val="single" w:color="CCCCCC" w:sz="4"/>
+              <w:right w:val="single" w:color="CCCCCC" w:sz="4"/>
+            </w:tcBorders>
+            <w:tcMar>
+              <w:top w:type="dxa" w:w="60"/>
+              <w:left w:type="dxa" w:w="100"/>
+              <w:bottom w:type="dxa" w:w="60"/>
+              <w:right w:type="dxa" w:w="100"/>
+            </w:tcMar>
+          </w:tcPr>
+          <w:p>
+            <w:pPr>
+              <w:spacing w:before="60" w:after="60"/>
+            </w:pPr>
+            <w:r>
+              <w:rPr>
+                <w:rFonts w:ascii="BIZ UDPゴシック" w:cs="BIZ UDPゴシック" w:eastAsia="BIZ UDPゴシック" w:hAnsi="BIZ UDPゴシック"/>
+                <w:sz w:val="22"/>
+                <w:szCs w:val="22"/>
+              </w:rPr>
+              <w:t xml:space="preserve"/>
+            </w:r>
+          </w:p>
+        </w:tc>
+        <w:tc>
+          <w:tcPr>
+            <w:tcW w:type="dxa" w:w="4600"/>
+            <w:tcBorders>
+              <w:top w:val="single" w:color="CCCCCC" w:sz="4"/>
+              <w:left w:val="single" w:color="CCCCCC" w:sz="4"/>
+              <w:bottom w:val="single" w:color="CCCCCC" w:sz="4"/>
+              <w:right w:val="single" w:color="CCCCCC" w:sz="4"/>
+            </w:tcBorders>
+            <w:tcMar>
+              <w:top w:type="dxa" w:w="60"/>
+              <w:left w:type="dxa" w:w="100"/>
+              <w:bottom w:type="dxa" w:w="60"/>
+              <w:right w:type="dxa" w:w="100"/>
+            </w:tcMar>
+          </w:tcPr>
+          <w:p>
+            <w:pPr>
+              <w:spacing w:before="60" w:after="60"/>
+            </w:pPr>
+            <w:r>
+              <w:rPr>
+                <w:rFonts w:ascii="BIZ UDPゴシック" w:cs="BIZ UDPゴシック" w:eastAsia="BIZ UDPゴシック" w:hAnsi="BIZ UDPゴシック"/>
+                <w:sz w:val="22"/>
+                <w:szCs w:val="22"/>
+              </w:rPr>
+              <w:t xml:space="preserve"/>
             </w:r>
           </w:p>
         </w:tc>
@@ -906,6 +1415,14 @@
           <w:szCs w:val="22"/>
         </w:rPr>
         <w:t xml:space="preserve">※ 改訂時は版数を更新し、変更箇所・内容を具体的に記載すること。</w:t>
+      </w:r>
+    </w:p>
+    <w:p>
+      <w:pPr>
+        <w:spacing w:before="0" w:after="0"/>
+      </w:pPr>
+      <w:r>
+        <w:br w:type="page"/>
       </w:r>
     </w:p>
     <w:p>
@@ -960,7 +1477,7 @@
           <w:rFonts w:ascii="BIZ UDPゴシック" w:cs="BIZ UDPゴシック" w:eastAsia="BIZ UDPゴシック" w:hAnsi="BIZ UDPゴシック"/>
           <w:b/>
           <w:bCs/>
-          <w:color w:val="1F4D78"/>
+          <w:color w:val="000000"/>
           <w:sz w:val="22"/>
           <w:szCs w:val="22"/>
         </w:rPr>
@@ -1509,7 +2026,7 @@
           <w:rFonts w:ascii="BIZ UDPゴシック" w:cs="BIZ UDPゴシック" w:eastAsia="BIZ UDPゴシック" w:hAnsi="BIZ UDPゴシック"/>
           <w:b/>
           <w:bCs/>
-          <w:color w:val="1F4D78"/>
+          <w:color w:val="000000"/>
           <w:sz w:val="22"/>
           <w:szCs w:val="22"/>
         </w:rPr>
@@ -2183,7 +2700,7 @@
           <w:rFonts w:ascii="BIZ UDPゴシック" w:cs="BIZ UDPゴシック" w:eastAsia="BIZ UDPゴシック" w:hAnsi="BIZ UDPゴシック"/>
           <w:b/>
           <w:bCs/>
-          <w:color w:val="1F4D78"/>
+          <w:color w:val="000000"/>
           <w:sz w:val="22"/>
           <w:szCs w:val="22"/>
         </w:rPr>
@@ -3162,7 +3679,7 @@
           <w:rFonts w:ascii="BIZ UDPゴシック" w:cs="BIZ UDPゴシック" w:eastAsia="BIZ UDPゴシック" w:hAnsi="BIZ UDPゴシック"/>
           <w:b/>
           <w:bCs/>
-          <w:color w:val="1F4D78"/>
+          <w:color w:val="000000"/>
           <w:sz w:val="22"/>
           <w:szCs w:val="22"/>
         </w:rPr>
@@ -3771,7 +4288,7 @@
           <w:rFonts w:ascii="BIZ UDPゴシック" w:cs="BIZ UDPゴシック" w:eastAsia="BIZ UDPゴシック" w:hAnsi="BIZ UDPゴシック"/>
           <w:b/>
           <w:bCs/>
-          <w:color w:val="1F4D78"/>
+          <w:color w:val="000000"/>
           <w:sz w:val="22"/>
           <w:szCs w:val="22"/>
         </w:rPr>
@@ -3944,7 +4461,7 @@
           <w:rFonts w:ascii="BIZ UDPゴシック" w:cs="BIZ UDPゴシック" w:eastAsia="BIZ UDPゴシック" w:hAnsi="BIZ UDPゴシック"/>
           <w:b/>
           <w:bCs/>
-          <w:color w:val="1F4D78"/>
+          <w:color w:val="000000"/>
           <w:sz w:val="22"/>
           <w:szCs w:val="22"/>
         </w:rPr>
@@ -4737,7 +5254,7 @@
           <w:rFonts w:ascii="BIZ UDPゴシック" w:cs="BIZ UDPゴシック" w:eastAsia="BIZ UDPゴシック" w:hAnsi="BIZ UDPゴシック"/>
           <w:b/>
           <w:bCs/>
-          <w:color w:val="1F4D78"/>
+          <w:color w:val="000000"/>
           <w:sz w:val="22"/>
           <w:szCs w:val="22"/>
         </w:rPr>
@@ -6037,7 +6554,7 @@
           <w:rFonts w:ascii="BIZ UDPゴシック" w:cs="BIZ UDPゴシック" w:eastAsia="BIZ UDPゴシック" w:hAnsi="BIZ UDPゴシック"/>
           <w:b/>
           <w:bCs/>
-          <w:color w:val="1F4D78"/>
+          <w:color w:val="000000"/>
           <w:sz w:val="22"/>
           <w:szCs w:val="22"/>
         </w:rPr>
@@ -6288,7 +6805,7 @@
           <w:rFonts w:ascii="BIZ UDPゴシック" w:cs="BIZ UDPゴシック" w:eastAsia="BIZ UDPゴシック" w:hAnsi="BIZ UDPゴシック"/>
           <w:b/>
           <w:bCs/>
-          <w:color w:val="1F4D78"/>
+          <w:color w:val="000000"/>
           <w:sz w:val="22"/>
           <w:szCs w:val="22"/>
         </w:rPr>
@@ -6796,7 +7313,7 @@
           <w:rFonts w:ascii="BIZ UDPゴシック" w:cs="BIZ UDPゴシック" w:eastAsia="BIZ UDPゴシック" w:hAnsi="BIZ UDPゴシック"/>
           <w:b/>
           <w:bCs/>
-          <w:color w:val="1F4D78"/>
+          <w:color w:val="000000"/>
           <w:sz w:val="22"/>
           <w:szCs w:val="22"/>
         </w:rPr>
@@ -7132,7 +7649,7 @@
           <w:rFonts w:ascii="BIZ UDPゴシック" w:cs="BIZ UDPゴシック" w:eastAsia="BIZ UDPゴシック" w:hAnsi="BIZ UDPゴシック"/>
           <w:b/>
           <w:bCs/>
-          <w:color w:val="1F4D78"/>
+          <w:color w:val="000000"/>
           <w:sz w:val="22"/>
           <w:szCs w:val="22"/>
         </w:rPr>
@@ -7432,7 +7949,7 @@
           <w:rFonts w:ascii="BIZ UDPゴシック" w:cs="BIZ UDPゴシック" w:eastAsia="BIZ UDPゴシック" w:hAnsi="BIZ UDPゴシック"/>
           <w:b/>
           <w:bCs/>
-          <w:color w:val="1F4D78"/>
+          <w:color w:val="000000"/>
           <w:sz w:val="22"/>
           <w:szCs w:val="22"/>
         </w:rPr>
@@ -7683,7 +8200,7 @@
           <w:rFonts w:ascii="BIZ UDPゴシック" w:cs="BIZ UDPゴシック" w:eastAsia="BIZ UDPゴシック" w:hAnsi="BIZ UDPゴシック"/>
           <w:b/>
           <w:bCs/>
-          <w:color w:val="1F4D78"/>
+          <w:color w:val="000000"/>
           <w:sz w:val="22"/>
           <w:szCs w:val="22"/>
         </w:rPr>
@@ -7905,7 +8422,7 @@
           <w:rFonts w:ascii="BIZ UDPゴシック" w:cs="BIZ UDPゴシック" w:eastAsia="BIZ UDPゴシック" w:hAnsi="BIZ UDPゴシック"/>
           <w:b/>
           <w:bCs/>
-          <w:color w:val="1F4D78"/>
+          <w:color w:val="000000"/>
           <w:sz w:val="22"/>
           <w:szCs w:val="22"/>
         </w:rPr>
@@ -8422,7 +8939,7 @@
           <w:rFonts w:ascii="BIZ UDPゴシック" w:cs="BIZ UDPゴシック" w:eastAsia="BIZ UDPゴシック" w:hAnsi="BIZ UDPゴシック"/>
           <w:b/>
           <w:bCs/>
-          <w:color w:val="1F4D78"/>
+          <w:color w:val="000000"/>
           <w:sz w:val="22"/>
           <w:szCs w:val="22"/>
         </w:rPr>
@@ -8877,7 +9394,7 @@
           <w:rFonts w:ascii="BIZ UDPゴシック" w:cs="BIZ UDPゴシック" w:eastAsia="BIZ UDPゴシック" w:hAnsi="BIZ UDPゴシック"/>
           <w:b/>
           <w:bCs/>
-          <w:color w:val="1F4D78"/>
+          <w:color w:val="000000"/>
           <w:sz w:val="22"/>
           <w:szCs w:val="22"/>
         </w:rPr>
@@ -9281,7 +9798,7 @@
           <w:rFonts w:ascii="BIZ UDPゴシック" w:cs="BIZ UDPゴシック" w:eastAsia="BIZ UDPゴシック" w:hAnsi="BIZ UDPゴシック"/>
           <w:b/>
           <w:bCs/>
-          <w:color w:val="1F4D78"/>
+          <w:color w:val="000000"/>
           <w:sz w:val="22"/>
           <w:szCs w:val="22"/>
         </w:rPr>
@@ -9688,7 +10205,7 @@
           <w:rFonts w:ascii="BIZ UDPゴシック" w:cs="BIZ UDPゴシック" w:eastAsia="BIZ UDPゴシック" w:hAnsi="BIZ UDPゴシック"/>
           <w:b/>
           <w:bCs/>
-          <w:color w:val="1F4D78"/>
+          <w:color w:val="000000"/>
           <w:sz w:val="22"/>
           <w:szCs w:val="22"/>
         </w:rPr>
@@ -9988,7 +10505,7 @@
           <w:rFonts w:ascii="BIZ UDPゴシック" w:cs="BIZ UDPゴシック" w:eastAsia="BIZ UDPゴシック" w:hAnsi="BIZ UDPゴシック"/>
           <w:b/>
           <w:bCs/>
-          <w:color w:val="1F4D78"/>
+          <w:color w:val="000000"/>
           <w:sz w:val="22"/>
           <w:szCs w:val="22"/>
         </w:rPr>
@@ -11507,7 +12024,7 @@
           <w:rFonts w:ascii="BIZ UDPゴシック" w:cs="BIZ UDPゴシック" w:eastAsia="BIZ UDPゴシック" w:hAnsi="BIZ UDPゴシック"/>
           <w:b/>
           <w:bCs/>
-          <w:color w:val="1F4D78"/>
+          <w:color w:val="000000"/>
           <w:sz w:val="22"/>
           <w:szCs w:val="22"/>
         </w:rPr>
@@ -12326,7 +12843,7 @@
           <w:rFonts w:ascii="BIZ UDPゴシック" w:cs="BIZ UDPゴシック" w:eastAsia="BIZ UDPゴシック" w:hAnsi="BIZ UDPゴシック"/>
           <w:b/>
           <w:bCs/>
-          <w:color w:val="1F4D78"/>
+          <w:color w:val="000000"/>
           <w:sz w:val="22"/>
           <w:szCs w:val="22"/>
         </w:rPr>
@@ -12869,7 +13386,7 @@
           <w:rFonts w:ascii="BIZ UDPゴシック" w:cs="BIZ UDPゴシック" w:eastAsia="BIZ UDPゴシック" w:hAnsi="BIZ UDPゴシック"/>
           <w:b/>
           <w:bCs/>
-          <w:color w:val="1F4D78"/>
+          <w:color w:val="000000"/>
           <w:sz w:val="22"/>
           <w:szCs w:val="22"/>
         </w:rPr>
@@ -14198,7 +14715,7 @@
           <w:rFonts w:ascii="BIZ UDPゴシック" w:cs="BIZ UDPゴシック" w:eastAsia="BIZ UDPゴシック" w:hAnsi="BIZ UDPゴシック"/>
           <w:b/>
           <w:bCs/>
-          <w:color w:val="1F4D78"/>
+          <w:color w:val="000000"/>
           <w:sz w:val="22"/>
           <w:szCs w:val="22"/>
         </w:rPr>
@@ -14747,7 +15264,7 @@
           <w:rFonts w:ascii="BIZ UDPゴシック" w:cs="BIZ UDPゴシック" w:eastAsia="BIZ UDPゴシック" w:hAnsi="BIZ UDPゴシック"/>
           <w:b/>
           <w:bCs/>
-          <w:color w:val="1F4D78"/>
+          <w:color w:val="000000"/>
           <w:sz w:val="22"/>
           <w:szCs w:val="22"/>
         </w:rPr>
@@ -15858,7 +16375,7 @@
       <w:rFonts w:ascii="BIZ UDPゴシック" w:cs="BIZ UDPゴシック" w:eastAsia="BIZ UDPゴシック" w:hAnsi="BIZ UDPゴシック"/>
       <w:b/>
       <w:bCs/>
-      <w:color w:val="1F4D78"/>
+      <w:color w:val="000000"/>
       <w:sz w:val="22"/>
       <w:szCs w:val="22"/>
     </w:rPr>

--- a/40_AWS/04_修正依頼/20260308_リポジトリ統合.docx
+++ b/40_AWS/04_修正依頼/20260308_リポジトリ統合.docx
@@ -1428,6 +1428,7 @@
     <w:p>
       <w:pPr>
         <w:pStyle w:val="Heading1"/>
+        <w:pageBreakBefore/>
         <w:spacing w:before="300" w:after="120"/>
       </w:pPr>
       <w:r>
@@ -2651,6 +2652,7 @@
     <w:p>
       <w:pPr>
         <w:pStyle w:val="Heading1"/>
+        <w:pageBreakBefore/>
         <w:spacing w:before="300" w:after="120"/>
       </w:pPr>
       <w:r>
@@ -4438,6 +4440,7 @@
     <w:p>
       <w:pPr>
         <w:pStyle w:val="Heading1"/>
+        <w:pageBreakBefore/>
         <w:spacing w:before="300" w:after="120"/>
       </w:pPr>
       <w:r>
@@ -6515,6 +6518,7 @@
     <w:p>
       <w:pPr>
         <w:pStyle w:val="Heading1"/>
+        <w:pageBreakBefore/>
         <w:spacing w:before="300" w:after="120"/>
       </w:pPr>
       <w:r>
@@ -10182,6 +10186,7 @@
     <w:p>
       <w:pPr>
         <w:pStyle w:val="Heading1"/>
+        <w:pageBreakBefore/>
         <w:spacing w:before="300" w:after="120"/>
       </w:pPr>
       <w:r>
@@ -12001,6 +12006,7 @@
     <w:p>
       <w:pPr>
         <w:pStyle w:val="Heading1"/>
+        <w:pageBreakBefore/>
         <w:spacing w:before="300" w:after="120"/>
       </w:pPr>
       <w:r>
@@ -13791,6 +13797,7 @@
     <w:p>
       <w:pPr>
         <w:pStyle w:val="Heading1"/>
+        <w:pageBreakBefore/>
         <w:spacing w:before="300" w:after="120"/>
       </w:pPr>
       <w:r>
@@ -14692,6 +14699,7 @@
     <w:p>
       <w:pPr>
         <w:pStyle w:val="Heading1"/>
+        <w:pageBreakBefore/>
         <w:spacing w:before="300" w:after="120"/>
       </w:pPr>
       <w:r>
@@ -15375,6 +15383,7 @@
     <w:p>
       <w:pPr>
         <w:pStyle w:val="Heading1"/>
+        <w:pageBreakBefore/>
         <w:spacing w:before="300" w:after="120"/>
       </w:pPr>
       <w:r>

--- a/40_AWS/04_修正依頼/20260308_リポジトリ統合.docx
+++ b/40_AWS/04_修正依頼/20260308_リポジトリ統合.docx
@@ -589,15 +589,16 @@
     </w:p>
     <w:p>
       <w:pPr>
-        <w:spacing w:before="400" w:after="240"/>
+        <w:pStyle w:val="Heading2"/>
+        <w:spacing w:before="200" w:after="80"/>
       </w:pPr>
       <w:r>
         <w:rPr>
           <w:rFonts w:ascii="BIZ UDPゴシック" w:cs="BIZ UDPゴシック" w:eastAsia="BIZ UDPゴシック" w:hAnsi="BIZ UDPゴシック"/>
           <w:b/>
           <w:bCs/>
-          <w:sz w:val="36"/>
-          <w:szCs w:val="36"/>
+          <w:sz w:val="24"/>
+          <w:szCs w:val="24"/>
         </w:rPr>
         <w:t xml:space="preserve">改　廃　履　歴</w:t>
       </w:r>
@@ -1429,6 +1430,9 @@
       <w:pPr>
         <w:pStyle w:val="Heading1"/>
         <w:pageBreakBefore/>
+        <w:pBdr>
+          <w:bottom w:val="single" w:color="C8102E" w:sz="8" w:space="4"/>
+        </w:pBdr>
         <w:spacing w:before="300" w:after="120"/>
       </w:pPr>
       <w:r>
@@ -2653,6 +2657,9 @@
       <w:pPr>
         <w:pStyle w:val="Heading1"/>
         <w:pageBreakBefore/>
+        <w:pBdr>
+          <w:bottom w:val="single" w:color="C8102E" w:sz="8" w:space="4"/>
+        </w:pBdr>
         <w:spacing w:before="300" w:after="120"/>
       </w:pPr>
       <w:r>
@@ -4441,6 +4448,9 @@
       <w:pPr>
         <w:pStyle w:val="Heading1"/>
         <w:pageBreakBefore/>
+        <w:pBdr>
+          <w:bottom w:val="single" w:color="C8102E" w:sz="8" w:space="4"/>
+        </w:pBdr>
         <w:spacing w:before="300" w:after="120"/>
       </w:pPr>
       <w:r>
@@ -6519,6 +6529,9 @@
       <w:pPr>
         <w:pStyle w:val="Heading1"/>
         <w:pageBreakBefore/>
+        <w:pBdr>
+          <w:bottom w:val="single" w:color="C8102E" w:sz="8" w:space="4"/>
+        </w:pBdr>
         <w:spacing w:before="300" w:after="120"/>
       </w:pPr>
       <w:r>
@@ -10187,6 +10200,9 @@
       <w:pPr>
         <w:pStyle w:val="Heading1"/>
         <w:pageBreakBefore/>
+        <w:pBdr>
+          <w:bottom w:val="single" w:color="C8102E" w:sz="8" w:space="4"/>
+        </w:pBdr>
         <w:spacing w:before="300" w:after="120"/>
       </w:pPr>
       <w:r>
@@ -12007,6 +12023,9 @@
       <w:pPr>
         <w:pStyle w:val="Heading1"/>
         <w:pageBreakBefore/>
+        <w:pBdr>
+          <w:bottom w:val="single" w:color="C8102E" w:sz="8" w:space="4"/>
+        </w:pBdr>
         <w:spacing w:before="300" w:after="120"/>
       </w:pPr>
       <w:r>
@@ -13798,6 +13817,9 @@
       <w:pPr>
         <w:pStyle w:val="Heading1"/>
         <w:pageBreakBefore/>
+        <w:pBdr>
+          <w:bottom w:val="single" w:color="C8102E" w:sz="8" w:space="4"/>
+        </w:pBdr>
         <w:spacing w:before="300" w:after="120"/>
       </w:pPr>
       <w:r>
@@ -14700,6 +14722,9 @@
       <w:pPr>
         <w:pStyle w:val="Heading1"/>
         <w:pageBreakBefore/>
+        <w:pBdr>
+          <w:bottom w:val="single" w:color="C8102E" w:sz="8" w:space="4"/>
+        </w:pBdr>
         <w:spacing w:before="300" w:after="120"/>
       </w:pPr>
       <w:r>
@@ -15384,6 +15409,9 @@
       <w:pPr>
         <w:pStyle w:val="Heading1"/>
         <w:pageBreakBefore/>
+        <w:pBdr>
+          <w:bottom w:val="single" w:color="C8102E" w:sz="8" w:space="4"/>
+        </w:pBdr>
         <w:spacing w:before="300" w:after="120"/>
       </w:pPr>
       <w:r>

--- a/40_AWS/04_修正依頼/20260308_リポジトリ統合.docx
+++ b/40_AWS/04_修正依頼/20260308_リポジトリ統合.docx
@@ -1433,7 +1433,7 @@
         <w:pBdr>
           <w:bottom w:val="single" w:color="C8102E" w:sz="8" w:space="4"/>
         </w:pBdr>
-        <w:spacing w:before="300" w:after="120"/>
+        <w:spacing w:before="0" w:after="120"/>
       </w:pPr>
       <w:r>
         <w:rPr>
@@ -2660,7 +2660,7 @@
         <w:pBdr>
           <w:bottom w:val="single" w:color="C8102E" w:sz="8" w:space="4"/>
         </w:pBdr>
-        <w:spacing w:before="300" w:after="120"/>
+        <w:spacing w:before="0" w:after="120"/>
       </w:pPr>
       <w:r>
         <w:rPr>
@@ -4451,7 +4451,7 @@
         <w:pBdr>
           <w:bottom w:val="single" w:color="C8102E" w:sz="8" w:space="4"/>
         </w:pBdr>
-        <w:spacing w:before="300" w:after="120"/>
+        <w:spacing w:before="0" w:after="120"/>
       </w:pPr>
       <w:r>
         <w:rPr>
@@ -6532,7 +6532,7 @@
         <w:pBdr>
           <w:bottom w:val="single" w:color="C8102E" w:sz="8" w:space="4"/>
         </w:pBdr>
-        <w:spacing w:before="300" w:after="120"/>
+        <w:spacing w:before="0" w:after="120"/>
       </w:pPr>
       <w:r>
         <w:rPr>
@@ -10203,7 +10203,7 @@
         <w:pBdr>
           <w:bottom w:val="single" w:color="C8102E" w:sz="8" w:space="4"/>
         </w:pBdr>
-        <w:spacing w:before="300" w:after="120"/>
+        <w:spacing w:before="0" w:after="120"/>
       </w:pPr>
       <w:r>
         <w:rPr>
@@ -12026,7 +12026,7 @@
         <w:pBdr>
           <w:bottom w:val="single" w:color="C8102E" w:sz="8" w:space="4"/>
         </w:pBdr>
-        <w:spacing w:before="300" w:after="120"/>
+        <w:spacing w:before="0" w:after="120"/>
       </w:pPr>
       <w:r>
         <w:rPr>
@@ -13820,7 +13820,7 @@
         <w:pBdr>
           <w:bottom w:val="single" w:color="C8102E" w:sz="8" w:space="4"/>
         </w:pBdr>
-        <w:spacing w:before="300" w:after="120"/>
+        <w:spacing w:before="0" w:after="120"/>
       </w:pPr>
       <w:r>
         <w:rPr>
@@ -14725,7 +14725,7 @@
         <w:pBdr>
           <w:bottom w:val="single" w:color="C8102E" w:sz="8" w:space="4"/>
         </w:pBdr>
-        <w:spacing w:before="300" w:after="120"/>
+        <w:spacing w:before="0" w:after="120"/>
       </w:pPr>
       <w:r>
         <w:rPr>
@@ -15412,7 +15412,7 @@
         <w:pBdr>
           <w:bottom w:val="single" w:color="C8102E" w:sz="8" w:space="4"/>
         </w:pBdr>
-        <w:spacing w:before="300" w:after="120"/>
+        <w:spacing w:before="0" w:after="120"/>
       </w:pPr>
       <w:r>
         <w:rPr>
@@ -16371,7 +16371,7 @@
     <w:next w:val="Normal"/>
     <w:qFormat/>
     <w:pPr>
-      <w:spacing w:before="300" w:after="120"/>
+      <w:spacing w:before="0" w:after="120"/>
       <w:outlineLvl w:val="0"/>
     </w:pPr>
     <w:rPr>

--- a/40_AWS/04_修正依頼/20260308_リポジトリ統合.docx
+++ b/40_AWS/04_修正依頼/20260308_リポジトリ統合.docx
@@ -5,7 +5,7 @@
     <w:p>
       <w:pPr>
         <w:pStyle w:val="Title"/>
-        <w:spacing w:before="400" w:after="120"/>
+        <w:spacing w:before="4200" w:after="120"/>
       </w:pPr>
       <w:r>
         <w:rPr>
@@ -16340,7 +16340,7 @@
     <w:basedOn w:val="Normal"/>
     <w:qFormat/>
     <w:pPr>
-      <w:spacing w:before="240" w:after="120"/>
+      <w:spacing w:before="4200" w:after="120"/>
       <w:jc w:val="center"/>
     </w:pPr>
     <w:rPr>

--- a/40_AWS/04_修正依頼/20260308_リポジトリ統合.docx
+++ b/40_AWS/04_修正依頼/20260308_リポジトリ統合.docx
@@ -447,7 +447,7 @@
                 <w:sz w:val="22"/>
                 <w:szCs w:val="22"/>
               </w:rPr>
-              <w:t xml:space="preserve">1.0</w:t>
+              <w:t xml:space="preserve">0.1</w:t>
             </w:r>
           </w:p>
         </w:tc>
@@ -808,7 +808,7 @@
                 <w:sz w:val="22"/>
                 <w:szCs w:val="22"/>
               </w:rPr>
-              <w:t xml:space="preserve">1.0</w:t>
+              <w:t xml:space="preserve">0.1</w:t>
             </w:r>
           </w:p>
         </w:tc>
@@ -930,13 +930,43 @@
                 <w:sz w:val="22"/>
                 <w:szCs w:val="22"/>
               </w:rPr>
+              <w:t xml:space="preserve">1.0</w:t>
+            </w:r>
+          </w:p>
+        </w:tc>
+        <w:tc>
+          <w:tcPr>
+            <w:tcW w:type="dxa" w:w="1600"/>
+            <w:tcBorders>
+              <w:top w:val="single" w:color="CCCCCC" w:sz="4"/>
+              <w:left w:val="single" w:color="CCCCCC" w:sz="4"/>
+              <w:bottom w:val="single" w:color="CCCCCC" w:sz="4"/>
+              <w:right w:val="single" w:color="CCCCCC" w:sz="4"/>
+            </w:tcBorders>
+            <w:tcMar>
+              <w:top w:type="dxa" w:w="60"/>
+              <w:left w:type="dxa" w:w="100"/>
+              <w:bottom w:type="dxa" w:w="60"/>
+              <w:right w:type="dxa" w:w="100"/>
+            </w:tcMar>
+          </w:tcPr>
+          <w:p>
+            <w:pPr>
+              <w:spacing w:before="60" w:after="60"/>
+            </w:pPr>
+            <w:r>
+              <w:rPr>
+                <w:rFonts w:ascii="BIZ UDPゴシック" w:cs="BIZ UDPゴシック" w:eastAsia="BIZ UDPゴシック" w:hAnsi="BIZ UDPゴシック"/>
+                <w:sz w:val="22"/>
+                <w:szCs w:val="22"/>
+              </w:rPr>
               <w:t xml:space="preserve"/>
             </w:r>
           </w:p>
         </w:tc>
         <w:tc>
           <w:tcPr>
-            <w:tcW w:type="dxa" w:w="1600"/>
+            <w:tcW w:type="dxa" w:w="2000"/>
             <w:tcBorders>
               <w:top w:val="single" w:color="CCCCCC" w:sz="4"/>
               <w:left w:val="single" w:color="CCCCCC" w:sz="4"/>
@@ -966,36 +996,6 @@
         </w:tc>
         <w:tc>
           <w:tcPr>
-            <w:tcW w:type="dxa" w:w="2000"/>
-            <w:tcBorders>
-              <w:top w:val="single" w:color="CCCCCC" w:sz="4"/>
-              <w:left w:val="single" w:color="CCCCCC" w:sz="4"/>
-              <w:bottom w:val="single" w:color="CCCCCC" w:sz="4"/>
-              <w:right w:val="single" w:color="CCCCCC" w:sz="4"/>
-            </w:tcBorders>
-            <w:tcMar>
-              <w:top w:type="dxa" w:w="60"/>
-              <w:left w:type="dxa" w:w="100"/>
-              <w:bottom w:type="dxa" w:w="60"/>
-              <w:right w:type="dxa" w:w="100"/>
-            </w:tcMar>
-          </w:tcPr>
-          <w:p>
-            <w:pPr>
-              <w:spacing w:before="60" w:after="60"/>
-            </w:pPr>
-            <w:r>
-              <w:rPr>
-                <w:rFonts w:ascii="BIZ UDPゴシック" w:cs="BIZ UDPゴシック" w:eastAsia="BIZ UDPゴシック" w:hAnsi="BIZ UDPゴシック"/>
-                <w:sz w:val="22"/>
-                <w:szCs w:val="22"/>
-              </w:rPr>
-              <w:t xml:space="preserve"/>
-            </w:r>
-          </w:p>
-        </w:tc>
-        <w:tc>
-          <w:tcPr>
             <w:tcW w:type="dxa" w:w="4600"/>
             <w:tcBorders>
               <w:top w:val="single" w:color="CCCCCC" w:sz="4"/>
@@ -1020,7 +1020,7 @@
                 <w:sz w:val="22"/>
                 <w:szCs w:val="22"/>
               </w:rPr>
-              <w:t xml:space="preserve"/>
+              <w:t xml:space="preserve">顧客承認</w:t>
             </w:r>
           </w:p>
         </w:tc>

--- a/40_AWS/04_修正依頼/20260308_リポジトリ統合.docx
+++ b/40_AWS/04_修正依頼/20260308_リポジトリ統合.docx
@@ -75,6 +75,9 @@
         <w:gridCol w:w="4000"/>
       </w:tblGrid>
       <w:tr>
+        <w:trPr>
+          <w:cantSplit/>
+        </w:trPr>
         <w:tc>
           <w:tcPr>
             <w:tcW w:type="dxa" w:w="2000"/>
@@ -138,6 +141,9 @@
         </w:tc>
       </w:tr>
       <w:tr>
+        <w:trPr>
+          <w:cantSplit/>
+        </w:trPr>
         <w:tc>
           <w:tcPr>
             <w:tcW w:type="dxa" w:w="2000"/>
@@ -201,6 +207,9 @@
         </w:tc>
       </w:tr>
       <w:tr>
+        <w:trPr>
+          <w:cantSplit/>
+        </w:trPr>
         <w:tc>
           <w:tcPr>
             <w:tcW w:type="dxa" w:w="2000"/>
@@ -264,6 +273,9 @@
         </w:tc>
       </w:tr>
       <w:tr>
+        <w:trPr>
+          <w:cantSplit/>
+        </w:trPr>
         <w:tc>
           <w:tcPr>
             <w:tcW w:type="dxa" w:w="2000"/>
@@ -327,6 +339,9 @@
         </w:tc>
       </w:tr>
       <w:tr>
+        <w:trPr>
+          <w:cantSplit/>
+        </w:trPr>
         <w:tc>
           <w:tcPr>
             <w:tcW w:type="dxa" w:w="2000"/>
@@ -390,6 +405,9 @@
         </w:tc>
       </w:tr>
       <w:tr>
+        <w:trPr>
+          <w:cantSplit/>
+        </w:trPr>
         <w:tc>
           <w:tcPr>
             <w:tcW w:type="dxa" w:w="2000"/>
@@ -453,6 +471,9 @@
         </w:tc>
       </w:tr>
       <w:tr>
+        <w:trPr>
+          <w:cantSplit/>
+        </w:trPr>
         <w:tc>
           <w:tcPr>
             <w:tcW w:type="dxa" w:w="2000"/>
@@ -516,6 +537,9 @@
         </w:tc>
       </w:tr>
       <w:tr>
+        <w:trPr>
+          <w:cantSplit/>
+        </w:trPr>
         <w:tc>
           <w:tcPr>
             <w:tcW w:type="dxa" w:w="2000"/>
@@ -648,6 +672,9 @@
         <w:gridCol w:w="4600"/>
       </w:tblGrid>
       <w:tr>
+        <w:trPr>
+          <w:cantSplit/>
+        </w:trPr>
         <w:tc>
           <w:tcPr>
             <w:tcW w:type="dxa" w:w="800"/>
@@ -782,6 +809,9 @@
         </w:tc>
       </w:tr>
       <w:tr>
+        <w:trPr>
+          <w:cantSplit/>
+        </w:trPr>
         <w:tc>
           <w:tcPr>
             <w:tcW w:type="dxa" w:w="800"/>
@@ -904,6 +934,9 @@
         </w:tc>
       </w:tr>
       <w:tr>
+        <w:trPr>
+          <w:cantSplit/>
+        </w:trPr>
         <w:tc>
           <w:tcPr>
             <w:tcW w:type="dxa" w:w="800"/>
@@ -1026,6 +1059,9 @@
         </w:tc>
       </w:tr>
       <w:tr>
+        <w:trPr>
+          <w:cantSplit/>
+        </w:trPr>
         <w:tc>
           <w:tcPr>
             <w:tcW w:type="dxa" w:w="800"/>
@@ -1148,6 +1184,9 @@
         </w:tc>
       </w:tr>
       <w:tr>
+        <w:trPr>
+          <w:cantSplit/>
+        </w:trPr>
         <w:tc>
           <w:tcPr>
             <w:tcW w:type="dxa" w:w="800"/>
@@ -1270,6 +1309,9 @@
         </w:tc>
       </w:tr>
       <w:tr>
+        <w:trPr>
+          <w:cantSplit/>
+        </w:trPr>
         <w:tc>
           <w:tcPr>
             <w:tcW w:type="dxa" w:w="800"/>
@@ -1506,6 +1548,9 @@
         <w:gridCol w:w="6600"/>
       </w:tblGrid>
       <w:tr>
+        <w:trPr>
+          <w:cantSplit/>
+        </w:trPr>
         <w:tc>
           <w:tcPr>
             <w:tcW w:type="dxa" w:w="2400"/>
@@ -1574,6 +1619,9 @@
         </w:tc>
       </w:tr>
       <w:tr>
+        <w:trPr>
+          <w:cantSplit/>
+        </w:trPr>
         <w:tc>
           <w:tcPr>
             <w:tcW w:type="dxa" w:w="2400"/>
@@ -1636,6 +1684,9 @@
         </w:tc>
       </w:tr>
       <w:tr>
+        <w:trPr>
+          <w:cantSplit/>
+        </w:trPr>
         <w:tc>
           <w:tcPr>
             <w:tcW w:type="dxa" w:w="2400"/>
@@ -1698,6 +1749,9 @@
         </w:tc>
       </w:tr>
       <w:tr>
+        <w:trPr>
+          <w:cantSplit/>
+        </w:trPr>
         <w:tc>
           <w:tcPr>
             <w:tcW w:type="dxa" w:w="2400"/>
@@ -1760,6 +1814,9 @@
         </w:tc>
       </w:tr>
       <w:tr>
+        <w:trPr>
+          <w:cantSplit/>
+        </w:trPr>
         <w:tc>
           <w:tcPr>
             <w:tcW w:type="dxa" w:w="2400"/>
@@ -1822,6 +1879,9 @@
         </w:tc>
       </w:tr>
       <w:tr>
+        <w:trPr>
+          <w:cantSplit/>
+        </w:trPr>
         <w:tc>
           <w:tcPr>
             <w:tcW w:type="dxa" w:w="2400"/>
@@ -1884,6 +1944,9 @@
         </w:tc>
       </w:tr>
       <w:tr>
+        <w:trPr>
+          <w:cantSplit/>
+        </w:trPr>
         <w:tc>
           <w:tcPr>
             <w:tcW w:type="dxa" w:w="2400"/>
@@ -1946,6 +2009,9 @@
         </w:tc>
       </w:tr>
       <w:tr>
+        <w:trPr>
+          <w:cantSplit/>
+        </w:trPr>
         <w:tc>
           <w:tcPr>
             <w:tcW w:type="dxa" w:w="2400"/>
@@ -2056,6 +2122,9 @@
         <w:gridCol w:w="3000"/>
       </w:tblGrid>
       <w:tr>
+        <w:trPr>
+          <w:cantSplit/>
+        </w:trPr>
         <w:tc>
           <w:tcPr>
             <w:tcW w:type="dxa" w:w="600"/>
@@ -2157,6 +2226,9 @@
         </w:tc>
       </w:tr>
       <w:tr>
+        <w:trPr>
+          <w:cantSplit/>
+        </w:trPr>
         <w:tc>
           <w:tcPr>
             <w:tcW w:type="dxa" w:w="600"/>
@@ -2251,6 +2323,9 @@
         </w:tc>
       </w:tr>
       <w:tr>
+        <w:trPr>
+          <w:cantSplit/>
+        </w:trPr>
         <w:tc>
           <w:tcPr>
             <w:tcW w:type="dxa" w:w="600"/>
@@ -2345,6 +2420,9 @@
         </w:tc>
       </w:tr>
       <w:tr>
+        <w:trPr>
+          <w:cantSplit/>
+        </w:trPr>
         <w:tc>
           <w:tcPr>
             <w:tcW w:type="dxa" w:w="600"/>
@@ -2439,6 +2517,9 @@
         </w:tc>
       </w:tr>
       <w:tr>
+        <w:trPr>
+          <w:cantSplit/>
+        </w:trPr>
         <w:tc>
           <w:tcPr>
             <w:tcW w:type="dxa" w:w="600"/>
@@ -2533,6 +2614,9 @@
         </w:tc>
       </w:tr>
       <w:tr>
+        <w:trPr>
+          <w:cantSplit/>
+        </w:trPr>
         <w:tc>
           <w:tcPr>
             <w:tcW w:type="dxa" w:w="600"/>
@@ -2737,6 +2821,9 @@
         <w:gridCol w:w="1400"/>
       </w:tblGrid>
       <w:tr>
+        <w:trPr>
+          <w:cantSplit/>
+        </w:trPr>
         <w:tc>
           <w:tcPr>
             <w:tcW w:type="dxa" w:w="600"/>
@@ -2937,6 +3024,9 @@
         </w:tc>
       </w:tr>
       <w:tr>
+        <w:trPr>
+          <w:cantSplit/>
+        </w:trPr>
         <w:tc>
           <w:tcPr>
             <w:tcW w:type="dxa" w:w="600"/>
@@ -3119,6 +3209,9 @@
         </w:tc>
       </w:tr>
       <w:tr>
+        <w:trPr>
+          <w:cantSplit/>
+        </w:trPr>
         <w:tc>
           <w:tcPr>
             <w:tcW w:type="dxa" w:w="600"/>
@@ -3301,6 +3394,9 @@
         </w:tc>
       </w:tr>
       <w:tr>
+        <w:trPr>
+          <w:cantSplit/>
+        </w:trPr>
         <w:tc>
           <w:tcPr>
             <w:tcW w:type="dxa" w:w="600"/>
@@ -3483,6 +3579,9 @@
         </w:tc>
       </w:tr>
       <w:tr>
+        <w:trPr>
+          <w:cantSplit/>
+        </w:trPr>
         <w:tc>
           <w:tcPr>
             <w:tcW w:type="dxa" w:w="600"/>
@@ -3713,6 +3812,9 @@
         <w:gridCol w:w="1200"/>
       </w:tblGrid>
       <w:tr>
+        <w:trPr>
+          <w:cantSplit/>
+        </w:trPr>
         <w:tc>
           <w:tcPr>
             <w:tcW w:type="dxa" w:w="2000"/>
@@ -3814,6 +3916,9 @@
         </w:tc>
       </w:tr>
       <w:tr>
+        <w:trPr>
+          <w:cantSplit/>
+        </w:trPr>
         <w:tc>
           <w:tcPr>
             <w:tcW w:type="dxa" w:w="2000"/>
@@ -3906,6 +4011,9 @@
         </w:tc>
       </w:tr>
       <w:tr>
+        <w:trPr>
+          <w:cantSplit/>
+        </w:trPr>
         <w:tc>
           <w:tcPr>
             <w:tcW w:type="dxa" w:w="2000"/>
@@ -3998,6 +4106,9 @@
         </w:tc>
       </w:tr>
       <w:tr>
+        <w:trPr>
+          <w:cantSplit/>
+        </w:trPr>
         <w:tc>
           <w:tcPr>
             <w:tcW w:type="dxa" w:w="2000"/>
@@ -4090,6 +4201,9 @@
         </w:tc>
       </w:tr>
       <w:tr>
+        <w:trPr>
+          <w:cantSplit/>
+        </w:trPr>
         <w:tc>
           <w:tcPr>
             <w:tcW w:type="dxa" w:w="2000"/>
@@ -4182,6 +4296,9 @@
         </w:tc>
       </w:tr>
       <w:tr>
+        <w:trPr>
+          <w:cantSplit/>
+        </w:trPr>
         <w:tc>
           <w:tcPr>
             <w:tcW w:type="dxa" w:w="2000"/>
@@ -4320,6 +4437,9 @@
         <w:gridCol w:w="9000"/>
       </w:tblGrid>
       <w:tr>
+        <w:trPr>
+          <w:cantSplit/>
+        </w:trPr>
         <w:tc>
           <w:tcPr>
             <w:tcW w:type="dxa" w:w="9000"/>
@@ -4500,6 +4620,9 @@
         <w:gridCol w:w="1800"/>
       </w:tblGrid>
       <w:tr>
+        <w:trPr>
+          <w:cantSplit/>
+        </w:trPr>
         <w:tc>
           <w:tcPr>
             <w:tcW w:type="dxa" w:w="1800"/>
@@ -4634,6 +4757,9 @@
         </w:tc>
       </w:tr>
       <w:tr>
+        <w:trPr>
+          <w:cantSplit/>
+        </w:trPr>
         <w:tc>
           <w:tcPr>
             <w:tcW w:type="dxa" w:w="1800"/>
@@ -4756,6 +4882,9 @@
         </w:tc>
       </w:tr>
       <w:tr>
+        <w:trPr>
+          <w:cantSplit/>
+        </w:trPr>
         <w:tc>
           <w:tcPr>
             <w:tcW w:type="dxa" w:w="1800"/>
@@ -4878,6 +5007,9 @@
         </w:tc>
       </w:tr>
       <w:tr>
+        <w:trPr>
+          <w:cantSplit/>
+        </w:trPr>
         <w:tc>
           <w:tcPr>
             <w:tcW w:type="dxa" w:w="1800"/>
@@ -5000,6 +5132,9 @@
         </w:tc>
       </w:tr>
       <w:tr>
+        <w:trPr>
+          <w:cantSplit/>
+        </w:trPr>
         <w:tc>
           <w:tcPr>
             <w:tcW w:type="dxa" w:w="1800"/>
@@ -5122,6 +5257,9 @@
         </w:tc>
       </w:tr>
       <w:tr>
+        <w:trPr>
+          <w:cantSplit/>
+        </w:trPr>
         <w:tc>
           <w:tcPr>
             <w:tcW w:type="dxa" w:w="1800"/>
@@ -5294,6 +5432,9 @@
         <w:gridCol w:w="2300"/>
       </w:tblGrid>
       <w:tr>
+        <w:trPr>
+          <w:cantSplit/>
+        </w:trPr>
         <w:tc>
           <w:tcPr>
             <w:tcW w:type="dxa" w:w="900"/>
@@ -5461,6 +5602,9 @@
         </w:tc>
       </w:tr>
       <w:tr>
+        <w:trPr>
+          <w:cantSplit/>
+        </w:trPr>
         <w:tc>
           <w:tcPr>
             <w:tcW w:type="dxa" w:w="900"/>
@@ -5613,6 +5757,9 @@
         </w:tc>
       </w:tr>
       <w:tr>
+        <w:trPr>
+          <w:cantSplit/>
+        </w:trPr>
         <w:tc>
           <w:tcPr>
             <w:tcW w:type="dxa" w:w="900"/>
@@ -5765,6 +5912,9 @@
         </w:tc>
       </w:tr>
       <w:tr>
+        <w:trPr>
+          <w:cantSplit/>
+        </w:trPr>
         <w:tc>
           <w:tcPr>
             <w:tcW w:type="dxa" w:w="900"/>
@@ -5917,6 +6067,9 @@
         </w:tc>
       </w:tr>
       <w:tr>
+        <w:trPr>
+          <w:cantSplit/>
+        </w:trPr>
         <w:tc>
           <w:tcPr>
             <w:tcW w:type="dxa" w:w="900"/>
@@ -6069,6 +6222,9 @@
         </w:tc>
       </w:tr>
       <w:tr>
+        <w:trPr>
+          <w:cantSplit/>
+        </w:trPr>
         <w:tc>
           <w:tcPr>
             <w:tcW w:type="dxa" w:w="900"/>
@@ -6221,6 +6377,9 @@
         </w:tc>
       </w:tr>
       <w:tr>
+        <w:trPr>
+          <w:cantSplit/>
+        </w:trPr>
         <w:tc>
           <w:tcPr>
             <w:tcW w:type="dxa" w:w="900"/>
@@ -6373,6 +6532,9 @@
         </w:tc>
       </w:tr>
       <w:tr>
+        <w:trPr>
+          <w:cantSplit/>
+        </w:trPr>
         <w:tc>
           <w:tcPr>
             <w:tcW w:type="dxa" w:w="900"/>
@@ -6594,6 +6756,9 @@
         <w:gridCol w:w="9000"/>
       </w:tblGrid>
       <w:tr>
+        <w:trPr>
+          <w:cantSplit/>
+        </w:trPr>
         <w:tc>
           <w:tcPr>
             <w:tcW w:type="dxa" w:w="9000"/>
@@ -6845,6 +7010,9 @@
         <w:gridCol w:w="9000"/>
       </w:tblGrid>
       <w:tr>
+        <w:trPr>
+          <w:cantSplit/>
+        </w:trPr>
         <w:tc>
           <w:tcPr>
             <w:tcW w:type="dxa" w:w="9000"/>
@@ -7355,6 +7523,9 @@
         <w:gridCol w:w="2000"/>
       </w:tblGrid>
       <w:tr>
+        <w:trPr>
+          <w:cantSplit/>
+        </w:trPr>
         <w:tc>
           <w:tcPr>
             <w:tcW w:type="dxa" w:w="2000"/>
@@ -7456,6 +7627,9 @@
         </w:tc>
       </w:tr>
       <w:tr>
+        <w:trPr>
+          <w:cantSplit/>
+        </w:trPr>
         <w:tc>
           <w:tcPr>
             <w:tcW w:type="dxa" w:w="2000"/>
@@ -7548,6 +7722,9 @@
         </w:tc>
       </w:tr>
       <w:tr>
+        <w:trPr>
+          <w:cantSplit/>
+        </w:trPr>
         <w:tc>
           <w:tcPr>
             <w:tcW w:type="dxa" w:w="2000"/>
@@ -7689,6 +7866,9 @@
         <w:gridCol w:w="9000"/>
       </w:tblGrid>
       <w:tr>
+        <w:trPr>
+          <w:cantSplit/>
+        </w:trPr>
         <w:tc>
           <w:tcPr>
             <w:tcW w:type="dxa" w:w="9000"/>
@@ -7989,6 +8169,9 @@
         <w:gridCol w:w="9000"/>
       </w:tblGrid>
       <w:tr>
+        <w:trPr>
+          <w:cantSplit/>
+        </w:trPr>
         <w:tc>
           <w:tcPr>
             <w:tcW w:type="dxa" w:w="9000"/>
@@ -8240,6 +8423,9 @@
         <w:gridCol w:w="9000"/>
       </w:tblGrid>
       <w:tr>
+        <w:trPr>
+          <w:cantSplit/>
+        </w:trPr>
         <w:tc>
           <w:tcPr>
             <w:tcW w:type="dxa" w:w="9000"/>
@@ -8464,6 +8650,9 @@
         <w:gridCol w:w="2600"/>
       </w:tblGrid>
       <w:tr>
+        <w:trPr>
+          <w:cantSplit/>
+        </w:trPr>
         <w:tc>
           <w:tcPr>
             <w:tcW w:type="dxa" w:w="2800"/>
@@ -8565,6 +8754,9 @@
         </w:tc>
       </w:tr>
       <w:tr>
+        <w:trPr>
+          <w:cantSplit/>
+        </w:trPr>
         <w:tc>
           <w:tcPr>
             <w:tcW w:type="dxa" w:w="2800"/>
@@ -8657,6 +8849,9 @@
         </w:tc>
       </w:tr>
       <w:tr>
+        <w:trPr>
+          <w:cantSplit/>
+        </w:trPr>
         <w:tc>
           <w:tcPr>
             <w:tcW w:type="dxa" w:w="2800"/>
@@ -8749,6 +8944,9 @@
         </w:tc>
       </w:tr>
       <w:tr>
+        <w:trPr>
+          <w:cantSplit/>
+        </w:trPr>
         <w:tc>
           <w:tcPr>
             <w:tcW w:type="dxa" w:w="2800"/>
@@ -8841,6 +9039,9 @@
         </w:tc>
       </w:tr>
       <w:tr>
+        <w:trPr>
+          <w:cantSplit/>
+        </w:trPr>
         <w:tc>
           <w:tcPr>
             <w:tcW w:type="dxa" w:w="2800"/>
@@ -8980,6 +9181,9 @@
         <w:gridCol w:w="4500"/>
       </w:tblGrid>
       <w:tr>
+        <w:trPr>
+          <w:cantSplit/>
+        </w:trPr>
         <w:tc>
           <w:tcPr>
             <w:tcW w:type="dxa" w:w="4500"/>
@@ -9050,6 +9254,9 @@
         </w:tc>
       </w:tr>
       <w:tr>
+        <w:trPr>
+          <w:cantSplit/>
+        </w:trPr>
         <w:tc>
           <w:tcPr>
             <w:tcW w:type="dxa" w:w="4500"/>
@@ -9434,6 +9641,9 @@
         <w:gridCol w:w="9000"/>
       </w:tblGrid>
       <w:tr>
+        <w:trPr>
+          <w:cantSplit/>
+        </w:trPr>
         <w:tc>
           <w:tcPr>
             <w:tcW w:type="dxa" w:w="9000"/>
@@ -9838,6 +10048,9 @@
         <w:gridCol w:w="9000"/>
       </w:tblGrid>
       <w:tr>
+        <w:trPr>
+          <w:cantSplit/>
+        </w:trPr>
         <w:tc>
           <w:tcPr>
             <w:tcW w:type="dxa" w:w="9000"/>
@@ -10249,6 +10462,9 @@
         <w:gridCol w:w="9000"/>
       </w:tblGrid>
       <w:tr>
+        <w:trPr>
+          <w:cantSplit/>
+        </w:trPr>
         <w:tc>
           <w:tcPr>
             <w:tcW w:type="dxa" w:w="9000"/>
@@ -10552,6 +10768,9 @@
         <w:gridCol w:w="1200"/>
       </w:tblGrid>
       <w:tr>
+        <w:trPr>
+          <w:cantSplit/>
+        </w:trPr>
         <w:tc>
           <w:tcPr>
             <w:tcW w:type="dxa" w:w="600"/>
@@ -10686,6 +10905,9 @@
         </w:tc>
       </w:tr>
       <w:tr>
+        <w:trPr>
+          <w:cantSplit/>
+        </w:trPr>
         <w:tc>
           <w:tcPr>
             <w:tcW w:type="dxa" w:w="600"/>
@@ -10877,6 +11099,9 @@
         </w:tc>
       </w:tr>
       <w:tr>
+        <w:trPr>
+          <w:cantSplit/>
+        </w:trPr>
         <w:tc>
           <w:tcPr>
             <w:tcW w:type="dxa" w:w="600"/>
@@ -11042,6 +11267,9 @@
         </w:tc>
       </w:tr>
       <w:tr>
+        <w:trPr>
+          <w:cantSplit/>
+        </w:trPr>
         <w:tc>
           <w:tcPr>
             <w:tcW w:type="dxa" w:w="600"/>
@@ -11207,6 +11435,9 @@
         </w:tc>
       </w:tr>
       <w:tr>
+        <w:trPr>
+          <w:cantSplit/>
+        </w:trPr>
         <w:tc>
           <w:tcPr>
             <w:tcW w:type="dxa" w:w="600"/>
@@ -11359,6 +11590,9 @@
         </w:tc>
       </w:tr>
       <w:tr>
+        <w:trPr>
+          <w:cantSplit/>
+        </w:trPr>
         <w:tc>
           <w:tcPr>
             <w:tcW w:type="dxa" w:w="600"/>
@@ -11524,6 +11758,9 @@
         </w:tc>
       </w:tr>
       <w:tr>
+        <w:trPr>
+          <w:cantSplit/>
+        </w:trPr>
         <w:tc>
           <w:tcPr>
             <w:tcW w:type="dxa" w:w="600"/>
@@ -11689,6 +11926,9 @@
         </w:tc>
       </w:tr>
       <w:tr>
+        <w:trPr>
+          <w:cantSplit/>
+        </w:trPr>
         <w:tc>
           <w:tcPr>
             <w:tcW w:type="dxa" w:w="600"/>
@@ -11841,6 +12081,9 @@
         </w:tc>
       </w:tr>
       <w:tr>
+        <w:trPr>
+          <w:cantSplit/>
+        </w:trPr>
         <w:tc>
           <w:tcPr>
             <w:tcW w:type="dxa" w:w="600"/>
@@ -12101,6 +12344,9 @@
         <w:gridCol w:w="2600"/>
       </w:tblGrid>
       <w:tr>
+        <w:trPr>
+          <w:cantSplit/>
+        </w:trPr>
         <w:tc>
           <w:tcPr>
             <w:tcW w:type="dxa" w:w="600"/>
@@ -12235,6 +12481,9 @@
         </w:tc>
       </w:tr>
       <w:tr>
+        <w:trPr>
+          <w:cantSplit/>
+        </w:trPr>
         <w:tc>
           <w:tcPr>
             <w:tcW w:type="dxa" w:w="600"/>
@@ -12357,6 +12606,9 @@
         </w:tc>
       </w:tr>
       <w:tr>
+        <w:trPr>
+          <w:cantSplit/>
+        </w:trPr>
         <w:tc>
           <w:tcPr>
             <w:tcW w:type="dxa" w:w="600"/>
@@ -12479,6 +12731,9 @@
         </w:tc>
       </w:tr>
       <w:tr>
+        <w:trPr>
+          <w:cantSplit/>
+        </w:trPr>
         <w:tc>
           <w:tcPr>
             <w:tcW w:type="dxa" w:w="600"/>
@@ -12601,6 +12856,9 @@
         </w:tc>
       </w:tr>
       <w:tr>
+        <w:trPr>
+          <w:cantSplit/>
+        </w:trPr>
         <w:tc>
           <w:tcPr>
             <w:tcW w:type="dxa" w:w="600"/>
@@ -12723,6 +12981,9 @@
         </w:tc>
       </w:tr>
       <w:tr>
+        <w:trPr>
+          <w:cantSplit/>
+        </w:trPr>
         <w:tc>
           <w:tcPr>
             <w:tcW w:type="dxa" w:w="600"/>
@@ -12919,6 +13180,9 @@
         <w:gridCol w:w="1600"/>
       </w:tblGrid>
       <w:tr>
+        <w:trPr>
+          <w:cantSplit/>
+        </w:trPr>
         <w:tc>
           <w:tcPr>
             <w:tcW w:type="dxa" w:w="2600"/>
@@ -13020,6 +13284,9 @@
         </w:tc>
       </w:tr>
       <w:tr>
+        <w:trPr>
+          <w:cantSplit/>
+        </w:trPr>
         <w:tc>
           <w:tcPr>
             <w:tcW w:type="dxa" w:w="2600"/>
@@ -13112,6 +13379,9 @@
         </w:tc>
       </w:tr>
       <w:tr>
+        <w:trPr>
+          <w:cantSplit/>
+        </w:trPr>
         <w:tc>
           <w:tcPr>
             <w:tcW w:type="dxa" w:w="2600"/>
@@ -13204,6 +13474,9 @@
         </w:tc>
       </w:tr>
       <w:tr>
+        <w:trPr>
+          <w:cantSplit/>
+        </w:trPr>
         <w:tc>
           <w:tcPr>
             <w:tcW w:type="dxa" w:w="2600"/>
@@ -13296,6 +13569,9 @@
         </w:tc>
       </w:tr>
       <w:tr>
+        <w:trPr>
+          <w:cantSplit/>
+        </w:trPr>
         <w:tc>
           <w:tcPr>
             <w:tcW w:type="dxa" w:w="2600"/>
@@ -13436,6 +13712,9 @@
         <w:gridCol w:w="3000"/>
       </w:tblGrid>
       <w:tr>
+        <w:trPr>
+          <w:cantSplit/>
+        </w:trPr>
         <w:tc>
           <w:tcPr>
             <w:tcW w:type="dxa" w:w="2000"/>
@@ -13537,6 +13816,9 @@
         </w:tc>
       </w:tr>
       <w:tr>
+        <w:trPr>
+          <w:cantSplit/>
+        </w:trPr>
         <w:tc>
           <w:tcPr>
             <w:tcW w:type="dxa" w:w="2000"/>
@@ -13629,6 +13911,9 @@
         </w:tc>
       </w:tr>
       <w:tr>
+        <w:trPr>
+          <w:cantSplit/>
+        </w:trPr>
         <w:tc>
           <w:tcPr>
             <w:tcW w:type="dxa" w:w="2000"/>
@@ -13721,6 +14006,9 @@
         </w:tc>
       </w:tr>
       <w:tr>
+        <w:trPr>
+          <w:cantSplit/>
+        </w:trPr>
         <w:tc>
           <w:tcPr>
             <w:tcW w:type="dxa" w:w="2000"/>
@@ -13852,6 +14140,9 @@
         <w:gridCol w:w="4200"/>
       </w:tblGrid>
       <w:tr>
+        <w:trPr>
+          <w:cantSplit/>
+        </w:trPr>
         <w:tc>
           <w:tcPr>
             <w:tcW w:type="dxa" w:w="1200"/>
@@ -13986,6 +14277,9 @@
         </w:tc>
       </w:tr>
       <w:tr>
+        <w:trPr>
+          <w:cantSplit/>
+        </w:trPr>
         <w:tc>
           <w:tcPr>
             <w:tcW w:type="dxa" w:w="1200"/>
@@ -14108,6 +14402,9 @@
         </w:tc>
       </w:tr>
       <w:tr>
+        <w:trPr>
+          <w:cantSplit/>
+        </w:trPr>
         <w:tc>
           <w:tcPr>
             <w:tcW w:type="dxa" w:w="1200"/>
@@ -14230,6 +14527,9 @@
         </w:tc>
       </w:tr>
       <w:tr>
+        <w:trPr>
+          <w:cantSplit/>
+        </w:trPr>
         <w:tc>
           <w:tcPr>
             <w:tcW w:type="dxa" w:w="1200"/>
@@ -14352,6 +14652,9 @@
         </w:tc>
       </w:tr>
       <w:tr>
+        <w:trPr>
+          <w:cantSplit/>
+        </w:trPr>
         <w:tc>
           <w:tcPr>
             <w:tcW w:type="dxa" w:w="1200"/>
@@ -14474,6 +14777,9 @@
         </w:tc>
       </w:tr>
       <w:tr>
+        <w:trPr>
+          <w:cantSplit/>
+        </w:trPr>
         <w:tc>
           <w:tcPr>
             <w:tcW w:type="dxa" w:w="1200"/>
@@ -14596,6 +14902,9 @@
         </w:tc>
       </w:tr>
       <w:tr>
+        <w:trPr>
+          <w:cantSplit/>
+        </w:trPr>
         <w:tc>
           <w:tcPr>
             <w:tcW w:type="dxa" w:w="1200"/>
@@ -14774,6 +15083,9 @@
         <w:gridCol w:w="2000"/>
       </w:tblGrid>
       <w:tr>
+        <w:trPr>
+          <w:cantSplit/>
+        </w:trPr>
         <w:tc>
           <w:tcPr>
             <w:tcW w:type="dxa" w:w="2800"/>
@@ -14908,6 +15220,9 @@
         </w:tc>
       </w:tr>
       <w:tr>
+        <w:trPr>
+          <w:cantSplit/>
+        </w:trPr>
         <w:tc>
           <w:tcPr>
             <w:tcW w:type="dxa" w:w="2800"/>
@@ -15030,6 +15345,9 @@
         </w:tc>
       </w:tr>
       <w:tr>
+        <w:trPr>
+          <w:cantSplit/>
+        </w:trPr>
         <w:tc>
           <w:tcPr>
             <w:tcW w:type="dxa" w:w="2800"/>
@@ -15152,6 +15470,9 @@
         </w:tc>
       </w:tr>
       <w:tr>
+        <w:trPr>
+          <w:cantSplit/>
+        </w:trPr>
         <w:tc>
           <w:tcPr>
             <w:tcW w:type="dxa" w:w="2800"/>
@@ -15320,6 +15641,9 @@
         <w:gridCol w:w="9000"/>
       </w:tblGrid>
       <w:tr>
+        <w:trPr>
+          <w:cantSplit/>
+        </w:trPr>
         <w:tc>
           <w:tcPr>
             <w:tcW w:type="dxa" w:w="9000"/>
@@ -15468,6 +15792,9 @@
         <w:gridCol w:w="6000"/>
       </w:tblGrid>
       <w:tr>
+        <w:trPr>
+          <w:cantSplit/>
+        </w:trPr>
         <w:tc>
           <w:tcPr>
             <w:tcW w:type="dxa" w:w="3000"/>
@@ -15536,6 +15863,9 @@
         </w:tc>
       </w:tr>
       <w:tr>
+        <w:trPr>
+          <w:cantSplit/>
+        </w:trPr>
         <w:tc>
           <w:tcPr>
             <w:tcW w:type="dxa" w:w="3000"/>
@@ -15598,6 +15928,9 @@
         </w:tc>
       </w:tr>
       <w:tr>
+        <w:trPr>
+          <w:cantSplit/>
+        </w:trPr>
         <w:tc>
           <w:tcPr>
             <w:tcW w:type="dxa" w:w="3000"/>
@@ -15660,6 +15993,9 @@
         </w:tc>
       </w:tr>
       <w:tr>
+        <w:trPr>
+          <w:cantSplit/>
+        </w:trPr>
         <w:tc>
           <w:tcPr>
             <w:tcW w:type="dxa" w:w="3000"/>
@@ -15722,6 +16058,9 @@
         </w:tc>
       </w:tr>
       <w:tr>
+        <w:trPr>
+          <w:cantSplit/>
+        </w:trPr>
         <w:tc>
           <w:tcPr>
             <w:tcW w:type="dxa" w:w="3000"/>
@@ -15784,6 +16123,9 @@
         </w:tc>
       </w:tr>
       <w:tr>
+        <w:trPr>
+          <w:cantSplit/>
+        </w:trPr>
         <w:tc>
           <w:tcPr>
             <w:tcW w:type="dxa" w:w="3000"/>
@@ -15846,6 +16188,9 @@
         </w:tc>
       </w:tr>
       <w:tr>
+        <w:trPr>
+          <w:cantSplit/>
+        </w:trPr>
         <w:tc>
           <w:tcPr>
             <w:tcW w:type="dxa" w:w="3000"/>
@@ -15908,6 +16253,9 @@
         </w:tc>
       </w:tr>
       <w:tr>
+        <w:trPr>
+          <w:cantSplit/>
+        </w:trPr>
         <w:tc>
           <w:tcPr>
             <w:tcW w:type="dxa" w:w="3000"/>

--- a/40_AWS/04_修正依頼/20260308_リポジトリ統合.docx
+++ b/40_AWS/04_修正依頼/20260308_リポジトリ統合.docx
@@ -16373,18 +16373,16 @@
       </w:rPr>
       <w:t xml:space="preserve">Luvina Software JSC.  |  Confidential  |  p.</w:t>
     </w:r>
-    <w:r>
-      <w:rPr>
-        <w:rFonts w:ascii="BIZ UDPゴシック" w:cs="BIZ UDPゴシック" w:eastAsia="BIZ UDPゴシック" w:hAnsi="BIZ UDPゴシック"/>
-        <w:color w:val="666666"/>
-        <w:sz w:val="16"/>
-        <w:szCs w:val="16"/>
-      </w:rPr>
-      <w:fldChar w:fldCharType="begin"/>
-      <w:instrText xml:space="preserve">PAGE</w:instrText>
-      <w:fldChar w:fldCharType="separate"/>
-      <w:fldChar w:fldCharType="end"/>
-    </w:r>
+    <w:fldSimple w:instr="PAGE">
+      <w:r>
+        <w:rPr>
+          <w:rFonts w:ascii="BIZ UDPゴシック" w:cs="BIZ UDPゴシック" w:eastAsia="BIZ UDPゴシック" w:hAnsi="BIZ UDPゴシック"/>
+          <w:color w:val="666666"/>
+          <w:sz w:val="16"/>
+          <w:szCs w:val="16"/>
+        </w:rPr>
+      </w:r>
+    </w:fldSimple>
   </w:p>
 </w:ftr>
 </file>

--- a/40_AWS/04_修正依頼/20260308_リポジトリ統合.docx
+++ b/40_AWS/04_修正依頼/20260308_リポジトリ統合.docx
@@ -9875,7 +9875,17 @@
       </w:rPr>
       <w:t xml:space="preserve">Luvina Software JSC.  |  Confidential  |  p. </w:t>
     </w:r>
-    <w:fldSimple w:instr="PAGE"/>
+    <w:fldSimple w:instr="PAGE">
+      <w:r>
+        <w:rPr>
+          <w:rFonts w:ascii="BIZ UDPゴシック" w:cs="BIZ UDPゴシック" w:eastAsia="BIZ UDPゴシック" w:hAnsi="BIZ UDPゴシック"/>
+          <w:color w:val="666666"/>
+          <w:sz w:val="16"/>
+          <w:szCs w:val="16"/>
+        </w:rPr>
+        <w:t>1</w:t>
+      </w:r>
+    </w:fldSimple>
   </w:p>
 </w:ftr>
 </file>

--- a/40_AWS/04_修正依頼/20260308_リポジトリ統合.docx
+++ b/40_AWS/04_修正依頼/20260308_リポジトリ統合.docx
@@ -4,7 +4,7 @@
   <w:body>
     <w:p>
       <w:pPr>
-        <w:spacing w:before="1800" w:after="120"/>
+        <w:spacing w:before="4800" w:after="80"/>
         <w:jc w:val="center"/>
       </w:pPr>
       <w:r>
@@ -12,24 +12,40 @@
           <w:rFonts w:ascii="BIZ UDPゴシック" w:cs="BIZ UDPゴシック" w:eastAsia="BIZ UDPゴシック" w:hAnsi="BIZ UDPゴシック"/>
           <w:b/>
           <w:bCs/>
-          <w:sz w:val="56"/>
-          <w:szCs w:val="56"/>
+          <w:color w:val="C8102E"/>
+          <w:sz w:val="32"/>
+          <w:szCs w:val="32"/>
         </w:rPr>
-        <w:t xml:space="preserve">改　修　指　示　書</w:t>
+        <w:t xml:space="preserve">カスミPOS  改修指示書</w:t>
       </w:r>
     </w:p>
     <w:p>
       <w:pPr>
-        <w:spacing w:before="80" w:after="240"/>
+        <w:spacing w:before="80" w:after="80"/>
         <w:jc w:val="center"/>
       </w:pPr>
       <w:r>
         <w:rPr>
           <w:rFonts w:ascii="BIZ UDPゴシック" w:cs="BIZ UDPゴシック" w:eastAsia="BIZ UDPゴシック" w:hAnsi="BIZ UDPゴシック"/>
-          <w:sz w:val="24"/>
-          <w:szCs w:val="24"/>
+          <w:b/>
+          <w:bCs/>
+          <w:sz w:val="32"/>
+          <w:szCs w:val="32"/>
         </w:rPr>
         <w:t xml:space="preserve">2026/03/08  リポジトリ統合（4リポ → モノレポ POS-SERVER）</w:t>
+      </w:r>
+    </w:p>
+    <w:p>
+      <w:pPr>
+        <w:spacing w:before="2400" w:after="0"/>
+      </w:pPr>
+      <w:r>
+        <w:rPr>
+          <w:rFonts w:ascii="BIZ UDPゴシック" w:cs="BIZ UDPゴシック" w:eastAsia="BIZ UDPゴシック" w:hAnsi="BIZ UDPゴシック"/>
+          <w:sz w:val="18"/>
+          <w:szCs w:val="18"/>
+        </w:rPr>
+        <w:t xml:space="preserve"/>
       </w:r>
     </w:p>
     <w:tbl>
@@ -76,7 +92,6 @@
                 <w:rFonts w:ascii="BIZ UDPゴシック" w:cs="BIZ UDPゴシック" w:eastAsia="BIZ UDPゴシック" w:hAnsi="BIZ UDPゴシック"/>
                 <w:b w:val="false"/>
                 <w:bCs w:val="false"/>
-                <w:color w:val="000000"/>
                 <w:sz w:val="18"/>
                 <w:szCs w:val="18"/>
               </w:rPr>
@@ -107,7 +122,6 @@
                 <w:rFonts w:ascii="BIZ UDPゴシック" w:cs="BIZ UDPゴシック" w:eastAsia="BIZ UDPゴシック" w:hAnsi="BIZ UDPゴシック"/>
                 <w:b w:val="false"/>
                 <w:bCs w:val="false"/>
-                <w:color w:val="000000"/>
                 <w:sz w:val="18"/>
                 <w:szCs w:val="18"/>
               </w:rPr>
@@ -143,7 +157,6 @@
                 <w:rFonts w:ascii="BIZ UDPゴシック" w:cs="BIZ UDPゴシック" w:eastAsia="BIZ UDPゴシック" w:hAnsi="BIZ UDPゴシック"/>
                 <w:b w:val="false"/>
                 <w:bCs w:val="false"/>
-                <w:color w:val="000000"/>
                 <w:sz w:val="18"/>
                 <w:szCs w:val="18"/>
               </w:rPr>
@@ -174,7 +187,6 @@
                 <w:rFonts w:ascii="BIZ UDPゴシック" w:cs="BIZ UDPゴシック" w:eastAsia="BIZ UDPゴシック" w:hAnsi="BIZ UDPゴシック"/>
                 <w:b w:val="false"/>
                 <w:bCs w:val="false"/>
-                <w:color w:val="000000"/>
                 <w:sz w:val="18"/>
                 <w:szCs w:val="18"/>
               </w:rPr>
@@ -210,7 +222,6 @@
                 <w:rFonts w:ascii="BIZ UDPゴシック" w:cs="BIZ UDPゴシック" w:eastAsia="BIZ UDPゴシック" w:hAnsi="BIZ UDPゴシック"/>
                 <w:b w:val="false"/>
                 <w:bCs w:val="false"/>
-                <w:color w:val="000000"/>
                 <w:sz w:val="18"/>
                 <w:szCs w:val="18"/>
               </w:rPr>
@@ -241,7 +252,6 @@
                 <w:rFonts w:ascii="BIZ UDPゴシック" w:cs="BIZ UDPゴシック" w:eastAsia="BIZ UDPゴシック" w:hAnsi="BIZ UDPゴシック"/>
                 <w:b w:val="false"/>
                 <w:bCs w:val="false"/>
-                <w:color w:val="000000"/>
                 <w:sz w:val="18"/>
                 <w:szCs w:val="18"/>
               </w:rPr>
@@ -277,7 +287,6 @@
                 <w:rFonts w:ascii="BIZ UDPゴシック" w:cs="BIZ UDPゴシック" w:eastAsia="BIZ UDPゴシック" w:hAnsi="BIZ UDPゴシック"/>
                 <w:b w:val="false"/>
                 <w:bCs w:val="false"/>
-                <w:color w:val="000000"/>
                 <w:sz w:val="18"/>
                 <w:szCs w:val="18"/>
               </w:rPr>
@@ -308,7 +317,6 @@
                 <w:rFonts w:ascii="BIZ UDPゴシック" w:cs="BIZ UDPゴシック" w:eastAsia="BIZ UDPゴシック" w:hAnsi="BIZ UDPゴシック"/>
                 <w:b w:val="false"/>
                 <w:bCs w:val="false"/>
-                <w:color w:val="000000"/>
                 <w:sz w:val="18"/>
                 <w:szCs w:val="18"/>
               </w:rPr>
@@ -344,7 +352,6 @@
                 <w:rFonts w:ascii="BIZ UDPゴシック" w:cs="BIZ UDPゴシック" w:eastAsia="BIZ UDPゴシック" w:hAnsi="BIZ UDPゴシック"/>
                 <w:b w:val="false"/>
                 <w:bCs w:val="false"/>
-                <w:color w:val="000000"/>
                 <w:sz w:val="18"/>
                 <w:szCs w:val="18"/>
               </w:rPr>
@@ -375,7 +382,6 @@
                 <w:rFonts w:ascii="BIZ UDPゴシック" w:cs="BIZ UDPゴシック" w:eastAsia="BIZ UDPゴシック" w:hAnsi="BIZ UDPゴシック"/>
                 <w:b w:val="false"/>
                 <w:bCs w:val="false"/>
-                <w:color w:val="000000"/>
                 <w:sz w:val="18"/>
                 <w:szCs w:val="18"/>
               </w:rPr>
@@ -411,7 +417,6 @@
                 <w:rFonts w:ascii="BIZ UDPゴシック" w:cs="BIZ UDPゴシック" w:eastAsia="BIZ UDPゴシック" w:hAnsi="BIZ UDPゴシック"/>
                 <w:b w:val="false"/>
                 <w:bCs w:val="false"/>
-                <w:color w:val="000000"/>
                 <w:sz w:val="18"/>
                 <w:szCs w:val="18"/>
               </w:rPr>
@@ -442,7 +447,6 @@
                 <w:rFonts w:ascii="BIZ UDPゴシック" w:cs="BIZ UDPゴシック" w:eastAsia="BIZ UDPゴシック" w:hAnsi="BIZ UDPゴシック"/>
                 <w:b w:val="false"/>
                 <w:bCs w:val="false"/>
-                <w:color w:val="000000"/>
                 <w:sz w:val="18"/>
                 <w:szCs w:val="18"/>
               </w:rPr>
@@ -478,7 +482,6 @@
                 <w:rFonts w:ascii="BIZ UDPゴシック" w:cs="BIZ UDPゴシック" w:eastAsia="BIZ UDPゴシック" w:hAnsi="BIZ UDPゴシック"/>
                 <w:b w:val="false"/>
                 <w:bCs w:val="false"/>
-                <w:color w:val="000000"/>
                 <w:sz w:val="18"/>
                 <w:szCs w:val="18"/>
               </w:rPr>
@@ -509,7 +512,6 @@
                 <w:rFonts w:ascii="BIZ UDPゴシック" w:cs="BIZ UDPゴシック" w:eastAsia="BIZ UDPゴシック" w:hAnsi="BIZ UDPゴシック"/>
                 <w:b w:val="false"/>
                 <w:bCs w:val="false"/>
-                <w:color w:val="000000"/>
                 <w:sz w:val="18"/>
                 <w:szCs w:val="18"/>
               </w:rPr>
@@ -545,7 +547,6 @@
                 <w:rFonts w:ascii="BIZ UDPゴシック" w:cs="BIZ UDPゴシック" w:eastAsia="BIZ UDPゴシック" w:hAnsi="BIZ UDPゴシック"/>
                 <w:b w:val="false"/>
                 <w:bCs w:val="false"/>
-                <w:color w:val="000000"/>
                 <w:sz w:val="18"/>
                 <w:szCs w:val="18"/>
               </w:rPr>
@@ -576,7 +577,6 @@
                 <w:rFonts w:ascii="BIZ UDPゴシック" w:cs="BIZ UDPゴシック" w:eastAsia="BIZ UDPゴシック" w:hAnsi="BIZ UDPゴシック"/>
                 <w:b w:val="false"/>
                 <w:bCs w:val="false"/>
-                <w:color w:val="000000"/>
                 <w:sz w:val="18"/>
                 <w:szCs w:val="18"/>
               </w:rPr>
@@ -586,6 +586,52 @@
         </w:tc>
       </w:tr>
     </w:tbl>
+    <w:p>
+      <w:pPr>
+        <w:spacing w:before="1400" w:after="0"/>
+        <w:jc w:val="center"/>
+      </w:pPr>
+      <w:r>
+        <w:drawing>
+          <wp:inline distT="0" distB="0" distL="0" distR="0">
+            <wp:extent cx="857250" cy="428625"/>
+            <wp:effectExtent t="0" r="0" b="0" l="0"/>
+            <wp:docPr id="1" name="" descr="" title=""/>
+            <wp:cNvGraphicFramePr>
+              <a:graphicFrameLocks xmlns:a="http://schemas.openxmlformats.org/drawingml/2006/main" noChangeAspect="1"/>
+            </wp:cNvGraphicFramePr>
+            <a:graphic xmlns:a="http://schemas.openxmlformats.org/drawingml/2006/main">
+              <a:graphicData uri="http://schemas.openxmlformats.org/drawingml/2006/picture">
+                <pic:pic xmlns:pic="http://schemas.openxmlformats.org/drawingml/2006/picture">
+                  <pic:nvPicPr>
+                    <pic:cNvPr id="0" name="" descr=""/>
+                    <pic:cNvPicPr>
+                      <a:picLocks noChangeAspect="1" noChangeArrowheads="1"/>
+                    </pic:cNvPicPr>
+                  </pic:nvPicPr>
+                  <pic:blipFill>
+                    <a:blip r:embed="rId8" cstate="none"/>
+                    <a:srcRect/>
+                    <a:stretch>
+                      <a:fillRect/>
+                    </a:stretch>
+                  </pic:blipFill>
+                  <pic:spPr bwMode="auto">
+                    <a:xfrm>
+                      <a:off x="0" y="0"/>
+                      <a:ext cx="857250" cy="428625"/>
+                    </a:xfrm>
+                    <a:prstGeom prst="rect">
+                      <a:avLst/>
+                    </a:prstGeom>
+                  </pic:spPr>
+                </pic:pic>
+              </a:graphicData>
+            </a:graphic>
+          </wp:inline>
+        </w:drawing>
+      </w:r>
+    </w:p>
     <w:p>
       <w:pPr>
         <w:pStyle w:val="Normal"/>
@@ -604,8 +650,8 @@
           <w:rFonts w:ascii="BIZ UDPゴシック" w:cs="BIZ UDPゴシック" w:eastAsia="BIZ UDPゴシック" w:hAnsi="BIZ UDPゴシック"/>
           <w:b/>
           <w:bCs/>
-          <w:sz w:val="24"/>
-          <w:szCs w:val="24"/>
+          <w:sz w:val="18"/>
+          <w:szCs w:val="18"/>
         </w:rPr>
         <w:t xml:space="preserve">■ 改廃履歴</w:t>
       </w:r>
@@ -655,7 +701,6 @@
                 <w:rFonts w:ascii="BIZ UDPゴシック" w:cs="BIZ UDPゴシック" w:eastAsia="BIZ UDPゴシック" w:hAnsi="BIZ UDPゴシック"/>
                 <w:b/>
                 <w:bCs/>
-                <w:color w:val="000000"/>
                 <w:sz w:val="18"/>
                 <w:szCs w:val="18"/>
               </w:rPr>
@@ -686,7 +731,6 @@
                 <w:rFonts w:ascii="BIZ UDPゴシック" w:cs="BIZ UDPゴシック" w:eastAsia="BIZ UDPゴシック" w:hAnsi="BIZ UDPゴシック"/>
                 <w:b/>
                 <w:bCs/>
-                <w:color w:val="000000"/>
                 <w:sz w:val="18"/>
                 <w:szCs w:val="18"/>
               </w:rPr>
@@ -717,7 +761,6 @@
                 <w:rFonts w:ascii="BIZ UDPゴシック" w:cs="BIZ UDPゴシック" w:eastAsia="BIZ UDPゴシック" w:hAnsi="BIZ UDPゴシック"/>
                 <w:b/>
                 <w:bCs/>
-                <w:color w:val="000000"/>
                 <w:sz w:val="18"/>
                 <w:szCs w:val="18"/>
               </w:rPr>
@@ -748,7 +791,6 @@
                 <w:rFonts w:ascii="BIZ UDPゴシック" w:cs="BIZ UDPゴシック" w:eastAsia="BIZ UDPゴシック" w:hAnsi="BIZ UDPゴシック"/>
                 <w:b/>
                 <w:bCs/>
-                <w:color w:val="000000"/>
                 <w:sz w:val="18"/>
                 <w:szCs w:val="18"/>
               </w:rPr>
@@ -784,7 +826,6 @@
                 <w:rFonts w:ascii="BIZ UDPゴシック" w:cs="BIZ UDPゴシック" w:eastAsia="BIZ UDPゴシック" w:hAnsi="BIZ UDPゴシック"/>
                 <w:b w:val="false"/>
                 <w:bCs w:val="false"/>
-                <w:color w:val="000000"/>
                 <w:sz w:val="18"/>
                 <w:szCs w:val="18"/>
               </w:rPr>
@@ -815,7 +856,6 @@
                 <w:rFonts w:ascii="BIZ UDPゴシック" w:cs="BIZ UDPゴシック" w:eastAsia="BIZ UDPゴシック" w:hAnsi="BIZ UDPゴシック"/>
                 <w:b w:val="false"/>
                 <w:bCs w:val="false"/>
-                <w:color w:val="000000"/>
                 <w:sz w:val="18"/>
                 <w:szCs w:val="18"/>
               </w:rPr>
@@ -846,7 +886,6 @@
                 <w:rFonts w:ascii="BIZ UDPゴシック" w:cs="BIZ UDPゴシック" w:eastAsia="BIZ UDPゴシック" w:hAnsi="BIZ UDPゴシック"/>
                 <w:b w:val="false"/>
                 <w:bCs w:val="false"/>
-                <w:color w:val="000000"/>
                 <w:sz w:val="18"/>
                 <w:szCs w:val="18"/>
               </w:rPr>
@@ -877,7 +916,6 @@
                 <w:rFonts w:ascii="BIZ UDPゴシック" w:cs="BIZ UDPゴシック" w:eastAsia="BIZ UDPゴシック" w:hAnsi="BIZ UDPゴシック"/>
                 <w:b w:val="false"/>
                 <w:bCs w:val="false"/>
-                <w:color w:val="000000"/>
                 <w:sz w:val="18"/>
                 <w:szCs w:val="18"/>
               </w:rPr>
@@ -913,7 +951,6 @@
                 <w:rFonts w:ascii="BIZ UDPゴシック" w:cs="BIZ UDPゴシック" w:eastAsia="BIZ UDPゴシック" w:hAnsi="BIZ UDPゴシック"/>
                 <w:b w:val="false"/>
                 <w:bCs w:val="false"/>
-                <w:color w:val="000000"/>
                 <w:sz w:val="18"/>
                 <w:szCs w:val="18"/>
               </w:rPr>
@@ -944,7 +981,6 @@
                 <w:rFonts w:ascii="BIZ UDPゴシック" w:cs="BIZ UDPゴシック" w:eastAsia="BIZ UDPゴシック" w:hAnsi="BIZ UDPゴシック"/>
                 <w:b w:val="false"/>
                 <w:bCs w:val="false"/>
-                <w:color w:val="000000"/>
                 <w:sz w:val="18"/>
                 <w:szCs w:val="18"/>
               </w:rPr>
@@ -975,7 +1011,6 @@
                 <w:rFonts w:ascii="BIZ UDPゴシック" w:cs="BIZ UDPゴシック" w:eastAsia="BIZ UDPゴシック" w:hAnsi="BIZ UDPゴシック"/>
                 <w:b w:val="false"/>
                 <w:bCs w:val="false"/>
-                <w:color w:val="000000"/>
                 <w:sz w:val="18"/>
                 <w:szCs w:val="18"/>
               </w:rPr>
@@ -1006,7 +1041,6 @@
                 <w:rFonts w:ascii="BIZ UDPゴシック" w:cs="BIZ UDPゴシック" w:eastAsia="BIZ UDPゴシック" w:hAnsi="BIZ UDPゴシック"/>
                 <w:b w:val="false"/>
                 <w:bCs w:val="false"/>
-                <w:color w:val="000000"/>
                 <w:sz w:val="18"/>
                 <w:szCs w:val="18"/>
               </w:rPr>
@@ -1034,8 +1068,8 @@
           <w:rFonts w:ascii="BIZ UDPゴシック" w:cs="BIZ UDPゴシック" w:eastAsia="BIZ UDPゴシック" w:hAnsi="BIZ UDPゴシック"/>
           <w:b/>
           <w:bCs/>
-          <w:sz w:val="32"/>
-          <w:szCs w:val="32"/>
+          <w:sz w:val="24"/>
+          <w:szCs w:val="24"/>
         </w:rPr>
         <w:t xml:space="preserve">0. 実施判断のご確認（顧客向け）</w:t>
       </w:r>
@@ -1062,8 +1096,8 @@
           <w:rFonts w:ascii="BIZ UDPゴシック" w:cs="BIZ UDPゴシック" w:eastAsia="BIZ UDPゴシック" w:hAnsi="BIZ UDPゴシック"/>
           <w:b/>
           <w:bCs/>
-          <w:sz w:val="24"/>
-          <w:szCs w:val="24"/>
+          <w:sz w:val="18"/>
+          <w:szCs w:val="18"/>
         </w:rPr>
         <w:t xml:space="preserve">■ 変更内容・効果・注意事項</w:t>
       </w:r>
@@ -1111,7 +1145,6 @@
                 <w:rFonts w:ascii="BIZ UDPゴシック" w:cs="BIZ UDPゴシック" w:eastAsia="BIZ UDPゴシック" w:hAnsi="BIZ UDPゴシック"/>
                 <w:b/>
                 <w:bCs/>
-                <w:color w:val="000000"/>
                 <w:sz w:val="18"/>
                 <w:szCs w:val="18"/>
               </w:rPr>
@@ -1142,7 +1175,6 @@
                 <w:rFonts w:ascii="BIZ UDPゴシック" w:cs="BIZ UDPゴシック" w:eastAsia="BIZ UDPゴシック" w:hAnsi="BIZ UDPゴシック"/>
                 <w:b/>
                 <w:bCs/>
-                <w:color w:val="000000"/>
                 <w:sz w:val="18"/>
                 <w:szCs w:val="18"/>
               </w:rPr>
@@ -1178,7 +1210,6 @@
                 <w:rFonts w:ascii="BIZ UDPゴシック" w:cs="BIZ UDPゴシック" w:eastAsia="BIZ UDPゴシック" w:hAnsi="BIZ UDPゴシック"/>
                 <w:b w:val="false"/>
                 <w:bCs w:val="false"/>
-                <w:color w:val="000000"/>
                 <w:sz w:val="18"/>
                 <w:szCs w:val="18"/>
               </w:rPr>
@@ -1209,7 +1240,6 @@
                 <w:rFonts w:ascii="BIZ UDPゴシック" w:cs="BIZ UDPゴシック" w:eastAsia="BIZ UDPゴシック" w:hAnsi="BIZ UDPゴシック"/>
                 <w:b w:val="false"/>
                 <w:bCs w:val="false"/>
-                <w:color w:val="000000"/>
                 <w:sz w:val="18"/>
                 <w:szCs w:val="18"/>
               </w:rPr>
@@ -1245,7 +1275,6 @@
                 <w:rFonts w:ascii="BIZ UDPゴシック" w:cs="BIZ UDPゴシック" w:eastAsia="BIZ UDPゴシック" w:hAnsi="BIZ UDPゴシック"/>
                 <w:b w:val="false"/>
                 <w:bCs w:val="false"/>
-                <w:color w:val="000000"/>
                 <w:sz w:val="18"/>
                 <w:szCs w:val="18"/>
               </w:rPr>
@@ -1276,7 +1305,6 @@
                 <w:rFonts w:ascii="BIZ UDPゴシック" w:cs="BIZ UDPゴシック" w:eastAsia="BIZ UDPゴシック" w:hAnsi="BIZ UDPゴシック"/>
                 <w:b w:val="false"/>
                 <w:bCs w:val="false"/>
-                <w:color w:val="000000"/>
                 <w:sz w:val="18"/>
                 <w:szCs w:val="18"/>
               </w:rPr>
@@ -1312,7 +1340,6 @@
                 <w:rFonts w:ascii="BIZ UDPゴシック" w:cs="BIZ UDPゴシック" w:eastAsia="BIZ UDPゴシック" w:hAnsi="BIZ UDPゴシック"/>
                 <w:b w:val="false"/>
                 <w:bCs w:val="false"/>
-                <w:color w:val="000000"/>
                 <w:sz w:val="18"/>
                 <w:szCs w:val="18"/>
               </w:rPr>
@@ -1343,11 +1370,10 @@
                 <w:rFonts w:ascii="BIZ UDPゴシック" w:cs="BIZ UDPゴシック" w:eastAsia="BIZ UDPゴシック" w:hAnsi="BIZ UDPゴシック"/>
                 <w:b w:val="false"/>
                 <w:bCs w:val="false"/>
-                <w:color w:val="000000"/>
-                <w:sz w:val="18"/>
-                <w:szCs w:val="18"/>
-              </w:rPr>
-              <w:t xml:space="preserve">① ブランチ管理の一元化（PR・CI/CD 共通化）② デプロイ手順の簡素化 ③ 環境変数・設定ファイルの一元管理 ④ 開発者のリポジトリ切替コストを削減</w:t>
+                <w:sz w:val="18"/>
+                <w:szCs w:val="18"/>
+              </w:rPr>
+              <w:t xml:space="preserve">① ブランチ管理の一元化 ② デプロイ手順の簡素化 ③ 環境変数・設定ファイルの一元管理 ④ 開発者のリポジトリ切替コストを削減</w:t>
             </w:r>
           </w:p>
         </w:tc>
@@ -1379,7 +1405,6 @@
                 <w:rFonts w:ascii="BIZ UDPゴシック" w:cs="BIZ UDPゴシック" w:eastAsia="BIZ UDPゴシック" w:hAnsi="BIZ UDPゴシック"/>
                 <w:b w:val="false"/>
                 <w:bCs w:val="false"/>
-                <w:color w:val="000000"/>
                 <w:sz w:val="18"/>
                 <w:szCs w:val="18"/>
               </w:rPr>
@@ -1410,7 +1435,6 @@
                 <w:rFonts w:ascii="BIZ UDPゴシック" w:cs="BIZ UDPゴシック" w:eastAsia="BIZ UDPゴシック" w:hAnsi="BIZ UDPゴシック"/>
                 <w:b w:val="false"/>
                 <w:bCs w:val="false"/>
-                <w:color w:val="000000"/>
                 <w:sz w:val="18"/>
                 <w:szCs w:val="18"/>
               </w:rPr>
@@ -1446,7 +1470,6 @@
                 <w:rFonts w:ascii="BIZ UDPゴシック" w:cs="BIZ UDPゴシック" w:eastAsia="BIZ UDPゴシック" w:hAnsi="BIZ UDPゴシック"/>
                 <w:b w:val="false"/>
                 <w:bCs w:val="false"/>
-                <w:color w:val="000000"/>
                 <w:sz w:val="18"/>
                 <w:szCs w:val="18"/>
               </w:rPr>
@@ -1477,7 +1500,6 @@
                 <w:rFonts w:ascii="BIZ UDPゴシック" w:cs="BIZ UDPゴシック" w:eastAsia="BIZ UDPゴシック" w:hAnsi="BIZ UDPゴシック"/>
                 <w:b w:val="false"/>
                 <w:bCs w:val="false"/>
-                <w:color w:val="000000"/>
                 <w:sz w:val="18"/>
                 <w:szCs w:val="18"/>
               </w:rPr>
@@ -1513,7 +1535,6 @@
                 <w:rFonts w:ascii="BIZ UDPゴシック" w:cs="BIZ UDPゴシック" w:eastAsia="BIZ UDPゴシック" w:hAnsi="BIZ UDPゴシック"/>
                 <w:b w:val="false"/>
                 <w:bCs w:val="false"/>
-                <w:color w:val="000000"/>
                 <w:sz w:val="18"/>
                 <w:szCs w:val="18"/>
               </w:rPr>
@@ -1544,98 +1565,15 @@
                 <w:rFonts w:ascii="BIZ UDPゴシック" w:cs="BIZ UDPゴシック" w:eastAsia="BIZ UDPゴシック" w:hAnsi="BIZ UDPゴシック"/>
                 <w:b w:val="false"/>
                 <w:bCs w:val="false"/>
-                <w:color w:val="000000"/>
-                <w:sz w:val="18"/>
-                <w:szCs w:val="18"/>
-              </w:rPr>
-              <w:t xml:space="preserve">新リポジトリへの移行は段階的実施。問題発生時は旧リポジトリをそのまま利用継続するだけで即時切り戻し可能</w:t>
-            </w:r>
-          </w:p>
-        </w:tc>
-      </w:tr>
-      <w:tr>
-        <w:trPr>
-          <w:cantSplit/>
-        </w:trPr>
-        <w:tc>
-          <w:tcPr>
-            <w:tcW w:type="dxa" w:w="2268"/>
-            <w:tcBorders>
-              <w:top w:val="single" w:color="CCCCCC" w:sz="4"/>
-              <w:left w:val="single" w:color="CCCCCC" w:sz="4"/>
-              <w:bottom w:val="single" w:color="CCCCCC" w:sz="4"/>
-              <w:right w:val="single" w:color="CCCCCC" w:sz="4"/>
-            </w:tcBorders>
-            <w:shd w:fill="FFFFFF" w:val="clear"/>
-            <w:tcMar>
-              <w:top w:type="dxa" w:w="60"/>
-              <w:left w:type="dxa" w:w="100"/>
-              <w:bottom w:type="dxa" w:w="60"/>
-              <w:right w:type="dxa" w:w="100"/>
-            </w:tcMar>
-          </w:tcPr>
-          <w:p>
-            <w:r>
-              <w:rPr>
-                <w:rFonts w:ascii="BIZ UDPゴシック" w:cs="BIZ UDPゴシック" w:eastAsia="BIZ UDPゴシック" w:hAnsi="BIZ UDPゴシック"/>
-                <w:b w:val="false"/>
-                <w:bCs w:val="false"/>
-                <w:color w:val="000000"/>
-                <w:sz w:val="18"/>
-                <w:szCs w:val="18"/>
-              </w:rPr>
-              <w:t xml:space="preserve">推奨実施日時</w:t>
-            </w:r>
-          </w:p>
-        </w:tc>
-        <w:tc>
-          <w:tcPr>
-            <w:tcW w:type="dxa" w:w="6236"/>
-            <w:tcBorders>
-              <w:top w:val="single" w:color="CCCCCC" w:sz="4"/>
-              <w:left w:val="single" w:color="CCCCCC" w:sz="4"/>
-              <w:bottom w:val="single" w:color="CCCCCC" w:sz="4"/>
-              <w:right w:val="single" w:color="CCCCCC" w:sz="4"/>
-            </w:tcBorders>
-            <w:shd w:fill="FFFFFF" w:val="clear"/>
-            <w:tcMar>
-              <w:top w:type="dxa" w:w="60"/>
-              <w:left w:type="dxa" w:w="100"/>
-              <w:bottom w:type="dxa" w:w="60"/>
-              <w:right w:type="dxa" w:w="100"/>
-            </w:tcMar>
-          </w:tcPr>
-          <w:p>
-            <w:r>
-              <w:rPr>
-                <w:rFonts w:ascii="BIZ UDPゴシック" w:cs="BIZ UDPゴシック" w:eastAsia="BIZ UDPゴシック" w:hAnsi="BIZ UDPゴシック"/>
-                <w:b w:val="false"/>
-                <w:bCs w:val="false"/>
-                <w:color w:val="000000"/>
-                <w:sz w:val="18"/>
-                <w:szCs w:val="18"/>
-              </w:rPr>
-              <w:t xml:space="preserve">平日昼間（本番バッチ処理時間帯 JST 05:30/21:25 を避けた時間帯）</w:t>
+                <w:sz w:val="18"/>
+                <w:szCs w:val="18"/>
+              </w:rPr>
+              <w:t xml:space="preserve">問題発生時は旧リポジトリをそのまま利用継続するだけで即時切り戻し可能</w:t>
             </w:r>
           </w:p>
         </w:tc>
       </w:tr>
     </w:tbl>
-    <w:p>
-      <w:pPr>
-        <w:pStyle w:val="Heading2"/>
-      </w:pPr>
-      <w:r>
-        <w:rPr>
-          <w:rFonts w:ascii="BIZ UDPゴシック" w:cs="BIZ UDPゴシック" w:eastAsia="BIZ UDPゴシック" w:hAnsi="BIZ UDPゴシック"/>
-          <w:b/>
-          <w:bCs/>
-          <w:sz w:val="24"/>
-          <w:szCs w:val="24"/>
-        </w:rPr>
-        <w:t xml:space="preserve">■ 実施判断チェックリスト</w:t>
-      </w:r>
-    </w:p>
     <w:tbl>
       <w:tblPr>
         <w:tblW w:type="dxa" w:w="8504"/>
@@ -1680,7 +1618,6 @@
                 <w:rFonts w:ascii="BIZ UDPゴシック" w:cs="BIZ UDPゴシック" w:eastAsia="BIZ UDPゴシック" w:hAnsi="BIZ UDPゴシック"/>
                 <w:b/>
                 <w:bCs/>
-                <w:color w:val="000000"/>
                 <w:sz w:val="18"/>
                 <w:szCs w:val="18"/>
               </w:rPr>
@@ -1711,7 +1648,6 @@
                 <w:rFonts w:ascii="BIZ UDPゴシック" w:cs="BIZ UDPゴシック" w:eastAsia="BIZ UDPゴシック" w:hAnsi="BIZ UDPゴシック"/>
                 <w:b/>
                 <w:bCs/>
-                <w:color w:val="000000"/>
                 <w:sz w:val="18"/>
                 <w:szCs w:val="18"/>
               </w:rPr>
@@ -1742,7 +1678,6 @@
                 <w:rFonts w:ascii="BIZ UDPゴシック" w:cs="BIZ UDPゴシック" w:eastAsia="BIZ UDPゴシック" w:hAnsi="BIZ UDPゴシック"/>
                 <w:b/>
                 <w:bCs/>
-                <w:color w:val="000000"/>
                 <w:sz w:val="18"/>
                 <w:szCs w:val="18"/>
               </w:rPr>
@@ -1778,7 +1713,6 @@
                 <w:rFonts w:ascii="BIZ UDPゴシック" w:cs="BIZ UDPゴシック" w:eastAsia="BIZ UDPゴシック" w:hAnsi="BIZ UDPゴシック"/>
                 <w:b w:val="false"/>
                 <w:bCs w:val="false"/>
-                <w:color w:val="000000"/>
                 <w:sz w:val="18"/>
                 <w:szCs w:val="18"/>
               </w:rPr>
@@ -1809,7 +1743,6 @@
                 <w:rFonts w:ascii="BIZ UDPゴシック" w:cs="BIZ UDPゴシック" w:eastAsia="BIZ UDPゴシック" w:hAnsi="BIZ UDPゴシック"/>
                 <w:b w:val="false"/>
                 <w:bCs w:val="false"/>
-                <w:color w:val="000000"/>
                 <w:sz w:val="18"/>
                 <w:szCs w:val="18"/>
               </w:rPr>
@@ -1840,7 +1773,6 @@
                 <w:rFonts w:ascii="BIZ UDPゴシック" w:cs="BIZ UDPゴシック" w:eastAsia="BIZ UDPゴシック" w:hAnsi="BIZ UDPゴシック"/>
                 <w:b w:val="false"/>
                 <w:bCs w:val="false"/>
-                <w:color w:val="000000"/>
                 <w:sz w:val="18"/>
                 <w:szCs w:val="18"/>
               </w:rPr>
@@ -1876,7 +1808,6 @@
                 <w:rFonts w:ascii="BIZ UDPゴシック" w:cs="BIZ UDPゴシック" w:eastAsia="BIZ UDPゴシック" w:hAnsi="BIZ UDPゴシック"/>
                 <w:b w:val="false"/>
                 <w:bCs w:val="false"/>
-                <w:color w:val="000000"/>
                 <w:sz w:val="18"/>
                 <w:szCs w:val="18"/>
               </w:rPr>
@@ -1907,7 +1838,6 @@
                 <w:rFonts w:ascii="BIZ UDPゴシック" w:cs="BIZ UDPゴシック" w:eastAsia="BIZ UDPゴシック" w:hAnsi="BIZ UDPゴシック"/>
                 <w:b w:val="false"/>
                 <w:bCs w:val="false"/>
-                <w:color w:val="000000"/>
                 <w:sz w:val="18"/>
                 <w:szCs w:val="18"/>
               </w:rPr>
@@ -1938,7 +1868,6 @@
                 <w:rFonts w:ascii="BIZ UDPゴシック" w:cs="BIZ UDPゴシック" w:eastAsia="BIZ UDPゴシック" w:hAnsi="BIZ UDPゴシック"/>
                 <w:b w:val="false"/>
                 <w:bCs w:val="false"/>
-                <w:color w:val="000000"/>
                 <w:sz w:val="18"/>
                 <w:szCs w:val="18"/>
               </w:rPr>
@@ -1974,7 +1903,6 @@
                 <w:rFonts w:ascii="BIZ UDPゴシック" w:cs="BIZ UDPゴシック" w:eastAsia="BIZ UDPゴシック" w:hAnsi="BIZ UDPゴシック"/>
                 <w:b w:val="false"/>
                 <w:bCs w:val="false"/>
-                <w:color w:val="000000"/>
                 <w:sz w:val="18"/>
                 <w:szCs w:val="18"/>
               </w:rPr>
@@ -2005,7 +1933,6 @@
                 <w:rFonts w:ascii="BIZ UDPゴシック" w:cs="BIZ UDPゴシック" w:eastAsia="BIZ UDPゴシック" w:hAnsi="BIZ UDPゴシック"/>
                 <w:b w:val="false"/>
                 <w:bCs w:val="false"/>
-                <w:color w:val="000000"/>
                 <w:sz w:val="18"/>
                 <w:szCs w:val="18"/>
               </w:rPr>
@@ -2036,7 +1963,6 @@
                 <w:rFonts w:ascii="BIZ UDPゴシック" w:cs="BIZ UDPゴシック" w:eastAsia="BIZ UDPゴシック" w:hAnsi="BIZ UDPゴシック"/>
                 <w:b w:val="false"/>
                 <w:bCs w:val="false"/>
-                <w:color w:val="000000"/>
                 <w:sz w:val="18"/>
                 <w:szCs w:val="18"/>
               </w:rPr>
@@ -2072,7 +1998,6 @@
                 <w:rFonts w:ascii="BIZ UDPゴシック" w:cs="BIZ UDPゴシック" w:eastAsia="BIZ UDPゴシック" w:hAnsi="BIZ UDPゴシック"/>
                 <w:b w:val="false"/>
                 <w:bCs w:val="false"/>
-                <w:color w:val="000000"/>
                 <w:sz w:val="18"/>
                 <w:szCs w:val="18"/>
               </w:rPr>
@@ -2103,11 +2028,10 @@
                 <w:rFonts w:ascii="BIZ UDPゴシック" w:cs="BIZ UDPゴシック" w:eastAsia="BIZ UDPゴシック" w:hAnsi="BIZ UDPゴシック"/>
                 <w:b w:val="false"/>
                 <w:bCs w:val="false"/>
-                <w:color w:val="000000"/>
-                <w:sz w:val="18"/>
-                <w:szCs w:val="18"/>
-              </w:rPr>
-              <w:t xml:space="preserve">各フェーズの完了時にLUVINAから進捗報告を受け、次フェーズ移行の承認を行うことを了解した</w:t>
+                <w:sz w:val="18"/>
+                <w:szCs w:val="18"/>
+              </w:rPr>
+              <w:t xml:space="preserve">本改修（モノレポ統合）の実施を承認する</w:t>
             </w:r>
           </w:p>
         </w:tc>
@@ -2134,105 +2058,6 @@
                 <w:rFonts w:ascii="BIZ UDPゴシック" w:cs="BIZ UDPゴシック" w:eastAsia="BIZ UDPゴシック" w:hAnsi="BIZ UDPゴシック"/>
                 <w:b w:val="false"/>
                 <w:bCs w:val="false"/>
-                <w:color w:val="000000"/>
-                <w:sz w:val="18"/>
-                <w:szCs w:val="18"/>
-              </w:rPr>
-              <w:t xml:space="preserve">□ YES  □ NO</w:t>
-            </w:r>
-          </w:p>
-        </w:tc>
-      </w:tr>
-      <w:tr>
-        <w:trPr>
-          <w:cantSplit/>
-        </w:trPr>
-        <w:tc>
-          <w:tcPr>
-            <w:tcW w:type="dxa" w:w="567"/>
-            <w:tcBorders>
-              <w:top w:val="single" w:color="CCCCCC" w:sz="4"/>
-              <w:left w:val="single" w:color="CCCCCC" w:sz="4"/>
-              <w:bottom w:val="single" w:color="CCCCCC" w:sz="4"/>
-              <w:right w:val="single" w:color="CCCCCC" w:sz="4"/>
-            </w:tcBorders>
-            <w:shd w:fill="FFFFFF" w:val="clear"/>
-            <w:tcMar>
-              <w:top w:type="dxa" w:w="60"/>
-              <w:left w:type="dxa" w:w="100"/>
-              <w:bottom w:type="dxa" w:w="60"/>
-              <w:right w:type="dxa" w:w="100"/>
-            </w:tcMar>
-          </w:tcPr>
-          <w:p>
-            <w:r>
-              <w:rPr>
-                <w:rFonts w:ascii="BIZ UDPゴシック" w:cs="BIZ UDPゴシック" w:eastAsia="BIZ UDPゴシック" w:hAnsi="BIZ UDPゴシック"/>
-                <w:b w:val="false"/>
-                <w:bCs w:val="false"/>
-                <w:color w:val="000000"/>
-                <w:sz w:val="18"/>
-                <w:szCs w:val="18"/>
-              </w:rPr>
-              <w:t xml:space="preserve">5</w:t>
-            </w:r>
-          </w:p>
-        </w:tc>
-        <w:tc>
-          <w:tcPr>
-            <w:tcW w:type="dxa" w:w="6397"/>
-            <w:tcBorders>
-              <w:top w:val="single" w:color="CCCCCC" w:sz="4"/>
-              <w:left w:val="single" w:color="CCCCCC" w:sz="4"/>
-              <w:bottom w:val="single" w:color="CCCCCC" w:sz="4"/>
-              <w:right w:val="single" w:color="CCCCCC" w:sz="4"/>
-            </w:tcBorders>
-            <w:shd w:fill="FFFFFF" w:val="clear"/>
-            <w:tcMar>
-              <w:top w:type="dxa" w:w="60"/>
-              <w:left w:type="dxa" w:w="100"/>
-              <w:bottom w:type="dxa" w:w="60"/>
-              <w:right w:type="dxa" w:w="100"/>
-            </w:tcMar>
-          </w:tcPr>
-          <w:p>
-            <w:r>
-              <w:rPr>
-                <w:rFonts w:ascii="BIZ UDPゴシック" w:cs="BIZ UDPゴシック" w:eastAsia="BIZ UDPゴシック" w:hAnsi="BIZ UDPゴシック"/>
-                <w:b w:val="false"/>
-                <w:bCs w:val="false"/>
-                <w:color w:val="000000"/>
-                <w:sz w:val="18"/>
-                <w:szCs w:val="18"/>
-              </w:rPr>
-              <w:t xml:space="preserve">本改修（モノレポ統合）の実施を承認する</w:t>
-            </w:r>
-          </w:p>
-        </w:tc>
-        <w:tc>
-          <w:tcPr>
-            <w:tcW w:type="dxa" w:w="1540"/>
-            <w:tcBorders>
-              <w:top w:val="single" w:color="CCCCCC" w:sz="4"/>
-              <w:left w:val="single" w:color="CCCCCC" w:sz="4"/>
-              <w:bottom w:val="single" w:color="CCCCCC" w:sz="4"/>
-              <w:right w:val="single" w:color="CCCCCC" w:sz="4"/>
-            </w:tcBorders>
-            <w:shd w:fill="FFFFFF" w:val="clear"/>
-            <w:tcMar>
-              <w:top w:type="dxa" w:w="60"/>
-              <w:left w:type="dxa" w:w="100"/>
-              <w:bottom w:type="dxa" w:w="60"/>
-              <w:right w:type="dxa" w:w="100"/>
-            </w:tcMar>
-          </w:tcPr>
-          <w:p>
-            <w:r>
-              <w:rPr>
-                <w:rFonts w:ascii="BIZ UDPゴシック" w:cs="BIZ UDPゴシック" w:eastAsia="BIZ UDPゴシック" w:hAnsi="BIZ UDPゴシック"/>
-                <w:b w:val="false"/>
-                <w:bCs w:val="false"/>
-                <w:color w:val="000000"/>
                 <w:sz w:val="18"/>
                 <w:szCs w:val="18"/>
               </w:rPr>
@@ -2264,8 +2089,8 @@
           <w:rFonts w:ascii="BIZ UDPゴシック" w:cs="BIZ UDPゴシック" w:eastAsia="BIZ UDPゴシック" w:hAnsi="BIZ UDPゴシック"/>
           <w:b/>
           <w:bCs/>
-          <w:sz w:val="32"/>
-          <w:szCs w:val="32"/>
+          <w:sz w:val="24"/>
+          <w:szCs w:val="24"/>
         </w:rPr>
         <w:t xml:space="preserve">1. 概要・目的・効果</w:t>
       </w:r>
@@ -2292,8 +2117,8 @@
           <w:rFonts w:ascii="BIZ UDPゴシック" w:cs="BIZ UDPゴシック" w:eastAsia="BIZ UDPゴシック" w:hAnsi="BIZ UDPゴシック"/>
           <w:b/>
           <w:bCs/>
-          <w:sz w:val="24"/>
-          <w:szCs w:val="24"/>
+          <w:sz w:val="18"/>
+          <w:szCs w:val="18"/>
         </w:rPr>
         <w:t xml:space="preserve">■ 統合対象リポジトリ</w:t>
       </w:r>
@@ -2314,8 +2139,7 @@
         <w:gridCol w:w="567"/>
         <w:gridCol w:w="2835"/>
         <w:gridCol w:w="1701"/>
-        <w:gridCol w:w="1701"/>
-        <w:gridCol w:w="567"/>
+        <w:gridCol w:w="2268"/>
         <w:gridCol w:w="1133"/>
       </w:tblGrid>
       <w:tr>
@@ -2345,7 +2169,6 @@
                 <w:rFonts w:ascii="BIZ UDPゴシック" w:cs="BIZ UDPゴシック" w:eastAsia="BIZ UDPゴシック" w:hAnsi="BIZ UDPゴシック"/>
                 <w:b/>
                 <w:bCs/>
-                <w:color w:val="000000"/>
                 <w:sz w:val="18"/>
                 <w:szCs w:val="18"/>
               </w:rPr>
@@ -2376,7 +2199,6 @@
                 <w:rFonts w:ascii="BIZ UDPゴシック" w:cs="BIZ UDPゴシック" w:eastAsia="BIZ UDPゴシック" w:hAnsi="BIZ UDPゴシック"/>
                 <w:b/>
                 <w:bCs/>
-                <w:color w:val="000000"/>
                 <w:sz w:val="18"/>
                 <w:szCs w:val="18"/>
               </w:rPr>
@@ -2407,7 +2229,6 @@
                 <w:rFonts w:ascii="BIZ UDPゴシック" w:cs="BIZ UDPゴシック" w:eastAsia="BIZ UDPゴシック" w:hAnsi="BIZ UDPゴシック"/>
                 <w:b/>
                 <w:bCs/>
-                <w:color w:val="000000"/>
                 <w:sz w:val="18"/>
                 <w:szCs w:val="18"/>
               </w:rPr>
@@ -2417,7 +2238,7 @@
         </w:tc>
         <w:tc>
           <w:tcPr>
-            <w:tcW w:type="dxa" w:w="1701"/>
+            <w:tcW w:type="dxa" w:w="2268"/>
             <w:tcBorders>
               <w:top w:val="single" w:color="CCCCCC" w:sz="4"/>
               <w:left w:val="single" w:color="CCCCCC" w:sz="4"/>
@@ -2438,7 +2259,6 @@
                 <w:rFonts w:ascii="BIZ UDPゴシック" w:cs="BIZ UDPゴシック" w:eastAsia="BIZ UDPゴシック" w:hAnsi="BIZ UDPゴシック"/>
                 <w:b/>
                 <w:bCs/>
-                <w:color w:val="000000"/>
                 <w:sz w:val="18"/>
                 <w:szCs w:val="18"/>
               </w:rPr>
@@ -2448,7 +2268,7 @@
         </w:tc>
         <w:tc>
           <w:tcPr>
-            <w:tcW w:type="dxa" w:w="567"/>
+            <w:tcW w:type="dxa" w:w="1133"/>
             <w:tcBorders>
               <w:top w:val="single" w:color="CCCCCC" w:sz="4"/>
               <w:left w:val="single" w:color="CCCCCC" w:sz="4"/>
@@ -2469,38 +2289,6 @@
                 <w:rFonts w:ascii="BIZ UDPゴシック" w:cs="BIZ UDPゴシック" w:eastAsia="BIZ UDPゴシック" w:hAnsi="BIZ UDPゴシック"/>
                 <w:b/>
                 <w:bCs/>
-                <w:color w:val="000000"/>
-                <w:sz w:val="18"/>
-                <w:szCs w:val="18"/>
-              </w:rPr>
-              <w:t xml:space="preserve">ポート</w:t>
-            </w:r>
-          </w:p>
-        </w:tc>
-        <w:tc>
-          <w:tcPr>
-            <w:tcW w:type="dxa" w:w="1133"/>
-            <w:tcBorders>
-              <w:top w:val="single" w:color="CCCCCC" w:sz="4"/>
-              <w:left w:val="single" w:color="CCCCCC" w:sz="4"/>
-              <w:bottom w:val="single" w:color="CCCCCC" w:sz="4"/>
-              <w:right w:val="single" w:color="CCCCCC" w:sz="4"/>
-            </w:tcBorders>
-            <w:shd w:fill="F5F5F5" w:val="clear"/>
-            <w:tcMar>
-              <w:top w:type="dxa" w:w="60"/>
-              <w:left w:type="dxa" w:w="100"/>
-              <w:bottom w:type="dxa" w:w="60"/>
-              <w:right w:type="dxa" w:w="100"/>
-            </w:tcMar>
-          </w:tcPr>
-          <w:p>
-            <w:r>
-              <w:rPr>
-                <w:rFonts w:ascii="BIZ UDPゴシック" w:cs="BIZ UDPゴシック" w:eastAsia="BIZ UDPゴシック" w:hAnsi="BIZ UDPゴシック"/>
-                <w:b/>
-                <w:bCs/>
-                <w:color w:val="000000"/>
                 <w:sz w:val="18"/>
                 <w:szCs w:val="18"/>
               </w:rPr>
@@ -2536,7 +2324,6 @@
                 <w:rFonts w:ascii="BIZ UDPゴシック" w:cs="BIZ UDPゴシック" w:eastAsia="BIZ UDPゴシック" w:hAnsi="BIZ UDPゴシック"/>
                 <w:b w:val="false"/>
                 <w:bCs w:val="false"/>
-                <w:color w:val="000000"/>
                 <w:sz w:val="18"/>
                 <w:szCs w:val="18"/>
               </w:rPr>
@@ -2567,7 +2354,6 @@
                 <w:rFonts w:ascii="BIZ UDPゴシック" w:cs="BIZ UDPゴシック" w:eastAsia="BIZ UDPゴシック" w:hAnsi="BIZ UDPゴシック"/>
                 <w:b w:val="false"/>
                 <w:bCs w:val="false"/>
-                <w:color w:val="000000"/>
                 <w:sz w:val="18"/>
                 <w:szCs w:val="18"/>
               </w:rPr>
@@ -2598,7 +2384,6 @@
                 <w:rFonts w:ascii="BIZ UDPゴシック" w:cs="BIZ UDPゴシック" w:eastAsia="BIZ UDPゴシック" w:hAnsi="BIZ UDPゴシック"/>
                 <w:b w:val="false"/>
                 <w:bCs w:val="false"/>
-                <w:color w:val="000000"/>
                 <w:sz w:val="18"/>
                 <w:szCs w:val="18"/>
               </w:rPr>
@@ -2608,63 +2393,31 @@
         </w:tc>
         <w:tc>
           <w:tcPr>
-            <w:tcW w:type="dxa" w:w="1701"/>
-            <w:tcBorders>
-              <w:top w:val="single" w:color="CCCCCC" w:sz="4"/>
-              <w:left w:val="single" w:color="CCCCCC" w:sz="4"/>
-              <w:bottom w:val="single" w:color="CCCCCC" w:sz="4"/>
-              <w:right w:val="single" w:color="CCCCCC" w:sz="4"/>
-            </w:tcBorders>
-            <w:shd w:fill="FFFFFF" w:val="clear"/>
-            <w:tcMar>
-              <w:top w:type="dxa" w:w="60"/>
-              <w:left w:type="dxa" w:w="100"/>
-              <w:bottom w:type="dxa" w:w="60"/>
-              <w:right w:type="dxa" w:w="100"/>
-            </w:tcMar>
-          </w:tcPr>
-          <w:p>
-            <w:r>
-              <w:rPr>
-                <w:rFonts w:ascii="BIZ UDPゴシック" w:cs="BIZ UDPゴシック" w:eastAsia="BIZ UDPゴシック" w:hAnsi="BIZ UDPゴシック"/>
-                <w:b w:val="false"/>
-                <w:bCs w:val="false"/>
-                <w:color w:val="000000"/>
-                <w:sz w:val="18"/>
-                <w:szCs w:val="18"/>
-              </w:rPr>
-              <w:t xml:space="preserve">POSメインAPI</w:t>
-            </w:r>
-          </w:p>
-        </w:tc>
-        <w:tc>
-          <w:tcPr>
-            <w:tcW w:type="dxa" w:w="567"/>
-            <w:tcBorders>
-              <w:top w:val="single" w:color="CCCCCC" w:sz="4"/>
-              <w:left w:val="single" w:color="CCCCCC" w:sz="4"/>
-              <w:bottom w:val="single" w:color="CCCCCC" w:sz="4"/>
-              <w:right w:val="single" w:color="CCCCCC" w:sz="4"/>
-            </w:tcBorders>
-            <w:shd w:fill="FFFFFF" w:val="clear"/>
-            <w:tcMar>
-              <w:top w:type="dxa" w:w="60"/>
-              <w:left w:type="dxa" w:w="100"/>
-              <w:bottom w:type="dxa" w:w="60"/>
-              <w:right w:type="dxa" w:w="100"/>
-            </w:tcMar>
-          </w:tcPr>
-          <w:p>
-            <w:r>
-              <w:rPr>
-                <w:rFonts w:ascii="BIZ UDPゴシック" w:cs="BIZ UDPゴシック" w:eastAsia="BIZ UDPゴシック" w:hAnsi="BIZ UDPゴシック"/>
-                <w:b w:val="false"/>
-                <w:bCs w:val="false"/>
-                <w:color w:val="000000"/>
-                <w:sz w:val="18"/>
-                <w:szCs w:val="18"/>
-              </w:rPr>
-              <w:t xml:space="preserve">8081</w:t>
+            <w:tcW w:type="dxa" w:w="2268"/>
+            <w:tcBorders>
+              <w:top w:val="single" w:color="CCCCCC" w:sz="4"/>
+              <w:left w:val="single" w:color="CCCCCC" w:sz="4"/>
+              <w:bottom w:val="single" w:color="CCCCCC" w:sz="4"/>
+              <w:right w:val="single" w:color="CCCCCC" w:sz="4"/>
+            </w:tcBorders>
+            <w:shd w:fill="FFFFFF" w:val="clear"/>
+            <w:tcMar>
+              <w:top w:type="dxa" w:w="60"/>
+              <w:left w:type="dxa" w:w="100"/>
+              <w:bottom w:type="dxa" w:w="60"/>
+              <w:right w:type="dxa" w:w="100"/>
+            </w:tcMar>
+          </w:tcPr>
+          <w:p>
+            <w:r>
+              <w:rPr>
+                <w:rFonts w:ascii="BIZ UDPゴシック" w:cs="BIZ UDPゴシック" w:eastAsia="BIZ UDPゴシック" w:hAnsi="BIZ UDPゴシック"/>
+                <w:b w:val="false"/>
+                <w:bCs w:val="false"/>
+                <w:sz w:val="18"/>
+                <w:szCs w:val="18"/>
+              </w:rPr>
+              <w:t xml:space="preserve">POSメインAPI（:8081）</w:t>
             </w:r>
           </w:p>
         </w:tc>
@@ -2691,7 +2444,6 @@
                 <w:rFonts w:ascii="BIZ UDPゴシック" w:cs="BIZ UDPゴシック" w:eastAsia="BIZ UDPゴシック" w:hAnsi="BIZ UDPゴシック"/>
                 <w:b w:val="false"/>
                 <w:bCs w:val="false"/>
-                <w:color w:val="000000"/>
                 <w:sz w:val="18"/>
                 <w:szCs w:val="18"/>
               </w:rPr>
@@ -2727,7 +2479,6 @@
                 <w:rFonts w:ascii="BIZ UDPゴシック" w:cs="BIZ UDPゴシック" w:eastAsia="BIZ UDPゴシック" w:hAnsi="BIZ UDPゴシック"/>
                 <w:b w:val="false"/>
                 <w:bCs w:val="false"/>
-                <w:color w:val="000000"/>
                 <w:sz w:val="18"/>
                 <w:szCs w:val="18"/>
               </w:rPr>
@@ -2758,7 +2509,6 @@
                 <w:rFonts w:ascii="BIZ UDPゴシック" w:cs="BIZ UDPゴシック" w:eastAsia="BIZ UDPゴシック" w:hAnsi="BIZ UDPゴシック"/>
                 <w:b w:val="false"/>
                 <w:bCs w:val="false"/>
-                <w:color w:val="000000"/>
                 <w:sz w:val="18"/>
                 <w:szCs w:val="18"/>
               </w:rPr>
@@ -2789,7 +2539,6 @@
                 <w:rFonts w:ascii="BIZ UDPゴシック" w:cs="BIZ UDPゴシック" w:eastAsia="BIZ UDPゴシック" w:hAnsi="BIZ UDPゴシック"/>
                 <w:b w:val="false"/>
                 <w:bCs w:val="false"/>
-                <w:color w:val="000000"/>
                 <w:sz w:val="18"/>
                 <w:szCs w:val="18"/>
               </w:rPr>
@@ -2799,63 +2548,31 @@
         </w:tc>
         <w:tc>
           <w:tcPr>
-            <w:tcW w:type="dxa" w:w="1701"/>
-            <w:tcBorders>
-              <w:top w:val="single" w:color="CCCCCC" w:sz="4"/>
-              <w:left w:val="single" w:color="CCCCCC" w:sz="4"/>
-              <w:bottom w:val="single" w:color="CCCCCC" w:sz="4"/>
-              <w:right w:val="single" w:color="CCCCCC" w:sz="4"/>
-            </w:tcBorders>
-            <w:shd w:fill="FFFFFF" w:val="clear"/>
-            <w:tcMar>
-              <w:top w:type="dxa" w:w="60"/>
-              <w:left w:type="dxa" w:w="100"/>
-              <w:bottom w:type="dxa" w:w="60"/>
-              <w:right w:type="dxa" w:w="100"/>
-            </w:tcMar>
-          </w:tcPr>
-          <w:p>
-            <w:r>
-              <w:rPr>
-                <w:rFonts w:ascii="BIZ UDPゴシック" w:cs="BIZ UDPゴシック" w:eastAsia="BIZ UDPゴシック" w:hAnsi="BIZ UDPゴシック"/>
-                <w:b w:val="false"/>
-                <w:bCs w:val="false"/>
-                <w:color w:val="000000"/>
-                <w:sz w:val="18"/>
-                <w:szCs w:val="18"/>
-              </w:rPr>
-              <w:t xml:space="preserve">ギフトカード処理</w:t>
-            </w:r>
-          </w:p>
-        </w:tc>
-        <w:tc>
-          <w:tcPr>
-            <w:tcW w:type="dxa" w:w="567"/>
-            <w:tcBorders>
-              <w:top w:val="single" w:color="CCCCCC" w:sz="4"/>
-              <w:left w:val="single" w:color="CCCCCC" w:sz="4"/>
-              <w:bottom w:val="single" w:color="CCCCCC" w:sz="4"/>
-              <w:right w:val="single" w:color="CCCCCC" w:sz="4"/>
-            </w:tcBorders>
-            <w:shd w:fill="FFFFFF" w:val="clear"/>
-            <w:tcMar>
-              <w:top w:type="dxa" w:w="60"/>
-              <w:left w:type="dxa" w:w="100"/>
-              <w:bottom w:type="dxa" w:w="60"/>
-              <w:right w:type="dxa" w:w="100"/>
-            </w:tcMar>
-          </w:tcPr>
-          <w:p>
-            <w:r>
-              <w:rPr>
-                <w:rFonts w:ascii="BIZ UDPゴシック" w:cs="BIZ UDPゴシック" w:eastAsia="BIZ UDPゴシック" w:hAnsi="BIZ UDPゴシック"/>
-                <w:b w:val="false"/>
-                <w:bCs w:val="false"/>
-                <w:color w:val="000000"/>
-                <w:sz w:val="18"/>
-                <w:szCs w:val="18"/>
-              </w:rPr>
-              <w:t xml:space="preserve">8080</w:t>
+            <w:tcW w:type="dxa" w:w="2268"/>
+            <w:tcBorders>
+              <w:top w:val="single" w:color="CCCCCC" w:sz="4"/>
+              <w:left w:val="single" w:color="CCCCCC" w:sz="4"/>
+              <w:bottom w:val="single" w:color="CCCCCC" w:sz="4"/>
+              <w:right w:val="single" w:color="CCCCCC" w:sz="4"/>
+            </w:tcBorders>
+            <w:shd w:fill="FFFFFF" w:val="clear"/>
+            <w:tcMar>
+              <w:top w:type="dxa" w:w="60"/>
+              <w:left w:type="dxa" w:w="100"/>
+              <w:bottom w:type="dxa" w:w="60"/>
+              <w:right w:type="dxa" w:w="100"/>
+            </w:tcMar>
+          </w:tcPr>
+          <w:p>
+            <w:r>
+              <w:rPr>
+                <w:rFonts w:ascii="BIZ UDPゴシック" w:cs="BIZ UDPゴシック" w:eastAsia="BIZ UDPゴシック" w:hAnsi="BIZ UDPゴシック"/>
+                <w:b w:val="false"/>
+                <w:bCs w:val="false"/>
+                <w:sz w:val="18"/>
+                <w:szCs w:val="18"/>
+              </w:rPr>
+              <w:t xml:space="preserve">ギフトカード処理（:8080）</w:t>
             </w:r>
           </w:p>
         </w:tc>
@@ -2882,7 +2599,6 @@
                 <w:rFonts w:ascii="BIZ UDPゴシック" w:cs="BIZ UDPゴシック" w:eastAsia="BIZ UDPゴシック" w:hAnsi="BIZ UDPゴシック"/>
                 <w:b w:val="false"/>
                 <w:bCs w:val="false"/>
-                <w:color w:val="000000"/>
                 <w:sz w:val="18"/>
                 <w:szCs w:val="18"/>
               </w:rPr>
@@ -2918,7 +2634,6 @@
                 <w:rFonts w:ascii="BIZ UDPゴシック" w:cs="BIZ UDPゴシック" w:eastAsia="BIZ UDPゴシック" w:hAnsi="BIZ UDPゴシック"/>
                 <w:b w:val="false"/>
                 <w:bCs w:val="false"/>
-                <w:color w:val="000000"/>
                 <w:sz w:val="18"/>
                 <w:szCs w:val="18"/>
               </w:rPr>
@@ -2949,7 +2664,6 @@
                 <w:rFonts w:ascii="BIZ UDPゴシック" w:cs="BIZ UDPゴシック" w:eastAsia="BIZ UDPゴシック" w:hAnsi="BIZ UDPゴシック"/>
                 <w:b w:val="false"/>
                 <w:bCs w:val="false"/>
-                <w:color w:val="000000"/>
                 <w:sz w:val="18"/>
                 <w:szCs w:val="18"/>
               </w:rPr>
@@ -2980,7 +2694,6 @@
                 <w:rFonts w:ascii="BIZ UDPゴシック" w:cs="BIZ UDPゴシック" w:eastAsia="BIZ UDPゴシック" w:hAnsi="BIZ UDPゴシック"/>
                 <w:b w:val="false"/>
                 <w:bCs w:val="false"/>
-                <w:color w:val="000000"/>
                 <w:sz w:val="18"/>
                 <w:szCs w:val="18"/>
               </w:rPr>
@@ -2990,63 +2703,31 @@
         </w:tc>
         <w:tc>
           <w:tcPr>
-            <w:tcW w:type="dxa" w:w="1701"/>
-            <w:tcBorders>
-              <w:top w:val="single" w:color="CCCCCC" w:sz="4"/>
-              <w:left w:val="single" w:color="CCCCCC" w:sz="4"/>
-              <w:bottom w:val="single" w:color="CCCCCC" w:sz="4"/>
-              <w:right w:val="single" w:color="CCCCCC" w:sz="4"/>
-            </w:tcBorders>
-            <w:shd w:fill="FFFFFF" w:val="clear"/>
-            <w:tcMar>
-              <w:top w:type="dxa" w:w="60"/>
-              <w:left w:type="dxa" w:w="100"/>
-              <w:bottom w:type="dxa" w:w="60"/>
-              <w:right w:type="dxa" w:w="100"/>
-            </w:tcMar>
-          </w:tcPr>
-          <w:p>
-            <w:r>
-              <w:rPr>
-                <w:rFonts w:ascii="BIZ UDPゴシック" w:cs="BIZ UDPゴシック" w:eastAsia="BIZ UDPゴシック" w:hAnsi="BIZ UDPゴシック"/>
-                <w:b w:val="false"/>
-                <w:bCs w:val="false"/>
-                <w:color w:val="000000"/>
-                <w:sz w:val="18"/>
-                <w:szCs w:val="18"/>
-              </w:rPr>
-              <w:t xml:space="preserve">フロントエンド（本番）</w:t>
-            </w:r>
-          </w:p>
-        </w:tc>
-        <w:tc>
-          <w:tcPr>
-            <w:tcW w:type="dxa" w:w="567"/>
-            <w:tcBorders>
-              <w:top w:val="single" w:color="CCCCCC" w:sz="4"/>
-              <w:left w:val="single" w:color="CCCCCC" w:sz="4"/>
-              <w:bottom w:val="single" w:color="CCCCCC" w:sz="4"/>
-              <w:right w:val="single" w:color="CCCCCC" w:sz="4"/>
-            </w:tcBorders>
-            <w:shd w:fill="FFFFFF" w:val="clear"/>
-            <w:tcMar>
-              <w:top w:type="dxa" w:w="60"/>
-              <w:left w:type="dxa" w:w="100"/>
-              <w:bottom w:type="dxa" w:w="60"/>
-              <w:right w:type="dxa" w:w="100"/>
-            </w:tcMar>
-          </w:tcPr>
-          <w:p>
-            <w:r>
-              <w:rPr>
-                <w:rFonts w:ascii="BIZ UDPゴシック" w:cs="BIZ UDPゴシック" w:eastAsia="BIZ UDPゴシック" w:hAnsi="BIZ UDPゴシック"/>
-                <w:b w:val="false"/>
-                <w:bCs w:val="false"/>
-                <w:color w:val="000000"/>
-                <w:sz w:val="18"/>
-                <w:szCs w:val="18"/>
-              </w:rPr>
-              <w:t xml:space="preserve">9060</w:t>
+            <w:tcW w:type="dxa" w:w="2268"/>
+            <w:tcBorders>
+              <w:top w:val="single" w:color="CCCCCC" w:sz="4"/>
+              <w:left w:val="single" w:color="CCCCCC" w:sz="4"/>
+              <w:bottom w:val="single" w:color="CCCCCC" w:sz="4"/>
+              <w:right w:val="single" w:color="CCCCCC" w:sz="4"/>
+            </w:tcBorders>
+            <w:shd w:fill="FFFFFF" w:val="clear"/>
+            <w:tcMar>
+              <w:top w:type="dxa" w:w="60"/>
+              <w:left w:type="dxa" w:w="100"/>
+              <w:bottom w:type="dxa" w:w="60"/>
+              <w:right w:type="dxa" w:w="100"/>
+            </w:tcMar>
+          </w:tcPr>
+          <w:p>
+            <w:r>
+              <w:rPr>
+                <w:rFonts w:ascii="BIZ UDPゴシック" w:cs="BIZ UDPゴシック" w:eastAsia="BIZ UDPゴシック" w:hAnsi="BIZ UDPゴシック"/>
+                <w:b w:val="false"/>
+                <w:bCs w:val="false"/>
+                <w:sz w:val="18"/>
+                <w:szCs w:val="18"/>
+              </w:rPr>
+              <w:t xml:space="preserve">フロントエンド（本番 :9060）</w:t>
             </w:r>
           </w:p>
         </w:tc>
@@ -3073,7 +2754,6 @@
                 <w:rFonts w:ascii="BIZ UDPゴシック" w:cs="BIZ UDPゴシック" w:eastAsia="BIZ UDPゴシック" w:hAnsi="BIZ UDPゴシック"/>
                 <w:b w:val="false"/>
                 <w:bCs w:val="false"/>
-                <w:color w:val="000000"/>
                 <w:sz w:val="18"/>
                 <w:szCs w:val="18"/>
               </w:rPr>
@@ -3109,7 +2789,6 @@
                 <w:rFonts w:ascii="BIZ UDPゴシック" w:cs="BIZ UDPゴシック" w:eastAsia="BIZ UDPゴシック" w:hAnsi="BIZ UDPゴシック"/>
                 <w:b w:val="false"/>
                 <w:bCs w:val="false"/>
-                <w:color w:val="000000"/>
                 <w:sz w:val="18"/>
                 <w:szCs w:val="18"/>
               </w:rPr>
@@ -3140,7 +2819,6 @@
                 <w:rFonts w:ascii="BIZ UDPゴシック" w:cs="BIZ UDPゴシック" w:eastAsia="BIZ UDPゴシック" w:hAnsi="BIZ UDPゴシック"/>
                 <w:b w:val="false"/>
                 <w:bCs w:val="false"/>
-                <w:color w:val="000000"/>
                 <w:sz w:val="18"/>
                 <w:szCs w:val="18"/>
               </w:rPr>
@@ -3171,7 +2849,6 @@
                 <w:rFonts w:ascii="BIZ UDPゴシック" w:cs="BIZ UDPゴシック" w:eastAsia="BIZ UDPゴシック" w:hAnsi="BIZ UDPゴシック"/>
                 <w:b w:val="false"/>
                 <w:bCs w:val="false"/>
-                <w:color w:val="000000"/>
                 <w:sz w:val="18"/>
                 <w:szCs w:val="18"/>
               </w:rPr>
@@ -3181,28 +2858,27 @@
         </w:tc>
         <w:tc>
           <w:tcPr>
-            <w:tcW w:type="dxa" w:w="1701"/>
-            <w:tcBorders>
-              <w:top w:val="single" w:color="CCCCCC" w:sz="4"/>
-              <w:left w:val="single" w:color="CCCCCC" w:sz="4"/>
-              <w:bottom w:val="single" w:color="CCCCCC" w:sz="4"/>
-              <w:right w:val="single" w:color="CCCCCC" w:sz="4"/>
-            </w:tcBorders>
-            <w:shd w:fill="FFFFFF" w:val="clear"/>
-            <w:tcMar>
-              <w:top w:type="dxa" w:w="60"/>
-              <w:left w:type="dxa" w:w="100"/>
-              <w:bottom w:type="dxa" w:w="60"/>
-              <w:right w:type="dxa" w:w="100"/>
-            </w:tcMar>
-          </w:tcPr>
-          <w:p>
-            <w:r>
-              <w:rPr>
-                <w:rFonts w:ascii="BIZ UDPゴシック" w:cs="BIZ UDPゴシック" w:eastAsia="BIZ UDPゴシック" w:hAnsi="BIZ UDPゴシック"/>
-                <w:b w:val="false"/>
-                <w:bCs w:val="false"/>
-                <w:color w:val="000000"/>
+            <w:tcW w:type="dxa" w:w="2268"/>
+            <w:tcBorders>
+              <w:top w:val="single" w:color="CCCCCC" w:sz="4"/>
+              <w:left w:val="single" w:color="CCCCCC" w:sz="4"/>
+              <w:bottom w:val="single" w:color="CCCCCC" w:sz="4"/>
+              <w:right w:val="single" w:color="CCCCCC" w:sz="4"/>
+            </w:tcBorders>
+            <w:shd w:fill="FFFFFF" w:val="clear"/>
+            <w:tcMar>
+              <w:top w:type="dxa" w:w="60"/>
+              <w:left w:type="dxa" w:w="100"/>
+              <w:bottom w:type="dxa" w:w="60"/>
+              <w:right w:type="dxa" w:w="100"/>
+            </w:tcMar>
+          </w:tcPr>
+          <w:p>
+            <w:r>
+              <w:rPr>
+                <w:rFonts w:ascii="BIZ UDPゴシック" w:cs="BIZ UDPゴシック" w:eastAsia="BIZ UDPゴシック" w:hAnsi="BIZ UDPゴシック"/>
+                <w:b w:val="false"/>
+                <w:bCs w:val="false"/>
                 <w:sz w:val="18"/>
                 <w:szCs w:val="18"/>
               </w:rPr>
@@ -3212,37 +2888,6 @@
         </w:tc>
         <w:tc>
           <w:tcPr>
-            <w:tcW w:type="dxa" w:w="567"/>
-            <w:tcBorders>
-              <w:top w:val="single" w:color="CCCCCC" w:sz="4"/>
-              <w:left w:val="single" w:color="CCCCCC" w:sz="4"/>
-              <w:bottom w:val="single" w:color="CCCCCC" w:sz="4"/>
-              <w:right w:val="single" w:color="CCCCCC" w:sz="4"/>
-            </w:tcBorders>
-            <w:shd w:fill="FFFFFF" w:val="clear"/>
-            <w:tcMar>
-              <w:top w:type="dxa" w:w="60"/>
-              <w:left w:type="dxa" w:w="100"/>
-              <w:bottom w:type="dxa" w:w="60"/>
-              <w:right w:type="dxa" w:w="100"/>
-            </w:tcMar>
-          </w:tcPr>
-          <w:p>
-            <w:r>
-              <w:rPr>
-                <w:rFonts w:ascii="BIZ UDPゴシック" w:cs="BIZ UDPゴシック" w:eastAsia="BIZ UDPゴシック" w:hAnsi="BIZ UDPゴシック"/>
-                <w:b w:val="false"/>
-                <w:bCs w:val="false"/>
-                <w:color w:val="000000"/>
-                <w:sz w:val="18"/>
-                <w:szCs w:val="18"/>
-              </w:rPr>
-              <w:t xml:space="preserve">9060</w:t>
-            </w:r>
-          </w:p>
-        </w:tc>
-        <w:tc>
-          <w:tcPr>
             <w:tcW w:type="dxa" w:w="1133"/>
             <w:tcBorders>
               <w:top w:val="single" w:color="CCCCCC" w:sz="4"/>
@@ -3264,7 +2909,6 @@
                 <w:rFonts w:ascii="BIZ UDPゴシック" w:cs="BIZ UDPゴシック" w:eastAsia="BIZ UDPゴシック" w:hAnsi="BIZ UDPゴシック"/>
                 <w:b w:val="false"/>
                 <w:bCs w:val="false"/>
-                <w:color w:val="000000"/>
                 <w:sz w:val="18"/>
                 <w:szCs w:val="18"/>
               </w:rPr>
@@ -3283,8 +2927,8 @@
           <w:rFonts w:ascii="BIZ UDPゴシック" w:cs="BIZ UDPゴシック" w:eastAsia="BIZ UDPゴシック" w:hAnsi="BIZ UDPゴシック"/>
           <w:b/>
           <w:bCs/>
-          <w:sz w:val="24"/>
-          <w:szCs w:val="24"/>
+          <w:sz w:val="18"/>
+          <w:szCs w:val="18"/>
         </w:rPr>
         <w:t xml:space="preserve">■ 統合後ディレクトリ構成</w:t>
       </w:r>
@@ -3417,10 +3061,10 @@
           <w:rFonts w:ascii="BIZ UDPゴシック" w:cs="BIZ UDPゴシック" w:eastAsia="BIZ UDPゴシック" w:hAnsi="BIZ UDPゴシック"/>
           <w:b/>
           <w:bCs/>
-          <w:sz w:val="32"/>
-          <w:szCs w:val="32"/>
+          <w:sz w:val="24"/>
+          <w:szCs w:val="24"/>
         </w:rPr>
-        <w:t xml:space="preserve">2. 担当者・作業スケジュール</w:t>
+        <w:t xml:space="preserve">2. 作業スケジュール</w:t>
       </w:r>
     </w:p>
     <w:tbl>
@@ -3468,7 +3112,6 @@
                 <w:rFonts w:ascii="BIZ UDPゴシック" w:cs="BIZ UDPゴシック" w:eastAsia="BIZ UDPゴシック" w:hAnsi="BIZ UDPゴシック"/>
                 <w:b/>
                 <w:bCs/>
-                <w:color w:val="000000"/>
                 <w:sz w:val="18"/>
                 <w:szCs w:val="18"/>
               </w:rPr>
@@ -3499,7 +3142,6 @@
                 <w:rFonts w:ascii="BIZ UDPゴシック" w:cs="BIZ UDPゴシック" w:eastAsia="BIZ UDPゴシック" w:hAnsi="BIZ UDPゴシック"/>
                 <w:b/>
                 <w:bCs/>
-                <w:color w:val="000000"/>
                 <w:sz w:val="18"/>
                 <w:szCs w:val="18"/>
               </w:rPr>
@@ -3530,7 +3172,6 @@
                 <w:rFonts w:ascii="BIZ UDPゴシック" w:cs="BIZ UDPゴシック" w:eastAsia="BIZ UDPゴシック" w:hAnsi="BIZ UDPゴシック"/>
                 <w:b/>
                 <w:bCs/>
-                <w:color w:val="000000"/>
                 <w:sz w:val="18"/>
                 <w:szCs w:val="18"/>
               </w:rPr>
@@ -3561,7 +3202,6 @@
                 <w:rFonts w:ascii="BIZ UDPゴシック" w:cs="BIZ UDPゴシック" w:eastAsia="BIZ UDPゴシック" w:hAnsi="BIZ UDPゴシック"/>
                 <w:b/>
                 <w:bCs/>
-                <w:color w:val="000000"/>
                 <w:sz w:val="18"/>
                 <w:szCs w:val="18"/>
               </w:rPr>
@@ -3597,7 +3237,6 @@
                 <w:rFonts w:ascii="BIZ UDPゴシック" w:cs="BIZ UDPゴシック" w:eastAsia="BIZ UDPゴシック" w:hAnsi="BIZ UDPゴシック"/>
                 <w:b w:val="false"/>
                 <w:bCs w:val="false"/>
-                <w:color w:val="000000"/>
                 <w:sz w:val="18"/>
                 <w:szCs w:val="18"/>
               </w:rPr>
@@ -3628,7 +3267,6 @@
                 <w:rFonts w:ascii="BIZ UDPゴシック" w:cs="BIZ UDPゴシック" w:eastAsia="BIZ UDPゴシック" w:hAnsi="BIZ UDPゴシック"/>
                 <w:b w:val="false"/>
                 <w:bCs w:val="false"/>
-                <w:color w:val="000000"/>
                 <w:sz w:val="18"/>
                 <w:szCs w:val="18"/>
               </w:rPr>
@@ -3659,7 +3297,6 @@
                 <w:rFonts w:ascii="BIZ UDPゴシック" w:cs="BIZ UDPゴシック" w:eastAsia="BIZ UDPゴシック" w:hAnsi="BIZ UDPゴシック"/>
                 <w:b w:val="false"/>
                 <w:bCs w:val="false"/>
-                <w:color w:val="000000"/>
                 <w:sz w:val="18"/>
                 <w:szCs w:val="18"/>
               </w:rPr>
@@ -3690,7 +3327,6 @@
                 <w:rFonts w:ascii="BIZ UDPゴシック" w:cs="BIZ UDPゴシック" w:eastAsia="BIZ UDPゴシック" w:hAnsi="BIZ UDPゴシック"/>
                 <w:b w:val="false"/>
                 <w:bCs w:val="false"/>
-                <w:color w:val="000000"/>
                 <w:sz w:val="18"/>
                 <w:szCs w:val="18"/>
               </w:rPr>
@@ -3726,7 +3362,6 @@
                 <w:rFonts w:ascii="BIZ UDPゴシック" w:cs="BIZ UDPゴシック" w:eastAsia="BIZ UDPゴシック" w:hAnsi="BIZ UDPゴシック"/>
                 <w:b w:val="false"/>
                 <w:bCs w:val="false"/>
-                <w:color w:val="000000"/>
                 <w:sz w:val="18"/>
                 <w:szCs w:val="18"/>
               </w:rPr>
@@ -3757,7 +3392,6 @@
                 <w:rFonts w:ascii="BIZ UDPゴシック" w:cs="BIZ UDPゴシック" w:eastAsia="BIZ UDPゴシック" w:hAnsi="BIZ UDPゴシック"/>
                 <w:b w:val="false"/>
                 <w:bCs w:val="false"/>
-                <w:color w:val="000000"/>
                 <w:sz w:val="18"/>
                 <w:szCs w:val="18"/>
               </w:rPr>
@@ -3788,7 +3422,6 @@
                 <w:rFonts w:ascii="BIZ UDPゴシック" w:cs="BIZ UDPゴシック" w:eastAsia="BIZ UDPゴシック" w:hAnsi="BIZ UDPゴシック"/>
                 <w:b w:val="false"/>
                 <w:bCs w:val="false"/>
-                <w:color w:val="000000"/>
                 <w:sz w:val="18"/>
                 <w:szCs w:val="18"/>
               </w:rPr>
@@ -3819,7 +3452,6 @@
                 <w:rFonts w:ascii="BIZ UDPゴシック" w:cs="BIZ UDPゴシック" w:eastAsia="BIZ UDPゴシック" w:hAnsi="BIZ UDPゴシック"/>
                 <w:b w:val="false"/>
                 <w:bCs w:val="false"/>
-                <w:color w:val="000000"/>
                 <w:sz w:val="18"/>
                 <w:szCs w:val="18"/>
               </w:rPr>
@@ -3855,7 +3487,6 @@
                 <w:rFonts w:ascii="BIZ UDPゴシック" w:cs="BIZ UDPゴシック" w:eastAsia="BIZ UDPゴシック" w:hAnsi="BIZ UDPゴシック"/>
                 <w:b w:val="false"/>
                 <w:bCs w:val="false"/>
-                <w:color w:val="000000"/>
                 <w:sz w:val="18"/>
                 <w:szCs w:val="18"/>
               </w:rPr>
@@ -3886,7 +3517,6 @@
                 <w:rFonts w:ascii="BIZ UDPゴシック" w:cs="BIZ UDPゴシック" w:eastAsia="BIZ UDPゴシック" w:hAnsi="BIZ UDPゴシック"/>
                 <w:b w:val="false"/>
                 <w:bCs w:val="false"/>
-                <w:color w:val="000000"/>
                 <w:sz w:val="18"/>
                 <w:szCs w:val="18"/>
               </w:rPr>
@@ -3917,7 +3547,6 @@
                 <w:rFonts w:ascii="BIZ UDPゴシック" w:cs="BIZ UDPゴシック" w:eastAsia="BIZ UDPゴシック" w:hAnsi="BIZ UDPゴシック"/>
                 <w:b w:val="false"/>
                 <w:bCs w:val="false"/>
-                <w:color w:val="000000"/>
                 <w:sz w:val="18"/>
                 <w:szCs w:val="18"/>
               </w:rPr>
@@ -3948,7 +3577,6 @@
                 <w:rFonts w:ascii="BIZ UDPゴシック" w:cs="BIZ UDPゴシック" w:eastAsia="BIZ UDPゴシック" w:hAnsi="BIZ UDPゴシック"/>
                 <w:b w:val="false"/>
                 <w:bCs w:val="false"/>
-                <w:color w:val="000000"/>
                 <w:sz w:val="18"/>
                 <w:szCs w:val="18"/>
               </w:rPr>
@@ -3984,7 +3612,6 @@
                 <w:rFonts w:ascii="BIZ UDPゴシック" w:cs="BIZ UDPゴシック" w:eastAsia="BIZ UDPゴシック" w:hAnsi="BIZ UDPゴシック"/>
                 <w:b w:val="false"/>
                 <w:bCs w:val="false"/>
-                <w:color w:val="000000"/>
                 <w:sz w:val="18"/>
                 <w:szCs w:val="18"/>
               </w:rPr>
@@ -4015,7 +3642,6 @@
                 <w:rFonts w:ascii="BIZ UDPゴシック" w:cs="BIZ UDPゴシック" w:eastAsia="BIZ UDPゴシック" w:hAnsi="BIZ UDPゴシック"/>
                 <w:b w:val="false"/>
                 <w:bCs w:val="false"/>
-                <w:color w:val="000000"/>
                 <w:sz w:val="18"/>
                 <w:szCs w:val="18"/>
               </w:rPr>
@@ -4046,7 +3672,6 @@
                 <w:rFonts w:ascii="BIZ UDPゴシック" w:cs="BIZ UDPゴシック" w:eastAsia="BIZ UDPゴシック" w:hAnsi="BIZ UDPゴシック"/>
                 <w:b w:val="false"/>
                 <w:bCs w:val="false"/>
-                <w:color w:val="000000"/>
                 <w:sz w:val="18"/>
                 <w:szCs w:val="18"/>
               </w:rPr>
@@ -4077,7 +3702,6 @@
                 <w:rFonts w:ascii="BIZ UDPゴシック" w:cs="BIZ UDPゴシック" w:eastAsia="BIZ UDPゴシック" w:hAnsi="BIZ UDPゴシック"/>
                 <w:b w:val="false"/>
                 <w:bCs w:val="false"/>
-                <w:color w:val="000000"/>
                 <w:sz w:val="18"/>
                 <w:szCs w:val="18"/>
               </w:rPr>
@@ -4113,7 +3737,6 @@
                 <w:rFonts w:ascii="BIZ UDPゴシック" w:cs="BIZ UDPゴシック" w:eastAsia="BIZ UDPゴシック" w:hAnsi="BIZ UDPゴシック"/>
                 <w:b w:val="false"/>
                 <w:bCs w:val="false"/>
-                <w:color w:val="000000"/>
                 <w:sz w:val="18"/>
                 <w:szCs w:val="18"/>
               </w:rPr>
@@ -4144,7 +3767,6 @@
                 <w:rFonts w:ascii="BIZ UDPゴシック" w:cs="BIZ UDPゴシック" w:eastAsia="BIZ UDPゴシック" w:hAnsi="BIZ UDPゴシック"/>
                 <w:b w:val="false"/>
                 <w:bCs w:val="false"/>
-                <w:color w:val="000000"/>
                 <w:sz w:val="18"/>
                 <w:szCs w:val="18"/>
               </w:rPr>
@@ -4175,7 +3797,6 @@
                 <w:rFonts w:ascii="BIZ UDPゴシック" w:cs="BIZ UDPゴシック" w:eastAsia="BIZ UDPゴシック" w:hAnsi="BIZ UDPゴシック"/>
                 <w:b w:val="false"/>
                 <w:bCs w:val="false"/>
-                <w:color w:val="000000"/>
                 <w:sz w:val="18"/>
                 <w:szCs w:val="18"/>
               </w:rPr>
@@ -4206,7 +3827,6 @@
                 <w:rFonts w:ascii="BIZ UDPゴシック" w:cs="BIZ UDPゴシック" w:eastAsia="BIZ UDPゴシック" w:hAnsi="BIZ UDPゴシック"/>
                 <w:b w:val="false"/>
                 <w:bCs w:val="false"/>
-                <w:color w:val="000000"/>
                 <w:sz w:val="18"/>
                 <w:szCs w:val="18"/>
               </w:rPr>
@@ -4242,7 +3862,6 @@
                 <w:rFonts w:ascii="BIZ UDPゴシック" w:cs="BIZ UDPゴシック" w:eastAsia="BIZ UDPゴシック" w:hAnsi="BIZ UDPゴシック"/>
                 <w:b w:val="false"/>
                 <w:bCs w:val="false"/>
-                <w:color w:val="000000"/>
                 <w:sz w:val="18"/>
                 <w:szCs w:val="18"/>
               </w:rPr>
@@ -4273,7 +3892,6 @@
                 <w:rFonts w:ascii="BIZ UDPゴシック" w:cs="BIZ UDPゴシック" w:eastAsia="BIZ UDPゴシック" w:hAnsi="BIZ UDPゴシック"/>
                 <w:b w:val="false"/>
                 <w:bCs w:val="false"/>
-                <w:color w:val="000000"/>
                 <w:sz w:val="18"/>
                 <w:szCs w:val="18"/>
               </w:rPr>
@@ -4304,7 +3922,6 @@
                 <w:rFonts w:ascii="BIZ UDPゴシック" w:cs="BIZ UDPゴシック" w:eastAsia="BIZ UDPゴシック" w:hAnsi="BIZ UDPゴシック"/>
                 <w:b w:val="false"/>
                 <w:bCs w:val="false"/>
-                <w:color w:val="000000"/>
                 <w:sz w:val="18"/>
                 <w:szCs w:val="18"/>
               </w:rPr>
@@ -4335,7 +3952,6 @@
                 <w:rFonts w:ascii="BIZ UDPゴシック" w:cs="BIZ UDPゴシック" w:eastAsia="BIZ UDPゴシック" w:hAnsi="BIZ UDPゴシック"/>
                 <w:b w:val="false"/>
                 <w:bCs w:val="false"/>
-                <w:color w:val="000000"/>
                 <w:sz w:val="18"/>
                 <w:szCs w:val="18"/>
               </w:rPr>
@@ -4371,7 +3987,6 @@
                 <w:rFonts w:ascii="BIZ UDPゴシック" w:cs="BIZ UDPゴシック" w:eastAsia="BIZ UDPゴシック" w:hAnsi="BIZ UDPゴシック"/>
                 <w:b w:val="false"/>
                 <w:bCs w:val="false"/>
-                <w:color w:val="000000"/>
                 <w:sz w:val="18"/>
                 <w:szCs w:val="18"/>
               </w:rPr>
@@ -4402,7 +4017,6 @@
                 <w:rFonts w:ascii="BIZ UDPゴシック" w:cs="BIZ UDPゴシック" w:eastAsia="BIZ UDPゴシック" w:hAnsi="BIZ UDPゴシック"/>
                 <w:b w:val="false"/>
                 <w:bCs w:val="false"/>
-                <w:color w:val="000000"/>
                 <w:sz w:val="18"/>
                 <w:szCs w:val="18"/>
               </w:rPr>
@@ -4433,7 +4047,6 @@
                 <w:rFonts w:ascii="BIZ UDPゴシック" w:cs="BIZ UDPゴシック" w:eastAsia="BIZ UDPゴシック" w:hAnsi="BIZ UDPゴシック"/>
                 <w:b w:val="false"/>
                 <w:bCs w:val="false"/>
-                <w:color w:val="000000"/>
                 <w:sz w:val="18"/>
                 <w:szCs w:val="18"/>
               </w:rPr>
@@ -4464,7 +4077,6 @@
                 <w:rFonts w:ascii="BIZ UDPゴシック" w:cs="BIZ UDPゴシック" w:eastAsia="BIZ UDPゴシック" w:hAnsi="BIZ UDPゴシック"/>
                 <w:b w:val="false"/>
                 <w:bCs w:val="false"/>
-                <w:color w:val="000000"/>
                 <w:sz w:val="18"/>
                 <w:szCs w:val="18"/>
               </w:rPr>
@@ -4483,8 +4095,8 @@
           <w:rFonts w:ascii="BIZ UDPゴシック" w:cs="BIZ UDPゴシック" w:eastAsia="BIZ UDPゴシック" w:hAnsi="BIZ UDPゴシック"/>
           <w:b/>
           <w:bCs/>
-          <w:sz w:val="32"/>
-          <w:szCs w:val="32"/>
+          <w:sz w:val="24"/>
+          <w:szCs w:val="24"/>
         </w:rPr>
         <w:t xml:space="preserve">3. 修正用コマンド（Phase別）</w:t>
       </w:r>
@@ -4498,132 +4110,8 @@
           <w:rFonts w:ascii="BIZ UDPゴシック" w:cs="BIZ UDPゴシック" w:eastAsia="BIZ UDPゴシック" w:hAnsi="BIZ UDPゴシック"/>
           <w:b/>
           <w:bCs/>
-          <w:sz w:val="24"/>
-          <w:szCs w:val="24"/>
-        </w:rPr>
-        <w:t xml:space="preserve">■ Phase 1：事前準備</w:t>
-      </w:r>
-    </w:p>
-    <w:tbl>
-      <w:tblPr>
-        <w:tblW w:type="dxa" w:w="8504"/>
-        <w:tblBorders>
-          <w:top w:val="single" w:color="auto" w:sz="4"/>
-          <w:left w:val="single" w:color="auto" w:sz="4"/>
-          <w:bottom w:val="single" w:color="auto" w:sz="4"/>
-          <w:right w:val="single" w:color="auto" w:sz="4"/>
-          <w:insideH w:val="single" w:color="auto" w:sz="4"/>
-          <w:insideV w:val="single" w:color="auto" w:sz="4"/>
-        </w:tblBorders>
-      </w:tblPr>
-      <w:tblGrid>
-        <w:gridCol w:w="8504"/>
-      </w:tblGrid>
-      <w:tr>
-        <w:trPr>
-          <w:cantSplit/>
-        </w:trPr>
-        <w:tc>
-          <w:tcPr>
-            <w:tcW w:type="dxa" w:w="8504"/>
-            <w:tcBorders>
-              <w:top w:val="single" w:color="CCCCCC" w:sz="4"/>
-              <w:left w:val="single" w:color="CCCCCC" w:sz="4"/>
-              <w:bottom w:val="single" w:color="CCCCCC" w:sz="4"/>
-              <w:right w:val="single" w:color="CCCCCC" w:sz="4"/>
-            </w:tcBorders>
-            <w:shd w:fill="F5F5F5" w:val="clear"/>
-            <w:tcMar>
-              <w:top w:type="dxa" w:w="60"/>
-              <w:left w:type="dxa" w:w="100"/>
-              <w:bottom w:type="dxa" w:w="60"/>
-              <w:right w:type="dxa" w:w="100"/>
-            </w:tcMar>
-          </w:tcPr>
-          <w:p>
-            <w:r>
-              <w:rPr>
-                <w:rFonts w:ascii="Consolas" w:cs="Consolas" w:eastAsia="Consolas" w:hAnsi="Consolas"/>
-                <w:sz w:val="18"/>
-                <w:szCs w:val="18"/>
-              </w:rPr>
-              <w:t xml:space="preserve"># 各リポジトリ最新状態確認</w:t>
-            </w:r>
-          </w:p>
-          <w:p>
-            <w:r>
-              <w:rPr>
-                <w:rFonts w:ascii="Consolas" w:cs="Consolas" w:eastAsia="Consolas" w:hAnsi="Consolas"/>
-                <w:sz w:val="18"/>
-                <w:szCs w:val="18"/>
-              </w:rPr>
-              <w:t xml:space="preserve">cd kasumi_pos-server &amp;&amp; ls -la</w:t>
-            </w:r>
-          </w:p>
-          <w:p>
-            <w:r>
-              <w:rPr>
-                <w:rFonts w:ascii="Consolas" w:cs="Consolas" w:eastAsia="Consolas" w:hAnsi="Consolas"/>
-                <w:sz w:val="18"/>
-                <w:szCs w:val="18"/>
-              </w:rPr>
-              <w:t xml:space="preserve"># ツール確認</w:t>
-            </w:r>
-          </w:p>
-          <w:p>
-            <w:r>
-              <w:rPr>
-                <w:rFonts w:ascii="Consolas" w:cs="Consolas" w:eastAsia="Consolas" w:hAnsi="Consolas"/>
-                <w:sz w:val="18"/>
-                <w:szCs w:val="18"/>
-              </w:rPr>
-              <w:t xml:space="preserve">git --version   # 2.40 以上</w:t>
-            </w:r>
-          </w:p>
-          <w:p>
-            <w:r>
-              <w:rPr>
-                <w:rFonts w:ascii="Consolas" w:cs="Consolas" w:eastAsia="Consolas" w:hAnsi="Consolas"/>
-                <w:sz w:val="18"/>
-                <w:szCs w:val="18"/>
-              </w:rPr>
-              <w:t xml:space="preserve">java -version   # 17（Amazon Corretto 推奨）</w:t>
-            </w:r>
-          </w:p>
-          <w:p>
-            <w:r>
-              <w:rPr>
-                <w:rFonts w:ascii="Consolas" w:cs="Consolas" w:eastAsia="Consolas" w:hAnsi="Consolas"/>
-                <w:sz w:val="18"/>
-                <w:szCs w:val="18"/>
-              </w:rPr>
-              <w:t xml:space="preserve">node --version  # 18 以上</w:t>
-            </w:r>
-          </w:p>
-          <w:p>
-            <w:r>
-              <w:rPr>
-                <w:rFonts w:ascii="Consolas" w:cs="Consolas" w:eastAsia="Consolas" w:hAnsi="Consolas"/>
-                <w:sz w:val="18"/>
-                <w:szCs w:val="18"/>
-              </w:rPr>
-              <w:t xml:space="preserve">docker --version</w:t>
-            </w:r>
-          </w:p>
-        </w:tc>
-      </w:tr>
-    </w:tbl>
-    <w:p>
-      <w:pPr>
-        <w:pStyle w:val="Heading2"/>
-      </w:pPr>
-      <w:r>
-        <w:rPr>
-          <w:rFonts w:ascii="BIZ UDPゴシック" w:cs="BIZ UDPゴシック" w:eastAsia="BIZ UDPゴシック" w:hAnsi="BIZ UDPゴシック"/>
-          <w:b/>
-          <w:bCs/>
-          <w:sz w:val="24"/>
-          <w:szCs w:val="24"/>
+          <w:sz w:val="18"/>
+          <w:szCs w:val="18"/>
         </w:rPr>
         <w:t xml:space="preserve">■ Phase 2：モノレポ基盤構築</w:t>
       </w:r>
@@ -4671,16 +4159,6 @@
                 <w:sz w:val="18"/>
                 <w:szCs w:val="18"/>
               </w:rPr>
-              <w:t xml:space="preserve"># 新リポジトリ作成（GitHub で Private リポジトリを作成後）</w:t>
-            </w:r>
-          </w:p>
-          <w:p>
-            <w:r>
-              <w:rPr>
-                <w:rFonts w:ascii="Consolas" w:cs="Consolas" w:eastAsia="Consolas" w:hAnsi="Consolas"/>
-                <w:sz w:val="18"/>
-                <w:szCs w:val="18"/>
-              </w:rPr>
               <w:t xml:space="preserve">mkdir POS-SERVER &amp;&amp; cd POS-SERVER</w:t>
             </w:r>
           </w:p>
@@ -4726,10 +4204,10 @@
           <w:rFonts w:ascii="BIZ UDPゴシック" w:cs="BIZ UDPゴシック" w:eastAsia="BIZ UDPゴシック" w:hAnsi="BIZ UDPゴシック"/>
           <w:b/>
           <w:bCs/>
-          <w:sz w:val="24"/>
-          <w:szCs w:val="24"/>
+          <w:sz w:val="18"/>
+          <w:szCs w:val="18"/>
         </w:rPr>
-        <w:t xml:space="preserve">■ Phase 3：バックエンド移行（pos-server Kotlin）</w:t>
+        <w:t xml:space="preserve">■ Phase 3：pos-server（Kotlin）移行</w:t>
       </w:r>
     </w:p>
     <w:tbl>
@@ -4850,10 +4328,10 @@
           <w:rFonts w:ascii="BIZ UDPゴシック" w:cs="BIZ UDPゴシック" w:eastAsia="BIZ UDPゴシック" w:hAnsi="BIZ UDPゴシック"/>
           <w:b/>
           <w:bCs/>
-          <w:sz w:val="24"/>
-          <w:szCs w:val="24"/>
+          <w:sz w:val="18"/>
+          <w:szCs w:val="18"/>
         </w:rPr>
-        <w:t xml:space="preserve">■ Phase 3：バックエンド移行（gift-card-server Java）</w:t>
+        <w:t xml:space="preserve">■ Phase 3：gift-card-server（Java）移行</w:t>
       </w:r>
     </w:p>
     <w:tbl>
@@ -4909,26 +4387,6 @@
                 <w:sz w:val="18"/>
                 <w:szCs w:val="18"/>
               </w:rPr>
-              <w:t xml:space="preserve"># application.yml の機密値を環境変数化</w:t>
-            </w:r>
-          </w:p>
-          <w:p>
-            <w:r>
-              <w:rPr>
-                <w:rFonts w:ascii="Consolas" w:cs="Consolas" w:eastAsia="Consolas" w:hAnsi="Consolas"/>
-                <w:sz w:val="18"/>
-                <w:szCs w:val="18"/>
-              </w:rPr>
-              <w:t xml:space="preserve"># security.jwt.secret: ${JWT_SECRET_GIFT}</w:t>
-            </w:r>
-          </w:p>
-          <w:p>
-            <w:r>
-              <w:rPr>
-                <w:rFonts w:ascii="Consolas" w:cs="Consolas" w:eastAsia="Consolas" w:hAnsi="Consolas"/>
-                <w:sz w:val="18"/>
-                <w:szCs w:val="18"/>
-              </w:rPr>
               <w:t xml:space="preserve">cd POS-SERVER/backend/gift-card-server &amp;&amp; ./mvnw package -DskipTests</w:t>
             </w:r>
           </w:p>
@@ -4954,23 +4412,10 @@
           <w:rFonts w:ascii="BIZ UDPゴシック" w:cs="BIZ UDPゴシック" w:eastAsia="BIZ UDPゴシック" w:hAnsi="BIZ UDPゴシック"/>
           <w:b/>
           <w:bCs/>
-          <w:sz w:val="24"/>
-          <w:szCs w:val="24"/>
-        </w:rPr>
-        <w:t xml:space="preserve">■ Phase 4：フロントエンド統合</w:t>
-      </w:r>
-    </w:p>
-    <w:p>
-      <w:pPr>
-        <w:spacing w:before="60" w:after="60"/>
-      </w:pPr>
-      <w:r>
-        <w:rPr>
-          <w:rFonts w:ascii="BIZ UDPゴシック" w:cs="BIZ UDPゴシック" w:eastAsia="BIZ UDPゴシック" w:hAnsi="BIZ UDPゴシック"/>
           <w:sz w:val="18"/>
           <w:szCs w:val="18"/>
         </w:rPr>
-        <w:t xml:space="preserve">⚠️ staging と production の間に約330ファイルの差分があります。1ファイルずつレビューしてからマージすること。</w:t>
+        <w:t xml:space="preserve">■ Phase 4：フロントエンド統合</w:t>
       </w:r>
     </w:p>
     <w:tbl>
@@ -5079,16 +4524,6 @@
               <w:t xml:space="preserve">  &gt; /tmp/frontend_diff.txt</w:t>
             </w:r>
           </w:p>
-          <w:p>
-            <w:r>
-              <w:rPr>
-                <w:rFonts w:ascii="Consolas" w:cs="Consolas" w:eastAsia="Consolas" w:hAnsi="Consolas"/>
-                <w:sz w:val="18"/>
-                <w:szCs w:val="18"/>
-              </w:rPr>
-              <w:t xml:space="preserve">grep "^Only in.*ishida-staging" /tmp/frontend_diff.txt</w:t>
-            </w:r>
-          </w:p>
         </w:tc>
       </w:tr>
     </w:tbl>
@@ -5101,10 +4536,10 @@
           <w:rFonts w:ascii="BIZ UDPゴシック" w:cs="BIZ UDPゴシック" w:eastAsia="BIZ UDPゴシック" w:hAnsi="BIZ UDPゴシック"/>
           <w:b/>
           <w:bCs/>
-          <w:sz w:val="24"/>
-          <w:szCs w:val="24"/>
+          <w:sz w:val="18"/>
+          <w:szCs w:val="18"/>
         </w:rPr>
-        <w:t xml:space="preserve">■ Phase 4：webpackプロキシ設定の更新</w:t>
+        <w:t xml:space="preserve">■ Phase 4：webpackプロキシ変更前 / 変更後</w:t>
       </w:r>
     </w:p>
     <w:tbl>
@@ -5150,7 +4585,6 @@
                 <w:rFonts w:ascii="BIZ UDPゴシック" w:cs="BIZ UDPゴシック" w:eastAsia="BIZ UDPゴシック" w:hAnsi="BIZ UDPゴシック"/>
                 <w:b/>
                 <w:bCs/>
-                <w:color w:val="000000"/>
                 <w:sz w:val="18"/>
                 <w:szCs w:val="18"/>
               </w:rPr>
@@ -5181,7 +4615,6 @@
                 <w:rFonts w:ascii="BIZ UDPゴシック" w:cs="BIZ UDPゴシック" w:eastAsia="BIZ UDPゴシック" w:hAnsi="BIZ UDPゴシック"/>
                 <w:b/>
                 <w:bCs/>
-                <w:color w:val="000000"/>
                 <w:sz w:val="18"/>
                 <w:szCs w:val="18"/>
               </w:rPr>
@@ -5316,7 +4749,7 @@
                 <w:sz w:val="18"/>
                 <w:szCs w:val="18"/>
               </w:rPr>
-              <w:t xml:space="preserve">  // POSメインバックエンド (Kotlin :8081)</w:t>
+              <w:t xml:space="preserve">  context: ['/api','/services','/management'],</w:t>
             </w:r>
           </w:p>
           <w:p>
@@ -5326,7 +4759,7 @@
                 <w:sz w:val="18"/>
                 <w:szCs w:val="18"/>
               </w:rPr>
-              <w:t xml:space="preserve">  context: ['/api','/services','/management'],</w:t>
+              <w:t xml:space="preserve">  target: 'http://localhost:8081', // pos-server</w:t>
             </w:r>
           </w:p>
           <w:p>
@@ -5336,7 +4769,7 @@
                 <w:sz w:val="18"/>
                 <w:szCs w:val="18"/>
               </w:rPr>
-              <w:t xml:space="preserve">  target: 'http://localhost:8081',</w:t>
+              <w:t xml:space="preserve">  secure: false,</w:t>
             </w:r>
           </w:p>
           <w:p>
@@ -5346,7 +4779,7 @@
                 <w:sz w:val="18"/>
                 <w:szCs w:val="18"/>
               </w:rPr>
-              <w:t xml:space="preserve">  secure: false,</w:t>
+              <w:t xml:space="preserve">}, {</w:t>
             </w:r>
           </w:p>
           <w:p>
@@ -5356,7 +4789,7 @@
                 <w:sz w:val="18"/>
                 <w:szCs w:val="18"/>
               </w:rPr>
-              <w:t xml:space="preserve">}, {</w:t>
+              <w:t xml:space="preserve">  context: ['/gift', '/gift-api'],</w:t>
             </w:r>
           </w:p>
           <w:p>
@@ -5366,27 +4799,7 @@
                 <w:sz w:val="18"/>
                 <w:szCs w:val="18"/>
               </w:rPr>
-              <w:t xml:space="preserve">  // ギフトカードバックエンド (Java :8080)</w:t>
-            </w:r>
-          </w:p>
-          <w:p>
-            <w:r>
-              <w:rPr>
-                <w:rFonts w:ascii="Consolas" w:cs="Consolas" w:eastAsia="Consolas" w:hAnsi="Consolas"/>
-                <w:sz w:val="18"/>
-                <w:szCs w:val="18"/>
-              </w:rPr>
-              <w:t xml:space="preserve">  context: ['/gift', '/gift-api'],</w:t>
-            </w:r>
-          </w:p>
-          <w:p>
-            <w:r>
-              <w:rPr>
-                <w:rFonts w:ascii="Consolas" w:cs="Consolas" w:eastAsia="Consolas" w:hAnsi="Consolas"/>
-                <w:sz w:val="18"/>
-                <w:szCs w:val="18"/>
-              </w:rPr>
-              <w:t xml:space="preserve">  target: 'http://localhost:8080',</w:t>
+              <w:t xml:space="preserve">  target: 'http://localhost:8080', // gift-card-server</w:t>
             </w:r>
           </w:p>
           <w:p>
@@ -5421,8 +4834,8 @@
           <w:rFonts w:ascii="BIZ UDPゴシック" w:cs="BIZ UDPゴシック" w:eastAsia="BIZ UDPゴシック" w:hAnsi="BIZ UDPゴシック"/>
           <w:b/>
           <w:bCs/>
-          <w:sz w:val="24"/>
-          <w:szCs w:val="24"/>
+          <w:sz w:val="18"/>
+          <w:szCs w:val="18"/>
         </w:rPr>
         <w:t xml:space="preserve">■ Phase 5：GitHub Actions CI</w:t>
       </w:r>
@@ -5470,7 +4883,7 @@
                 <w:sz w:val="18"/>
                 <w:szCs w:val="18"/>
               </w:rPr>
-              <w:t xml:space="preserve"># .github/workflows/ci.yml</w:t>
+              <w:t xml:space="preserve">name: CI</w:t>
             </w:r>
           </w:p>
           <w:p>
@@ -5480,7 +4893,7 @@
                 <w:sz w:val="18"/>
                 <w:szCs w:val="18"/>
               </w:rPr>
-              <w:t xml:space="preserve">name: CI</w:t>
+              <w:t xml:space="preserve">on:</w:t>
             </w:r>
           </w:p>
           <w:p>
@@ -5490,7 +4903,7 @@
                 <w:sz w:val="18"/>
                 <w:szCs w:val="18"/>
               </w:rPr>
-              <w:t xml:space="preserve">on:</w:t>
+              <w:t xml:space="preserve">  push: { branches: [main, develop] }</w:t>
             </w:r>
           </w:p>
           <w:p>
@@ -5500,7 +4913,7 @@
                 <w:sz w:val="18"/>
                 <w:szCs w:val="18"/>
               </w:rPr>
-              <w:t xml:space="preserve">  push: { branches: [main, develop] }</w:t>
+              <w:t xml:space="preserve">  pull_request: { branches: [main, develop] }</w:t>
             </w:r>
           </w:p>
           <w:p>
@@ -5510,7 +4923,7 @@
                 <w:sz w:val="18"/>
                 <w:szCs w:val="18"/>
               </w:rPr>
-              <w:t xml:space="preserve">  pull_request: { branches: [main, develop] }</w:t>
+              <w:t xml:space="preserve">jobs:</w:t>
             </w:r>
           </w:p>
           <w:p>
@@ -5520,7 +4933,7 @@
                 <w:sz w:val="18"/>
                 <w:szCs w:val="18"/>
               </w:rPr>
-              <w:t xml:space="preserve">jobs:</w:t>
+              <w:t xml:space="preserve">  pos-server:</w:t>
             </w:r>
           </w:p>
           <w:p>
@@ -5530,7 +4943,7 @@
                 <w:sz w:val="18"/>
                 <w:szCs w:val="18"/>
               </w:rPr>
-              <w:t xml:space="preserve">  pos-server:</w:t>
+              <w:t xml:space="preserve">    runs-on: ubuntu-latest</w:t>
             </w:r>
           </w:p>
           <w:p>
@@ -5540,6 +4953,66 @@
                 <w:sz w:val="18"/>
                 <w:szCs w:val="18"/>
               </w:rPr>
+              <w:t xml:space="preserve">    steps:</w:t>
+            </w:r>
+          </w:p>
+          <w:p>
+            <w:r>
+              <w:rPr>
+                <w:rFonts w:ascii="Consolas" w:cs="Consolas" w:eastAsia="Consolas" w:hAnsi="Consolas"/>
+                <w:sz w:val="18"/>
+                <w:szCs w:val="18"/>
+              </w:rPr>
+              <w:t xml:space="preserve">      - uses: actions/checkout@v3</w:t>
+            </w:r>
+          </w:p>
+          <w:p>
+            <w:r>
+              <w:rPr>
+                <w:rFonts w:ascii="Consolas" w:cs="Consolas" w:eastAsia="Consolas" w:hAnsi="Consolas"/>
+                <w:sz w:val="18"/>
+                <w:szCs w:val="18"/>
+              </w:rPr>
+              <w:t xml:space="preserve">      - uses: actions/setup-java@v3</w:t>
+            </w:r>
+          </w:p>
+          <w:p>
+            <w:r>
+              <w:rPr>
+                <w:rFonts w:ascii="Consolas" w:cs="Consolas" w:eastAsia="Consolas" w:hAnsi="Consolas"/>
+                <w:sz w:val="18"/>
+                <w:szCs w:val="18"/>
+              </w:rPr>
+              <w:t xml:space="preserve">        with: { java-version: '17', distribution: 'corretto' }</w:t>
+            </w:r>
+          </w:p>
+          <w:p>
+            <w:r>
+              <w:rPr>
+                <w:rFonts w:ascii="Consolas" w:cs="Consolas" w:eastAsia="Consolas" w:hAnsi="Consolas"/>
+                <w:sz w:val="18"/>
+                <w:szCs w:val="18"/>
+              </w:rPr>
+              <w:t xml:space="preserve">      - run: cd backend/pos-server &amp;&amp; ./gradlew build</w:t>
+            </w:r>
+          </w:p>
+          <w:p>
+            <w:r>
+              <w:rPr>
+                <w:rFonts w:ascii="Consolas" w:cs="Consolas" w:eastAsia="Consolas" w:hAnsi="Consolas"/>
+                <w:sz w:val="18"/>
+                <w:szCs w:val="18"/>
+              </w:rPr>
+              <w:t xml:space="preserve">  gift-card-server:</w:t>
+            </w:r>
+          </w:p>
+          <w:p>
+            <w:r>
+              <w:rPr>
+                <w:rFonts w:ascii="Consolas" w:cs="Consolas" w:eastAsia="Consolas" w:hAnsi="Consolas"/>
+                <w:sz w:val="18"/>
+                <w:szCs w:val="18"/>
+              </w:rPr>
               <w:t xml:space="preserve">    runs-on: ubuntu-latest</w:t>
             </w:r>
           </w:p>
@@ -5561,96 +5034,6 @@
                 <w:szCs w:val="18"/>
               </w:rPr>
               <w:t xml:space="preserve">      - uses: actions/checkout@v3</w:t>
-            </w:r>
-          </w:p>
-          <w:p>
-            <w:r>
-              <w:rPr>
-                <w:rFonts w:ascii="Consolas" w:cs="Consolas" w:eastAsia="Consolas" w:hAnsi="Consolas"/>
-                <w:sz w:val="18"/>
-                <w:szCs w:val="18"/>
-              </w:rPr>
-              <w:t xml:space="preserve">      - uses: actions/setup-java@v3</w:t>
-            </w:r>
-          </w:p>
-          <w:p>
-            <w:r>
-              <w:rPr>
-                <w:rFonts w:ascii="Consolas" w:cs="Consolas" w:eastAsia="Consolas" w:hAnsi="Consolas"/>
-                <w:sz w:val="18"/>
-                <w:szCs w:val="18"/>
-              </w:rPr>
-              <w:t xml:space="preserve">        with: { java-version: '17', distribution: 'corretto' }</w:t>
-            </w:r>
-          </w:p>
-          <w:p>
-            <w:r>
-              <w:rPr>
-                <w:rFonts w:ascii="Consolas" w:cs="Consolas" w:eastAsia="Consolas" w:hAnsi="Consolas"/>
-                <w:sz w:val="18"/>
-                <w:szCs w:val="18"/>
-              </w:rPr>
-              <w:t xml:space="preserve">      - run: cd backend/pos-server &amp;&amp; ./gradlew build</w:t>
-            </w:r>
-          </w:p>
-          <w:p>
-            <w:r>
-              <w:rPr>
-                <w:rFonts w:ascii="Consolas" w:cs="Consolas" w:eastAsia="Consolas" w:hAnsi="Consolas"/>
-                <w:sz w:val="18"/>
-                <w:szCs w:val="18"/>
-              </w:rPr>
-              <w:t xml:space="preserve">  gift-card-server:</w:t>
-            </w:r>
-          </w:p>
-          <w:p>
-            <w:r>
-              <w:rPr>
-                <w:rFonts w:ascii="Consolas" w:cs="Consolas" w:eastAsia="Consolas" w:hAnsi="Consolas"/>
-                <w:sz w:val="18"/>
-                <w:szCs w:val="18"/>
-              </w:rPr>
-              <w:t xml:space="preserve">    runs-on: ubuntu-latest</w:t>
-            </w:r>
-          </w:p>
-          <w:p>
-            <w:r>
-              <w:rPr>
-                <w:rFonts w:ascii="Consolas" w:cs="Consolas" w:eastAsia="Consolas" w:hAnsi="Consolas"/>
-                <w:sz w:val="18"/>
-                <w:szCs w:val="18"/>
-              </w:rPr>
-              <w:t xml:space="preserve">    steps:</w:t>
-            </w:r>
-          </w:p>
-          <w:p>
-            <w:r>
-              <w:rPr>
-                <w:rFonts w:ascii="Consolas" w:cs="Consolas" w:eastAsia="Consolas" w:hAnsi="Consolas"/>
-                <w:sz w:val="18"/>
-                <w:szCs w:val="18"/>
-              </w:rPr>
-              <w:t xml:space="preserve">      - uses: actions/checkout@v3</w:t>
-            </w:r>
-          </w:p>
-          <w:p>
-            <w:r>
-              <w:rPr>
-                <w:rFonts w:ascii="Consolas" w:cs="Consolas" w:eastAsia="Consolas" w:hAnsi="Consolas"/>
-                <w:sz w:val="18"/>
-                <w:szCs w:val="18"/>
-              </w:rPr>
-              <w:t xml:space="preserve">      - uses: actions/setup-java@v3</w:t>
-            </w:r>
-          </w:p>
-          <w:p>
-            <w:r>
-              <w:rPr>
-                <w:rFonts w:ascii="Consolas" w:cs="Consolas" w:eastAsia="Consolas" w:hAnsi="Consolas"/>
-                <w:sz w:val="18"/>
-                <w:szCs w:val="18"/>
-              </w:rPr>
-              <w:t xml:space="preserve">        with: { java-version: '17', distribution: 'corretto' }</w:t>
             </w:r>
           </w:p>
           <w:p>
@@ -5745,8 +5128,8 @@
           <w:rFonts w:ascii="BIZ UDPゴシック" w:cs="BIZ UDPゴシック" w:eastAsia="BIZ UDPゴシック" w:hAnsi="BIZ UDPゴシック"/>
           <w:b/>
           <w:bCs/>
-          <w:sz w:val="32"/>
-          <w:szCs w:val="32"/>
+          <w:sz w:val="24"/>
+          <w:szCs w:val="24"/>
         </w:rPr>
         <w:t xml:space="preserve">4. テスト手順・報告</w:t>
       </w:r>
@@ -5796,7 +5179,6 @@
                 <w:rFonts w:ascii="BIZ UDPゴシック" w:cs="BIZ UDPゴシック" w:eastAsia="BIZ UDPゴシック" w:hAnsi="BIZ UDPゴシック"/>
                 <w:b/>
                 <w:bCs/>
-                <w:color w:val="000000"/>
                 <w:sz w:val="18"/>
                 <w:szCs w:val="18"/>
               </w:rPr>
@@ -5827,7 +5209,6 @@
                 <w:rFonts w:ascii="BIZ UDPゴシック" w:cs="BIZ UDPゴシック" w:eastAsia="BIZ UDPゴシック" w:hAnsi="BIZ UDPゴシック"/>
                 <w:b/>
                 <w:bCs/>
-                <w:color w:val="000000"/>
                 <w:sz w:val="18"/>
                 <w:szCs w:val="18"/>
               </w:rPr>
@@ -5858,7 +5239,6 @@
                 <w:rFonts w:ascii="BIZ UDPゴシック" w:cs="BIZ UDPゴシック" w:eastAsia="BIZ UDPゴシック" w:hAnsi="BIZ UDPゴシック"/>
                 <w:b/>
                 <w:bCs/>
-                <w:color w:val="000000"/>
                 <w:sz w:val="18"/>
                 <w:szCs w:val="18"/>
               </w:rPr>
@@ -5889,7 +5269,6 @@
                 <w:rFonts w:ascii="BIZ UDPゴシック" w:cs="BIZ UDPゴシック" w:eastAsia="BIZ UDPゴシック" w:hAnsi="BIZ UDPゴシック"/>
                 <w:b/>
                 <w:bCs/>
-                <w:color w:val="000000"/>
                 <w:sz w:val="18"/>
                 <w:szCs w:val="18"/>
               </w:rPr>
@@ -5925,7 +5304,6 @@
                 <w:rFonts w:ascii="BIZ UDPゴシック" w:cs="BIZ UDPゴシック" w:eastAsia="BIZ UDPゴシック" w:hAnsi="BIZ UDPゴシック"/>
                 <w:b w:val="false"/>
                 <w:bCs w:val="false"/>
-                <w:color w:val="000000"/>
                 <w:sz w:val="18"/>
                 <w:szCs w:val="18"/>
               </w:rPr>
@@ -5956,14 +5334,12 @@
                 <w:rFonts w:ascii="BIZ UDPゴシック" w:cs="BIZ UDPゴシック" w:eastAsia="BIZ UDPゴシック" w:hAnsi="BIZ UDPゴシック"/>
                 <w:b w:val="false"/>
                 <w:bCs w:val="false"/>
-                <w:color w:val="000000"/>
                 <w:sz w:val="18"/>
                 <w:szCs w:val="18"/>
               </w:rPr>
               <w:t xml:space="preserve">全サービス（:8081, :8080, :9060）が正常に起動すること
 ▶ docker-compose up -d
-▶ curl http://localhost:8081/actuator/health
-▶ curl http://localhost:8080/actuator/health</w:t>
+▶ curl http://localhost:8081/actuator/health</w:t>
             </w:r>
           </w:p>
         </w:tc>
@@ -5990,11 +5366,10 @@
                 <w:rFonts w:ascii="BIZ UDPゴシック" w:cs="BIZ UDPゴシック" w:eastAsia="BIZ UDPゴシック" w:hAnsi="BIZ UDPゴシック"/>
                 <w:b w:val="false"/>
                 <w:bCs w:val="false"/>
-                <w:color w:val="000000"/>
-                <w:sz w:val="18"/>
-                <w:szCs w:val="18"/>
-              </w:rPr>
-              <w:t xml:space="preserve">{"status":"UP"} が返る / 全コンテナが running 状態</w:t>
+                <w:sz w:val="18"/>
+                <w:szCs w:val="18"/>
+              </w:rPr>
+              <w:t xml:space="preserve">{ "status": "UP" } が返る / 全コンテナが running 状態</w:t>
             </w:r>
           </w:p>
         </w:tc>
@@ -6021,7 +5396,6 @@
                 <w:rFonts w:ascii="BIZ UDPゴシック" w:cs="BIZ UDPゴシック" w:eastAsia="BIZ UDPゴシック" w:hAnsi="BIZ UDPゴシック"/>
                 <w:b w:val="false"/>
                 <w:bCs w:val="false"/>
-                <w:color w:val="000000"/>
                 <w:sz w:val="18"/>
                 <w:szCs w:val="18"/>
               </w:rPr>
@@ -6057,7 +5431,6 @@
                 <w:rFonts w:ascii="BIZ UDPゴシック" w:cs="BIZ UDPゴシック" w:eastAsia="BIZ UDPゴシック" w:hAnsi="BIZ UDPゴシック"/>
                 <w:b w:val="false"/>
                 <w:bCs w:val="false"/>
-                <w:color w:val="000000"/>
                 <w:sz w:val="18"/>
                 <w:szCs w:val="18"/>
               </w:rPr>
@@ -6088,7 +5461,6 @@
                 <w:rFonts w:ascii="BIZ UDPゴシック" w:cs="BIZ UDPゴシック" w:eastAsia="BIZ UDPゴシック" w:hAnsi="BIZ UDPゴシック"/>
                 <w:b w:val="false"/>
                 <w:bCs w:val="false"/>
-                <w:color w:val="000000"/>
                 <w:sz w:val="18"/>
                 <w:szCs w:val="18"/>
               </w:rPr>
@@ -6120,7 +5492,6 @@
                 <w:rFonts w:ascii="BIZ UDPゴシック" w:cs="BIZ UDPゴシック" w:eastAsia="BIZ UDPゴシック" w:hAnsi="BIZ UDPゴシック"/>
                 <w:b w:val="false"/>
                 <w:bCs w:val="false"/>
-                <w:color w:val="000000"/>
                 <w:sz w:val="18"/>
                 <w:szCs w:val="18"/>
               </w:rPr>
@@ -6151,7 +5522,6 @@
                 <w:rFonts w:ascii="BIZ UDPゴシック" w:cs="BIZ UDPゴシック" w:eastAsia="BIZ UDPゴシック" w:hAnsi="BIZ UDPゴシック"/>
                 <w:b w:val="false"/>
                 <w:bCs w:val="false"/>
-                <w:color w:val="000000"/>
                 <w:sz w:val="18"/>
                 <w:szCs w:val="18"/>
               </w:rPr>
@@ -6187,7 +5557,6 @@
                 <w:rFonts w:ascii="BIZ UDPゴシック" w:cs="BIZ UDPゴシック" w:eastAsia="BIZ UDPゴシック" w:hAnsi="BIZ UDPゴシック"/>
                 <w:b w:val="false"/>
                 <w:bCs w:val="false"/>
-                <w:color w:val="000000"/>
                 <w:sz w:val="18"/>
                 <w:szCs w:val="18"/>
               </w:rPr>
@@ -6218,7 +5587,6 @@
                 <w:rFonts w:ascii="BIZ UDPゴシック" w:cs="BIZ UDPゴシック" w:eastAsia="BIZ UDPゴシック" w:hAnsi="BIZ UDPゴシック"/>
                 <w:b w:val="false"/>
                 <w:bCs w:val="false"/>
-                <w:color w:val="000000"/>
                 <w:sz w:val="18"/>
                 <w:szCs w:val="18"/>
               </w:rPr>
@@ -6250,7 +5618,6 @@
                 <w:rFonts w:ascii="BIZ UDPゴシック" w:cs="BIZ UDPゴシック" w:eastAsia="BIZ UDPゴシック" w:hAnsi="BIZ UDPゴシック"/>
                 <w:b w:val="false"/>
                 <w:bCs w:val="false"/>
-                <w:color w:val="000000"/>
                 <w:sz w:val="18"/>
                 <w:szCs w:val="18"/>
               </w:rPr>
@@ -6281,7 +5648,6 @@
                 <w:rFonts w:ascii="BIZ UDPゴシック" w:cs="BIZ UDPゴシック" w:eastAsia="BIZ UDPゴシック" w:hAnsi="BIZ UDPゴシック"/>
                 <w:b w:val="false"/>
                 <w:bCs w:val="false"/>
-                <w:color w:val="000000"/>
                 <w:sz w:val="18"/>
                 <w:szCs w:val="18"/>
               </w:rPr>
@@ -6317,7 +5683,6 @@
                 <w:rFonts w:ascii="BIZ UDPゴシック" w:cs="BIZ UDPゴシック" w:eastAsia="BIZ UDPゴシック" w:hAnsi="BIZ UDPゴシック"/>
                 <w:b w:val="false"/>
                 <w:bCs w:val="false"/>
-                <w:color w:val="000000"/>
                 <w:sz w:val="18"/>
                 <w:szCs w:val="18"/>
               </w:rPr>
@@ -6348,12 +5713,11 @@
                 <w:rFonts w:ascii="BIZ UDPゴシック" w:cs="BIZ UDPゴシック" w:eastAsia="BIZ UDPゴシック" w:hAnsi="BIZ UDPゴシック"/>
                 <w:b w:val="false"/>
                 <w:bCs w:val="false"/>
-                <w:color w:val="000000"/>
-                <w:sz w:val="18"/>
-                <w:szCs w:val="18"/>
-              </w:rPr>
-              <w:t xml:space="preserve">フロントエンド自動テストが全PASS
-▶ cd frontend &amp;&amp; npm test</w:t>
+                <w:sz w:val="18"/>
+                <w:szCs w:val="18"/>
+              </w:rPr>
+              <w:t xml:space="preserve">フロントエンドビルドが成功
+▶ cd frontend &amp;&amp; npm run build</w:t>
             </w:r>
           </w:p>
         </w:tc>
@@ -6380,11 +5744,10 @@
                 <w:rFonts w:ascii="BIZ UDPゴシック" w:cs="BIZ UDPゴシック" w:eastAsia="BIZ UDPゴシック" w:hAnsi="BIZ UDPゴシック"/>
                 <w:b w:val="false"/>
                 <w:bCs w:val="false"/>
-                <w:color w:val="000000"/>
-                <w:sz w:val="18"/>
-                <w:szCs w:val="18"/>
-              </w:rPr>
-              <w:t xml:space="preserve">全テスト PASS</w:t>
+                <w:sz w:val="18"/>
+                <w:szCs w:val="18"/>
+              </w:rPr>
+              <w:t xml:space="preserve">dist/ ディレクトリが生成される / ビルドエラーなし</w:t>
             </w:r>
           </w:p>
         </w:tc>
@@ -6411,7 +5774,6 @@
                 <w:rFonts w:ascii="BIZ UDPゴシック" w:cs="BIZ UDPゴシック" w:eastAsia="BIZ UDPゴシック" w:hAnsi="BIZ UDPゴシック"/>
                 <w:b w:val="false"/>
                 <w:bCs w:val="false"/>
-                <w:color w:val="000000"/>
                 <w:sz w:val="18"/>
                 <w:szCs w:val="18"/>
               </w:rPr>
@@ -6447,7 +5809,6 @@
                 <w:rFonts w:ascii="BIZ UDPゴシック" w:cs="BIZ UDPゴシック" w:eastAsia="BIZ UDPゴシック" w:hAnsi="BIZ UDPゴシック"/>
                 <w:b w:val="false"/>
                 <w:bCs w:val="false"/>
-                <w:color w:val="000000"/>
                 <w:sz w:val="18"/>
                 <w:szCs w:val="18"/>
               </w:rPr>
@@ -6478,12 +5839,11 @@
                 <w:rFonts w:ascii="BIZ UDPゴシック" w:cs="BIZ UDPゴシック" w:eastAsia="BIZ UDPゴシック" w:hAnsi="BIZ UDPゴシック"/>
                 <w:b w:val="false"/>
                 <w:bCs w:val="false"/>
-                <w:color w:val="000000"/>
-                <w:sz w:val="18"/>
-                <w:szCs w:val="18"/>
-              </w:rPr>
-              <w:t xml:space="preserve">フロントエンドビルドが成功
-▶ cd frontend &amp;&amp; npm run build</w:t>
+                <w:sz w:val="18"/>
+                <w:szCs w:val="18"/>
+              </w:rPr>
+              <w:t xml:space="preserve">ステージング環境でのログイン確認
+▶ https://stg.ignicapos.com/login</w:t>
             </w:r>
           </w:p>
         </w:tc>
@@ -6510,11 +5870,10 @@
                 <w:rFonts w:ascii="BIZ UDPゴシック" w:cs="BIZ UDPゴシック" w:eastAsia="BIZ UDPゴシック" w:hAnsi="BIZ UDPゴシック"/>
                 <w:b w:val="false"/>
                 <w:bCs w:val="false"/>
-                <w:color w:val="000000"/>
-                <w:sz w:val="18"/>
-                <w:szCs w:val="18"/>
-              </w:rPr>
-              <w:t xml:space="preserve">dist/ ディレクトリが生成される / ビルドエラーなし</w:t>
+                <w:sz w:val="18"/>
+                <w:szCs w:val="18"/>
+              </w:rPr>
+              <w:t xml:space="preserve">ログイン画面が表示される / 認証処理が正常に動作する</w:t>
             </w:r>
           </w:p>
         </w:tc>
@@ -6541,7 +5900,6 @@
                 <w:rFonts w:ascii="BIZ UDPゴシック" w:cs="BIZ UDPゴシック" w:eastAsia="BIZ UDPゴシック" w:hAnsi="BIZ UDPゴシック"/>
                 <w:b w:val="false"/>
                 <w:bCs w:val="false"/>
-                <w:color w:val="000000"/>
                 <w:sz w:val="18"/>
                 <w:szCs w:val="18"/>
               </w:rPr>
@@ -6577,7 +5935,6 @@
                 <w:rFonts w:ascii="BIZ UDPゴシック" w:cs="BIZ UDPゴシック" w:eastAsia="BIZ UDPゴシック" w:hAnsi="BIZ UDPゴシック"/>
                 <w:b w:val="false"/>
                 <w:bCs w:val="false"/>
-                <w:color w:val="000000"/>
                 <w:sz w:val="18"/>
                 <w:szCs w:val="18"/>
               </w:rPr>
@@ -6608,12 +5965,11 @@
                 <w:rFonts w:ascii="BIZ UDPゴシック" w:cs="BIZ UDPゴシック" w:eastAsia="BIZ UDPゴシック" w:hAnsi="BIZ UDPゴシック"/>
                 <w:b w:val="false"/>
                 <w:bCs w:val="false"/>
-                <w:color w:val="000000"/>
-                <w:sz w:val="18"/>
-                <w:szCs w:val="18"/>
-              </w:rPr>
-              <w:t xml:space="preserve">ステージング環境でのログイン確認
-▶ https://stg.ignicapos.com/login</w:t>
+                <w:sz w:val="18"/>
+                <w:szCs w:val="18"/>
+              </w:rPr>
+              <w:t xml:space="preserve">GitHub Actions CI/CD が GREEN
+▶ GitHub &gt; Actions タブで確認</w:t>
             </w:r>
           </w:p>
         </w:tc>
@@ -6640,11 +5996,10 @@
                 <w:rFonts w:ascii="BIZ UDPゴシック" w:cs="BIZ UDPゴシック" w:eastAsia="BIZ UDPゴシック" w:hAnsi="BIZ UDPゴシック"/>
                 <w:b w:val="false"/>
                 <w:bCs w:val="false"/>
-                <w:color w:val="000000"/>
-                <w:sz w:val="18"/>
-                <w:szCs w:val="18"/>
-              </w:rPr>
-              <w:t xml:space="preserve">ログイン画面が表示される / 認証処理が正常に動作する</w:t>
+                <w:sz w:val="18"/>
+                <w:szCs w:val="18"/>
+              </w:rPr>
+              <w:t xml:space="preserve">全ジョブが SUCCESS（pos-server / gift-card-server / frontend）</w:t>
             </w:r>
           </w:p>
         </w:tc>
@@ -6671,7 +6026,6 @@
                 <w:rFonts w:ascii="BIZ UDPゴシック" w:cs="BIZ UDPゴシック" w:eastAsia="BIZ UDPゴシック" w:hAnsi="BIZ UDPゴシック"/>
                 <w:b w:val="false"/>
                 <w:bCs w:val="false"/>
-                <w:color w:val="000000"/>
                 <w:sz w:val="18"/>
                 <w:szCs w:val="18"/>
               </w:rPr>
@@ -6707,7 +6061,6 @@
                 <w:rFonts w:ascii="BIZ UDPゴシック" w:cs="BIZ UDPゴシック" w:eastAsia="BIZ UDPゴシック" w:hAnsi="BIZ UDPゴシック"/>
                 <w:b w:val="false"/>
                 <w:bCs w:val="false"/>
-                <w:color w:val="000000"/>
                 <w:sz w:val="18"/>
                 <w:szCs w:val="18"/>
               </w:rPr>
@@ -6738,137 +6091,6 @@
                 <w:rFonts w:ascii="BIZ UDPゴシック" w:cs="BIZ UDPゴシック" w:eastAsia="BIZ UDPゴシック" w:hAnsi="BIZ UDPゴシック"/>
                 <w:b w:val="false"/>
                 <w:bCs w:val="false"/>
-                <w:color w:val="000000"/>
-                <w:sz w:val="18"/>
-                <w:szCs w:val="18"/>
-              </w:rPr>
-              <w:t xml:space="preserve">GitHub Actions CI/CD が GREEN
-▶ GitHub &gt; Actions タブで確認</w:t>
-            </w:r>
-          </w:p>
-        </w:tc>
-        <w:tc>
-          <w:tcPr>
-            <w:tcW w:type="dxa" w:w="2268"/>
-            <w:tcBorders>
-              <w:top w:val="single" w:color="CCCCCC" w:sz="4"/>
-              <w:left w:val="single" w:color="CCCCCC" w:sz="4"/>
-              <w:bottom w:val="single" w:color="CCCCCC" w:sz="4"/>
-              <w:right w:val="single" w:color="CCCCCC" w:sz="4"/>
-            </w:tcBorders>
-            <w:shd w:fill="FFFFFF" w:val="clear"/>
-            <w:tcMar>
-              <w:top w:type="dxa" w:w="60"/>
-              <w:left w:type="dxa" w:w="100"/>
-              <w:bottom w:type="dxa" w:w="60"/>
-              <w:right w:type="dxa" w:w="100"/>
-            </w:tcMar>
-          </w:tcPr>
-          <w:p>
-            <w:r>
-              <w:rPr>
-                <w:rFonts w:ascii="BIZ UDPゴシック" w:cs="BIZ UDPゴシック" w:eastAsia="BIZ UDPゴシック" w:hAnsi="BIZ UDPゴシック"/>
-                <w:b w:val="false"/>
-                <w:bCs w:val="false"/>
-                <w:color w:val="000000"/>
-                <w:sz w:val="18"/>
-                <w:szCs w:val="18"/>
-              </w:rPr>
-              <w:t xml:space="preserve">全ジョブが SUCCESS（pos-server / gift-card-server / frontend）</w:t>
-            </w:r>
-          </w:p>
-        </w:tc>
-        <w:tc>
-          <w:tcPr>
-            <w:tcW w:type="dxa" w:w="1133"/>
-            <w:tcBorders>
-              <w:top w:val="single" w:color="CCCCCC" w:sz="4"/>
-              <w:left w:val="single" w:color="CCCCCC" w:sz="4"/>
-              <w:bottom w:val="single" w:color="CCCCCC" w:sz="4"/>
-              <w:right w:val="single" w:color="CCCCCC" w:sz="4"/>
-            </w:tcBorders>
-            <w:shd w:fill="FFFFFF" w:val="clear"/>
-            <w:tcMar>
-              <w:top w:type="dxa" w:w="60"/>
-              <w:left w:type="dxa" w:w="100"/>
-              <w:bottom w:type="dxa" w:w="60"/>
-              <w:right w:type="dxa" w:w="100"/>
-            </w:tcMar>
-          </w:tcPr>
-          <w:p>
-            <w:r>
-              <w:rPr>
-                <w:rFonts w:ascii="BIZ UDPゴシック" w:cs="BIZ UDPゴシック" w:eastAsia="BIZ UDPゴシック" w:hAnsi="BIZ UDPゴシック"/>
-                <w:b w:val="false"/>
-                <w:bCs w:val="false"/>
-                <w:color w:val="000000"/>
-                <w:sz w:val="18"/>
-                <w:szCs w:val="18"/>
-              </w:rPr>
-              <w:t xml:space="preserve"/>
-            </w:r>
-          </w:p>
-        </w:tc>
-      </w:tr>
-      <w:tr>
-        <w:trPr>
-          <w:cantSplit/>
-        </w:trPr>
-        <w:tc>
-          <w:tcPr>
-            <w:tcW w:type="dxa" w:w="567"/>
-            <w:tcBorders>
-              <w:top w:val="single" w:color="CCCCCC" w:sz="4"/>
-              <w:left w:val="single" w:color="CCCCCC" w:sz="4"/>
-              <w:bottom w:val="single" w:color="CCCCCC" w:sz="4"/>
-              <w:right w:val="single" w:color="CCCCCC" w:sz="4"/>
-            </w:tcBorders>
-            <w:shd w:fill="FFFFFF" w:val="clear"/>
-            <w:tcMar>
-              <w:top w:type="dxa" w:w="60"/>
-              <w:left w:type="dxa" w:w="100"/>
-              <w:bottom w:type="dxa" w:w="60"/>
-              <w:right w:type="dxa" w:w="100"/>
-            </w:tcMar>
-          </w:tcPr>
-          <w:p>
-            <w:r>
-              <w:rPr>
-                <w:rFonts w:ascii="BIZ UDPゴシック" w:cs="BIZ UDPゴシック" w:eastAsia="BIZ UDPゴシック" w:hAnsi="BIZ UDPゴシック"/>
-                <w:b w:val="false"/>
-                <w:bCs w:val="false"/>
-                <w:color w:val="000000"/>
-                <w:sz w:val="18"/>
-                <w:szCs w:val="18"/>
-              </w:rPr>
-              <w:t xml:space="preserve">8</w:t>
-            </w:r>
-          </w:p>
-        </w:tc>
-        <w:tc>
-          <w:tcPr>
-            <w:tcW w:type="dxa" w:w="4536"/>
-            <w:tcBorders>
-              <w:top w:val="single" w:color="CCCCCC" w:sz="4"/>
-              <w:left w:val="single" w:color="CCCCCC" w:sz="4"/>
-              <w:bottom w:val="single" w:color="CCCCCC" w:sz="4"/>
-              <w:right w:val="single" w:color="CCCCCC" w:sz="4"/>
-            </w:tcBorders>
-            <w:shd w:fill="FFFFFF" w:val="clear"/>
-            <w:tcMar>
-              <w:top w:type="dxa" w:w="60"/>
-              <w:left w:type="dxa" w:w="100"/>
-              <w:bottom w:type="dxa" w:w="60"/>
-              <w:right w:type="dxa" w:w="100"/>
-            </w:tcMar>
-          </w:tcPr>
-          <w:p>
-            <w:r>
-              <w:rPr>
-                <w:rFonts w:ascii="BIZ UDPゴシック" w:cs="BIZ UDPゴシック" w:eastAsia="BIZ UDPゴシック" w:hAnsi="BIZ UDPゴシック"/>
-                <w:b w:val="false"/>
-                <w:bCs w:val="false"/>
-                <w:color w:val="000000"/>
                 <w:sz w:val="18"/>
                 <w:szCs w:val="18"/>
               </w:rPr>
@@ -6900,7 +6122,6 @@
                 <w:rFonts w:ascii="BIZ UDPゴシック" w:cs="BIZ UDPゴシック" w:eastAsia="BIZ UDPゴシック" w:hAnsi="BIZ UDPゴシック"/>
                 <w:b w:val="false"/>
                 <w:bCs w:val="false"/>
-                <w:color w:val="000000"/>
                 <w:sz w:val="18"/>
                 <w:szCs w:val="18"/>
               </w:rPr>
@@ -6931,7 +6152,6 @@
                 <w:rFonts w:ascii="BIZ UDPゴシック" w:cs="BIZ UDPゴシック" w:eastAsia="BIZ UDPゴシック" w:hAnsi="BIZ UDPゴシック"/>
                 <w:b w:val="false"/>
                 <w:bCs w:val="false"/>
-                <w:color w:val="000000"/>
                 <w:sz w:val="18"/>
                 <w:szCs w:val="18"/>
               </w:rPr>
@@ -6963,8 +6183,8 @@
           <w:rFonts w:ascii="BIZ UDPゴシック" w:cs="BIZ UDPゴシック" w:eastAsia="BIZ UDPゴシック" w:hAnsi="BIZ UDPゴシック"/>
           <w:b/>
           <w:bCs/>
-          <w:sz w:val="32"/>
-          <w:szCs w:val="32"/>
+          <w:sz w:val="24"/>
+          <w:szCs w:val="24"/>
         </w:rPr>
         <w:t xml:space="preserve">5. 切り戻し手順</w:t>
       </w:r>
@@ -7026,7 +6246,6 @@
                 <w:rFonts w:ascii="BIZ UDPゴシック" w:cs="BIZ UDPゴシック" w:eastAsia="BIZ UDPゴシック" w:hAnsi="BIZ UDPゴシック"/>
                 <w:b/>
                 <w:bCs/>
-                <w:color w:val="000000"/>
                 <w:sz w:val="18"/>
                 <w:szCs w:val="18"/>
               </w:rPr>
@@ -7057,7 +6276,6 @@
                 <w:rFonts w:ascii="BIZ UDPゴシック" w:cs="BIZ UDPゴシック" w:eastAsia="BIZ UDPゴシック" w:hAnsi="BIZ UDPゴシック"/>
                 <w:b/>
                 <w:bCs/>
-                <w:color w:val="000000"/>
                 <w:sz w:val="18"/>
                 <w:szCs w:val="18"/>
               </w:rPr>
@@ -7088,7 +6306,6 @@
                 <w:rFonts w:ascii="BIZ UDPゴシック" w:cs="BIZ UDPゴシック" w:eastAsia="BIZ UDPゴシック" w:hAnsi="BIZ UDPゴシック"/>
                 <w:b/>
                 <w:bCs/>
-                <w:color w:val="000000"/>
                 <w:sz w:val="18"/>
                 <w:szCs w:val="18"/>
               </w:rPr>
@@ -7124,7 +6341,6 @@
                 <w:rFonts w:ascii="BIZ UDPゴシック" w:cs="BIZ UDPゴシック" w:eastAsia="BIZ UDPゴシック" w:hAnsi="BIZ UDPゴシック"/>
                 <w:b w:val="false"/>
                 <w:bCs w:val="false"/>
-                <w:color w:val="000000"/>
                 <w:sz w:val="18"/>
                 <w:szCs w:val="18"/>
               </w:rPr>
@@ -7155,11 +6371,10 @@
                 <w:rFonts w:ascii="BIZ UDPゴシック" w:cs="BIZ UDPゴシック" w:eastAsia="BIZ UDPゴシック" w:hAnsi="BIZ UDPゴシック"/>
                 <w:b w:val="false"/>
                 <w:bCs w:val="false"/>
-                <w:color w:val="000000"/>
-                <w:sz w:val="18"/>
-                <w:szCs w:val="18"/>
-              </w:rPr>
-              <w:t xml:space="preserve">① 作業停止。② POS-SERVERリポジトリへのプッシュを中止。③ 旧4リポジトリを引き続き利用。</w:t>
+                <w:sz w:val="18"/>
+                <w:szCs w:val="18"/>
+              </w:rPr>
+              <w:t xml:space="preserve">作業停止。POS-SERVERへのプッシュを中止。旧4リポジトリを引き続き利用。</w:t>
             </w:r>
           </w:p>
         </w:tc>
@@ -7186,7 +6401,6 @@
                 <w:rFonts w:ascii="BIZ UDPゴシック" w:cs="BIZ UDPゴシック" w:eastAsia="BIZ UDPゴシック" w:hAnsi="BIZ UDPゴシック"/>
                 <w:b w:val="false"/>
                 <w:bCs w:val="false"/>
-                <w:color w:val="000000"/>
                 <w:sz w:val="18"/>
                 <w:szCs w:val="18"/>
               </w:rPr>
@@ -7222,7 +6436,6 @@
                 <w:rFonts w:ascii="BIZ UDPゴシック" w:cs="BIZ UDPゴシック" w:eastAsia="BIZ UDPゴシック" w:hAnsi="BIZ UDPゴシック"/>
                 <w:b w:val="false"/>
                 <w:bCs w:val="false"/>
-                <w:color w:val="000000"/>
                 <w:sz w:val="18"/>
                 <w:szCs w:val="18"/>
               </w:rPr>
@@ -7253,11 +6466,10 @@
                 <w:rFonts w:ascii="BIZ UDPゴシック" w:cs="BIZ UDPゴシック" w:eastAsia="BIZ UDPゴシック" w:hAnsi="BIZ UDPゴシック"/>
                 <w:b w:val="false"/>
                 <w:bCs w:val="false"/>
-                <w:color w:val="000000"/>
-                <w:sz w:val="18"/>
-                <w:szCs w:val="18"/>
-              </w:rPr>
-              <w:t xml:space="preserve">① .github/workflows/ci.yml の修正。または② feature/monorepo-migration ブランチをリバート。</w:t>
+                <w:sz w:val="18"/>
+                <w:szCs w:val="18"/>
+              </w:rPr>
+              <w:t xml:space="preserve">.github/workflows/ci.yml の修正またはfeatureブランチをリバート。</w:t>
             </w:r>
           </w:p>
         </w:tc>
@@ -7284,7 +6496,6 @@
                 <w:rFonts w:ascii="BIZ UDPゴシック" w:cs="BIZ UDPゴシック" w:eastAsia="BIZ UDPゴシック" w:hAnsi="BIZ UDPゴシック"/>
                 <w:b w:val="false"/>
                 <w:bCs w:val="false"/>
-                <w:color w:val="000000"/>
                 <w:sz w:val="18"/>
                 <w:szCs w:val="18"/>
               </w:rPr>
@@ -7320,11 +6531,10 @@
                 <w:rFonts w:ascii="BIZ UDPゴシック" w:cs="BIZ UDPゴシック" w:eastAsia="BIZ UDPゴシック" w:hAnsi="BIZ UDPゴシック"/>
                 <w:b w:val="false"/>
                 <w:bCs w:val="false"/>
-                <w:color w:val="000000"/>
-                <w:sz w:val="18"/>
-                <w:szCs w:val="18"/>
-              </w:rPr>
-              <w:t xml:space="preserve">Phase 6 のテストで重大なデグレが発見</w:t>
+                <w:sz w:val="18"/>
+                <w:szCs w:val="18"/>
+              </w:rPr>
+              <w:t xml:space="preserve">旧リポジトリアーカイブ後に問題発生</w:t>
             </w:r>
           </w:p>
         </w:tc>
@@ -7351,11 +6561,10 @@
                 <w:rFonts w:ascii="BIZ UDPゴシック" w:cs="BIZ UDPゴシック" w:eastAsia="BIZ UDPゴシック" w:hAnsi="BIZ UDPゴシック"/>
                 <w:b w:val="false"/>
                 <w:bCs w:val="false"/>
-                <w:color w:val="000000"/>
-                <w:sz w:val="18"/>
-                <w:szCs w:val="18"/>
-              </w:rPr>
-              <w:t xml:space="preserve">① 該当コミットをgit revertまたはgit reset。② 旧リポジトリの該当ブランチを確認し差分を再調査。</w:t>
+                <w:sz w:val="18"/>
+                <w:szCs w:val="18"/>
+              </w:rPr>
+              <w:t xml:space="preserve">GitHub の Settings &gt; Unarchive this repository でアーカイブを解除。</w:t>
             </w:r>
           </w:p>
         </w:tc>
@@ -7382,105 +6591,6 @@
                 <w:rFonts w:ascii="BIZ UDPゴシック" w:cs="BIZ UDPゴシック" w:eastAsia="BIZ UDPゴシック" w:hAnsi="BIZ UDPゴシック"/>
                 <w:b w:val="false"/>
                 <w:bCs w:val="false"/>
-                <w:color w:val="000000"/>
-                <w:sz w:val="18"/>
-                <w:szCs w:val="18"/>
-              </w:rPr>
-              <w:t xml:space="preserve">1〜2時間</w:t>
-            </w:r>
-          </w:p>
-        </w:tc>
-      </w:tr>
-      <w:tr>
-        <w:trPr>
-          <w:cantSplit/>
-        </w:trPr>
-        <w:tc>
-          <w:tcPr>
-            <w:tcW w:type="dxa" w:w="2268"/>
-            <w:tcBorders>
-              <w:top w:val="single" w:color="CCCCCC" w:sz="4"/>
-              <w:left w:val="single" w:color="CCCCCC" w:sz="4"/>
-              <w:bottom w:val="single" w:color="CCCCCC" w:sz="4"/>
-              <w:right w:val="single" w:color="CCCCCC" w:sz="4"/>
-            </w:tcBorders>
-            <w:shd w:fill="FFFFFF" w:val="clear"/>
-            <w:tcMar>
-              <w:top w:type="dxa" w:w="60"/>
-              <w:left w:type="dxa" w:w="100"/>
-              <w:bottom w:type="dxa" w:w="60"/>
-              <w:right w:type="dxa" w:w="100"/>
-            </w:tcMar>
-          </w:tcPr>
-          <w:p>
-            <w:r>
-              <w:rPr>
-                <w:rFonts w:ascii="BIZ UDPゴシック" w:cs="BIZ UDPゴシック" w:eastAsia="BIZ UDPゴシック" w:hAnsi="BIZ UDPゴシック"/>
-                <w:b w:val="false"/>
-                <w:bCs w:val="false"/>
-                <w:color w:val="000000"/>
-                <w:sz w:val="18"/>
-                <w:szCs w:val="18"/>
-              </w:rPr>
-              <w:t xml:space="preserve">旧リポジトリアーカイブ後に問題発生</w:t>
-            </w:r>
-          </w:p>
-        </w:tc>
-        <w:tc>
-          <w:tcPr>
-            <w:tcW w:type="dxa" w:w="4536"/>
-            <w:tcBorders>
-              <w:top w:val="single" w:color="CCCCCC" w:sz="4"/>
-              <w:left w:val="single" w:color="CCCCCC" w:sz="4"/>
-              <w:bottom w:val="single" w:color="CCCCCC" w:sz="4"/>
-              <w:right w:val="single" w:color="CCCCCC" w:sz="4"/>
-            </w:tcBorders>
-            <w:shd w:fill="FFFFFF" w:val="clear"/>
-            <w:tcMar>
-              <w:top w:type="dxa" w:w="60"/>
-              <w:left w:type="dxa" w:w="100"/>
-              <w:bottom w:type="dxa" w:w="60"/>
-              <w:right w:type="dxa" w:w="100"/>
-            </w:tcMar>
-          </w:tcPr>
-          <w:p>
-            <w:r>
-              <w:rPr>
-                <w:rFonts w:ascii="BIZ UDPゴシック" w:cs="BIZ UDPゴシック" w:eastAsia="BIZ UDPゴシック" w:hAnsi="BIZ UDPゴシック"/>
-                <w:b w:val="false"/>
-                <w:bCs w:val="false"/>
-                <w:color w:val="000000"/>
-                <w:sz w:val="18"/>
-                <w:szCs w:val="18"/>
-              </w:rPr>
-              <w:t xml:space="preserve">① GitHubの Settings &gt; Unarchive this repository でアーカイブを解除（即時可能）。</w:t>
-            </w:r>
-          </w:p>
-        </w:tc>
-        <w:tc>
-          <w:tcPr>
-            <w:tcW w:type="dxa" w:w="1700"/>
-            <w:tcBorders>
-              <w:top w:val="single" w:color="CCCCCC" w:sz="4"/>
-              <w:left w:val="single" w:color="CCCCCC" w:sz="4"/>
-              <w:bottom w:val="single" w:color="CCCCCC" w:sz="4"/>
-              <w:right w:val="single" w:color="CCCCCC" w:sz="4"/>
-            </w:tcBorders>
-            <w:shd w:fill="FFFFFF" w:val="clear"/>
-            <w:tcMar>
-              <w:top w:type="dxa" w:w="60"/>
-              <w:left w:type="dxa" w:w="100"/>
-              <w:bottom w:type="dxa" w:w="60"/>
-              <w:right w:type="dxa" w:w="100"/>
-            </w:tcMar>
-          </w:tcPr>
-          <w:p>
-            <w:r>
-              <w:rPr>
-                <w:rFonts w:ascii="BIZ UDPゴシック" w:cs="BIZ UDPゴシック" w:eastAsia="BIZ UDPゴシック" w:hAnsi="BIZ UDPゴシック"/>
-                <w:b w:val="false"/>
-                <w:bCs w:val="false"/>
-                <w:color w:val="000000"/>
                 <w:sz w:val="18"/>
                 <w:szCs w:val="18"/>
               </w:rPr>
@@ -7499,8 +6609,8 @@
           <w:rFonts w:ascii="BIZ UDPゴシック" w:cs="BIZ UDPゴシック" w:eastAsia="BIZ UDPゴシック" w:hAnsi="BIZ UDPゴシック"/>
           <w:b/>
           <w:bCs/>
-          <w:sz w:val="32"/>
-          <w:szCs w:val="32"/>
+          <w:sz w:val="24"/>
+          <w:szCs w:val="24"/>
         </w:rPr>
         <w:t xml:space="preserve">6. リスクと対応策</w:t>
       </w:r>
@@ -7519,9 +6629,8 @@
       </w:tblPr>
       <w:tblGrid>
         <w:gridCol w:w="567"/>
-        <w:gridCol w:w="2268"/>
-        <w:gridCol w:w="1134"/>
-        <w:gridCol w:w="4535"/>
+        <w:gridCol w:w="3401"/>
+        <w:gridCol w:w="4536"/>
       </w:tblGrid>
       <w:tr>
         <w:trPr>
@@ -7550,7 +6659,6 @@
                 <w:rFonts w:ascii="BIZ UDPゴシック" w:cs="BIZ UDPゴシック" w:eastAsia="BIZ UDPゴシック" w:hAnsi="BIZ UDPゴシック"/>
                 <w:b/>
                 <w:bCs/>
-                <w:color w:val="000000"/>
                 <w:sz w:val="18"/>
                 <w:szCs w:val="18"/>
               </w:rPr>
@@ -7560,7 +6668,7 @@
         </w:tc>
         <w:tc>
           <w:tcPr>
-            <w:tcW w:type="dxa" w:w="2268"/>
+            <w:tcW w:type="dxa" w:w="3401"/>
             <w:tcBorders>
               <w:top w:val="single" w:color="CCCCCC" w:sz="4"/>
               <w:left w:val="single" w:color="CCCCCC" w:sz="4"/>
@@ -7581,7 +6689,6 @@
                 <w:rFonts w:ascii="BIZ UDPゴシック" w:cs="BIZ UDPゴシック" w:eastAsia="BIZ UDPゴシック" w:hAnsi="BIZ UDPゴシック"/>
                 <w:b/>
                 <w:bCs/>
-                <w:color w:val="000000"/>
                 <w:sz w:val="18"/>
                 <w:szCs w:val="18"/>
               </w:rPr>
@@ -7591,7 +6698,7 @@
         </w:tc>
         <w:tc>
           <w:tcPr>
-            <w:tcW w:type="dxa" w:w="1134"/>
+            <w:tcW w:type="dxa" w:w="4536"/>
             <w:tcBorders>
               <w:top w:val="single" w:color="CCCCCC" w:sz="4"/>
               <w:left w:val="single" w:color="CCCCCC" w:sz="4"/>
@@ -7612,38 +6719,6 @@
                 <w:rFonts w:ascii="BIZ UDPゴシック" w:cs="BIZ UDPゴシック" w:eastAsia="BIZ UDPゴシック" w:hAnsi="BIZ UDPゴシック"/>
                 <w:b/>
                 <w:bCs/>
-                <w:color w:val="000000"/>
-                <w:sz w:val="18"/>
-                <w:szCs w:val="18"/>
-              </w:rPr>
-              <w:t xml:space="preserve">発生確率</w:t>
-            </w:r>
-          </w:p>
-        </w:tc>
-        <w:tc>
-          <w:tcPr>
-            <w:tcW w:type="dxa" w:w="4535"/>
-            <w:tcBorders>
-              <w:top w:val="single" w:color="CCCCCC" w:sz="4"/>
-              <w:left w:val="single" w:color="CCCCCC" w:sz="4"/>
-              <w:bottom w:val="single" w:color="CCCCCC" w:sz="4"/>
-              <w:right w:val="single" w:color="CCCCCC" w:sz="4"/>
-            </w:tcBorders>
-            <w:shd w:fill="F5F5F5" w:val="clear"/>
-            <w:tcMar>
-              <w:top w:type="dxa" w:w="60"/>
-              <w:left w:type="dxa" w:w="100"/>
-              <w:bottom w:type="dxa" w:w="60"/>
-              <w:right w:type="dxa" w:w="100"/>
-            </w:tcMar>
-          </w:tcPr>
-          <w:p>
-            <w:r>
-              <w:rPr>
-                <w:rFonts w:ascii="BIZ UDPゴシック" w:cs="BIZ UDPゴシック" w:eastAsia="BIZ UDPゴシック" w:hAnsi="BIZ UDPゴシック"/>
-                <w:b/>
-                <w:bCs/>
-                <w:color w:val="000000"/>
                 <w:sz w:val="18"/>
                 <w:szCs w:val="18"/>
               </w:rPr>
@@ -7679,7 +6754,6 @@
                 <w:rFonts w:ascii="BIZ UDPゴシック" w:cs="BIZ UDPゴシック" w:eastAsia="BIZ UDPゴシック" w:hAnsi="BIZ UDPゴシック"/>
                 <w:b w:val="false"/>
                 <w:bCs w:val="false"/>
-                <w:color w:val="000000"/>
                 <w:sz w:val="18"/>
                 <w:szCs w:val="18"/>
               </w:rPr>
@@ -7689,28 +6763,27 @@
         </w:tc>
         <w:tc>
           <w:tcPr>
-            <w:tcW w:type="dxa" w:w="2268"/>
-            <w:tcBorders>
-              <w:top w:val="single" w:color="CCCCCC" w:sz="4"/>
-              <w:left w:val="single" w:color="CCCCCC" w:sz="4"/>
-              <w:bottom w:val="single" w:color="CCCCCC" w:sz="4"/>
-              <w:right w:val="single" w:color="CCCCCC" w:sz="4"/>
-            </w:tcBorders>
-            <w:shd w:fill="FFFFFF" w:val="clear"/>
-            <w:tcMar>
-              <w:top w:type="dxa" w:w="60"/>
-              <w:left w:type="dxa" w:w="100"/>
-              <w:bottom w:type="dxa" w:w="60"/>
-              <w:right w:type="dxa" w:w="100"/>
-            </w:tcMar>
-          </w:tcPr>
-          <w:p>
-            <w:r>
-              <w:rPr>
-                <w:rFonts w:ascii="BIZ UDPゴシック" w:cs="BIZ UDPゴシック" w:eastAsia="BIZ UDPゴシック" w:hAnsi="BIZ UDPゴシック"/>
-                <w:b w:val="false"/>
-                <w:bCs w:val="false"/>
-                <w:color w:val="000000"/>
+            <w:tcW w:type="dxa" w:w="3401"/>
+            <w:tcBorders>
+              <w:top w:val="single" w:color="CCCCCC" w:sz="4"/>
+              <w:left w:val="single" w:color="CCCCCC" w:sz="4"/>
+              <w:bottom w:val="single" w:color="CCCCCC" w:sz="4"/>
+              <w:right w:val="single" w:color="CCCCCC" w:sz="4"/>
+            </w:tcBorders>
+            <w:shd w:fill="FFFFFF" w:val="clear"/>
+            <w:tcMar>
+              <w:top w:type="dxa" w:w="60"/>
+              <w:left w:type="dxa" w:w="100"/>
+              <w:bottom w:type="dxa" w:w="60"/>
+              <w:right w:type="dxa" w:w="100"/>
+            </w:tcMar>
+          </w:tcPr>
+          <w:p>
+            <w:r>
+              <w:rPr>
+                <w:rFonts w:ascii="BIZ UDPゴシック" w:cs="BIZ UDPゴシック" w:eastAsia="BIZ UDPゴシック" w:hAnsi="BIZ UDPゴシック"/>
+                <w:b w:val="false"/>
+                <w:bCs w:val="false"/>
                 <w:sz w:val="18"/>
                 <w:szCs w:val="18"/>
               </w:rPr>
@@ -7720,63 +6793,31 @@
         </w:tc>
         <w:tc>
           <w:tcPr>
-            <w:tcW w:type="dxa" w:w="1134"/>
-            <w:tcBorders>
-              <w:top w:val="single" w:color="CCCCCC" w:sz="4"/>
-              <w:left w:val="single" w:color="CCCCCC" w:sz="4"/>
-              <w:bottom w:val="single" w:color="CCCCCC" w:sz="4"/>
-              <w:right w:val="single" w:color="CCCCCC" w:sz="4"/>
-            </w:tcBorders>
-            <w:shd w:fill="FFFFFF" w:val="clear"/>
-            <w:tcMar>
-              <w:top w:type="dxa" w:w="60"/>
-              <w:left w:type="dxa" w:w="100"/>
-              <w:bottom w:type="dxa" w:w="60"/>
-              <w:right w:type="dxa" w:w="100"/>
-            </w:tcMar>
-          </w:tcPr>
-          <w:p>
-            <w:r>
-              <w:rPr>
-                <w:rFonts w:ascii="BIZ UDPゴシック" w:cs="BIZ UDPゴシック" w:eastAsia="BIZ UDPゴシック" w:hAnsi="BIZ UDPゴシック"/>
-                <w:b w:val="false"/>
-                <w:bCs w:val="false"/>
-                <w:color w:val="000000"/>
-                <w:sz w:val="18"/>
-                <w:szCs w:val="18"/>
-              </w:rPr>
-              <w:t xml:space="preserve">低</w:t>
-            </w:r>
-          </w:p>
-        </w:tc>
-        <w:tc>
-          <w:tcPr>
-            <w:tcW w:type="dxa" w:w="4535"/>
-            <w:tcBorders>
-              <w:top w:val="single" w:color="CCCCCC" w:sz="4"/>
-              <w:left w:val="single" w:color="CCCCCC" w:sz="4"/>
-              <w:bottom w:val="single" w:color="CCCCCC" w:sz="4"/>
-              <w:right w:val="single" w:color="CCCCCC" w:sz="4"/>
-            </w:tcBorders>
-            <w:shd w:fill="FFFFFF" w:val="clear"/>
-            <w:tcMar>
-              <w:top w:type="dxa" w:w="60"/>
-              <w:left w:type="dxa" w:w="100"/>
-              <w:bottom w:type="dxa" w:w="60"/>
-              <w:right w:type="dxa" w:w="100"/>
-            </w:tcMar>
-          </w:tcPr>
-          <w:p>
-            <w:r>
-              <w:rPr>
-                <w:rFonts w:ascii="BIZ UDPゴシック" w:cs="BIZ UDPゴシック" w:eastAsia="BIZ UDPゴシック" w:hAnsi="BIZ UDPゴシック"/>
-                <w:b w:val="false"/>
-                <w:bCs w:val="false"/>
-                <w:color w:val="000000"/>
-                <w:sz w:val="18"/>
-                <w:szCs w:val="18"/>
-              </w:rPr>
-              <w:t xml:space="preserve">'.gitignore 徹底・git-secrets 導入・GitHub Secrets 利用</w:t>
+            <w:tcW w:type="dxa" w:w="4536"/>
+            <w:tcBorders>
+              <w:top w:val="single" w:color="CCCCCC" w:sz="4"/>
+              <w:left w:val="single" w:color="CCCCCC" w:sz="4"/>
+              <w:bottom w:val="single" w:color="CCCCCC" w:sz="4"/>
+              <w:right w:val="single" w:color="CCCCCC" w:sz="4"/>
+            </w:tcBorders>
+            <w:shd w:fill="FFFFFF" w:val="clear"/>
+            <w:tcMar>
+              <w:top w:type="dxa" w:w="60"/>
+              <w:left w:type="dxa" w:w="100"/>
+              <w:bottom w:type="dxa" w:w="60"/>
+              <w:right w:type="dxa" w:w="100"/>
+            </w:tcMar>
+          </w:tcPr>
+          <w:p>
+            <w:r>
+              <w:rPr>
+                <w:rFonts w:ascii="BIZ UDPゴシック" w:cs="BIZ UDPゴシック" w:eastAsia="BIZ UDPゴシック" w:hAnsi="BIZ UDPゴシック"/>
+                <w:b w:val="false"/>
+                <w:bCs w:val="false"/>
+                <w:sz w:val="18"/>
+                <w:szCs w:val="18"/>
+              </w:rPr>
+              <w:t xml:space="preserve">.gitignore 徹底・git-secrets 導入・GitHub Secrets 利用</w:t>
             </w:r>
           </w:p>
         </w:tc>
@@ -7808,7 +6849,6 @@
                 <w:rFonts w:ascii="BIZ UDPゴシック" w:cs="BIZ UDPゴシック" w:eastAsia="BIZ UDPゴシック" w:hAnsi="BIZ UDPゴシック"/>
                 <w:b w:val="false"/>
                 <w:bCs w:val="false"/>
-                <w:color w:val="000000"/>
                 <w:sz w:val="18"/>
                 <w:szCs w:val="18"/>
               </w:rPr>
@@ -7818,28 +6858,27 @@
         </w:tc>
         <w:tc>
           <w:tcPr>
-            <w:tcW w:type="dxa" w:w="2268"/>
-            <w:tcBorders>
-              <w:top w:val="single" w:color="CCCCCC" w:sz="4"/>
-              <w:left w:val="single" w:color="CCCCCC" w:sz="4"/>
-              <w:bottom w:val="single" w:color="CCCCCC" w:sz="4"/>
-              <w:right w:val="single" w:color="CCCCCC" w:sz="4"/>
-            </w:tcBorders>
-            <w:shd w:fill="FFFFFF" w:val="clear"/>
-            <w:tcMar>
-              <w:top w:type="dxa" w:w="60"/>
-              <w:left w:type="dxa" w:w="100"/>
-              <w:bottom w:type="dxa" w:w="60"/>
-              <w:right w:type="dxa" w:w="100"/>
-            </w:tcMar>
-          </w:tcPr>
-          <w:p>
-            <w:r>
-              <w:rPr>
-                <w:rFonts w:ascii="BIZ UDPゴシック" w:cs="BIZ UDPゴシック" w:eastAsia="BIZ UDPゴシック" w:hAnsi="BIZ UDPゴシック"/>
-                <w:b w:val="false"/>
-                <w:bCs w:val="false"/>
-                <w:color w:val="000000"/>
+            <w:tcW w:type="dxa" w:w="3401"/>
+            <w:tcBorders>
+              <w:top w:val="single" w:color="CCCCCC" w:sz="4"/>
+              <w:left w:val="single" w:color="CCCCCC" w:sz="4"/>
+              <w:bottom w:val="single" w:color="CCCCCC" w:sz="4"/>
+              <w:right w:val="single" w:color="CCCCCC" w:sz="4"/>
+            </w:tcBorders>
+            <w:shd w:fill="FFFFFF" w:val="clear"/>
+            <w:tcMar>
+              <w:top w:type="dxa" w:w="60"/>
+              <w:left w:type="dxa" w:w="100"/>
+              <w:bottom w:type="dxa" w:w="60"/>
+              <w:right w:type="dxa" w:w="100"/>
+            </w:tcMar>
+          </w:tcPr>
+          <w:p>
+            <w:r>
+              <w:rPr>
+                <w:rFonts w:ascii="BIZ UDPゴシック" w:cs="BIZ UDPゴシック" w:eastAsia="BIZ UDPゴシック" w:hAnsi="BIZ UDPゴシック"/>
+                <w:b w:val="false"/>
+                <w:bCs w:val="false"/>
                 <w:sz w:val="18"/>
                 <w:szCs w:val="18"/>
               </w:rPr>
@@ -7849,59 +6888,27 @@
         </w:tc>
         <w:tc>
           <w:tcPr>
-            <w:tcW w:type="dxa" w:w="1134"/>
-            <w:tcBorders>
-              <w:top w:val="single" w:color="CCCCCC" w:sz="4"/>
-              <w:left w:val="single" w:color="CCCCCC" w:sz="4"/>
-              <w:bottom w:val="single" w:color="CCCCCC" w:sz="4"/>
-              <w:right w:val="single" w:color="CCCCCC" w:sz="4"/>
-            </w:tcBorders>
-            <w:shd w:fill="FFFFFF" w:val="clear"/>
-            <w:tcMar>
-              <w:top w:type="dxa" w:w="60"/>
-              <w:left w:type="dxa" w:w="100"/>
-              <w:bottom w:type="dxa" w:w="60"/>
-              <w:right w:type="dxa" w:w="100"/>
-            </w:tcMar>
-          </w:tcPr>
-          <w:p>
-            <w:r>
-              <w:rPr>
-                <w:rFonts w:ascii="BIZ UDPゴシック" w:cs="BIZ UDPゴシック" w:eastAsia="BIZ UDPゴシック" w:hAnsi="BIZ UDPゴシック"/>
-                <w:b w:val="false"/>
-                <w:bCs w:val="false"/>
-                <w:color w:val="000000"/>
-                <w:sz w:val="18"/>
-                <w:szCs w:val="18"/>
-              </w:rPr>
-              <w:t xml:space="preserve">低</w:t>
-            </w:r>
-          </w:p>
-        </w:tc>
-        <w:tc>
-          <w:tcPr>
-            <w:tcW w:type="dxa" w:w="4535"/>
-            <w:tcBorders>
-              <w:top w:val="single" w:color="CCCCCC" w:sz="4"/>
-              <w:left w:val="single" w:color="CCCCCC" w:sz="4"/>
-              <w:bottom w:val="single" w:color="CCCCCC" w:sz="4"/>
-              <w:right w:val="single" w:color="CCCCCC" w:sz="4"/>
-            </w:tcBorders>
-            <w:shd w:fill="FFFFFF" w:val="clear"/>
-            <w:tcMar>
-              <w:top w:type="dxa" w:w="60"/>
-              <w:left w:type="dxa" w:w="100"/>
-              <w:bottom w:type="dxa" w:w="60"/>
-              <w:right w:type="dxa" w:w="100"/>
-            </w:tcMar>
-          </w:tcPr>
-          <w:p>
-            <w:r>
-              <w:rPr>
-                <w:rFonts w:ascii="BIZ UDPゴシック" w:cs="BIZ UDPゴシック" w:eastAsia="BIZ UDPゴシック" w:hAnsi="BIZ UDPゴシック"/>
-                <w:b w:val="false"/>
-                <w:bCs w:val="false"/>
-                <w:color w:val="000000"/>
+            <w:tcW w:type="dxa" w:w="4536"/>
+            <w:tcBorders>
+              <w:top w:val="single" w:color="CCCCCC" w:sz="4"/>
+              <w:left w:val="single" w:color="CCCCCC" w:sz="4"/>
+              <w:bottom w:val="single" w:color="CCCCCC" w:sz="4"/>
+              <w:right w:val="single" w:color="CCCCCC" w:sz="4"/>
+            </w:tcBorders>
+            <w:shd w:fill="FFFFFF" w:val="clear"/>
+            <w:tcMar>
+              <w:top w:type="dxa" w:w="60"/>
+              <w:left w:type="dxa" w:w="100"/>
+              <w:bottom w:type="dxa" w:w="60"/>
+              <w:right w:type="dxa" w:w="100"/>
+            </w:tcMar>
+          </w:tcPr>
+          <w:p>
+            <w:r>
+              <w:rPr>
+                <w:rFonts w:ascii="BIZ UDPゴシック" w:cs="BIZ UDPゴシック" w:eastAsia="BIZ UDPゴシック" w:hAnsi="BIZ UDPゴシック"/>
+                <w:b w:val="false"/>
+                <w:bCs w:val="false"/>
                 <w:sz w:val="18"/>
                 <w:szCs w:val="18"/>
               </w:rPr>
@@ -7937,7 +6944,6 @@
                 <w:rFonts w:ascii="BIZ UDPゴシック" w:cs="BIZ UDPゴシック" w:eastAsia="BIZ UDPゴシック" w:hAnsi="BIZ UDPゴシック"/>
                 <w:b w:val="false"/>
                 <w:bCs w:val="false"/>
-                <w:color w:val="000000"/>
                 <w:sz w:val="18"/>
                 <w:szCs w:val="18"/>
               </w:rPr>
@@ -7947,28 +6953,27 @@
         </w:tc>
         <w:tc>
           <w:tcPr>
-            <w:tcW w:type="dxa" w:w="2268"/>
-            <w:tcBorders>
-              <w:top w:val="single" w:color="CCCCCC" w:sz="4"/>
-              <w:left w:val="single" w:color="CCCCCC" w:sz="4"/>
-              <w:bottom w:val="single" w:color="CCCCCC" w:sz="4"/>
-              <w:right w:val="single" w:color="CCCCCC" w:sz="4"/>
-            </w:tcBorders>
-            <w:shd w:fill="FFFFFF" w:val="clear"/>
-            <w:tcMar>
-              <w:top w:type="dxa" w:w="60"/>
-              <w:left w:type="dxa" w:w="100"/>
-              <w:bottom w:type="dxa" w:w="60"/>
-              <w:right w:type="dxa" w:w="100"/>
-            </w:tcMar>
-          </w:tcPr>
-          <w:p>
-            <w:r>
-              <w:rPr>
-                <w:rFonts w:ascii="BIZ UDPゴシック" w:cs="BIZ UDPゴシック" w:eastAsia="BIZ UDPゴシック" w:hAnsi="BIZ UDPゴシック"/>
-                <w:b w:val="false"/>
-                <w:bCs w:val="false"/>
-                <w:color w:val="000000"/>
+            <w:tcW w:type="dxa" w:w="3401"/>
+            <w:tcBorders>
+              <w:top w:val="single" w:color="CCCCCC" w:sz="4"/>
+              <w:left w:val="single" w:color="CCCCCC" w:sz="4"/>
+              <w:bottom w:val="single" w:color="CCCCCC" w:sz="4"/>
+              <w:right w:val="single" w:color="CCCCCC" w:sz="4"/>
+            </w:tcBorders>
+            <w:shd w:fill="FFFFFF" w:val="clear"/>
+            <w:tcMar>
+              <w:top w:type="dxa" w:w="60"/>
+              <w:left w:type="dxa" w:w="100"/>
+              <w:bottom w:type="dxa" w:w="60"/>
+              <w:right w:type="dxa" w:w="100"/>
+            </w:tcMar>
+          </w:tcPr>
+          <w:p>
+            <w:r>
+              <w:rPr>
+                <w:rFonts w:ascii="BIZ UDPゴシック" w:cs="BIZ UDPゴシック" w:eastAsia="BIZ UDPゴシック" w:hAnsi="BIZ UDPゴシック"/>
+                <w:b w:val="false"/>
+                <w:bCs w:val="false"/>
                 <w:sz w:val="18"/>
                 <w:szCs w:val="18"/>
               </w:rPr>
@@ -7978,59 +6983,27 @@
         </w:tc>
         <w:tc>
           <w:tcPr>
-            <w:tcW w:type="dxa" w:w="1134"/>
-            <w:tcBorders>
-              <w:top w:val="single" w:color="CCCCCC" w:sz="4"/>
-              <w:left w:val="single" w:color="CCCCCC" w:sz="4"/>
-              <w:bottom w:val="single" w:color="CCCCCC" w:sz="4"/>
-              <w:right w:val="single" w:color="CCCCCC" w:sz="4"/>
-            </w:tcBorders>
-            <w:shd w:fill="FFFFFF" w:val="clear"/>
-            <w:tcMar>
-              <w:top w:type="dxa" w:w="60"/>
-              <w:left w:type="dxa" w:w="100"/>
-              <w:bottom w:type="dxa" w:w="60"/>
-              <w:right w:type="dxa" w:w="100"/>
-            </w:tcMar>
-          </w:tcPr>
-          <w:p>
-            <w:r>
-              <w:rPr>
-                <w:rFonts w:ascii="BIZ UDPゴシック" w:cs="BIZ UDPゴシック" w:eastAsia="BIZ UDPゴシック" w:hAnsi="BIZ UDPゴシック"/>
-                <w:b w:val="false"/>
-                <w:bCs w:val="false"/>
-                <w:color w:val="000000"/>
-                <w:sz w:val="18"/>
-                <w:szCs w:val="18"/>
-              </w:rPr>
-              <w:t xml:space="preserve">中</w:t>
-            </w:r>
-          </w:p>
-        </w:tc>
-        <w:tc>
-          <w:tcPr>
-            <w:tcW w:type="dxa" w:w="4535"/>
-            <w:tcBorders>
-              <w:top w:val="single" w:color="CCCCCC" w:sz="4"/>
-              <w:left w:val="single" w:color="CCCCCC" w:sz="4"/>
-              <w:bottom w:val="single" w:color="CCCCCC" w:sz="4"/>
-              <w:right w:val="single" w:color="CCCCCC" w:sz="4"/>
-            </w:tcBorders>
-            <w:shd w:fill="FFFFFF" w:val="clear"/>
-            <w:tcMar>
-              <w:top w:type="dxa" w:w="60"/>
-              <w:left w:type="dxa" w:w="100"/>
-              <w:bottom w:type="dxa" w:w="60"/>
-              <w:right w:type="dxa" w:w="100"/>
-            </w:tcMar>
-          </w:tcPr>
-          <w:p>
-            <w:r>
-              <w:rPr>
-                <w:rFonts w:ascii="BIZ UDPゴシック" w:cs="BIZ UDPゴシック" w:eastAsia="BIZ UDPゴシック" w:hAnsi="BIZ UDPゴシック"/>
-                <w:b w:val="false"/>
-                <w:bCs w:val="false"/>
-                <w:color w:val="000000"/>
+            <w:tcW w:type="dxa" w:w="4536"/>
+            <w:tcBorders>
+              <w:top w:val="single" w:color="CCCCCC" w:sz="4"/>
+              <w:left w:val="single" w:color="CCCCCC" w:sz="4"/>
+              <w:bottom w:val="single" w:color="CCCCCC" w:sz="4"/>
+              <w:right w:val="single" w:color="CCCCCC" w:sz="4"/>
+            </w:tcBorders>
+            <w:shd w:fill="FFFFFF" w:val="clear"/>
+            <w:tcMar>
+              <w:top w:type="dxa" w:w="60"/>
+              <w:left w:type="dxa" w:w="100"/>
+              <w:bottom w:type="dxa" w:w="60"/>
+              <w:right w:type="dxa" w:w="100"/>
+            </w:tcMar>
+          </w:tcPr>
+          <w:p>
+            <w:r>
+              <w:rPr>
+                <w:rFonts w:ascii="BIZ UDPゴシック" w:cs="BIZ UDPゴシック" w:eastAsia="BIZ UDPゴシック" w:hAnsi="BIZ UDPゴシック"/>
+                <w:b w:val="false"/>
+                <w:bCs w:val="false"/>
                 <w:sz w:val="18"/>
                 <w:szCs w:val="18"/>
               </w:rPr>
@@ -8066,136 +7039,6 @@
                 <w:rFonts w:ascii="BIZ UDPゴシック" w:cs="BIZ UDPゴシック" w:eastAsia="BIZ UDPゴシック" w:hAnsi="BIZ UDPゴシック"/>
                 <w:b w:val="false"/>
                 <w:bCs w:val="false"/>
-                <w:color w:val="000000"/>
-                <w:sz w:val="18"/>
-                <w:szCs w:val="18"/>
-              </w:rPr>
-              <w:t xml:space="preserve">🟡 中</w:t>
-            </w:r>
-          </w:p>
-        </w:tc>
-        <w:tc>
-          <w:tcPr>
-            <w:tcW w:type="dxa" w:w="2268"/>
-            <w:tcBorders>
-              <w:top w:val="single" w:color="CCCCCC" w:sz="4"/>
-              <w:left w:val="single" w:color="CCCCCC" w:sz="4"/>
-              <w:bottom w:val="single" w:color="CCCCCC" w:sz="4"/>
-              <w:right w:val="single" w:color="CCCCCC" w:sz="4"/>
-            </w:tcBorders>
-            <w:shd w:fill="FFFFFF" w:val="clear"/>
-            <w:tcMar>
-              <w:top w:type="dxa" w:w="60"/>
-              <w:left w:type="dxa" w:w="100"/>
-              <w:bottom w:type="dxa" w:w="60"/>
-              <w:right w:type="dxa" w:w="100"/>
-            </w:tcMar>
-          </w:tcPr>
-          <w:p>
-            <w:r>
-              <w:rPr>
-                <w:rFonts w:ascii="BIZ UDPゴシック" w:cs="BIZ UDPゴシック" w:eastAsia="BIZ UDPゴシック" w:hAnsi="BIZ UDPゴシック"/>
-                <w:b w:val="false"/>
-                <w:bCs w:val="false"/>
-                <w:color w:val="000000"/>
-                <w:sz w:val="18"/>
-                <w:szCs w:val="18"/>
-              </w:rPr>
-              <w:t xml:space="preserve">ビルドエラーが長期化</w:t>
-            </w:r>
-          </w:p>
-        </w:tc>
-        <w:tc>
-          <w:tcPr>
-            <w:tcW w:type="dxa" w:w="1134"/>
-            <w:tcBorders>
-              <w:top w:val="single" w:color="CCCCCC" w:sz="4"/>
-              <w:left w:val="single" w:color="CCCCCC" w:sz="4"/>
-              <w:bottom w:val="single" w:color="CCCCCC" w:sz="4"/>
-              <w:right w:val="single" w:color="CCCCCC" w:sz="4"/>
-            </w:tcBorders>
-            <w:shd w:fill="FFFFFF" w:val="clear"/>
-            <w:tcMar>
-              <w:top w:type="dxa" w:w="60"/>
-              <w:left w:type="dxa" w:w="100"/>
-              <w:bottom w:type="dxa" w:w="60"/>
-              <w:right w:type="dxa" w:w="100"/>
-            </w:tcMar>
-          </w:tcPr>
-          <w:p>
-            <w:r>
-              <w:rPr>
-                <w:rFonts w:ascii="BIZ UDPゴシック" w:cs="BIZ UDPゴシック" w:eastAsia="BIZ UDPゴシック" w:hAnsi="BIZ UDPゴシック"/>
-                <w:b w:val="false"/>
-                <w:bCs w:val="false"/>
-                <w:color w:val="000000"/>
-                <w:sz w:val="18"/>
-                <w:szCs w:val="18"/>
-              </w:rPr>
-              <w:t xml:space="preserve">中</w:t>
-            </w:r>
-          </w:p>
-        </w:tc>
-        <w:tc>
-          <w:tcPr>
-            <w:tcW w:type="dxa" w:w="4535"/>
-            <w:tcBorders>
-              <w:top w:val="single" w:color="CCCCCC" w:sz="4"/>
-              <w:left w:val="single" w:color="CCCCCC" w:sz="4"/>
-              <w:bottom w:val="single" w:color="CCCCCC" w:sz="4"/>
-              <w:right w:val="single" w:color="CCCCCC" w:sz="4"/>
-            </w:tcBorders>
-            <w:shd w:fill="FFFFFF" w:val="clear"/>
-            <w:tcMar>
-              <w:top w:type="dxa" w:w="60"/>
-              <w:left w:type="dxa" w:w="100"/>
-              <w:bottom w:type="dxa" w:w="60"/>
-              <w:right w:type="dxa" w:w="100"/>
-            </w:tcMar>
-          </w:tcPr>
-          <w:p>
-            <w:r>
-              <w:rPr>
-                <w:rFonts w:ascii="BIZ UDPゴシック" w:cs="BIZ UDPゴシック" w:eastAsia="BIZ UDPゴシック" w:hAnsi="BIZ UDPゴシック"/>
-                <w:b w:val="false"/>
-                <w:bCs w:val="false"/>
-                <w:color w:val="000000"/>
-                <w:sz w:val="18"/>
-                <w:szCs w:val="18"/>
-              </w:rPr>
-              <w:t xml:space="preserve">1時間以内にリードへエスカレーション・対応者変更</w:t>
-            </w:r>
-          </w:p>
-        </w:tc>
-      </w:tr>
-      <w:tr>
-        <w:trPr>
-          <w:cantSplit/>
-        </w:trPr>
-        <w:tc>
-          <w:tcPr>
-            <w:tcW w:type="dxa" w:w="567"/>
-            <w:tcBorders>
-              <w:top w:val="single" w:color="CCCCCC" w:sz="4"/>
-              <w:left w:val="single" w:color="CCCCCC" w:sz="4"/>
-              <w:bottom w:val="single" w:color="CCCCCC" w:sz="4"/>
-              <w:right w:val="single" w:color="CCCCCC" w:sz="4"/>
-            </w:tcBorders>
-            <w:shd w:fill="FFFFFF" w:val="clear"/>
-            <w:tcMar>
-              <w:top w:type="dxa" w:w="60"/>
-              <w:left w:type="dxa" w:w="100"/>
-              <w:bottom w:type="dxa" w:w="60"/>
-              <w:right w:type="dxa" w:w="100"/>
-            </w:tcMar>
-          </w:tcPr>
-          <w:p>
-            <w:r>
-              <w:rPr>
-                <w:rFonts w:ascii="BIZ UDPゴシック" w:cs="BIZ UDPゴシック" w:eastAsia="BIZ UDPゴシック" w:hAnsi="BIZ UDPゴシック"/>
-                <w:b w:val="false"/>
-                <w:bCs w:val="false"/>
-                <w:color w:val="000000"/>
                 <w:sz w:val="18"/>
                 <w:szCs w:val="18"/>
               </w:rPr>
@@ -8205,28 +7048,27 @@
         </w:tc>
         <w:tc>
           <w:tcPr>
-            <w:tcW w:type="dxa" w:w="2268"/>
-            <w:tcBorders>
-              <w:top w:val="single" w:color="CCCCCC" w:sz="4"/>
-              <w:left w:val="single" w:color="CCCCCC" w:sz="4"/>
-              <w:bottom w:val="single" w:color="CCCCCC" w:sz="4"/>
-              <w:right w:val="single" w:color="CCCCCC" w:sz="4"/>
-            </w:tcBorders>
-            <w:shd w:fill="FFFFFF" w:val="clear"/>
-            <w:tcMar>
-              <w:top w:type="dxa" w:w="60"/>
-              <w:left w:type="dxa" w:w="100"/>
-              <w:bottom w:type="dxa" w:w="60"/>
-              <w:right w:type="dxa" w:w="100"/>
-            </w:tcMar>
-          </w:tcPr>
-          <w:p>
-            <w:r>
-              <w:rPr>
-                <w:rFonts w:ascii="BIZ UDPゴシック" w:cs="BIZ UDPゴシック" w:eastAsia="BIZ UDPゴシック" w:hAnsi="BIZ UDPゴシック"/>
-                <w:b w:val="false"/>
-                <w:bCs w:val="false"/>
-                <w:color w:val="000000"/>
+            <w:tcW w:type="dxa" w:w="3401"/>
+            <w:tcBorders>
+              <w:top w:val="single" w:color="CCCCCC" w:sz="4"/>
+              <w:left w:val="single" w:color="CCCCCC" w:sz="4"/>
+              <w:bottom w:val="single" w:color="CCCCCC" w:sz="4"/>
+              <w:right w:val="single" w:color="CCCCCC" w:sz="4"/>
+            </w:tcBorders>
+            <w:shd w:fill="FFFFFF" w:val="clear"/>
+            <w:tcMar>
+              <w:top w:type="dxa" w:w="60"/>
+              <w:left w:type="dxa" w:w="100"/>
+              <w:bottom w:type="dxa" w:w="60"/>
+              <w:right w:type="dxa" w:w="100"/>
+            </w:tcMar>
+          </w:tcPr>
+          <w:p>
+            <w:r>
+              <w:rPr>
+                <w:rFonts w:ascii="BIZ UDPゴシック" w:cs="BIZ UDPゴシック" w:eastAsia="BIZ UDPゴシック" w:hAnsi="BIZ UDPゴシック"/>
+                <w:b w:val="false"/>
+                <w:bCs w:val="false"/>
                 <w:sz w:val="18"/>
                 <w:szCs w:val="18"/>
               </w:rPr>
@@ -8236,59 +7078,27 @@
         </w:tc>
         <w:tc>
           <w:tcPr>
-            <w:tcW w:type="dxa" w:w="1134"/>
-            <w:tcBorders>
-              <w:top w:val="single" w:color="CCCCCC" w:sz="4"/>
-              <w:left w:val="single" w:color="CCCCCC" w:sz="4"/>
-              <w:bottom w:val="single" w:color="CCCCCC" w:sz="4"/>
-              <w:right w:val="single" w:color="CCCCCC" w:sz="4"/>
-            </w:tcBorders>
-            <w:shd w:fill="FFFFFF" w:val="clear"/>
-            <w:tcMar>
-              <w:top w:type="dxa" w:w="60"/>
-              <w:left w:type="dxa" w:w="100"/>
-              <w:bottom w:type="dxa" w:w="60"/>
-              <w:right w:type="dxa" w:w="100"/>
-            </w:tcMar>
-          </w:tcPr>
-          <w:p>
-            <w:r>
-              <w:rPr>
-                <w:rFonts w:ascii="BIZ UDPゴシック" w:cs="BIZ UDPゴシック" w:eastAsia="BIZ UDPゴシック" w:hAnsi="BIZ UDPゴシック"/>
-                <w:b w:val="false"/>
-                <w:bCs w:val="false"/>
-                <w:color w:val="000000"/>
-                <w:sz w:val="18"/>
-                <w:szCs w:val="18"/>
-              </w:rPr>
-              <w:t xml:space="preserve">低</w:t>
-            </w:r>
-          </w:p>
-        </w:tc>
-        <w:tc>
-          <w:tcPr>
-            <w:tcW w:type="dxa" w:w="4535"/>
-            <w:tcBorders>
-              <w:top w:val="single" w:color="CCCCCC" w:sz="4"/>
-              <w:left w:val="single" w:color="CCCCCC" w:sz="4"/>
-              <w:bottom w:val="single" w:color="CCCCCC" w:sz="4"/>
-              <w:right w:val="single" w:color="CCCCCC" w:sz="4"/>
-            </w:tcBorders>
-            <w:shd w:fill="FFFFFF" w:val="clear"/>
-            <w:tcMar>
-              <w:top w:type="dxa" w:w="60"/>
-              <w:left w:type="dxa" w:w="100"/>
-              <w:bottom w:type="dxa" w:w="60"/>
-              <w:right w:type="dxa" w:w="100"/>
-            </w:tcMar>
-          </w:tcPr>
-          <w:p>
-            <w:r>
-              <w:rPr>
-                <w:rFonts w:ascii="BIZ UDPゴシック" w:cs="BIZ UDPゴシック" w:eastAsia="BIZ UDPゴシック" w:hAnsi="BIZ UDPゴシック"/>
-                <w:b w:val="false"/>
-                <w:bCs w:val="false"/>
-                <w:color w:val="000000"/>
+            <w:tcW w:type="dxa" w:w="4536"/>
+            <w:tcBorders>
+              <w:top w:val="single" w:color="CCCCCC" w:sz="4"/>
+              <w:left w:val="single" w:color="CCCCCC" w:sz="4"/>
+              <w:bottom w:val="single" w:color="CCCCCC" w:sz="4"/>
+              <w:right w:val="single" w:color="CCCCCC" w:sz="4"/>
+            </w:tcBorders>
+            <w:shd w:fill="FFFFFF" w:val="clear"/>
+            <w:tcMar>
+              <w:top w:type="dxa" w:w="60"/>
+              <w:left w:type="dxa" w:w="100"/>
+              <w:bottom w:type="dxa" w:w="60"/>
+              <w:right w:type="dxa" w:w="100"/>
+            </w:tcMar>
+          </w:tcPr>
+          <w:p>
+            <w:r>
+              <w:rPr>
+                <w:rFonts w:ascii="BIZ UDPゴシック" w:cs="BIZ UDPゴシック" w:eastAsia="BIZ UDPゴシック" w:hAnsi="BIZ UDPゴシック"/>
+                <w:b w:val="false"/>
+                <w:bCs w:val="false"/>
                 <w:sz w:val="18"/>
                 <w:szCs w:val="18"/>
               </w:rPr>
@@ -8307,575 +7117,10 @@
           <w:rFonts w:ascii="BIZ UDPゴシック" w:cs="BIZ UDPゴシック" w:eastAsia="BIZ UDPゴシック" w:hAnsi="BIZ UDPゴシック"/>
           <w:b/>
           <w:bCs/>
-          <w:sz w:val="32"/>
-          <w:szCs w:val="32"/>
-        </w:rPr>
-        <w:t xml:space="preserve">7. セキュリティ・運用ルール</w:t>
-      </w:r>
-    </w:p>
-    <w:p>
-      <w:pPr>
-        <w:pStyle w:val="Heading2"/>
-      </w:pPr>
-      <w:r>
-        <w:rPr>
-          <w:rFonts w:ascii="BIZ UDPゴシック" w:cs="BIZ UDPゴシック" w:eastAsia="BIZ UDPゴシック" w:hAnsi="BIZ UDPゴシック"/>
-          <w:b/>
-          <w:bCs/>
           <w:sz w:val="24"/>
           <w:szCs w:val="24"/>
         </w:rPr>
-        <w:t xml:space="preserve">■ ブランチ運用</w:t>
-      </w:r>
-    </w:p>
-    <w:tbl>
-      <w:tblPr>
-        <w:tblW w:type="dxa" w:w="8504"/>
-        <w:tblBorders>
-          <w:top w:val="single" w:color="auto" w:sz="4"/>
-          <w:left w:val="single" w:color="auto" w:sz="4"/>
-          <w:bottom w:val="single" w:color="auto" w:sz="4"/>
-          <w:right w:val="single" w:color="auto" w:sz="4"/>
-          <w:insideH w:val="single" w:color="auto" w:sz="4"/>
-          <w:insideV w:val="single" w:color="auto" w:sz="4"/>
-        </w:tblBorders>
-      </w:tblPr>
-      <w:tblGrid>
-        <w:gridCol w:w="2835"/>
-        <w:gridCol w:w="1701"/>
-        <w:gridCol w:w="1701"/>
-        <w:gridCol w:w="2267"/>
-      </w:tblGrid>
-      <w:tr>
-        <w:trPr>
-          <w:cantSplit/>
-        </w:trPr>
-        <w:tc>
-          <w:tcPr>
-            <w:tcW w:type="dxa" w:w="2835"/>
-            <w:tcBorders>
-              <w:top w:val="single" w:color="CCCCCC" w:sz="4"/>
-              <w:left w:val="single" w:color="CCCCCC" w:sz="4"/>
-              <w:bottom w:val="single" w:color="CCCCCC" w:sz="4"/>
-              <w:right w:val="single" w:color="CCCCCC" w:sz="4"/>
-            </w:tcBorders>
-            <w:shd w:fill="F5F5F5" w:val="clear"/>
-            <w:tcMar>
-              <w:top w:type="dxa" w:w="60"/>
-              <w:left w:type="dxa" w:w="100"/>
-              <w:bottom w:type="dxa" w:w="60"/>
-              <w:right w:type="dxa" w:w="100"/>
-            </w:tcMar>
-          </w:tcPr>
-          <w:p>
-            <w:r>
-              <w:rPr>
-                <w:rFonts w:ascii="BIZ UDPゴシック" w:cs="BIZ UDPゴシック" w:eastAsia="BIZ UDPゴシック" w:hAnsi="BIZ UDPゴシック"/>
-                <w:b/>
-                <w:bCs/>
-                <w:color w:val="000000"/>
-                <w:sz w:val="18"/>
-                <w:szCs w:val="18"/>
-              </w:rPr>
-              <w:t xml:space="preserve">ブランチ</w:t>
-            </w:r>
-          </w:p>
-        </w:tc>
-        <w:tc>
-          <w:tcPr>
-            <w:tcW w:type="dxa" w:w="1701"/>
-            <w:tcBorders>
-              <w:top w:val="single" w:color="CCCCCC" w:sz="4"/>
-              <w:left w:val="single" w:color="CCCCCC" w:sz="4"/>
-              <w:bottom w:val="single" w:color="CCCCCC" w:sz="4"/>
-              <w:right w:val="single" w:color="CCCCCC" w:sz="4"/>
-            </w:tcBorders>
-            <w:shd w:fill="F5F5F5" w:val="clear"/>
-            <w:tcMar>
-              <w:top w:type="dxa" w:w="60"/>
-              <w:left w:type="dxa" w:w="100"/>
-              <w:bottom w:type="dxa" w:w="60"/>
-              <w:right w:type="dxa" w:w="100"/>
-            </w:tcMar>
-          </w:tcPr>
-          <w:p>
-            <w:r>
-              <w:rPr>
-                <w:rFonts w:ascii="BIZ UDPゴシック" w:cs="BIZ UDPゴシック" w:eastAsia="BIZ UDPゴシック" w:hAnsi="BIZ UDPゴシック"/>
-                <w:b/>
-                <w:bCs/>
-                <w:color w:val="000000"/>
-                <w:sz w:val="18"/>
-                <w:szCs w:val="18"/>
-              </w:rPr>
-              <w:t xml:space="preserve">用途</w:t>
-            </w:r>
-          </w:p>
-        </w:tc>
-        <w:tc>
-          <w:tcPr>
-            <w:tcW w:type="dxa" w:w="1701"/>
-            <w:tcBorders>
-              <w:top w:val="single" w:color="CCCCCC" w:sz="4"/>
-              <w:left w:val="single" w:color="CCCCCC" w:sz="4"/>
-              <w:bottom w:val="single" w:color="CCCCCC" w:sz="4"/>
-              <w:right w:val="single" w:color="CCCCCC" w:sz="4"/>
-            </w:tcBorders>
-            <w:shd w:fill="F5F5F5" w:val="clear"/>
-            <w:tcMar>
-              <w:top w:type="dxa" w:w="60"/>
-              <w:left w:type="dxa" w:w="100"/>
-              <w:bottom w:type="dxa" w:w="60"/>
-              <w:right w:type="dxa" w:w="100"/>
-            </w:tcMar>
-          </w:tcPr>
-          <w:p>
-            <w:r>
-              <w:rPr>
-                <w:rFonts w:ascii="BIZ UDPゴシック" w:cs="BIZ UDPゴシック" w:eastAsia="BIZ UDPゴシック" w:hAnsi="BIZ UDPゴシック"/>
-                <w:b/>
-                <w:bCs/>
-                <w:color w:val="000000"/>
-                <w:sz w:val="18"/>
-                <w:szCs w:val="18"/>
-              </w:rPr>
-              <w:t xml:space="preserve">マージ方法</w:t>
-            </w:r>
-          </w:p>
-        </w:tc>
-        <w:tc>
-          <w:tcPr>
-            <w:tcW w:type="dxa" w:w="2267"/>
-            <w:tcBorders>
-              <w:top w:val="single" w:color="CCCCCC" w:sz="4"/>
-              <w:left w:val="single" w:color="CCCCCC" w:sz="4"/>
-              <w:bottom w:val="single" w:color="CCCCCC" w:sz="4"/>
-              <w:right w:val="single" w:color="CCCCCC" w:sz="4"/>
-            </w:tcBorders>
-            <w:shd w:fill="F5F5F5" w:val="clear"/>
-            <w:tcMar>
-              <w:top w:type="dxa" w:w="60"/>
-              <w:left w:type="dxa" w:w="100"/>
-              <w:bottom w:type="dxa" w:w="60"/>
-              <w:right w:type="dxa" w:w="100"/>
-            </w:tcMar>
-          </w:tcPr>
-          <w:p>
-            <w:r>
-              <w:rPr>
-                <w:rFonts w:ascii="BIZ UDPゴシック" w:cs="BIZ UDPゴシック" w:eastAsia="BIZ UDPゴシック" w:hAnsi="BIZ UDPゴシック"/>
-                <w:b/>
-                <w:bCs/>
-                <w:color w:val="000000"/>
-                <w:sz w:val="18"/>
-                <w:szCs w:val="18"/>
-              </w:rPr>
-              <w:t xml:space="preserve">承認者数</w:t>
-            </w:r>
-          </w:p>
-        </w:tc>
-      </w:tr>
-      <w:tr>
-        <w:trPr>
-          <w:cantSplit/>
-        </w:trPr>
-        <w:tc>
-          <w:tcPr>
-            <w:tcW w:type="dxa" w:w="2835"/>
-            <w:tcBorders>
-              <w:top w:val="single" w:color="CCCCCC" w:sz="4"/>
-              <w:left w:val="single" w:color="CCCCCC" w:sz="4"/>
-              <w:bottom w:val="single" w:color="CCCCCC" w:sz="4"/>
-              <w:right w:val="single" w:color="CCCCCC" w:sz="4"/>
-            </w:tcBorders>
-            <w:shd w:fill="FFFFFF" w:val="clear"/>
-            <w:tcMar>
-              <w:top w:type="dxa" w:w="60"/>
-              <w:left w:type="dxa" w:w="100"/>
-              <w:bottom w:type="dxa" w:w="60"/>
-              <w:right w:type="dxa" w:w="100"/>
-            </w:tcMar>
-          </w:tcPr>
-          <w:p>
-            <w:r>
-              <w:rPr>
-                <w:rFonts w:ascii="BIZ UDPゴシック" w:cs="BIZ UDPゴシック" w:eastAsia="BIZ UDPゴシック" w:hAnsi="BIZ UDPゴシック"/>
-                <w:b w:val="false"/>
-                <w:bCs w:val="false"/>
-                <w:color w:val="000000"/>
-                <w:sz w:val="18"/>
-                <w:szCs w:val="18"/>
-              </w:rPr>
-              <w:t xml:space="preserve">main</w:t>
-            </w:r>
-          </w:p>
-        </w:tc>
-        <w:tc>
-          <w:tcPr>
-            <w:tcW w:type="dxa" w:w="1701"/>
-            <w:tcBorders>
-              <w:top w:val="single" w:color="CCCCCC" w:sz="4"/>
-              <w:left w:val="single" w:color="CCCCCC" w:sz="4"/>
-              <w:bottom w:val="single" w:color="CCCCCC" w:sz="4"/>
-              <w:right w:val="single" w:color="CCCCCC" w:sz="4"/>
-            </w:tcBorders>
-            <w:shd w:fill="FFFFFF" w:val="clear"/>
-            <w:tcMar>
-              <w:top w:type="dxa" w:w="60"/>
-              <w:left w:type="dxa" w:w="100"/>
-              <w:bottom w:type="dxa" w:w="60"/>
-              <w:right w:type="dxa" w:w="100"/>
-            </w:tcMar>
-          </w:tcPr>
-          <w:p>
-            <w:r>
-              <w:rPr>
-                <w:rFonts w:ascii="BIZ UDPゴシック" w:cs="BIZ UDPゴシック" w:eastAsia="BIZ UDPゴシック" w:hAnsi="BIZ UDPゴシック"/>
-                <w:b w:val="false"/>
-                <w:bCs w:val="false"/>
-                <w:color w:val="000000"/>
-                <w:sz w:val="18"/>
-                <w:szCs w:val="18"/>
-              </w:rPr>
-              <w:t xml:space="preserve">本番リリース</w:t>
-            </w:r>
-          </w:p>
-        </w:tc>
-        <w:tc>
-          <w:tcPr>
-            <w:tcW w:type="dxa" w:w="1701"/>
-            <w:tcBorders>
-              <w:top w:val="single" w:color="CCCCCC" w:sz="4"/>
-              <w:left w:val="single" w:color="CCCCCC" w:sz="4"/>
-              <w:bottom w:val="single" w:color="CCCCCC" w:sz="4"/>
-              <w:right w:val="single" w:color="CCCCCC" w:sz="4"/>
-            </w:tcBorders>
-            <w:shd w:fill="FFFFFF" w:val="clear"/>
-            <w:tcMar>
-              <w:top w:type="dxa" w:w="60"/>
-              <w:left w:type="dxa" w:w="100"/>
-              <w:bottom w:type="dxa" w:w="60"/>
-              <w:right w:type="dxa" w:w="100"/>
-            </w:tcMar>
-          </w:tcPr>
-          <w:p>
-            <w:r>
-              <w:rPr>
-                <w:rFonts w:ascii="BIZ UDPゴシック" w:cs="BIZ UDPゴシック" w:eastAsia="BIZ UDPゴシック" w:hAnsi="BIZ UDPゴシック"/>
-                <w:b w:val="false"/>
-                <w:bCs w:val="false"/>
-                <w:color w:val="000000"/>
-                <w:sz w:val="18"/>
-                <w:szCs w:val="18"/>
-              </w:rPr>
-              <w:t xml:space="preserve">PR必須</w:t>
-            </w:r>
-          </w:p>
-        </w:tc>
-        <w:tc>
-          <w:tcPr>
-            <w:tcW w:type="dxa" w:w="2267"/>
-            <w:tcBorders>
-              <w:top w:val="single" w:color="CCCCCC" w:sz="4"/>
-              <w:left w:val="single" w:color="CCCCCC" w:sz="4"/>
-              <w:bottom w:val="single" w:color="CCCCCC" w:sz="4"/>
-              <w:right w:val="single" w:color="CCCCCC" w:sz="4"/>
-            </w:tcBorders>
-            <w:shd w:fill="FFFFFF" w:val="clear"/>
-            <w:tcMar>
-              <w:top w:type="dxa" w:w="60"/>
-              <w:left w:type="dxa" w:w="100"/>
-              <w:bottom w:type="dxa" w:w="60"/>
-              <w:right w:type="dxa" w:w="100"/>
-            </w:tcMar>
-          </w:tcPr>
-          <w:p>
-            <w:r>
-              <w:rPr>
-                <w:rFonts w:ascii="BIZ UDPゴシック" w:cs="BIZ UDPゴシック" w:eastAsia="BIZ UDPゴシック" w:hAnsi="BIZ UDPゴシック"/>
-                <w:b w:val="false"/>
-                <w:bCs w:val="false"/>
-                <w:color w:val="000000"/>
-                <w:sz w:val="18"/>
-                <w:szCs w:val="18"/>
-              </w:rPr>
-              <w:t xml:space="preserve">2名以上</w:t>
-            </w:r>
-          </w:p>
-        </w:tc>
-      </w:tr>
-      <w:tr>
-        <w:trPr>
-          <w:cantSplit/>
-        </w:trPr>
-        <w:tc>
-          <w:tcPr>
-            <w:tcW w:type="dxa" w:w="2835"/>
-            <w:tcBorders>
-              <w:top w:val="single" w:color="CCCCCC" w:sz="4"/>
-              <w:left w:val="single" w:color="CCCCCC" w:sz="4"/>
-              <w:bottom w:val="single" w:color="CCCCCC" w:sz="4"/>
-              <w:right w:val="single" w:color="CCCCCC" w:sz="4"/>
-            </w:tcBorders>
-            <w:shd w:fill="FFFFFF" w:val="clear"/>
-            <w:tcMar>
-              <w:top w:type="dxa" w:w="60"/>
-              <w:left w:type="dxa" w:w="100"/>
-              <w:bottom w:type="dxa" w:w="60"/>
-              <w:right w:type="dxa" w:w="100"/>
-            </w:tcMar>
-          </w:tcPr>
-          <w:p>
-            <w:r>
-              <w:rPr>
-                <w:rFonts w:ascii="BIZ UDPゴシック" w:cs="BIZ UDPゴシック" w:eastAsia="BIZ UDPゴシック" w:hAnsi="BIZ UDPゴシック"/>
-                <w:b w:val="false"/>
-                <w:bCs w:val="false"/>
-                <w:color w:val="000000"/>
-                <w:sz w:val="18"/>
-                <w:szCs w:val="18"/>
-              </w:rPr>
-              <w:t xml:space="preserve">develop</w:t>
-            </w:r>
-          </w:p>
-        </w:tc>
-        <w:tc>
-          <w:tcPr>
-            <w:tcW w:type="dxa" w:w="1701"/>
-            <w:tcBorders>
-              <w:top w:val="single" w:color="CCCCCC" w:sz="4"/>
-              <w:left w:val="single" w:color="CCCCCC" w:sz="4"/>
-              <w:bottom w:val="single" w:color="CCCCCC" w:sz="4"/>
-              <w:right w:val="single" w:color="CCCCCC" w:sz="4"/>
-            </w:tcBorders>
-            <w:shd w:fill="FFFFFF" w:val="clear"/>
-            <w:tcMar>
-              <w:top w:type="dxa" w:w="60"/>
-              <w:left w:type="dxa" w:w="100"/>
-              <w:bottom w:type="dxa" w:w="60"/>
-              <w:right w:type="dxa" w:w="100"/>
-            </w:tcMar>
-          </w:tcPr>
-          <w:p>
-            <w:r>
-              <w:rPr>
-                <w:rFonts w:ascii="BIZ UDPゴシック" w:cs="BIZ UDPゴシック" w:eastAsia="BIZ UDPゴシック" w:hAnsi="BIZ UDPゴシック"/>
-                <w:b w:val="false"/>
-                <w:bCs w:val="false"/>
-                <w:color w:val="000000"/>
-                <w:sz w:val="18"/>
-                <w:szCs w:val="18"/>
-              </w:rPr>
-              <w:t xml:space="preserve">開発統合</w:t>
-            </w:r>
-          </w:p>
-        </w:tc>
-        <w:tc>
-          <w:tcPr>
-            <w:tcW w:type="dxa" w:w="1701"/>
-            <w:tcBorders>
-              <w:top w:val="single" w:color="CCCCCC" w:sz="4"/>
-              <w:left w:val="single" w:color="CCCCCC" w:sz="4"/>
-              <w:bottom w:val="single" w:color="CCCCCC" w:sz="4"/>
-              <w:right w:val="single" w:color="CCCCCC" w:sz="4"/>
-            </w:tcBorders>
-            <w:shd w:fill="FFFFFF" w:val="clear"/>
-            <w:tcMar>
-              <w:top w:type="dxa" w:w="60"/>
-              <w:left w:type="dxa" w:w="100"/>
-              <w:bottom w:type="dxa" w:w="60"/>
-              <w:right w:type="dxa" w:w="100"/>
-            </w:tcMar>
-          </w:tcPr>
-          <w:p>
-            <w:r>
-              <w:rPr>
-                <w:rFonts w:ascii="BIZ UDPゴシック" w:cs="BIZ UDPゴシック" w:eastAsia="BIZ UDPゴシック" w:hAnsi="BIZ UDPゴシック"/>
-                <w:b w:val="false"/>
-                <w:bCs w:val="false"/>
-                <w:color w:val="000000"/>
-                <w:sz w:val="18"/>
-                <w:szCs w:val="18"/>
-              </w:rPr>
-              <w:t xml:space="preserve">PR必須</w:t>
-            </w:r>
-          </w:p>
-        </w:tc>
-        <w:tc>
-          <w:tcPr>
-            <w:tcW w:type="dxa" w:w="2267"/>
-            <w:tcBorders>
-              <w:top w:val="single" w:color="CCCCCC" w:sz="4"/>
-              <w:left w:val="single" w:color="CCCCCC" w:sz="4"/>
-              <w:bottom w:val="single" w:color="CCCCCC" w:sz="4"/>
-              <w:right w:val="single" w:color="CCCCCC" w:sz="4"/>
-            </w:tcBorders>
-            <w:shd w:fill="FFFFFF" w:val="clear"/>
-            <w:tcMar>
-              <w:top w:type="dxa" w:w="60"/>
-              <w:left w:type="dxa" w:w="100"/>
-              <w:bottom w:type="dxa" w:w="60"/>
-              <w:right w:type="dxa" w:w="100"/>
-            </w:tcMar>
-          </w:tcPr>
-          <w:p>
-            <w:r>
-              <w:rPr>
-                <w:rFonts w:ascii="BIZ UDPゴシック" w:cs="BIZ UDPゴシック" w:eastAsia="BIZ UDPゴシック" w:hAnsi="BIZ UDPゴシック"/>
-                <w:b w:val="false"/>
-                <w:bCs w:val="false"/>
-                <w:color w:val="000000"/>
-                <w:sz w:val="18"/>
-                <w:szCs w:val="18"/>
-              </w:rPr>
-              <w:t xml:space="preserve">1名以上</w:t>
-            </w:r>
-          </w:p>
-        </w:tc>
-      </w:tr>
-      <w:tr>
-        <w:trPr>
-          <w:cantSplit/>
-        </w:trPr>
-        <w:tc>
-          <w:tcPr>
-            <w:tcW w:type="dxa" w:w="2835"/>
-            <w:tcBorders>
-              <w:top w:val="single" w:color="CCCCCC" w:sz="4"/>
-              <w:left w:val="single" w:color="CCCCCC" w:sz="4"/>
-              <w:bottom w:val="single" w:color="CCCCCC" w:sz="4"/>
-              <w:right w:val="single" w:color="CCCCCC" w:sz="4"/>
-            </w:tcBorders>
-            <w:shd w:fill="FFFFFF" w:val="clear"/>
-            <w:tcMar>
-              <w:top w:type="dxa" w:w="60"/>
-              <w:left w:type="dxa" w:w="100"/>
-              <w:bottom w:type="dxa" w:w="60"/>
-              <w:right w:type="dxa" w:w="100"/>
-            </w:tcMar>
-          </w:tcPr>
-          <w:p>
-            <w:r>
-              <w:rPr>
-                <w:rFonts w:ascii="BIZ UDPゴシック" w:cs="BIZ UDPゴシック" w:eastAsia="BIZ UDPゴシック" w:hAnsi="BIZ UDPゴシック"/>
-                <w:b w:val="false"/>
-                <w:bCs w:val="false"/>
-                <w:color w:val="000000"/>
-                <w:sz w:val="18"/>
-                <w:szCs w:val="18"/>
-              </w:rPr>
-              <w:t xml:space="preserve">feature/monorepo-migration</w:t>
-            </w:r>
-          </w:p>
-        </w:tc>
-        <w:tc>
-          <w:tcPr>
-            <w:tcW w:type="dxa" w:w="1701"/>
-            <w:tcBorders>
-              <w:top w:val="single" w:color="CCCCCC" w:sz="4"/>
-              <w:left w:val="single" w:color="CCCCCC" w:sz="4"/>
-              <w:bottom w:val="single" w:color="CCCCCC" w:sz="4"/>
-              <w:right w:val="single" w:color="CCCCCC" w:sz="4"/>
-            </w:tcBorders>
-            <w:shd w:fill="FFFFFF" w:val="clear"/>
-            <w:tcMar>
-              <w:top w:type="dxa" w:w="60"/>
-              <w:left w:type="dxa" w:w="100"/>
-              <w:bottom w:type="dxa" w:w="60"/>
-              <w:right w:type="dxa" w:w="100"/>
-            </w:tcMar>
-          </w:tcPr>
-          <w:p>
-            <w:r>
-              <w:rPr>
-                <w:rFonts w:ascii="BIZ UDPゴシック" w:cs="BIZ UDPゴシック" w:eastAsia="BIZ UDPゴシック" w:hAnsi="BIZ UDPゴシック"/>
-                <w:b w:val="false"/>
-                <w:bCs w:val="false"/>
-                <w:color w:val="000000"/>
-                <w:sz w:val="18"/>
-                <w:szCs w:val="18"/>
-              </w:rPr>
-              <w:t xml:space="preserve">今回の統合作業</w:t>
-            </w:r>
-          </w:p>
-        </w:tc>
-        <w:tc>
-          <w:tcPr>
-            <w:tcW w:type="dxa" w:w="1701"/>
-            <w:tcBorders>
-              <w:top w:val="single" w:color="CCCCCC" w:sz="4"/>
-              <w:left w:val="single" w:color="CCCCCC" w:sz="4"/>
-              <w:bottom w:val="single" w:color="CCCCCC" w:sz="4"/>
-              <w:right w:val="single" w:color="CCCCCC" w:sz="4"/>
-            </w:tcBorders>
-            <w:shd w:fill="FFFFFF" w:val="clear"/>
-            <w:tcMar>
-              <w:top w:type="dxa" w:w="60"/>
-              <w:left w:type="dxa" w:w="100"/>
-              <w:bottom w:type="dxa" w:w="60"/>
-              <w:right w:type="dxa" w:w="100"/>
-            </w:tcMar>
-          </w:tcPr>
-          <w:p>
-            <w:r>
-              <w:rPr>
-                <w:rFonts w:ascii="BIZ UDPゴシック" w:cs="BIZ UDPゴシック" w:eastAsia="BIZ UDPゴシック" w:hAnsi="BIZ UDPゴシック"/>
-                <w:b w:val="false"/>
-                <w:bCs w:val="false"/>
-                <w:color w:val="000000"/>
-                <w:sz w:val="18"/>
-                <w:szCs w:val="18"/>
-              </w:rPr>
-              <w:t xml:space="preserve">develop へ PR</w:t>
-            </w:r>
-          </w:p>
-        </w:tc>
-        <w:tc>
-          <w:tcPr>
-            <w:tcW w:type="dxa" w:w="2267"/>
-            <w:tcBorders>
-              <w:top w:val="single" w:color="CCCCCC" w:sz="4"/>
-              <w:left w:val="single" w:color="CCCCCC" w:sz="4"/>
-              <w:bottom w:val="single" w:color="CCCCCC" w:sz="4"/>
-              <w:right w:val="single" w:color="CCCCCC" w:sz="4"/>
-            </w:tcBorders>
-            <w:shd w:fill="FFFFFF" w:val="clear"/>
-            <w:tcMar>
-              <w:top w:type="dxa" w:w="60"/>
-              <w:left w:type="dxa" w:w="100"/>
-              <w:bottom w:type="dxa" w:w="60"/>
-              <w:right w:type="dxa" w:w="100"/>
-            </w:tcMar>
-          </w:tcPr>
-          <w:p>
-            <w:r>
-              <w:rPr>
-                <w:rFonts w:ascii="BIZ UDPゴシック" w:cs="BIZ UDPゴシック" w:eastAsia="BIZ UDPゴシック" w:hAnsi="BIZ UDPゴシック"/>
-                <w:b w:val="false"/>
-                <w:bCs w:val="false"/>
-                <w:color w:val="000000"/>
-                <w:sz w:val="18"/>
-                <w:szCs w:val="18"/>
-              </w:rPr>
-              <w:t xml:space="preserve">1名以上</w:t>
-            </w:r>
-          </w:p>
-        </w:tc>
-      </w:tr>
-    </w:tbl>
-    <w:p>
-      <w:pPr>
-        <w:pStyle w:val="Heading1"/>
-      </w:pPr>
-      <w:r>
-        <w:rPr>
-          <w:rFonts w:ascii="BIZ UDPゴシック" w:cs="BIZ UDPゴシック" w:eastAsia="BIZ UDPゴシック" w:hAnsi="BIZ UDPゴシック"/>
-          <w:b/>
-          <w:bCs/>
-          <w:sz w:val="32"/>
-          <w:szCs w:val="32"/>
-        </w:rPr>
-        <w:t xml:space="preserve">8. 完了報告</w:t>
+        <w:t xml:space="preserve">7. 完了報告</w:t>
       </w:r>
     </w:p>
     <w:tbl>
@@ -8921,7 +7166,6 @@
                 <w:rFonts w:ascii="BIZ UDPゴシック" w:cs="BIZ UDPゴシック" w:eastAsia="BIZ UDPゴシック" w:hAnsi="BIZ UDPゴシック"/>
                 <w:b/>
                 <w:bCs/>
-                <w:color w:val="000000"/>
                 <w:sz w:val="18"/>
                 <w:szCs w:val="18"/>
               </w:rPr>
@@ -8952,7 +7196,6 @@
                 <w:rFonts w:ascii="BIZ UDPゴシック" w:cs="BIZ UDPゴシック" w:eastAsia="BIZ UDPゴシック" w:hAnsi="BIZ UDPゴシック"/>
                 <w:b/>
                 <w:bCs/>
-                <w:color w:val="000000"/>
                 <w:sz w:val="18"/>
                 <w:szCs w:val="18"/>
               </w:rPr>
@@ -8988,7 +7231,6 @@
                 <w:rFonts w:ascii="BIZ UDPゴシック" w:cs="BIZ UDPゴシック" w:eastAsia="BIZ UDPゴシック" w:hAnsi="BIZ UDPゴシック"/>
                 <w:b w:val="false"/>
                 <w:bCs w:val="false"/>
-                <w:color w:val="000000"/>
                 <w:sz w:val="18"/>
                 <w:szCs w:val="18"/>
               </w:rPr>
@@ -9019,7 +7261,6 @@
                 <w:rFonts w:ascii="BIZ UDPゴシック" w:cs="BIZ UDPゴシック" w:eastAsia="BIZ UDPゴシック" w:hAnsi="BIZ UDPゴシック"/>
                 <w:b w:val="false"/>
                 <w:bCs w:val="false"/>
-                <w:color w:val="000000"/>
                 <w:sz w:val="18"/>
                 <w:szCs w:val="18"/>
               </w:rPr>
@@ -9055,7 +7296,6 @@
                 <w:rFonts w:ascii="BIZ UDPゴシック" w:cs="BIZ UDPゴシック" w:eastAsia="BIZ UDPゴシック" w:hAnsi="BIZ UDPゴシック"/>
                 <w:b w:val="false"/>
                 <w:bCs w:val="false"/>
-                <w:color w:val="000000"/>
                 <w:sz w:val="18"/>
                 <w:szCs w:val="18"/>
               </w:rPr>
@@ -9086,7 +7326,6 @@
                 <w:rFonts w:ascii="BIZ UDPゴシック" w:cs="BIZ UDPゴシック" w:eastAsia="BIZ UDPゴシック" w:hAnsi="BIZ UDPゴシック"/>
                 <w:b w:val="false"/>
                 <w:bCs w:val="false"/>
-                <w:color w:val="000000"/>
                 <w:sz w:val="18"/>
                 <w:szCs w:val="18"/>
               </w:rPr>
@@ -9122,7 +7361,6 @@
                 <w:rFonts w:ascii="BIZ UDPゴシック" w:cs="BIZ UDPゴシック" w:eastAsia="BIZ UDPゴシック" w:hAnsi="BIZ UDPゴシック"/>
                 <w:b w:val="false"/>
                 <w:bCs w:val="false"/>
-                <w:color w:val="000000"/>
                 <w:sz w:val="18"/>
                 <w:szCs w:val="18"/>
               </w:rPr>
@@ -9153,7 +7391,6 @@
                 <w:rFonts w:ascii="BIZ UDPゴシック" w:cs="BIZ UDPゴシック" w:eastAsia="BIZ UDPゴシック" w:hAnsi="BIZ UDPゴシック"/>
                 <w:b w:val="false"/>
                 <w:bCs w:val="false"/>
-                <w:color w:val="000000"/>
                 <w:sz w:val="18"/>
                 <w:szCs w:val="18"/>
               </w:rPr>
@@ -9189,7 +7426,6 @@
                 <w:rFonts w:ascii="BIZ UDPゴシック" w:cs="BIZ UDPゴシック" w:eastAsia="BIZ UDPゴシック" w:hAnsi="BIZ UDPゴシック"/>
                 <w:b w:val="false"/>
                 <w:bCs w:val="false"/>
-                <w:color w:val="000000"/>
                 <w:sz w:val="18"/>
                 <w:szCs w:val="18"/>
               </w:rPr>
@@ -9220,7 +7456,6 @@
                 <w:rFonts w:ascii="BIZ UDPゴシック" w:cs="BIZ UDPゴシック" w:eastAsia="BIZ UDPゴシック" w:hAnsi="BIZ UDPゴシック"/>
                 <w:b w:val="false"/>
                 <w:bCs w:val="false"/>
-                <w:color w:val="000000"/>
                 <w:sz w:val="18"/>
                 <w:szCs w:val="18"/>
               </w:rPr>
@@ -9256,7 +7491,6 @@
                 <w:rFonts w:ascii="BIZ UDPゴシック" w:cs="BIZ UDPゴシック" w:eastAsia="BIZ UDPゴシック" w:hAnsi="BIZ UDPゴシック"/>
                 <w:b w:val="false"/>
                 <w:bCs w:val="false"/>
-                <w:color w:val="000000"/>
                 <w:sz w:val="18"/>
                 <w:szCs w:val="18"/>
               </w:rPr>
@@ -9287,7 +7521,6 @@
                 <w:rFonts w:ascii="BIZ UDPゴシック" w:cs="BIZ UDPゴシック" w:eastAsia="BIZ UDPゴシック" w:hAnsi="BIZ UDPゴシック"/>
                 <w:b w:val="false"/>
                 <w:bCs w:val="false"/>
-                <w:color w:val="000000"/>
                 <w:sz w:val="18"/>
                 <w:szCs w:val="18"/>
               </w:rPr>
@@ -9323,7 +7556,6 @@
                 <w:rFonts w:ascii="BIZ UDPゴシック" w:cs="BIZ UDPゴシック" w:eastAsia="BIZ UDPゴシック" w:hAnsi="BIZ UDPゴシック"/>
                 <w:b w:val="false"/>
                 <w:bCs w:val="false"/>
-                <w:color w:val="000000"/>
                 <w:sz w:val="18"/>
                 <w:szCs w:val="18"/>
               </w:rPr>
@@ -9354,74 +7586,6 @@
                 <w:rFonts w:ascii="BIZ UDPゴシック" w:cs="BIZ UDPゴシック" w:eastAsia="BIZ UDPゴシック" w:hAnsi="BIZ UDPゴシック"/>
                 <w:b w:val="false"/>
                 <w:bCs w:val="false"/>
-                <w:color w:val="000000"/>
-                <w:sz w:val="18"/>
-                <w:szCs w:val="18"/>
-              </w:rPr>
-              <w:t xml:space="preserve"/>
-            </w:r>
-          </w:p>
-        </w:tc>
-      </w:tr>
-      <w:tr>
-        <w:trPr>
-          <w:cantSplit/>
-        </w:trPr>
-        <w:tc>
-          <w:tcPr>
-            <w:tcW w:type="dxa" w:w="2268"/>
-            <w:tcBorders>
-              <w:top w:val="single" w:color="CCCCCC" w:sz="4"/>
-              <w:left w:val="single" w:color="CCCCCC" w:sz="4"/>
-              <w:bottom w:val="single" w:color="CCCCCC" w:sz="4"/>
-              <w:right w:val="single" w:color="CCCCCC" w:sz="4"/>
-            </w:tcBorders>
-            <w:shd w:fill="FFFFFF" w:val="clear"/>
-            <w:tcMar>
-              <w:top w:type="dxa" w:w="60"/>
-              <w:left w:type="dxa" w:w="100"/>
-              <w:bottom w:type="dxa" w:w="60"/>
-              <w:right w:type="dxa" w:w="100"/>
-            </w:tcMar>
-          </w:tcPr>
-          <w:p>
-            <w:r>
-              <w:rPr>
-                <w:rFonts w:ascii="BIZ UDPゴシック" w:cs="BIZ UDPゴシック" w:eastAsia="BIZ UDPゴシック" w:hAnsi="BIZ UDPゴシック"/>
-                <w:b w:val="false"/>
-                <w:bCs w:val="false"/>
-                <w:color w:val="000000"/>
-                <w:sz w:val="18"/>
-                <w:szCs w:val="18"/>
-              </w:rPr>
-              <w:t xml:space="preserve">報告者（署名）</w:t>
-            </w:r>
-          </w:p>
-        </w:tc>
-        <w:tc>
-          <w:tcPr>
-            <w:tcW w:type="dxa" w:w="6236"/>
-            <w:tcBorders>
-              <w:top w:val="single" w:color="CCCCCC" w:sz="4"/>
-              <w:left w:val="single" w:color="CCCCCC" w:sz="4"/>
-              <w:bottom w:val="single" w:color="CCCCCC" w:sz="4"/>
-              <w:right w:val="single" w:color="CCCCCC" w:sz="4"/>
-            </w:tcBorders>
-            <w:shd w:fill="FFFFFF" w:val="clear"/>
-            <w:tcMar>
-              <w:top w:type="dxa" w:w="60"/>
-              <w:left w:type="dxa" w:w="100"/>
-              <w:bottom w:type="dxa" w:w="60"/>
-              <w:right w:type="dxa" w:w="100"/>
-            </w:tcMar>
-          </w:tcPr>
-          <w:p>
-            <w:r>
-              <w:rPr>
-                <w:rFonts w:ascii="BIZ UDPゴシック" w:cs="BIZ UDPゴシック" w:eastAsia="BIZ UDPゴシック" w:hAnsi="BIZ UDPゴシック"/>
-                <w:b w:val="false"/>
-                <w:bCs w:val="false"/>
-                <w:color w:val="000000"/>
                 <w:sz w:val="18"/>
                 <w:szCs w:val="18"/>
               </w:rPr>
@@ -9535,8 +7699,8 @@
         <w:b/>
         <w:bCs/>
         <w:color w:val="C8102E"/>
-        <w:sz w:val="22"/>
-        <w:szCs w:val="22"/>
+        <w:sz w:val="26"/>
+        <w:szCs w:val="26"/>
       </w:rPr>
       <w:t xml:space="preserve">カスミPOS 改修指示書</w:t>
     </w:r>
@@ -9812,25 +7976,12 @@
     <w:next w:val="Normal"/>
     <w:qFormat/>
     <w:pPr>
-      <w:spacing w:before="300" w:after="120"/>
+      <w:pageBreakBefore/>
+      <w:pBdr>
+        <w:bottom w:val="single" w:color="E8A0A8" w:sz="2" w:space="4"/>
+      </w:pBdr>
+      <w:spacing w:before="0" w:after="120"/>
       <w:outlineLvl w:val="0"/>
-    </w:pPr>
-    <w:rPr>
-      <w:rFonts w:ascii="BIZ UDPゴシック" w:cs="BIZ UDPゴシック" w:eastAsia="BIZ UDPゴシック" w:hAnsi="BIZ UDPゴシック"/>
-      <w:b/>
-      <w:bCs/>
-      <w:sz w:val="32"/>
-      <w:szCs w:val="32"/>
-    </w:rPr>
-  </w:style>
-  <w:style w:type="paragraph" w:styleId="Heading2">
-    <w:name w:val="Heading 2"/>
-    <w:basedOn w:val="Normal"/>
-    <w:next w:val="Normal"/>
-    <w:qFormat/>
-    <w:pPr>
-      <w:spacing w:before="200" w:after="80"/>
-      <w:outlineLvl w:val="1"/>
     </w:pPr>
     <w:rPr>
       <w:rFonts w:ascii="BIZ UDPゴシック" w:cs="BIZ UDPゴシック" w:eastAsia="BIZ UDPゴシック" w:hAnsi="BIZ UDPゴシック"/>
@@ -9840,21 +7991,38 @@
       <w:szCs w:val="24"/>
     </w:rPr>
   </w:style>
+  <w:style w:type="paragraph" w:styleId="Heading2">
+    <w:name w:val="Heading 2"/>
+    <w:basedOn w:val="Normal"/>
+    <w:next w:val="Normal"/>
+    <w:qFormat/>
+    <w:pPr>
+      <w:spacing w:before="160" w:after="60"/>
+      <w:outlineLvl w:val="1"/>
+    </w:pPr>
+    <w:rPr>
+      <w:rFonts w:ascii="BIZ UDPゴシック" w:cs="BIZ UDPゴシック" w:eastAsia="BIZ UDPゴシック" w:hAnsi="BIZ UDPゴシック"/>
+      <w:b/>
+      <w:bCs/>
+      <w:sz w:val="18"/>
+      <w:szCs w:val="18"/>
+    </w:rPr>
+  </w:style>
   <w:style w:type="paragraph" w:styleId="Heading3">
     <w:name w:val="Heading 3"/>
     <w:basedOn w:val="Normal"/>
     <w:next w:val="Normal"/>
     <w:qFormat/>
     <w:pPr>
-      <w:spacing w:before="160" w:after="60"/>
+      <w:spacing w:before="120" w:after="40"/>
       <w:outlineLvl w:val="2"/>
     </w:pPr>
     <w:rPr>
       <w:rFonts w:ascii="BIZ UDPゴシック" w:cs="BIZ UDPゴシック" w:eastAsia="BIZ UDPゴシック" w:hAnsi="BIZ UDPゴシック"/>
       <w:b/>
       <w:bCs/>
-      <w:sz w:val="22"/>
-      <w:szCs w:val="22"/>
+      <w:sz w:val="18"/>
+      <w:szCs w:val="18"/>
     </w:rPr>
   </w:style>
 </w:styles>

--- a/40_AWS/04_修正依頼/20260308_リポジトリ統合.docx
+++ b/40_AWS/04_修正依頼/20260308_リポジトリ統合.docx
@@ -21,7 +21,7 @@
     </w:p>
     <w:p>
       <w:pPr>
-        <w:spacing w:before="80" w:after="80"/>
+        <w:spacing w:before="80" w:after="0"/>
         <w:jc w:val="center"/>
       </w:pPr>
       <w:r>
@@ -41,7 +41,6 @@
       </w:pPr>
       <w:r>
         <w:rPr>
-          <w:rFonts w:ascii="BIZ UDPゴシック" w:cs="BIZ UDPゴシック" w:eastAsia="BIZ UDPゴシック" w:hAnsi="BIZ UDPゴシック"/>
           <w:sz w:val="18"/>
           <w:szCs w:val="18"/>
         </w:rPr>
@@ -92,6 +91,7 @@
                 <w:rFonts w:ascii="BIZ UDPゴシック" w:cs="BIZ UDPゴシック" w:eastAsia="BIZ UDPゴシック" w:hAnsi="BIZ UDPゴシック"/>
                 <w:b w:val="false"/>
                 <w:bCs w:val="false"/>
+                <w:color w:val="000000"/>
                 <w:sz w:val="18"/>
                 <w:szCs w:val="18"/>
               </w:rPr>
@@ -122,6 +122,7 @@
                 <w:rFonts w:ascii="BIZ UDPゴシック" w:cs="BIZ UDPゴシック" w:eastAsia="BIZ UDPゴシック" w:hAnsi="BIZ UDPゴシック"/>
                 <w:b w:val="false"/>
                 <w:bCs w:val="false"/>
+                <w:color w:val="000000"/>
                 <w:sz w:val="18"/>
                 <w:szCs w:val="18"/>
               </w:rPr>
@@ -157,6 +158,7 @@
                 <w:rFonts w:ascii="BIZ UDPゴシック" w:cs="BIZ UDPゴシック" w:eastAsia="BIZ UDPゴシック" w:hAnsi="BIZ UDPゴシック"/>
                 <w:b w:val="false"/>
                 <w:bCs w:val="false"/>
+                <w:color w:val="000000"/>
                 <w:sz w:val="18"/>
                 <w:szCs w:val="18"/>
               </w:rPr>
@@ -187,6 +189,7 @@
                 <w:rFonts w:ascii="BIZ UDPゴシック" w:cs="BIZ UDPゴシック" w:eastAsia="BIZ UDPゴシック" w:hAnsi="BIZ UDPゴシック"/>
                 <w:b w:val="false"/>
                 <w:bCs w:val="false"/>
+                <w:color w:val="000000"/>
                 <w:sz w:val="18"/>
                 <w:szCs w:val="18"/>
               </w:rPr>
@@ -222,6 +225,7 @@
                 <w:rFonts w:ascii="BIZ UDPゴシック" w:cs="BIZ UDPゴシック" w:eastAsia="BIZ UDPゴシック" w:hAnsi="BIZ UDPゴシック"/>
                 <w:b w:val="false"/>
                 <w:bCs w:val="false"/>
+                <w:color w:val="000000"/>
                 <w:sz w:val="18"/>
                 <w:szCs w:val="18"/>
               </w:rPr>
@@ -252,6 +256,7 @@
                 <w:rFonts w:ascii="BIZ UDPゴシック" w:cs="BIZ UDPゴシック" w:eastAsia="BIZ UDPゴシック" w:hAnsi="BIZ UDPゴシック"/>
                 <w:b w:val="false"/>
                 <w:bCs w:val="false"/>
+                <w:color w:val="000000"/>
                 <w:sz w:val="18"/>
                 <w:szCs w:val="18"/>
               </w:rPr>
@@ -287,6 +292,7 @@
                 <w:rFonts w:ascii="BIZ UDPゴシック" w:cs="BIZ UDPゴシック" w:eastAsia="BIZ UDPゴシック" w:hAnsi="BIZ UDPゴシック"/>
                 <w:b w:val="false"/>
                 <w:bCs w:val="false"/>
+                <w:color w:val="000000"/>
                 <w:sz w:val="18"/>
                 <w:szCs w:val="18"/>
               </w:rPr>
@@ -317,6 +323,7 @@
                 <w:rFonts w:ascii="BIZ UDPゴシック" w:cs="BIZ UDPゴシック" w:eastAsia="BIZ UDPゴシック" w:hAnsi="BIZ UDPゴシック"/>
                 <w:b w:val="false"/>
                 <w:bCs w:val="false"/>
+                <w:color w:val="000000"/>
                 <w:sz w:val="18"/>
                 <w:szCs w:val="18"/>
               </w:rPr>
@@ -352,6 +359,7 @@
                 <w:rFonts w:ascii="BIZ UDPゴシック" w:cs="BIZ UDPゴシック" w:eastAsia="BIZ UDPゴシック" w:hAnsi="BIZ UDPゴシック"/>
                 <w:b w:val="false"/>
                 <w:bCs w:val="false"/>
+                <w:color w:val="000000"/>
                 <w:sz w:val="18"/>
                 <w:szCs w:val="18"/>
               </w:rPr>
@@ -382,6 +390,7 @@
                 <w:rFonts w:ascii="BIZ UDPゴシック" w:cs="BIZ UDPゴシック" w:eastAsia="BIZ UDPゴシック" w:hAnsi="BIZ UDPゴシック"/>
                 <w:b w:val="false"/>
                 <w:bCs w:val="false"/>
+                <w:color w:val="000000"/>
                 <w:sz w:val="18"/>
                 <w:szCs w:val="18"/>
               </w:rPr>
@@ -417,6 +426,7 @@
                 <w:rFonts w:ascii="BIZ UDPゴシック" w:cs="BIZ UDPゴシック" w:eastAsia="BIZ UDPゴシック" w:hAnsi="BIZ UDPゴシック"/>
                 <w:b w:val="false"/>
                 <w:bCs w:val="false"/>
+                <w:color w:val="000000"/>
                 <w:sz w:val="18"/>
                 <w:szCs w:val="18"/>
               </w:rPr>
@@ -447,6 +457,7 @@
                 <w:rFonts w:ascii="BIZ UDPゴシック" w:cs="BIZ UDPゴシック" w:eastAsia="BIZ UDPゴシック" w:hAnsi="BIZ UDPゴシック"/>
                 <w:b w:val="false"/>
                 <w:bCs w:val="false"/>
+                <w:color w:val="000000"/>
                 <w:sz w:val="18"/>
                 <w:szCs w:val="18"/>
               </w:rPr>
@@ -482,6 +493,7 @@
                 <w:rFonts w:ascii="BIZ UDPゴシック" w:cs="BIZ UDPゴシック" w:eastAsia="BIZ UDPゴシック" w:hAnsi="BIZ UDPゴシック"/>
                 <w:b w:val="false"/>
                 <w:bCs w:val="false"/>
+                <w:color w:val="000000"/>
                 <w:sz w:val="18"/>
                 <w:szCs w:val="18"/>
               </w:rPr>
@@ -512,6 +524,7 @@
                 <w:rFonts w:ascii="BIZ UDPゴシック" w:cs="BIZ UDPゴシック" w:eastAsia="BIZ UDPゴシック" w:hAnsi="BIZ UDPゴシック"/>
                 <w:b w:val="false"/>
                 <w:bCs w:val="false"/>
+                <w:color w:val="000000"/>
                 <w:sz w:val="18"/>
                 <w:szCs w:val="18"/>
               </w:rPr>
@@ -547,6 +560,7 @@
                 <w:rFonts w:ascii="BIZ UDPゴシック" w:cs="BIZ UDPゴシック" w:eastAsia="BIZ UDPゴシック" w:hAnsi="BIZ UDPゴシック"/>
                 <w:b w:val="false"/>
                 <w:bCs w:val="false"/>
+                <w:color w:val="000000"/>
                 <w:sz w:val="18"/>
                 <w:szCs w:val="18"/>
               </w:rPr>
@@ -577,10 +591,11 @@
                 <w:rFonts w:ascii="BIZ UDPゴシック" w:cs="BIZ UDPゴシック" w:eastAsia="BIZ UDPゴシック" w:hAnsi="BIZ UDPゴシック"/>
                 <w:b w:val="false"/>
                 <w:bCs w:val="false"/>
-                <w:sz w:val="18"/>
-                <w:szCs w:val="18"/>
-              </w:rPr>
-              <w:t xml:space="preserve"/>
+                <w:color w:val="000000"/>
+                <w:sz w:val="18"/>
+                <w:szCs w:val="18"/>
+              </w:rPr>
+              <w:t xml:space="preserve">（承認後記入）</w:t>
             </w:r>
           </w:p>
         </w:tc>
@@ -634,26 +649,17 @@
     </w:p>
     <w:p>
       <w:pPr>
-        <w:pStyle w:val="Normal"/>
-        <w:spacing w:before="0" w:after="0"/>
-      </w:pPr>
-      <w:r>
-        <w:br w:type="page"/>
-      </w:r>
-    </w:p>
-    <w:p>
-      <w:pPr>
-        <w:pStyle w:val="Heading2"/>
+        <w:pStyle w:val="Heading1"/>
       </w:pPr>
       <w:r>
         <w:rPr>
           <w:rFonts w:ascii="BIZ UDPゴシック" w:cs="BIZ UDPゴシック" w:eastAsia="BIZ UDPゴシック" w:hAnsi="BIZ UDPゴシック"/>
           <w:b/>
           <w:bCs/>
-          <w:sz w:val="18"/>
-          <w:szCs w:val="18"/>
+          <w:sz w:val="24"/>
+          <w:szCs w:val="24"/>
         </w:rPr>
-        <w:t xml:space="preserve">■ 改廃履歴</w:t>
+        <w:t xml:space="preserve">■改廃履歴</w:t>
       </w:r>
     </w:p>
     <w:tbl>
@@ -701,6 +707,7 @@
                 <w:rFonts w:ascii="BIZ UDPゴシック" w:cs="BIZ UDPゴシック" w:eastAsia="BIZ UDPゴシック" w:hAnsi="BIZ UDPゴシック"/>
                 <w:b/>
                 <w:bCs/>
+                <w:color w:val="000000"/>
                 <w:sz w:val="18"/>
                 <w:szCs w:val="18"/>
               </w:rPr>
@@ -731,6 +738,7 @@
                 <w:rFonts w:ascii="BIZ UDPゴシック" w:cs="BIZ UDPゴシック" w:eastAsia="BIZ UDPゴシック" w:hAnsi="BIZ UDPゴシック"/>
                 <w:b/>
                 <w:bCs/>
+                <w:color w:val="000000"/>
                 <w:sz w:val="18"/>
                 <w:szCs w:val="18"/>
               </w:rPr>
@@ -761,6 +769,7 @@
                 <w:rFonts w:ascii="BIZ UDPゴシック" w:cs="BIZ UDPゴシック" w:eastAsia="BIZ UDPゴシック" w:hAnsi="BIZ UDPゴシック"/>
                 <w:b/>
                 <w:bCs/>
+                <w:color w:val="000000"/>
                 <w:sz w:val="18"/>
                 <w:szCs w:val="18"/>
               </w:rPr>
@@ -791,6 +800,7 @@
                 <w:rFonts w:ascii="BIZ UDPゴシック" w:cs="BIZ UDPゴシック" w:eastAsia="BIZ UDPゴシック" w:hAnsi="BIZ UDPゴシック"/>
                 <w:b/>
                 <w:bCs/>
+                <w:color w:val="000000"/>
                 <w:sz w:val="18"/>
                 <w:szCs w:val="18"/>
               </w:rPr>
@@ -826,6 +836,7 @@
                 <w:rFonts w:ascii="BIZ UDPゴシック" w:cs="BIZ UDPゴシック" w:eastAsia="BIZ UDPゴシック" w:hAnsi="BIZ UDPゴシック"/>
                 <w:b w:val="false"/>
                 <w:bCs w:val="false"/>
+                <w:color w:val="000000"/>
                 <w:sz w:val="18"/>
                 <w:szCs w:val="18"/>
               </w:rPr>
@@ -856,6 +867,7 @@
                 <w:rFonts w:ascii="BIZ UDPゴシック" w:cs="BIZ UDPゴシック" w:eastAsia="BIZ UDPゴシック" w:hAnsi="BIZ UDPゴシック"/>
                 <w:b w:val="false"/>
                 <w:bCs w:val="false"/>
+                <w:color w:val="000000"/>
                 <w:sz w:val="18"/>
                 <w:szCs w:val="18"/>
               </w:rPr>
@@ -886,6 +898,7 @@
                 <w:rFonts w:ascii="BIZ UDPゴシック" w:cs="BIZ UDPゴシック" w:eastAsia="BIZ UDPゴシック" w:hAnsi="BIZ UDPゴシック"/>
                 <w:b w:val="false"/>
                 <w:bCs w:val="false"/>
+                <w:color w:val="000000"/>
                 <w:sz w:val="18"/>
                 <w:szCs w:val="18"/>
               </w:rPr>
@@ -916,6 +929,7 @@
                 <w:rFonts w:ascii="BIZ UDPゴシック" w:cs="BIZ UDPゴシック" w:eastAsia="BIZ UDPゴシック" w:hAnsi="BIZ UDPゴシック"/>
                 <w:b w:val="false"/>
                 <w:bCs w:val="false"/>
+                <w:color w:val="000000"/>
                 <w:sz w:val="18"/>
                 <w:szCs w:val="18"/>
               </w:rPr>
@@ -951,6 +965,7 @@
                 <w:rFonts w:ascii="BIZ UDPゴシック" w:cs="BIZ UDPゴシック" w:eastAsia="BIZ UDPゴシック" w:hAnsi="BIZ UDPゴシック"/>
                 <w:b w:val="false"/>
                 <w:bCs w:val="false"/>
+                <w:color w:val="AAAAAA"/>
                 <w:sz w:val="18"/>
                 <w:szCs w:val="18"/>
               </w:rPr>
@@ -981,6 +996,7 @@
                 <w:rFonts w:ascii="BIZ UDPゴシック" w:cs="BIZ UDPゴシック" w:eastAsia="BIZ UDPゴシック" w:hAnsi="BIZ UDPゴシック"/>
                 <w:b w:val="false"/>
                 <w:bCs w:val="false"/>
+                <w:color w:val="AAAAAA"/>
                 <w:sz w:val="18"/>
                 <w:szCs w:val="18"/>
               </w:rPr>
@@ -1011,6 +1027,7 @@
                 <w:rFonts w:ascii="BIZ UDPゴシック" w:cs="BIZ UDPゴシック" w:eastAsia="BIZ UDPゴシック" w:hAnsi="BIZ UDPゴシック"/>
                 <w:b w:val="false"/>
                 <w:bCs w:val="false"/>
+                <w:color w:val="AAAAAA"/>
                 <w:sz w:val="18"/>
                 <w:szCs w:val="18"/>
               </w:rPr>
@@ -1041,24 +1058,16 @@
                 <w:rFonts w:ascii="BIZ UDPゴシック" w:cs="BIZ UDPゴシック" w:eastAsia="BIZ UDPゴシック" w:hAnsi="BIZ UDPゴシック"/>
                 <w:b w:val="false"/>
                 <w:bCs w:val="false"/>
-                <w:sz w:val="18"/>
-                <w:szCs w:val="18"/>
-              </w:rPr>
-              <w:t xml:space="preserve">顧客承認</w:t>
+                <w:color w:val="AAAAAA"/>
+                <w:sz w:val="18"/>
+                <w:szCs w:val="18"/>
+              </w:rPr>
+              <w:t xml:space="preserve">（顧客承認時に設定）</w:t>
             </w:r>
           </w:p>
         </w:tc>
       </w:tr>
     </w:tbl>
-    <w:p>
-      <w:pPr>
-        <w:pStyle w:val="Normal"/>
-        <w:spacing w:before="0" w:after="0"/>
-      </w:pPr>
-      <w:r>
-        <w:br w:type="page"/>
-      </w:r>
-    </w:p>
     <w:p>
       <w:pPr>
         <w:pStyle w:val="Heading1"/>
@@ -1115,8 +1124,8 @@
         </w:tblBorders>
       </w:tblPr>
       <w:tblGrid>
-        <w:gridCol w:w="2268"/>
-        <w:gridCol w:w="6236"/>
+        <w:gridCol w:w="2000"/>
+        <w:gridCol w:w="6504"/>
       </w:tblGrid>
       <w:tr>
         <w:trPr>
@@ -1124,61 +1133,63 @@
         </w:trPr>
         <w:tc>
           <w:tcPr>
-            <w:tcW w:type="dxa" w:w="2268"/>
-            <w:tcBorders>
-              <w:top w:val="single" w:color="CCCCCC" w:sz="4"/>
-              <w:left w:val="single" w:color="CCCCCC" w:sz="4"/>
-              <w:bottom w:val="single" w:color="CCCCCC" w:sz="4"/>
-              <w:right w:val="single" w:color="CCCCCC" w:sz="4"/>
-            </w:tcBorders>
-            <w:shd w:fill="F5F5F5" w:val="clear"/>
-            <w:tcMar>
-              <w:top w:type="dxa" w:w="60"/>
-              <w:left w:type="dxa" w:w="100"/>
-              <w:bottom w:type="dxa" w:w="60"/>
-              <w:right w:type="dxa" w:w="100"/>
-            </w:tcMar>
-          </w:tcPr>
-          <w:p>
-            <w:r>
-              <w:rPr>
-                <w:rFonts w:ascii="BIZ UDPゴシック" w:cs="BIZ UDPゴシック" w:eastAsia="BIZ UDPゴシック" w:hAnsi="BIZ UDPゴシック"/>
-                <w:b/>
-                <w:bCs/>
-                <w:sz w:val="18"/>
-                <w:szCs w:val="18"/>
-              </w:rPr>
-              <w:t xml:space="preserve">項目</w:t>
-            </w:r>
-          </w:p>
-        </w:tc>
-        <w:tc>
-          <w:tcPr>
-            <w:tcW w:type="dxa" w:w="6236"/>
-            <w:tcBorders>
-              <w:top w:val="single" w:color="CCCCCC" w:sz="4"/>
-              <w:left w:val="single" w:color="CCCCCC" w:sz="4"/>
-              <w:bottom w:val="single" w:color="CCCCCC" w:sz="4"/>
-              <w:right w:val="single" w:color="CCCCCC" w:sz="4"/>
-            </w:tcBorders>
-            <w:shd w:fill="F5F5F5" w:val="clear"/>
-            <w:tcMar>
-              <w:top w:type="dxa" w:w="60"/>
-              <w:left w:type="dxa" w:w="100"/>
-              <w:bottom w:type="dxa" w:w="60"/>
-              <w:right w:type="dxa" w:w="100"/>
-            </w:tcMar>
-          </w:tcPr>
-          <w:p>
-            <w:r>
-              <w:rPr>
-                <w:rFonts w:ascii="BIZ UDPゴシック" w:cs="BIZ UDPゴシック" w:eastAsia="BIZ UDPゴシック" w:hAnsi="BIZ UDPゴシック"/>
-                <w:b/>
-                <w:bCs/>
-                <w:sz w:val="18"/>
-                <w:szCs w:val="18"/>
-              </w:rPr>
-              <w:t xml:space="preserve">内容</w:t>
+            <w:tcW w:type="dxa" w:w="2000"/>
+            <w:tcBorders>
+              <w:top w:val="single" w:color="CCCCCC" w:sz="4"/>
+              <w:left w:val="single" w:color="CCCCCC" w:sz="4"/>
+              <w:bottom w:val="single" w:color="CCCCCC" w:sz="4"/>
+              <w:right w:val="single" w:color="CCCCCC" w:sz="4"/>
+            </w:tcBorders>
+            <w:shd w:fill="FFFFFF" w:val="clear"/>
+            <w:tcMar>
+              <w:top w:type="dxa" w:w="60"/>
+              <w:left w:type="dxa" w:w="100"/>
+              <w:bottom w:type="dxa" w:w="60"/>
+              <w:right w:type="dxa" w:w="100"/>
+            </w:tcMar>
+          </w:tcPr>
+          <w:p>
+            <w:r>
+              <w:rPr>
+                <w:rFonts w:ascii="BIZ UDPゴシック" w:cs="BIZ UDPゴシック" w:eastAsia="BIZ UDPゴシック" w:hAnsi="BIZ UDPゴシック"/>
+                <w:b w:val="false"/>
+                <w:bCs w:val="false"/>
+                <w:color w:val="000000"/>
+                <w:sz w:val="18"/>
+                <w:szCs w:val="18"/>
+              </w:rPr>
+              <w:t xml:space="preserve">変更内容</w:t>
+            </w:r>
+          </w:p>
+        </w:tc>
+        <w:tc>
+          <w:tcPr>
+            <w:tcW w:type="dxa" w:w="6504"/>
+            <w:tcBorders>
+              <w:top w:val="single" w:color="CCCCCC" w:sz="4"/>
+              <w:left w:val="single" w:color="CCCCCC" w:sz="4"/>
+              <w:bottom w:val="single" w:color="CCCCCC" w:sz="4"/>
+              <w:right w:val="single" w:color="CCCCCC" w:sz="4"/>
+            </w:tcBorders>
+            <w:shd w:fill="FFFFFF" w:val="clear"/>
+            <w:tcMar>
+              <w:top w:type="dxa" w:w="60"/>
+              <w:left w:type="dxa" w:w="100"/>
+              <w:bottom w:type="dxa" w:w="60"/>
+              <w:right w:type="dxa" w:w="100"/>
+            </w:tcMar>
+          </w:tcPr>
+          <w:p>
+            <w:r>
+              <w:rPr>
+                <w:rFonts w:ascii="BIZ UDPゴシック" w:cs="BIZ UDPゴシック" w:eastAsia="BIZ UDPゴシック" w:hAnsi="BIZ UDPゴシック"/>
+                <w:b w:val="false"/>
+                <w:bCs w:val="false"/>
+                <w:color w:val="000000"/>
+                <w:sz w:val="18"/>
+                <w:szCs w:val="18"/>
+              </w:rPr>
+              <w:t xml:space="preserve">現在4つに分散している独立リポジトリを、1つのモノレポ（POS-SERVER）に統合する</w:t>
             </w:r>
           </w:p>
         </w:tc>
@@ -1189,61 +1200,66 @@
         </w:trPr>
         <w:tc>
           <w:tcPr>
-            <w:tcW w:type="dxa" w:w="2268"/>
-            <w:tcBorders>
-              <w:top w:val="single" w:color="CCCCCC" w:sz="4"/>
-              <w:left w:val="single" w:color="CCCCCC" w:sz="4"/>
-              <w:bottom w:val="single" w:color="CCCCCC" w:sz="4"/>
-              <w:right w:val="single" w:color="CCCCCC" w:sz="4"/>
-            </w:tcBorders>
-            <w:shd w:fill="FFFFFF" w:val="clear"/>
-            <w:tcMar>
-              <w:top w:type="dxa" w:w="60"/>
-              <w:left w:type="dxa" w:w="100"/>
-              <w:bottom w:type="dxa" w:w="60"/>
-              <w:right w:type="dxa" w:w="100"/>
-            </w:tcMar>
-          </w:tcPr>
-          <w:p>
-            <w:r>
-              <w:rPr>
-                <w:rFonts w:ascii="BIZ UDPゴシック" w:cs="BIZ UDPゴシック" w:eastAsia="BIZ UDPゴシック" w:hAnsi="BIZ UDPゴシック"/>
-                <w:b w:val="false"/>
-                <w:bCs w:val="false"/>
-                <w:sz w:val="18"/>
-                <w:szCs w:val="18"/>
-              </w:rPr>
-              <w:t xml:space="preserve">変更内容</w:t>
-            </w:r>
-          </w:p>
-        </w:tc>
-        <w:tc>
-          <w:tcPr>
-            <w:tcW w:type="dxa" w:w="6236"/>
-            <w:tcBorders>
-              <w:top w:val="single" w:color="CCCCCC" w:sz="4"/>
-              <w:left w:val="single" w:color="CCCCCC" w:sz="4"/>
-              <w:bottom w:val="single" w:color="CCCCCC" w:sz="4"/>
-              <w:right w:val="single" w:color="CCCCCC" w:sz="4"/>
-            </w:tcBorders>
-            <w:shd w:fill="FFFFFF" w:val="clear"/>
-            <w:tcMar>
-              <w:top w:type="dxa" w:w="60"/>
-              <w:left w:type="dxa" w:w="100"/>
-              <w:bottom w:type="dxa" w:w="60"/>
-              <w:right w:type="dxa" w:w="100"/>
-            </w:tcMar>
-          </w:tcPr>
-          <w:p>
-            <w:r>
-              <w:rPr>
-                <w:rFonts w:ascii="BIZ UDPゴシック" w:cs="BIZ UDPゴシック" w:eastAsia="BIZ UDPゴシック" w:hAnsi="BIZ UDPゴシック"/>
-                <w:b w:val="false"/>
-                <w:bCs w:val="false"/>
-                <w:sz w:val="18"/>
-                <w:szCs w:val="18"/>
-              </w:rPr>
-              <w:t xml:space="preserve">現在4つに分散している独立リポジトリを、1つのモノレポ（POS-SERVER）に統合する</w:t>
+            <w:tcW w:type="dxa" w:w="2000"/>
+            <w:tcBorders>
+              <w:top w:val="single" w:color="CCCCCC" w:sz="4"/>
+              <w:left w:val="single" w:color="CCCCCC" w:sz="4"/>
+              <w:bottom w:val="single" w:color="CCCCCC" w:sz="4"/>
+              <w:right w:val="single" w:color="CCCCCC" w:sz="4"/>
+            </w:tcBorders>
+            <w:shd w:fill="FFFFFF" w:val="clear"/>
+            <w:tcMar>
+              <w:top w:type="dxa" w:w="60"/>
+              <w:left w:type="dxa" w:w="100"/>
+              <w:bottom w:type="dxa" w:w="60"/>
+              <w:right w:type="dxa" w:w="100"/>
+            </w:tcMar>
+          </w:tcPr>
+          <w:p>
+            <w:r>
+              <w:rPr>
+                <w:rFonts w:ascii="BIZ UDPゴシック" w:cs="BIZ UDPゴシック" w:eastAsia="BIZ UDPゴシック" w:hAnsi="BIZ UDPゴシック"/>
+                <w:b w:val="false"/>
+                <w:bCs w:val="false"/>
+                <w:color w:val="000000"/>
+                <w:sz w:val="18"/>
+                <w:szCs w:val="18"/>
+              </w:rPr>
+              <w:t xml:space="preserve">統合対象</w:t>
+            </w:r>
+          </w:p>
+        </w:tc>
+        <w:tc>
+          <w:tcPr>
+            <w:tcW w:type="dxa" w:w="6504"/>
+            <w:tcBorders>
+              <w:top w:val="single" w:color="CCCCCC" w:sz="4"/>
+              <w:left w:val="single" w:color="CCCCCC" w:sz="4"/>
+              <w:bottom w:val="single" w:color="CCCCCC" w:sz="4"/>
+              <w:right w:val="single" w:color="CCCCCC" w:sz="4"/>
+            </w:tcBorders>
+            <w:shd w:fill="FFFFFF" w:val="clear"/>
+            <w:tcMar>
+              <w:top w:type="dxa" w:w="60"/>
+              <w:left w:type="dxa" w:w="100"/>
+              <w:bottom w:type="dxa" w:w="60"/>
+              <w:right w:type="dxa" w:w="100"/>
+            </w:tcMar>
+          </w:tcPr>
+          <w:p>
+            <w:r>
+              <w:rPr>
+                <w:rFonts w:ascii="BIZ UDPゴシック" w:cs="BIZ UDPゴシック" w:eastAsia="BIZ UDPゴシック" w:hAnsi="BIZ UDPゴシック"/>
+                <w:b w:val="false"/>
+                <w:bCs w:val="false"/>
+                <w:color w:val="000000"/>
+                <w:sz w:val="18"/>
+                <w:szCs w:val="18"/>
+              </w:rPr>
+              <w:t xml:space="preserve">①posserver-product-kasumi（Kotlin/8081）
+②aeongiftcardserver-product（Java/8080）
+③pos-server-frontend-production（React/9060）
+④pos-server-frontend-ishida-staging（Reactマージ）</w:t>
             </w:r>
           </w:p>
         </w:tc>
@@ -1254,61 +1270,64 @@
         </w:trPr>
         <w:tc>
           <w:tcPr>
-            <w:tcW w:type="dxa" w:w="2268"/>
-            <w:tcBorders>
-              <w:top w:val="single" w:color="CCCCCC" w:sz="4"/>
-              <w:left w:val="single" w:color="CCCCCC" w:sz="4"/>
-              <w:bottom w:val="single" w:color="CCCCCC" w:sz="4"/>
-              <w:right w:val="single" w:color="CCCCCC" w:sz="4"/>
-            </w:tcBorders>
-            <w:shd w:fill="FFFFFF" w:val="clear"/>
-            <w:tcMar>
-              <w:top w:type="dxa" w:w="60"/>
-              <w:left w:type="dxa" w:w="100"/>
-              <w:bottom w:type="dxa" w:w="60"/>
-              <w:right w:type="dxa" w:w="100"/>
-            </w:tcMar>
-          </w:tcPr>
-          <w:p>
-            <w:r>
-              <w:rPr>
-                <w:rFonts w:ascii="BIZ UDPゴシック" w:cs="BIZ UDPゴシック" w:eastAsia="BIZ UDPゴシック" w:hAnsi="BIZ UDPゴシック"/>
-                <w:b w:val="false"/>
-                <w:bCs w:val="false"/>
-                <w:sz w:val="18"/>
-                <w:szCs w:val="18"/>
-              </w:rPr>
-              <w:t xml:space="preserve">統合対象</w:t>
-            </w:r>
-          </w:p>
-        </w:tc>
-        <w:tc>
-          <w:tcPr>
-            <w:tcW w:type="dxa" w:w="6236"/>
-            <w:tcBorders>
-              <w:top w:val="single" w:color="CCCCCC" w:sz="4"/>
-              <w:left w:val="single" w:color="CCCCCC" w:sz="4"/>
-              <w:bottom w:val="single" w:color="CCCCCC" w:sz="4"/>
-              <w:right w:val="single" w:color="CCCCCC" w:sz="4"/>
-            </w:tcBorders>
-            <w:shd w:fill="FFFFFF" w:val="clear"/>
-            <w:tcMar>
-              <w:top w:type="dxa" w:w="60"/>
-              <w:left w:type="dxa" w:w="100"/>
-              <w:bottom w:type="dxa" w:w="60"/>
-              <w:right w:type="dxa" w:w="100"/>
-            </w:tcMar>
-          </w:tcPr>
-          <w:p>
-            <w:r>
-              <w:rPr>
-                <w:rFonts w:ascii="BIZ UDPゴシック" w:cs="BIZ UDPゴシック" w:eastAsia="BIZ UDPゴシック" w:hAnsi="BIZ UDPゴシック"/>
-                <w:b w:val="false"/>
-                <w:bCs w:val="false"/>
-                <w:sz w:val="18"/>
-                <w:szCs w:val="18"/>
-              </w:rPr>
-              <w:t xml:space="preserve">①posserver-product-kasumi（Kotlin/8081）②aeongiftcardserver-product（Java/8080）③pos-server-frontend-production（React/9060）④pos-server-frontend-ishida-staging（Reactマージ）</w:t>
+            <w:tcW w:type="dxa" w:w="2000"/>
+            <w:tcBorders>
+              <w:top w:val="single" w:color="CCCCCC" w:sz="4"/>
+              <w:left w:val="single" w:color="CCCCCC" w:sz="4"/>
+              <w:bottom w:val="single" w:color="CCCCCC" w:sz="4"/>
+              <w:right w:val="single" w:color="CCCCCC" w:sz="4"/>
+            </w:tcBorders>
+            <w:shd w:fill="FFFFFF" w:val="clear"/>
+            <w:tcMar>
+              <w:top w:type="dxa" w:w="60"/>
+              <w:left w:type="dxa" w:w="100"/>
+              <w:bottom w:type="dxa" w:w="60"/>
+              <w:right w:type="dxa" w:w="100"/>
+            </w:tcMar>
+          </w:tcPr>
+          <w:p>
+            <w:r>
+              <w:rPr>
+                <w:rFonts w:ascii="BIZ UDPゴシック" w:cs="BIZ UDPゴシック" w:eastAsia="BIZ UDPゴシック" w:hAnsi="BIZ UDPゴシック"/>
+                <w:b w:val="false"/>
+                <w:bCs w:val="false"/>
+                <w:color w:val="000000"/>
+                <w:sz w:val="18"/>
+                <w:szCs w:val="18"/>
+              </w:rPr>
+              <w:t xml:space="preserve">効果</w:t>
+            </w:r>
+          </w:p>
+        </w:tc>
+        <w:tc>
+          <w:tcPr>
+            <w:tcW w:type="dxa" w:w="6504"/>
+            <w:tcBorders>
+              <w:top w:val="single" w:color="CCCCCC" w:sz="4"/>
+              <w:left w:val="single" w:color="CCCCCC" w:sz="4"/>
+              <w:bottom w:val="single" w:color="CCCCCC" w:sz="4"/>
+              <w:right w:val="single" w:color="CCCCCC" w:sz="4"/>
+            </w:tcBorders>
+            <w:shd w:fill="FFFFFF" w:val="clear"/>
+            <w:tcMar>
+              <w:top w:type="dxa" w:w="60"/>
+              <w:left w:type="dxa" w:w="100"/>
+              <w:bottom w:type="dxa" w:w="60"/>
+              <w:right w:type="dxa" w:w="100"/>
+            </w:tcMar>
+          </w:tcPr>
+          <w:p>
+            <w:r>
+              <w:rPr>
+                <w:rFonts w:ascii="BIZ UDPゴシック" w:cs="BIZ UDPゴシック" w:eastAsia="BIZ UDPゴシック" w:hAnsi="BIZ UDPゴシック"/>
+                <w:b w:val="false"/>
+                <w:bCs w:val="false"/>
+                <w:color w:val="000000"/>
+                <w:sz w:val="18"/>
+                <w:szCs w:val="18"/>
+              </w:rPr>
+              <w:t xml:space="preserve">① ブランチ管理の一元化  ② デプロイ手順の簡素化
+③ 環境変数・設定ファイルの一元管理  ④ 開発者のリポジトリ切替コストを削減</w:t>
             </w:r>
           </w:p>
         </w:tc>
@@ -1319,61 +1338,63 @@
         </w:trPr>
         <w:tc>
           <w:tcPr>
-            <w:tcW w:type="dxa" w:w="2268"/>
-            <w:tcBorders>
-              <w:top w:val="single" w:color="CCCCCC" w:sz="4"/>
-              <w:left w:val="single" w:color="CCCCCC" w:sz="4"/>
-              <w:bottom w:val="single" w:color="CCCCCC" w:sz="4"/>
-              <w:right w:val="single" w:color="CCCCCC" w:sz="4"/>
-            </w:tcBorders>
-            <w:shd w:fill="FFFFFF" w:val="clear"/>
-            <w:tcMar>
-              <w:top w:type="dxa" w:w="60"/>
-              <w:left w:type="dxa" w:w="100"/>
-              <w:bottom w:type="dxa" w:w="60"/>
-              <w:right w:type="dxa" w:w="100"/>
-            </w:tcMar>
-          </w:tcPr>
-          <w:p>
-            <w:r>
-              <w:rPr>
-                <w:rFonts w:ascii="BIZ UDPゴシック" w:cs="BIZ UDPゴシック" w:eastAsia="BIZ UDPゴシック" w:hAnsi="BIZ UDPゴシック"/>
-                <w:b w:val="false"/>
-                <w:bCs w:val="false"/>
-                <w:sz w:val="18"/>
-                <w:szCs w:val="18"/>
-              </w:rPr>
-              <w:t xml:space="preserve">効果</w:t>
-            </w:r>
-          </w:p>
-        </w:tc>
-        <w:tc>
-          <w:tcPr>
-            <w:tcW w:type="dxa" w:w="6236"/>
-            <w:tcBorders>
-              <w:top w:val="single" w:color="CCCCCC" w:sz="4"/>
-              <w:left w:val="single" w:color="CCCCCC" w:sz="4"/>
-              <w:bottom w:val="single" w:color="CCCCCC" w:sz="4"/>
-              <w:right w:val="single" w:color="CCCCCC" w:sz="4"/>
-            </w:tcBorders>
-            <w:shd w:fill="FFFFFF" w:val="clear"/>
-            <w:tcMar>
-              <w:top w:type="dxa" w:w="60"/>
-              <w:left w:type="dxa" w:w="100"/>
-              <w:bottom w:type="dxa" w:w="60"/>
-              <w:right w:type="dxa" w:w="100"/>
-            </w:tcMar>
-          </w:tcPr>
-          <w:p>
-            <w:r>
-              <w:rPr>
-                <w:rFonts w:ascii="BIZ UDPゴシック" w:cs="BIZ UDPゴシック" w:eastAsia="BIZ UDPゴシック" w:hAnsi="BIZ UDPゴシック"/>
-                <w:b w:val="false"/>
-                <w:bCs w:val="false"/>
-                <w:sz w:val="18"/>
-                <w:szCs w:val="18"/>
-              </w:rPr>
-              <w:t xml:space="preserve">① ブランチ管理の一元化 ② デプロイ手順の簡素化 ③ 環境変数・設定ファイルの一元管理 ④ 開発者のリポジトリ切替コストを削減</w:t>
+            <w:tcW w:type="dxa" w:w="2000"/>
+            <w:tcBorders>
+              <w:top w:val="single" w:color="CCCCCC" w:sz="4"/>
+              <w:left w:val="single" w:color="CCCCCC" w:sz="4"/>
+              <w:bottom w:val="single" w:color="CCCCCC" w:sz="4"/>
+              <w:right w:val="single" w:color="CCCCCC" w:sz="4"/>
+            </w:tcBorders>
+            <w:shd w:fill="FFFFFF" w:val="clear"/>
+            <w:tcMar>
+              <w:top w:type="dxa" w:w="60"/>
+              <w:left w:type="dxa" w:w="100"/>
+              <w:bottom w:type="dxa" w:w="60"/>
+              <w:right w:type="dxa" w:w="100"/>
+            </w:tcMar>
+          </w:tcPr>
+          <w:p>
+            <w:r>
+              <w:rPr>
+                <w:rFonts w:ascii="BIZ UDPゴシック" w:cs="BIZ UDPゴシック" w:eastAsia="BIZ UDPゴシック" w:hAnsi="BIZ UDPゴシック"/>
+                <w:b w:val="false"/>
+                <w:bCs w:val="false"/>
+                <w:color w:val="000000"/>
+                <w:sz w:val="18"/>
+                <w:szCs w:val="18"/>
+              </w:rPr>
+              <w:t xml:space="preserve">ダウンタイム</w:t>
+            </w:r>
+          </w:p>
+        </w:tc>
+        <w:tc>
+          <w:tcPr>
+            <w:tcW w:type="dxa" w:w="6504"/>
+            <w:tcBorders>
+              <w:top w:val="single" w:color="CCCCCC" w:sz="4"/>
+              <w:left w:val="single" w:color="CCCCCC" w:sz="4"/>
+              <w:bottom w:val="single" w:color="CCCCCC" w:sz="4"/>
+              <w:right w:val="single" w:color="CCCCCC" w:sz="4"/>
+            </w:tcBorders>
+            <w:shd w:fill="FFFFFF" w:val="clear"/>
+            <w:tcMar>
+              <w:top w:type="dxa" w:w="60"/>
+              <w:left w:type="dxa" w:w="100"/>
+              <w:bottom w:type="dxa" w:w="60"/>
+              <w:right w:type="dxa" w:w="100"/>
+            </w:tcMar>
+          </w:tcPr>
+          <w:p>
+            <w:r>
+              <w:rPr>
+                <w:rFonts w:ascii="BIZ UDPゴシック" w:cs="BIZ UDPゴシック" w:eastAsia="BIZ UDPゴシック" w:hAnsi="BIZ UDPゴシック"/>
+                <w:b w:val="false"/>
+                <w:bCs w:val="false"/>
+                <w:color w:val="000000"/>
+                <w:sz w:val="18"/>
+                <w:szCs w:val="18"/>
+              </w:rPr>
+              <w:t xml:space="preserve">なし。既存リポジトリは変更せず新リポジトリを新規作成するため、本番環境への影響なし</w:t>
             </w:r>
           </w:p>
         </w:tc>
@@ -1384,61 +1405,63 @@
         </w:trPr>
         <w:tc>
           <w:tcPr>
-            <w:tcW w:type="dxa" w:w="2268"/>
-            <w:tcBorders>
-              <w:top w:val="single" w:color="CCCCCC" w:sz="4"/>
-              <w:left w:val="single" w:color="CCCCCC" w:sz="4"/>
-              <w:bottom w:val="single" w:color="CCCCCC" w:sz="4"/>
-              <w:right w:val="single" w:color="CCCCCC" w:sz="4"/>
-            </w:tcBorders>
-            <w:shd w:fill="FFFFFF" w:val="clear"/>
-            <w:tcMar>
-              <w:top w:type="dxa" w:w="60"/>
-              <w:left w:type="dxa" w:w="100"/>
-              <w:bottom w:type="dxa" w:w="60"/>
-              <w:right w:type="dxa" w:w="100"/>
-            </w:tcMar>
-          </w:tcPr>
-          <w:p>
-            <w:r>
-              <w:rPr>
-                <w:rFonts w:ascii="BIZ UDPゴシック" w:cs="BIZ UDPゴシック" w:eastAsia="BIZ UDPゴシック" w:hAnsi="BIZ UDPゴシック"/>
-                <w:b w:val="false"/>
-                <w:bCs w:val="false"/>
-                <w:sz w:val="18"/>
-                <w:szCs w:val="18"/>
-              </w:rPr>
-              <w:t xml:space="preserve">ダウンタイム</w:t>
-            </w:r>
-          </w:p>
-        </w:tc>
-        <w:tc>
-          <w:tcPr>
-            <w:tcW w:type="dxa" w:w="6236"/>
-            <w:tcBorders>
-              <w:top w:val="single" w:color="CCCCCC" w:sz="4"/>
-              <w:left w:val="single" w:color="CCCCCC" w:sz="4"/>
-              <w:bottom w:val="single" w:color="CCCCCC" w:sz="4"/>
-              <w:right w:val="single" w:color="CCCCCC" w:sz="4"/>
-            </w:tcBorders>
-            <w:shd w:fill="FFFFFF" w:val="clear"/>
-            <w:tcMar>
-              <w:top w:type="dxa" w:w="60"/>
-              <w:left w:type="dxa" w:w="100"/>
-              <w:bottom w:type="dxa" w:w="60"/>
-              <w:right w:type="dxa" w:w="100"/>
-            </w:tcMar>
-          </w:tcPr>
-          <w:p>
-            <w:r>
-              <w:rPr>
-                <w:rFonts w:ascii="BIZ UDPゴシック" w:cs="BIZ UDPゴシック" w:eastAsia="BIZ UDPゴシック" w:hAnsi="BIZ UDPゴシック"/>
-                <w:b w:val="false"/>
-                <w:bCs w:val="false"/>
-                <w:sz w:val="18"/>
-                <w:szCs w:val="18"/>
-              </w:rPr>
-              <w:t xml:space="preserve">なし。既存リポジトリは変更せず新リポジトリを新規作成するため、本番環境への影響なし</w:t>
+            <w:tcW w:type="dxa" w:w="2000"/>
+            <w:tcBorders>
+              <w:top w:val="single" w:color="CCCCCC" w:sz="4"/>
+              <w:left w:val="single" w:color="CCCCCC" w:sz="4"/>
+              <w:bottom w:val="single" w:color="CCCCCC" w:sz="4"/>
+              <w:right w:val="single" w:color="CCCCCC" w:sz="4"/>
+            </w:tcBorders>
+            <w:shd w:fill="FFFFFF" w:val="clear"/>
+            <w:tcMar>
+              <w:top w:type="dxa" w:w="60"/>
+              <w:left w:type="dxa" w:w="100"/>
+              <w:bottom w:type="dxa" w:w="60"/>
+              <w:right w:type="dxa" w:w="100"/>
+            </w:tcMar>
+          </w:tcPr>
+          <w:p>
+            <w:r>
+              <w:rPr>
+                <w:rFonts w:ascii="BIZ UDPゴシック" w:cs="BIZ UDPゴシック" w:eastAsia="BIZ UDPゴシック" w:hAnsi="BIZ UDPゴシック"/>
+                <w:b w:val="false"/>
+                <w:bCs w:val="false"/>
+                <w:color w:val="000000"/>
+                <w:sz w:val="18"/>
+                <w:szCs w:val="18"/>
+              </w:rPr>
+              <w:t xml:space="preserve">実施期間</w:t>
+            </w:r>
+          </w:p>
+        </w:tc>
+        <w:tc>
+          <w:tcPr>
+            <w:tcW w:type="dxa" w:w="6504"/>
+            <w:tcBorders>
+              <w:top w:val="single" w:color="CCCCCC" w:sz="4"/>
+              <w:left w:val="single" w:color="CCCCCC" w:sz="4"/>
+              <w:bottom w:val="single" w:color="CCCCCC" w:sz="4"/>
+              <w:right w:val="single" w:color="CCCCCC" w:sz="4"/>
+            </w:tcBorders>
+            <w:shd w:fill="FFFFFF" w:val="clear"/>
+            <w:tcMar>
+              <w:top w:type="dxa" w:w="60"/>
+              <w:left w:type="dxa" w:w="100"/>
+              <w:bottom w:type="dxa" w:w="60"/>
+              <w:right w:type="dxa" w:w="100"/>
+            </w:tcMar>
+          </w:tcPr>
+          <w:p>
+            <w:r>
+              <w:rPr>
+                <w:rFonts w:ascii="BIZ UDPゴシック" w:cs="BIZ UDPゴシック" w:eastAsia="BIZ UDPゴシック" w:hAnsi="BIZ UDPゴシック"/>
+                <w:b w:val="false"/>
+                <w:bCs w:val="false"/>
+                <w:color w:val="000000"/>
+                <w:sz w:val="18"/>
+                <w:szCs w:val="18"/>
+              </w:rPr>
+              <w:t xml:space="preserve">7営業日（Phase 1〜7）</w:t>
             </w:r>
           </w:p>
         </w:tc>
@@ -1449,92 +1472,28 @@
         </w:trPr>
         <w:tc>
           <w:tcPr>
-            <w:tcW w:type="dxa" w:w="2268"/>
-            <w:tcBorders>
-              <w:top w:val="single" w:color="CCCCCC" w:sz="4"/>
-              <w:left w:val="single" w:color="CCCCCC" w:sz="4"/>
-              <w:bottom w:val="single" w:color="CCCCCC" w:sz="4"/>
-              <w:right w:val="single" w:color="CCCCCC" w:sz="4"/>
-            </w:tcBorders>
-            <w:shd w:fill="FFFFFF" w:val="clear"/>
-            <w:tcMar>
-              <w:top w:type="dxa" w:w="60"/>
-              <w:left w:type="dxa" w:w="100"/>
-              <w:bottom w:type="dxa" w:w="60"/>
-              <w:right w:type="dxa" w:w="100"/>
-            </w:tcMar>
-          </w:tcPr>
-          <w:p>
-            <w:r>
-              <w:rPr>
-                <w:rFonts w:ascii="BIZ UDPゴシック" w:cs="BIZ UDPゴシック" w:eastAsia="BIZ UDPゴシック" w:hAnsi="BIZ UDPゴシック"/>
-                <w:b w:val="false"/>
-                <w:bCs w:val="false"/>
-                <w:sz w:val="18"/>
-                <w:szCs w:val="18"/>
-              </w:rPr>
-              <w:t xml:space="preserve">実施期間</w:t>
-            </w:r>
-          </w:p>
-        </w:tc>
-        <w:tc>
-          <w:tcPr>
-            <w:tcW w:type="dxa" w:w="6236"/>
-            <w:tcBorders>
-              <w:top w:val="single" w:color="CCCCCC" w:sz="4"/>
-              <w:left w:val="single" w:color="CCCCCC" w:sz="4"/>
-              <w:bottom w:val="single" w:color="CCCCCC" w:sz="4"/>
-              <w:right w:val="single" w:color="CCCCCC" w:sz="4"/>
-            </w:tcBorders>
-            <w:shd w:fill="FFFFFF" w:val="clear"/>
-            <w:tcMar>
-              <w:top w:type="dxa" w:w="60"/>
-              <w:left w:type="dxa" w:w="100"/>
-              <w:bottom w:type="dxa" w:w="60"/>
-              <w:right w:type="dxa" w:w="100"/>
-            </w:tcMar>
-          </w:tcPr>
-          <w:p>
-            <w:r>
-              <w:rPr>
-                <w:rFonts w:ascii="BIZ UDPゴシック" w:cs="BIZ UDPゴシック" w:eastAsia="BIZ UDPゴシック" w:hAnsi="BIZ UDPゴシック"/>
-                <w:b w:val="false"/>
-                <w:bCs w:val="false"/>
-                <w:sz w:val="18"/>
-                <w:szCs w:val="18"/>
-              </w:rPr>
-              <w:t xml:space="preserve">7営業日（Phase 1〜7）</w:t>
-            </w:r>
-          </w:p>
-        </w:tc>
-      </w:tr>
-      <w:tr>
-        <w:trPr>
-          <w:cantSplit/>
-        </w:trPr>
-        <w:tc>
-          <w:tcPr>
-            <w:tcW w:type="dxa" w:w="2268"/>
-            <w:tcBorders>
-              <w:top w:val="single" w:color="CCCCCC" w:sz="4"/>
-              <w:left w:val="single" w:color="CCCCCC" w:sz="4"/>
-              <w:bottom w:val="single" w:color="CCCCCC" w:sz="4"/>
-              <w:right w:val="single" w:color="CCCCCC" w:sz="4"/>
-            </w:tcBorders>
-            <w:shd w:fill="FFFFFF" w:val="clear"/>
-            <w:tcMar>
-              <w:top w:type="dxa" w:w="60"/>
-              <w:left w:type="dxa" w:w="100"/>
-              <w:bottom w:type="dxa" w:w="60"/>
-              <w:right w:type="dxa" w:w="100"/>
-            </w:tcMar>
-          </w:tcPr>
-          <w:p>
-            <w:r>
-              <w:rPr>
-                <w:rFonts w:ascii="BIZ UDPゴシック" w:cs="BIZ UDPゴシック" w:eastAsia="BIZ UDPゴシック" w:hAnsi="BIZ UDPゴシック"/>
-                <w:b w:val="false"/>
-                <w:bCs w:val="false"/>
+            <w:tcW w:type="dxa" w:w="2000"/>
+            <w:tcBorders>
+              <w:top w:val="single" w:color="CCCCCC" w:sz="4"/>
+              <w:left w:val="single" w:color="CCCCCC" w:sz="4"/>
+              <w:bottom w:val="single" w:color="CCCCCC" w:sz="4"/>
+              <w:right w:val="single" w:color="CCCCCC" w:sz="4"/>
+            </w:tcBorders>
+            <w:shd w:fill="FFFFFF" w:val="clear"/>
+            <w:tcMar>
+              <w:top w:type="dxa" w:w="60"/>
+              <w:left w:type="dxa" w:w="100"/>
+              <w:bottom w:type="dxa" w:w="60"/>
+              <w:right w:type="dxa" w:w="100"/>
+            </w:tcMar>
+          </w:tcPr>
+          <w:p>
+            <w:r>
+              <w:rPr>
+                <w:rFonts w:ascii="BIZ UDPゴシック" w:cs="BIZ UDPゴシック" w:eastAsia="BIZ UDPゴシック" w:hAnsi="BIZ UDPゴシック"/>
+                <w:b w:val="false"/>
+                <w:bCs w:val="false"/>
+                <w:color w:val="000000"/>
                 <w:sz w:val="18"/>
                 <w:szCs w:val="18"/>
               </w:rPr>
@@ -1544,27 +1503,28 @@
         </w:tc>
         <w:tc>
           <w:tcPr>
-            <w:tcW w:type="dxa" w:w="6236"/>
-            <w:tcBorders>
-              <w:top w:val="single" w:color="CCCCCC" w:sz="4"/>
-              <w:left w:val="single" w:color="CCCCCC" w:sz="4"/>
-              <w:bottom w:val="single" w:color="CCCCCC" w:sz="4"/>
-              <w:right w:val="single" w:color="CCCCCC" w:sz="4"/>
-            </w:tcBorders>
-            <w:shd w:fill="FFFFFF" w:val="clear"/>
-            <w:tcMar>
-              <w:top w:type="dxa" w:w="60"/>
-              <w:left w:type="dxa" w:w="100"/>
-              <w:bottom w:type="dxa" w:w="60"/>
-              <w:right w:type="dxa" w:w="100"/>
-            </w:tcMar>
-          </w:tcPr>
-          <w:p>
-            <w:r>
-              <w:rPr>
-                <w:rFonts w:ascii="BIZ UDPゴシック" w:cs="BIZ UDPゴシック" w:eastAsia="BIZ UDPゴシック" w:hAnsi="BIZ UDPゴシック"/>
-                <w:b w:val="false"/>
-                <w:bCs w:val="false"/>
+            <w:tcW w:type="dxa" w:w="6504"/>
+            <w:tcBorders>
+              <w:top w:val="single" w:color="CCCCCC" w:sz="4"/>
+              <w:left w:val="single" w:color="CCCCCC" w:sz="4"/>
+              <w:bottom w:val="single" w:color="CCCCCC" w:sz="4"/>
+              <w:right w:val="single" w:color="CCCCCC" w:sz="4"/>
+            </w:tcBorders>
+            <w:shd w:fill="FFFFFF" w:val="clear"/>
+            <w:tcMar>
+              <w:top w:type="dxa" w:w="60"/>
+              <w:left w:type="dxa" w:w="100"/>
+              <w:bottom w:type="dxa" w:w="60"/>
+              <w:right w:type="dxa" w:w="100"/>
+            </w:tcMar>
+          </w:tcPr>
+          <w:p>
+            <w:r>
+              <w:rPr>
+                <w:rFonts w:ascii="BIZ UDPゴシック" w:cs="BIZ UDPゴシック" w:eastAsia="BIZ UDPゴシック" w:hAnsi="BIZ UDPゴシック"/>
+                <w:b w:val="false"/>
+                <w:bCs w:val="false"/>
+                <w:color w:val="000000"/>
                 <w:sz w:val="18"/>
                 <w:szCs w:val="18"/>
               </w:rPr>
@@ -1618,6 +1578,7 @@
                 <w:rFonts w:ascii="BIZ UDPゴシック" w:cs="BIZ UDPゴシック" w:eastAsia="BIZ UDPゴシック" w:hAnsi="BIZ UDPゴシック"/>
                 <w:b/>
                 <w:bCs/>
+                <w:color w:val="000000"/>
                 <w:sz w:val="18"/>
                 <w:szCs w:val="18"/>
               </w:rPr>
@@ -1648,6 +1609,7 @@
                 <w:rFonts w:ascii="BIZ UDPゴシック" w:cs="BIZ UDPゴシック" w:eastAsia="BIZ UDPゴシック" w:hAnsi="BIZ UDPゴシック"/>
                 <w:b/>
                 <w:bCs/>
+                <w:color w:val="000000"/>
                 <w:sz w:val="18"/>
                 <w:szCs w:val="18"/>
               </w:rPr>
@@ -1678,6 +1640,7 @@
                 <w:rFonts w:ascii="BIZ UDPゴシック" w:cs="BIZ UDPゴシック" w:eastAsia="BIZ UDPゴシック" w:hAnsi="BIZ UDPゴシック"/>
                 <w:b/>
                 <w:bCs/>
+                <w:color w:val="000000"/>
                 <w:sz w:val="18"/>
                 <w:szCs w:val="18"/>
               </w:rPr>
@@ -1713,6 +1676,7 @@
                 <w:rFonts w:ascii="BIZ UDPゴシック" w:cs="BIZ UDPゴシック" w:eastAsia="BIZ UDPゴシック" w:hAnsi="BIZ UDPゴシック"/>
                 <w:b w:val="false"/>
                 <w:bCs w:val="false"/>
+                <w:color w:val="000000"/>
                 <w:sz w:val="18"/>
                 <w:szCs w:val="18"/>
               </w:rPr>
@@ -1743,6 +1707,7 @@
                 <w:rFonts w:ascii="BIZ UDPゴシック" w:cs="BIZ UDPゴシック" w:eastAsia="BIZ UDPゴシック" w:hAnsi="BIZ UDPゴシック"/>
                 <w:b w:val="false"/>
                 <w:bCs w:val="false"/>
+                <w:color w:val="000000"/>
                 <w:sz w:val="18"/>
                 <w:szCs w:val="18"/>
               </w:rPr>
@@ -1773,6 +1738,7 @@
                 <w:rFonts w:ascii="BIZ UDPゴシック" w:cs="BIZ UDPゴシック" w:eastAsia="BIZ UDPゴシック" w:hAnsi="BIZ UDPゴシック"/>
                 <w:b w:val="false"/>
                 <w:bCs w:val="false"/>
+                <w:color w:val="000000"/>
                 <w:sz w:val="18"/>
                 <w:szCs w:val="18"/>
               </w:rPr>
@@ -1808,6 +1774,7 @@
                 <w:rFonts w:ascii="BIZ UDPゴシック" w:cs="BIZ UDPゴシック" w:eastAsia="BIZ UDPゴシック" w:hAnsi="BIZ UDPゴシック"/>
                 <w:b w:val="false"/>
                 <w:bCs w:val="false"/>
+                <w:color w:val="000000"/>
                 <w:sz w:val="18"/>
                 <w:szCs w:val="18"/>
               </w:rPr>
@@ -1838,6 +1805,7 @@
                 <w:rFonts w:ascii="BIZ UDPゴシック" w:cs="BIZ UDPゴシック" w:eastAsia="BIZ UDPゴシック" w:hAnsi="BIZ UDPゴシック"/>
                 <w:b w:val="false"/>
                 <w:bCs w:val="false"/>
+                <w:color w:val="000000"/>
                 <w:sz w:val="18"/>
                 <w:szCs w:val="18"/>
               </w:rPr>
@@ -1868,6 +1836,7 @@
                 <w:rFonts w:ascii="BIZ UDPゴシック" w:cs="BIZ UDPゴシック" w:eastAsia="BIZ UDPゴシック" w:hAnsi="BIZ UDPゴシック"/>
                 <w:b w:val="false"/>
                 <w:bCs w:val="false"/>
+                <w:color w:val="000000"/>
                 <w:sz w:val="18"/>
                 <w:szCs w:val="18"/>
               </w:rPr>
@@ -1903,6 +1872,7 @@
                 <w:rFonts w:ascii="BIZ UDPゴシック" w:cs="BIZ UDPゴシック" w:eastAsia="BIZ UDPゴシック" w:hAnsi="BIZ UDPゴシック"/>
                 <w:b w:val="false"/>
                 <w:bCs w:val="false"/>
+                <w:color w:val="000000"/>
                 <w:sz w:val="18"/>
                 <w:szCs w:val="18"/>
               </w:rPr>
@@ -1933,6 +1903,7 @@
                 <w:rFonts w:ascii="BIZ UDPゴシック" w:cs="BIZ UDPゴシック" w:eastAsia="BIZ UDPゴシック" w:hAnsi="BIZ UDPゴシック"/>
                 <w:b w:val="false"/>
                 <w:bCs w:val="false"/>
+                <w:color w:val="000000"/>
                 <w:sz w:val="18"/>
                 <w:szCs w:val="18"/>
               </w:rPr>
@@ -1963,6 +1934,7 @@
                 <w:rFonts w:ascii="BIZ UDPゴシック" w:cs="BIZ UDPゴシック" w:eastAsia="BIZ UDPゴシック" w:hAnsi="BIZ UDPゴシック"/>
                 <w:b w:val="false"/>
                 <w:bCs w:val="false"/>
+                <w:color w:val="000000"/>
                 <w:sz w:val="18"/>
                 <w:szCs w:val="18"/>
               </w:rPr>
@@ -1998,6 +1970,7 @@
                 <w:rFonts w:ascii="BIZ UDPゴシック" w:cs="BIZ UDPゴシック" w:eastAsia="BIZ UDPゴシック" w:hAnsi="BIZ UDPゴシック"/>
                 <w:b w:val="false"/>
                 <w:bCs w:val="false"/>
+                <w:color w:val="000000"/>
                 <w:sz w:val="18"/>
                 <w:szCs w:val="18"/>
               </w:rPr>
@@ -2028,6 +2001,7 @@
                 <w:rFonts w:ascii="BIZ UDPゴシック" w:cs="BIZ UDPゴシック" w:eastAsia="BIZ UDPゴシック" w:hAnsi="BIZ UDPゴシック"/>
                 <w:b w:val="false"/>
                 <w:bCs w:val="false"/>
+                <w:color w:val="000000"/>
                 <w:sz w:val="18"/>
                 <w:szCs w:val="18"/>
               </w:rPr>
@@ -2058,6 +2032,7 @@
                 <w:rFonts w:ascii="BIZ UDPゴシック" w:cs="BIZ UDPゴシック" w:eastAsia="BIZ UDPゴシック" w:hAnsi="BIZ UDPゴシック"/>
                 <w:b w:val="false"/>
                 <w:bCs w:val="false"/>
+                <w:color w:val="000000"/>
                 <w:sz w:val="18"/>
                 <w:szCs w:val="18"/>
               </w:rPr>
@@ -2136,11 +2111,11 @@
         </w:tblBorders>
       </w:tblPr>
       <w:tblGrid>
-        <w:gridCol w:w="567"/>
-        <w:gridCol w:w="2835"/>
-        <w:gridCol w:w="1701"/>
-        <w:gridCol w:w="2268"/>
-        <w:gridCol w:w="1133"/>
+        <w:gridCol w:w="400"/>
+        <w:gridCol w:w="2200"/>
+        <w:gridCol w:w="1500"/>
+        <w:gridCol w:w="1800"/>
+        <w:gridCol w:w="2604"/>
       </w:tblGrid>
       <w:tr>
         <w:trPr>
@@ -2148,7 +2123,7 @@
         </w:trPr>
         <w:tc>
           <w:tcPr>
-            <w:tcW w:type="dxa" w:w="567"/>
+            <w:tcW w:type="dxa" w:w="400"/>
             <w:tcBorders>
               <w:top w:val="single" w:color="CCCCCC" w:sz="4"/>
               <w:left w:val="single" w:color="CCCCCC" w:sz="4"/>
@@ -2169,6 +2144,7 @@
                 <w:rFonts w:ascii="BIZ UDPゴシック" w:cs="BIZ UDPゴシック" w:eastAsia="BIZ UDPゴシック" w:hAnsi="BIZ UDPゴシック"/>
                 <w:b/>
                 <w:bCs/>
+                <w:color w:val="000000"/>
                 <w:sz w:val="18"/>
                 <w:szCs w:val="18"/>
               </w:rPr>
@@ -2178,7 +2154,7 @@
         </w:tc>
         <w:tc>
           <w:tcPr>
-            <w:tcW w:type="dxa" w:w="2835"/>
+            <w:tcW w:type="dxa" w:w="2200"/>
             <w:tcBorders>
               <w:top w:val="single" w:color="CCCCCC" w:sz="4"/>
               <w:left w:val="single" w:color="CCCCCC" w:sz="4"/>
@@ -2199,6 +2175,7 @@
                 <w:rFonts w:ascii="BIZ UDPゴシック" w:cs="BIZ UDPゴシック" w:eastAsia="BIZ UDPゴシック" w:hAnsi="BIZ UDPゴシック"/>
                 <w:b/>
                 <w:bCs/>
+                <w:color w:val="000000"/>
                 <w:sz w:val="18"/>
                 <w:szCs w:val="18"/>
               </w:rPr>
@@ -2208,7 +2185,7 @@
         </w:tc>
         <w:tc>
           <w:tcPr>
-            <w:tcW w:type="dxa" w:w="1701"/>
+            <w:tcW w:type="dxa" w:w="1500"/>
             <w:tcBorders>
               <w:top w:val="single" w:color="CCCCCC" w:sz="4"/>
               <w:left w:val="single" w:color="CCCCCC" w:sz="4"/>
@@ -2229,6 +2206,7 @@
                 <w:rFonts w:ascii="BIZ UDPゴシック" w:cs="BIZ UDPゴシック" w:eastAsia="BIZ UDPゴシック" w:hAnsi="BIZ UDPゴシック"/>
                 <w:b/>
                 <w:bCs/>
+                <w:color w:val="000000"/>
                 <w:sz w:val="18"/>
                 <w:szCs w:val="18"/>
               </w:rPr>
@@ -2238,7 +2216,7 @@
         </w:tc>
         <w:tc>
           <w:tcPr>
-            <w:tcW w:type="dxa" w:w="2268"/>
+            <w:tcW w:type="dxa" w:w="1800"/>
             <w:tcBorders>
               <w:top w:val="single" w:color="CCCCCC" w:sz="4"/>
               <w:left w:val="single" w:color="CCCCCC" w:sz="4"/>
@@ -2259,6 +2237,7 @@
                 <w:rFonts w:ascii="BIZ UDPゴシック" w:cs="BIZ UDPゴシック" w:eastAsia="BIZ UDPゴシック" w:hAnsi="BIZ UDPゴシック"/>
                 <w:b/>
                 <w:bCs/>
+                <w:color w:val="000000"/>
                 <w:sz w:val="18"/>
                 <w:szCs w:val="18"/>
               </w:rPr>
@@ -2268,7 +2247,7 @@
         </w:tc>
         <w:tc>
           <w:tcPr>
-            <w:tcW w:type="dxa" w:w="1133"/>
+            <w:tcW w:type="dxa" w:w="2604"/>
             <w:tcBorders>
               <w:top w:val="single" w:color="CCCCCC" w:sz="4"/>
               <w:left w:val="single" w:color="CCCCCC" w:sz="4"/>
@@ -2289,6 +2268,7 @@
                 <w:rFonts w:ascii="BIZ UDPゴシック" w:cs="BIZ UDPゴシック" w:eastAsia="BIZ UDPゴシック" w:hAnsi="BIZ UDPゴシック"/>
                 <w:b/>
                 <w:bCs/>
+                <w:color w:val="000000"/>
                 <w:sz w:val="18"/>
                 <w:szCs w:val="18"/>
               </w:rPr>
@@ -2303,27 +2283,28 @@
         </w:trPr>
         <w:tc>
           <w:tcPr>
-            <w:tcW w:type="dxa" w:w="567"/>
-            <w:tcBorders>
-              <w:top w:val="single" w:color="CCCCCC" w:sz="4"/>
-              <w:left w:val="single" w:color="CCCCCC" w:sz="4"/>
-              <w:bottom w:val="single" w:color="CCCCCC" w:sz="4"/>
-              <w:right w:val="single" w:color="CCCCCC" w:sz="4"/>
-            </w:tcBorders>
-            <w:shd w:fill="FFFFFF" w:val="clear"/>
-            <w:tcMar>
-              <w:top w:type="dxa" w:w="60"/>
-              <w:left w:type="dxa" w:w="100"/>
-              <w:bottom w:type="dxa" w:w="60"/>
-              <w:right w:type="dxa" w:w="100"/>
-            </w:tcMar>
-          </w:tcPr>
-          <w:p>
-            <w:r>
-              <w:rPr>
-                <w:rFonts w:ascii="BIZ UDPゴシック" w:cs="BIZ UDPゴシック" w:eastAsia="BIZ UDPゴシック" w:hAnsi="BIZ UDPゴシック"/>
-                <w:b w:val="false"/>
-                <w:bCs w:val="false"/>
+            <w:tcW w:type="dxa" w:w="400"/>
+            <w:tcBorders>
+              <w:top w:val="single" w:color="CCCCCC" w:sz="4"/>
+              <w:left w:val="single" w:color="CCCCCC" w:sz="4"/>
+              <w:bottom w:val="single" w:color="CCCCCC" w:sz="4"/>
+              <w:right w:val="single" w:color="CCCCCC" w:sz="4"/>
+            </w:tcBorders>
+            <w:shd w:fill="FFFFFF" w:val="clear"/>
+            <w:tcMar>
+              <w:top w:type="dxa" w:w="60"/>
+              <w:left w:type="dxa" w:w="100"/>
+              <w:bottom w:type="dxa" w:w="60"/>
+              <w:right w:type="dxa" w:w="100"/>
+            </w:tcMar>
+          </w:tcPr>
+          <w:p>
+            <w:r>
+              <w:rPr>
+                <w:rFonts w:ascii="BIZ UDPゴシック" w:cs="BIZ UDPゴシック" w:eastAsia="BIZ UDPゴシック" w:hAnsi="BIZ UDPゴシック"/>
+                <w:b w:val="false"/>
+                <w:bCs w:val="false"/>
+                <w:color w:val="000000"/>
                 <w:sz w:val="18"/>
                 <w:szCs w:val="18"/>
               </w:rPr>
@@ -2333,27 +2314,28 @@
         </w:tc>
         <w:tc>
           <w:tcPr>
-            <w:tcW w:type="dxa" w:w="2835"/>
-            <w:tcBorders>
-              <w:top w:val="single" w:color="CCCCCC" w:sz="4"/>
-              <w:left w:val="single" w:color="CCCCCC" w:sz="4"/>
-              <w:bottom w:val="single" w:color="CCCCCC" w:sz="4"/>
-              <w:right w:val="single" w:color="CCCCCC" w:sz="4"/>
-            </w:tcBorders>
-            <w:shd w:fill="FFFFFF" w:val="clear"/>
-            <w:tcMar>
-              <w:top w:type="dxa" w:w="60"/>
-              <w:left w:type="dxa" w:w="100"/>
-              <w:bottom w:type="dxa" w:w="60"/>
-              <w:right w:type="dxa" w:w="100"/>
-            </w:tcMar>
-          </w:tcPr>
-          <w:p>
-            <w:r>
-              <w:rPr>
-                <w:rFonts w:ascii="BIZ UDPゴシック" w:cs="BIZ UDPゴシック" w:eastAsia="BIZ UDPゴシック" w:hAnsi="BIZ UDPゴシック"/>
-                <w:b w:val="false"/>
-                <w:bCs w:val="false"/>
+            <w:tcW w:type="dxa" w:w="2200"/>
+            <w:tcBorders>
+              <w:top w:val="single" w:color="CCCCCC" w:sz="4"/>
+              <w:left w:val="single" w:color="CCCCCC" w:sz="4"/>
+              <w:bottom w:val="single" w:color="CCCCCC" w:sz="4"/>
+              <w:right w:val="single" w:color="CCCCCC" w:sz="4"/>
+            </w:tcBorders>
+            <w:shd w:fill="FFFFFF" w:val="clear"/>
+            <w:tcMar>
+              <w:top w:type="dxa" w:w="60"/>
+              <w:left w:type="dxa" w:w="100"/>
+              <w:bottom w:type="dxa" w:w="60"/>
+              <w:right w:type="dxa" w:w="100"/>
+            </w:tcMar>
+          </w:tcPr>
+          <w:p>
+            <w:r>
+              <w:rPr>
+                <w:rFonts w:ascii="BIZ UDPゴシック" w:cs="BIZ UDPゴシック" w:eastAsia="BIZ UDPゴシック" w:hAnsi="BIZ UDPゴシック"/>
+                <w:b w:val="false"/>
+                <w:bCs w:val="false"/>
+                <w:color w:val="000000"/>
                 <w:sz w:val="18"/>
                 <w:szCs w:val="18"/>
               </w:rPr>
@@ -2363,27 +2345,28 @@
         </w:tc>
         <w:tc>
           <w:tcPr>
-            <w:tcW w:type="dxa" w:w="1701"/>
-            <w:tcBorders>
-              <w:top w:val="single" w:color="CCCCCC" w:sz="4"/>
-              <w:left w:val="single" w:color="CCCCCC" w:sz="4"/>
-              <w:bottom w:val="single" w:color="CCCCCC" w:sz="4"/>
-              <w:right w:val="single" w:color="CCCCCC" w:sz="4"/>
-            </w:tcBorders>
-            <w:shd w:fill="FFFFFF" w:val="clear"/>
-            <w:tcMar>
-              <w:top w:type="dxa" w:w="60"/>
-              <w:left w:type="dxa" w:w="100"/>
-              <w:bottom w:type="dxa" w:w="60"/>
-              <w:right w:type="dxa" w:w="100"/>
-            </w:tcMar>
-          </w:tcPr>
-          <w:p>
-            <w:r>
-              <w:rPr>
-                <w:rFonts w:ascii="BIZ UDPゴシック" w:cs="BIZ UDPゴシック" w:eastAsia="BIZ UDPゴシック" w:hAnsi="BIZ UDPゴシック"/>
-                <w:b w:val="false"/>
-                <w:bCs w:val="false"/>
+            <w:tcW w:type="dxa" w:w="1500"/>
+            <w:tcBorders>
+              <w:top w:val="single" w:color="CCCCCC" w:sz="4"/>
+              <w:left w:val="single" w:color="CCCCCC" w:sz="4"/>
+              <w:bottom w:val="single" w:color="CCCCCC" w:sz="4"/>
+              <w:right w:val="single" w:color="CCCCCC" w:sz="4"/>
+            </w:tcBorders>
+            <w:shd w:fill="FFFFFF" w:val="clear"/>
+            <w:tcMar>
+              <w:top w:type="dxa" w:w="60"/>
+              <w:left w:type="dxa" w:w="100"/>
+              <w:bottom w:type="dxa" w:w="60"/>
+              <w:right w:type="dxa" w:w="100"/>
+            </w:tcMar>
+          </w:tcPr>
+          <w:p>
+            <w:r>
+              <w:rPr>
+                <w:rFonts w:ascii="BIZ UDPゴシック" w:cs="BIZ UDPゴシック" w:eastAsia="BIZ UDPゴシック" w:hAnsi="BIZ UDPゴシック"/>
+                <w:b w:val="false"/>
+                <w:bCs w:val="false"/>
+                <w:color w:val="000000"/>
                 <w:sz w:val="18"/>
                 <w:szCs w:val="18"/>
               </w:rPr>
@@ -2393,27 +2376,28 @@
         </w:tc>
         <w:tc>
           <w:tcPr>
-            <w:tcW w:type="dxa" w:w="2268"/>
-            <w:tcBorders>
-              <w:top w:val="single" w:color="CCCCCC" w:sz="4"/>
-              <w:left w:val="single" w:color="CCCCCC" w:sz="4"/>
-              <w:bottom w:val="single" w:color="CCCCCC" w:sz="4"/>
-              <w:right w:val="single" w:color="CCCCCC" w:sz="4"/>
-            </w:tcBorders>
-            <w:shd w:fill="FFFFFF" w:val="clear"/>
-            <w:tcMar>
-              <w:top w:type="dxa" w:w="60"/>
-              <w:left w:type="dxa" w:w="100"/>
-              <w:bottom w:type="dxa" w:w="60"/>
-              <w:right w:type="dxa" w:w="100"/>
-            </w:tcMar>
-          </w:tcPr>
-          <w:p>
-            <w:r>
-              <w:rPr>
-                <w:rFonts w:ascii="BIZ UDPゴシック" w:cs="BIZ UDPゴシック" w:eastAsia="BIZ UDPゴシック" w:hAnsi="BIZ UDPゴシック"/>
-                <w:b w:val="false"/>
-                <w:bCs w:val="false"/>
+            <w:tcW w:type="dxa" w:w="1800"/>
+            <w:tcBorders>
+              <w:top w:val="single" w:color="CCCCCC" w:sz="4"/>
+              <w:left w:val="single" w:color="CCCCCC" w:sz="4"/>
+              <w:bottom w:val="single" w:color="CCCCCC" w:sz="4"/>
+              <w:right w:val="single" w:color="CCCCCC" w:sz="4"/>
+            </w:tcBorders>
+            <w:shd w:fill="FFFFFF" w:val="clear"/>
+            <w:tcMar>
+              <w:top w:type="dxa" w:w="60"/>
+              <w:left w:type="dxa" w:w="100"/>
+              <w:bottom w:type="dxa" w:w="60"/>
+              <w:right w:type="dxa" w:w="100"/>
+            </w:tcMar>
+          </w:tcPr>
+          <w:p>
+            <w:r>
+              <w:rPr>
+                <w:rFonts w:ascii="BIZ UDPゴシック" w:cs="BIZ UDPゴシック" w:eastAsia="BIZ UDPゴシック" w:hAnsi="BIZ UDPゴシック"/>
+                <w:b w:val="false"/>
+                <w:bCs w:val="false"/>
+                <w:color w:val="000000"/>
                 <w:sz w:val="18"/>
                 <w:szCs w:val="18"/>
               </w:rPr>
@@ -2423,27 +2407,28 @@
         </w:tc>
         <w:tc>
           <w:tcPr>
-            <w:tcW w:type="dxa" w:w="1133"/>
-            <w:tcBorders>
-              <w:top w:val="single" w:color="CCCCCC" w:sz="4"/>
-              <w:left w:val="single" w:color="CCCCCC" w:sz="4"/>
-              <w:bottom w:val="single" w:color="CCCCCC" w:sz="4"/>
-              <w:right w:val="single" w:color="CCCCCC" w:sz="4"/>
-            </w:tcBorders>
-            <w:shd w:fill="FFFFFF" w:val="clear"/>
-            <w:tcMar>
-              <w:top w:type="dxa" w:w="60"/>
-              <w:left w:type="dxa" w:w="100"/>
-              <w:bottom w:type="dxa" w:w="60"/>
-              <w:right w:type="dxa" w:w="100"/>
-            </w:tcMar>
-          </w:tcPr>
-          <w:p>
-            <w:r>
-              <w:rPr>
-                <w:rFonts w:ascii="BIZ UDPゴシック" w:cs="BIZ UDPゴシック" w:eastAsia="BIZ UDPゴシック" w:hAnsi="BIZ UDPゴシック"/>
-                <w:b w:val="false"/>
-                <w:bCs w:val="false"/>
+            <w:tcW w:type="dxa" w:w="2604"/>
+            <w:tcBorders>
+              <w:top w:val="single" w:color="CCCCCC" w:sz="4"/>
+              <w:left w:val="single" w:color="CCCCCC" w:sz="4"/>
+              <w:bottom w:val="single" w:color="CCCCCC" w:sz="4"/>
+              <w:right w:val="single" w:color="CCCCCC" w:sz="4"/>
+            </w:tcBorders>
+            <w:shd w:fill="FFFFFF" w:val="clear"/>
+            <w:tcMar>
+              <w:top w:type="dxa" w:w="60"/>
+              <w:left w:type="dxa" w:w="100"/>
+              <w:bottom w:type="dxa" w:w="60"/>
+              <w:right w:type="dxa" w:w="100"/>
+            </w:tcMar>
+          </w:tcPr>
+          <w:p>
+            <w:r>
+              <w:rPr>
+                <w:rFonts w:ascii="BIZ UDPゴシック" w:cs="BIZ UDPゴシック" w:eastAsia="BIZ UDPゴシック" w:hAnsi="BIZ UDPゴシック"/>
+                <w:b w:val="false"/>
+                <w:bCs w:val="false"/>
+                <w:color w:val="000000"/>
                 <w:sz w:val="18"/>
                 <w:szCs w:val="18"/>
               </w:rPr>
@@ -2458,27 +2443,28 @@
         </w:trPr>
         <w:tc>
           <w:tcPr>
-            <w:tcW w:type="dxa" w:w="567"/>
-            <w:tcBorders>
-              <w:top w:val="single" w:color="CCCCCC" w:sz="4"/>
-              <w:left w:val="single" w:color="CCCCCC" w:sz="4"/>
-              <w:bottom w:val="single" w:color="CCCCCC" w:sz="4"/>
-              <w:right w:val="single" w:color="CCCCCC" w:sz="4"/>
-            </w:tcBorders>
-            <w:shd w:fill="FFFFFF" w:val="clear"/>
-            <w:tcMar>
-              <w:top w:type="dxa" w:w="60"/>
-              <w:left w:type="dxa" w:w="100"/>
-              <w:bottom w:type="dxa" w:w="60"/>
-              <w:right w:type="dxa" w:w="100"/>
-            </w:tcMar>
-          </w:tcPr>
-          <w:p>
-            <w:r>
-              <w:rPr>
-                <w:rFonts w:ascii="BIZ UDPゴシック" w:cs="BIZ UDPゴシック" w:eastAsia="BIZ UDPゴシック" w:hAnsi="BIZ UDPゴシック"/>
-                <w:b w:val="false"/>
-                <w:bCs w:val="false"/>
+            <w:tcW w:type="dxa" w:w="400"/>
+            <w:tcBorders>
+              <w:top w:val="single" w:color="CCCCCC" w:sz="4"/>
+              <w:left w:val="single" w:color="CCCCCC" w:sz="4"/>
+              <w:bottom w:val="single" w:color="CCCCCC" w:sz="4"/>
+              <w:right w:val="single" w:color="CCCCCC" w:sz="4"/>
+            </w:tcBorders>
+            <w:shd w:fill="FFFFFF" w:val="clear"/>
+            <w:tcMar>
+              <w:top w:type="dxa" w:w="60"/>
+              <w:left w:type="dxa" w:w="100"/>
+              <w:bottom w:type="dxa" w:w="60"/>
+              <w:right w:type="dxa" w:w="100"/>
+            </w:tcMar>
+          </w:tcPr>
+          <w:p>
+            <w:r>
+              <w:rPr>
+                <w:rFonts w:ascii="BIZ UDPゴシック" w:cs="BIZ UDPゴシック" w:eastAsia="BIZ UDPゴシック" w:hAnsi="BIZ UDPゴシック"/>
+                <w:b w:val="false"/>
+                <w:bCs w:val="false"/>
+                <w:color w:val="000000"/>
                 <w:sz w:val="18"/>
                 <w:szCs w:val="18"/>
               </w:rPr>
@@ -2488,27 +2474,28 @@
         </w:tc>
         <w:tc>
           <w:tcPr>
-            <w:tcW w:type="dxa" w:w="2835"/>
-            <w:tcBorders>
-              <w:top w:val="single" w:color="CCCCCC" w:sz="4"/>
-              <w:left w:val="single" w:color="CCCCCC" w:sz="4"/>
-              <w:bottom w:val="single" w:color="CCCCCC" w:sz="4"/>
-              <w:right w:val="single" w:color="CCCCCC" w:sz="4"/>
-            </w:tcBorders>
-            <w:shd w:fill="FFFFFF" w:val="clear"/>
-            <w:tcMar>
-              <w:top w:type="dxa" w:w="60"/>
-              <w:left w:type="dxa" w:w="100"/>
-              <w:bottom w:type="dxa" w:w="60"/>
-              <w:right w:type="dxa" w:w="100"/>
-            </w:tcMar>
-          </w:tcPr>
-          <w:p>
-            <w:r>
-              <w:rPr>
-                <w:rFonts w:ascii="BIZ UDPゴシック" w:cs="BIZ UDPゴシック" w:eastAsia="BIZ UDPゴシック" w:hAnsi="BIZ UDPゴシック"/>
-                <w:b w:val="false"/>
-                <w:bCs w:val="false"/>
+            <w:tcW w:type="dxa" w:w="2200"/>
+            <w:tcBorders>
+              <w:top w:val="single" w:color="CCCCCC" w:sz="4"/>
+              <w:left w:val="single" w:color="CCCCCC" w:sz="4"/>
+              <w:bottom w:val="single" w:color="CCCCCC" w:sz="4"/>
+              <w:right w:val="single" w:color="CCCCCC" w:sz="4"/>
+            </w:tcBorders>
+            <w:shd w:fill="FFFFFF" w:val="clear"/>
+            <w:tcMar>
+              <w:top w:type="dxa" w:w="60"/>
+              <w:left w:type="dxa" w:w="100"/>
+              <w:bottom w:type="dxa" w:w="60"/>
+              <w:right w:type="dxa" w:w="100"/>
+            </w:tcMar>
+          </w:tcPr>
+          <w:p>
+            <w:r>
+              <w:rPr>
+                <w:rFonts w:ascii="BIZ UDPゴシック" w:cs="BIZ UDPゴシック" w:eastAsia="BIZ UDPゴシック" w:hAnsi="BIZ UDPゴシック"/>
+                <w:b w:val="false"/>
+                <w:bCs w:val="false"/>
+                <w:color w:val="000000"/>
                 <w:sz w:val="18"/>
                 <w:szCs w:val="18"/>
               </w:rPr>
@@ -2518,27 +2505,28 @@
         </w:tc>
         <w:tc>
           <w:tcPr>
-            <w:tcW w:type="dxa" w:w="1701"/>
-            <w:tcBorders>
-              <w:top w:val="single" w:color="CCCCCC" w:sz="4"/>
-              <w:left w:val="single" w:color="CCCCCC" w:sz="4"/>
-              <w:bottom w:val="single" w:color="CCCCCC" w:sz="4"/>
-              <w:right w:val="single" w:color="CCCCCC" w:sz="4"/>
-            </w:tcBorders>
-            <w:shd w:fill="FFFFFF" w:val="clear"/>
-            <w:tcMar>
-              <w:top w:type="dxa" w:w="60"/>
-              <w:left w:type="dxa" w:w="100"/>
-              <w:bottom w:type="dxa" w:w="60"/>
-              <w:right w:type="dxa" w:w="100"/>
-            </w:tcMar>
-          </w:tcPr>
-          <w:p>
-            <w:r>
-              <w:rPr>
-                <w:rFonts w:ascii="BIZ UDPゴシック" w:cs="BIZ UDPゴシック" w:eastAsia="BIZ UDPゴシック" w:hAnsi="BIZ UDPゴシック"/>
-                <w:b w:val="false"/>
-                <w:bCs w:val="false"/>
+            <w:tcW w:type="dxa" w:w="1500"/>
+            <w:tcBorders>
+              <w:top w:val="single" w:color="CCCCCC" w:sz="4"/>
+              <w:left w:val="single" w:color="CCCCCC" w:sz="4"/>
+              <w:bottom w:val="single" w:color="CCCCCC" w:sz="4"/>
+              <w:right w:val="single" w:color="CCCCCC" w:sz="4"/>
+            </w:tcBorders>
+            <w:shd w:fill="FFFFFF" w:val="clear"/>
+            <w:tcMar>
+              <w:top w:type="dxa" w:w="60"/>
+              <w:left w:type="dxa" w:w="100"/>
+              <w:bottom w:type="dxa" w:w="60"/>
+              <w:right w:type="dxa" w:w="100"/>
+            </w:tcMar>
+          </w:tcPr>
+          <w:p>
+            <w:r>
+              <w:rPr>
+                <w:rFonts w:ascii="BIZ UDPゴシック" w:cs="BIZ UDPゴシック" w:eastAsia="BIZ UDPゴシック" w:hAnsi="BIZ UDPゴシック"/>
+                <w:b w:val="false"/>
+                <w:bCs w:val="false"/>
+                <w:color w:val="000000"/>
                 <w:sz w:val="18"/>
                 <w:szCs w:val="18"/>
               </w:rPr>
@@ -2548,27 +2536,28 @@
         </w:tc>
         <w:tc>
           <w:tcPr>
-            <w:tcW w:type="dxa" w:w="2268"/>
-            <w:tcBorders>
-              <w:top w:val="single" w:color="CCCCCC" w:sz="4"/>
-              <w:left w:val="single" w:color="CCCCCC" w:sz="4"/>
-              <w:bottom w:val="single" w:color="CCCCCC" w:sz="4"/>
-              <w:right w:val="single" w:color="CCCCCC" w:sz="4"/>
-            </w:tcBorders>
-            <w:shd w:fill="FFFFFF" w:val="clear"/>
-            <w:tcMar>
-              <w:top w:type="dxa" w:w="60"/>
-              <w:left w:type="dxa" w:w="100"/>
-              <w:bottom w:type="dxa" w:w="60"/>
-              <w:right w:type="dxa" w:w="100"/>
-            </w:tcMar>
-          </w:tcPr>
-          <w:p>
-            <w:r>
-              <w:rPr>
-                <w:rFonts w:ascii="BIZ UDPゴシック" w:cs="BIZ UDPゴシック" w:eastAsia="BIZ UDPゴシック" w:hAnsi="BIZ UDPゴシック"/>
-                <w:b w:val="false"/>
-                <w:bCs w:val="false"/>
+            <w:tcW w:type="dxa" w:w="1800"/>
+            <w:tcBorders>
+              <w:top w:val="single" w:color="CCCCCC" w:sz="4"/>
+              <w:left w:val="single" w:color="CCCCCC" w:sz="4"/>
+              <w:bottom w:val="single" w:color="CCCCCC" w:sz="4"/>
+              <w:right w:val="single" w:color="CCCCCC" w:sz="4"/>
+            </w:tcBorders>
+            <w:shd w:fill="FFFFFF" w:val="clear"/>
+            <w:tcMar>
+              <w:top w:type="dxa" w:w="60"/>
+              <w:left w:type="dxa" w:w="100"/>
+              <w:bottom w:type="dxa" w:w="60"/>
+              <w:right w:type="dxa" w:w="100"/>
+            </w:tcMar>
+          </w:tcPr>
+          <w:p>
+            <w:r>
+              <w:rPr>
+                <w:rFonts w:ascii="BIZ UDPゴシック" w:cs="BIZ UDPゴシック" w:eastAsia="BIZ UDPゴシック" w:hAnsi="BIZ UDPゴシック"/>
+                <w:b w:val="false"/>
+                <w:bCs w:val="false"/>
+                <w:color w:val="000000"/>
                 <w:sz w:val="18"/>
                 <w:szCs w:val="18"/>
               </w:rPr>
@@ -2578,27 +2567,28 @@
         </w:tc>
         <w:tc>
           <w:tcPr>
-            <w:tcW w:type="dxa" w:w="1133"/>
-            <w:tcBorders>
-              <w:top w:val="single" w:color="CCCCCC" w:sz="4"/>
-              <w:left w:val="single" w:color="CCCCCC" w:sz="4"/>
-              <w:bottom w:val="single" w:color="CCCCCC" w:sz="4"/>
-              <w:right w:val="single" w:color="CCCCCC" w:sz="4"/>
-            </w:tcBorders>
-            <w:shd w:fill="FFFFFF" w:val="clear"/>
-            <w:tcMar>
-              <w:top w:type="dxa" w:w="60"/>
-              <w:left w:type="dxa" w:w="100"/>
-              <w:bottom w:type="dxa" w:w="60"/>
-              <w:right w:type="dxa" w:w="100"/>
-            </w:tcMar>
-          </w:tcPr>
-          <w:p>
-            <w:r>
-              <w:rPr>
-                <w:rFonts w:ascii="BIZ UDPゴシック" w:cs="BIZ UDPゴシック" w:eastAsia="BIZ UDPゴシック" w:hAnsi="BIZ UDPゴシック"/>
-                <w:b w:val="false"/>
-                <w:bCs w:val="false"/>
+            <w:tcW w:type="dxa" w:w="2604"/>
+            <w:tcBorders>
+              <w:top w:val="single" w:color="CCCCCC" w:sz="4"/>
+              <w:left w:val="single" w:color="CCCCCC" w:sz="4"/>
+              <w:bottom w:val="single" w:color="CCCCCC" w:sz="4"/>
+              <w:right w:val="single" w:color="CCCCCC" w:sz="4"/>
+            </w:tcBorders>
+            <w:shd w:fill="FFFFFF" w:val="clear"/>
+            <w:tcMar>
+              <w:top w:type="dxa" w:w="60"/>
+              <w:left w:type="dxa" w:w="100"/>
+              <w:bottom w:type="dxa" w:w="60"/>
+              <w:right w:type="dxa" w:w="100"/>
+            </w:tcMar>
+          </w:tcPr>
+          <w:p>
+            <w:r>
+              <w:rPr>
+                <w:rFonts w:ascii="BIZ UDPゴシック" w:cs="BIZ UDPゴシック" w:eastAsia="BIZ UDPゴシック" w:hAnsi="BIZ UDPゴシック"/>
+                <w:b w:val="false"/>
+                <w:bCs w:val="false"/>
+                <w:color w:val="000000"/>
                 <w:sz w:val="18"/>
                 <w:szCs w:val="18"/>
               </w:rPr>
@@ -2613,27 +2603,28 @@
         </w:trPr>
         <w:tc>
           <w:tcPr>
-            <w:tcW w:type="dxa" w:w="567"/>
-            <w:tcBorders>
-              <w:top w:val="single" w:color="CCCCCC" w:sz="4"/>
-              <w:left w:val="single" w:color="CCCCCC" w:sz="4"/>
-              <w:bottom w:val="single" w:color="CCCCCC" w:sz="4"/>
-              <w:right w:val="single" w:color="CCCCCC" w:sz="4"/>
-            </w:tcBorders>
-            <w:shd w:fill="FFFFFF" w:val="clear"/>
-            <w:tcMar>
-              <w:top w:type="dxa" w:w="60"/>
-              <w:left w:type="dxa" w:w="100"/>
-              <w:bottom w:type="dxa" w:w="60"/>
-              <w:right w:type="dxa" w:w="100"/>
-            </w:tcMar>
-          </w:tcPr>
-          <w:p>
-            <w:r>
-              <w:rPr>
-                <w:rFonts w:ascii="BIZ UDPゴシック" w:cs="BIZ UDPゴシック" w:eastAsia="BIZ UDPゴシック" w:hAnsi="BIZ UDPゴシック"/>
-                <w:b w:val="false"/>
-                <w:bCs w:val="false"/>
+            <w:tcW w:type="dxa" w:w="400"/>
+            <w:tcBorders>
+              <w:top w:val="single" w:color="CCCCCC" w:sz="4"/>
+              <w:left w:val="single" w:color="CCCCCC" w:sz="4"/>
+              <w:bottom w:val="single" w:color="CCCCCC" w:sz="4"/>
+              <w:right w:val="single" w:color="CCCCCC" w:sz="4"/>
+            </w:tcBorders>
+            <w:shd w:fill="FFFFFF" w:val="clear"/>
+            <w:tcMar>
+              <w:top w:type="dxa" w:w="60"/>
+              <w:left w:type="dxa" w:w="100"/>
+              <w:bottom w:type="dxa" w:w="60"/>
+              <w:right w:type="dxa" w:w="100"/>
+            </w:tcMar>
+          </w:tcPr>
+          <w:p>
+            <w:r>
+              <w:rPr>
+                <w:rFonts w:ascii="BIZ UDPゴシック" w:cs="BIZ UDPゴシック" w:eastAsia="BIZ UDPゴシック" w:hAnsi="BIZ UDPゴシック"/>
+                <w:b w:val="false"/>
+                <w:bCs w:val="false"/>
+                <w:color w:val="000000"/>
                 <w:sz w:val="18"/>
                 <w:szCs w:val="18"/>
               </w:rPr>
@@ -2643,27 +2634,28 @@
         </w:tc>
         <w:tc>
           <w:tcPr>
-            <w:tcW w:type="dxa" w:w="2835"/>
-            <w:tcBorders>
-              <w:top w:val="single" w:color="CCCCCC" w:sz="4"/>
-              <w:left w:val="single" w:color="CCCCCC" w:sz="4"/>
-              <w:bottom w:val="single" w:color="CCCCCC" w:sz="4"/>
-              <w:right w:val="single" w:color="CCCCCC" w:sz="4"/>
-            </w:tcBorders>
-            <w:shd w:fill="FFFFFF" w:val="clear"/>
-            <w:tcMar>
-              <w:top w:type="dxa" w:w="60"/>
-              <w:left w:type="dxa" w:w="100"/>
-              <w:bottom w:type="dxa" w:w="60"/>
-              <w:right w:type="dxa" w:w="100"/>
-            </w:tcMar>
-          </w:tcPr>
-          <w:p>
-            <w:r>
-              <w:rPr>
-                <w:rFonts w:ascii="BIZ UDPゴシック" w:cs="BIZ UDPゴシック" w:eastAsia="BIZ UDPゴシック" w:hAnsi="BIZ UDPゴシック"/>
-                <w:b w:val="false"/>
-                <w:bCs w:val="false"/>
+            <w:tcW w:type="dxa" w:w="2200"/>
+            <w:tcBorders>
+              <w:top w:val="single" w:color="CCCCCC" w:sz="4"/>
+              <w:left w:val="single" w:color="CCCCCC" w:sz="4"/>
+              <w:bottom w:val="single" w:color="CCCCCC" w:sz="4"/>
+              <w:right w:val="single" w:color="CCCCCC" w:sz="4"/>
+            </w:tcBorders>
+            <w:shd w:fill="FFFFFF" w:val="clear"/>
+            <w:tcMar>
+              <w:top w:type="dxa" w:w="60"/>
+              <w:left w:type="dxa" w:w="100"/>
+              <w:bottom w:type="dxa" w:w="60"/>
+              <w:right w:type="dxa" w:w="100"/>
+            </w:tcMar>
+          </w:tcPr>
+          <w:p>
+            <w:r>
+              <w:rPr>
+                <w:rFonts w:ascii="BIZ UDPゴシック" w:cs="BIZ UDPゴシック" w:eastAsia="BIZ UDPゴシック" w:hAnsi="BIZ UDPゴシック"/>
+                <w:b w:val="false"/>
+                <w:bCs w:val="false"/>
+                <w:color w:val="000000"/>
                 <w:sz w:val="18"/>
                 <w:szCs w:val="18"/>
               </w:rPr>
@@ -2673,27 +2665,28 @@
         </w:tc>
         <w:tc>
           <w:tcPr>
-            <w:tcW w:type="dxa" w:w="1701"/>
-            <w:tcBorders>
-              <w:top w:val="single" w:color="CCCCCC" w:sz="4"/>
-              <w:left w:val="single" w:color="CCCCCC" w:sz="4"/>
-              <w:bottom w:val="single" w:color="CCCCCC" w:sz="4"/>
-              <w:right w:val="single" w:color="CCCCCC" w:sz="4"/>
-            </w:tcBorders>
-            <w:shd w:fill="FFFFFF" w:val="clear"/>
-            <w:tcMar>
-              <w:top w:type="dxa" w:w="60"/>
-              <w:left w:type="dxa" w:w="100"/>
-              <w:bottom w:type="dxa" w:w="60"/>
-              <w:right w:type="dxa" w:w="100"/>
-            </w:tcMar>
-          </w:tcPr>
-          <w:p>
-            <w:r>
-              <w:rPr>
-                <w:rFonts w:ascii="BIZ UDPゴシック" w:cs="BIZ UDPゴシック" w:eastAsia="BIZ UDPゴシック" w:hAnsi="BIZ UDPゴシック"/>
-                <w:b w:val="false"/>
-                <w:bCs w:val="false"/>
+            <w:tcW w:type="dxa" w:w="1500"/>
+            <w:tcBorders>
+              <w:top w:val="single" w:color="CCCCCC" w:sz="4"/>
+              <w:left w:val="single" w:color="CCCCCC" w:sz="4"/>
+              <w:bottom w:val="single" w:color="CCCCCC" w:sz="4"/>
+              <w:right w:val="single" w:color="CCCCCC" w:sz="4"/>
+            </w:tcBorders>
+            <w:shd w:fill="FFFFFF" w:val="clear"/>
+            <w:tcMar>
+              <w:top w:type="dxa" w:w="60"/>
+              <w:left w:type="dxa" w:w="100"/>
+              <w:bottom w:type="dxa" w:w="60"/>
+              <w:right w:type="dxa" w:w="100"/>
+            </w:tcMar>
+          </w:tcPr>
+          <w:p>
+            <w:r>
+              <w:rPr>
+                <w:rFonts w:ascii="BIZ UDPゴシック" w:cs="BIZ UDPゴシック" w:eastAsia="BIZ UDPゴシック" w:hAnsi="BIZ UDPゴシック"/>
+                <w:b w:val="false"/>
+                <w:bCs w:val="false"/>
+                <w:color w:val="000000"/>
                 <w:sz w:val="18"/>
                 <w:szCs w:val="18"/>
               </w:rPr>
@@ -2703,27 +2696,28 @@
         </w:tc>
         <w:tc>
           <w:tcPr>
-            <w:tcW w:type="dxa" w:w="2268"/>
-            <w:tcBorders>
-              <w:top w:val="single" w:color="CCCCCC" w:sz="4"/>
-              <w:left w:val="single" w:color="CCCCCC" w:sz="4"/>
-              <w:bottom w:val="single" w:color="CCCCCC" w:sz="4"/>
-              <w:right w:val="single" w:color="CCCCCC" w:sz="4"/>
-            </w:tcBorders>
-            <w:shd w:fill="FFFFFF" w:val="clear"/>
-            <w:tcMar>
-              <w:top w:type="dxa" w:w="60"/>
-              <w:left w:type="dxa" w:w="100"/>
-              <w:bottom w:type="dxa" w:w="60"/>
-              <w:right w:type="dxa" w:w="100"/>
-            </w:tcMar>
-          </w:tcPr>
-          <w:p>
-            <w:r>
-              <w:rPr>
-                <w:rFonts w:ascii="BIZ UDPゴシック" w:cs="BIZ UDPゴシック" w:eastAsia="BIZ UDPゴシック" w:hAnsi="BIZ UDPゴシック"/>
-                <w:b w:val="false"/>
-                <w:bCs w:val="false"/>
+            <w:tcW w:type="dxa" w:w="1800"/>
+            <w:tcBorders>
+              <w:top w:val="single" w:color="CCCCCC" w:sz="4"/>
+              <w:left w:val="single" w:color="CCCCCC" w:sz="4"/>
+              <w:bottom w:val="single" w:color="CCCCCC" w:sz="4"/>
+              <w:right w:val="single" w:color="CCCCCC" w:sz="4"/>
+            </w:tcBorders>
+            <w:shd w:fill="FFFFFF" w:val="clear"/>
+            <w:tcMar>
+              <w:top w:type="dxa" w:w="60"/>
+              <w:left w:type="dxa" w:w="100"/>
+              <w:bottom w:type="dxa" w:w="60"/>
+              <w:right w:type="dxa" w:w="100"/>
+            </w:tcMar>
+          </w:tcPr>
+          <w:p>
+            <w:r>
+              <w:rPr>
+                <w:rFonts w:ascii="BIZ UDPゴシック" w:cs="BIZ UDPゴシック" w:eastAsia="BIZ UDPゴシック" w:hAnsi="BIZ UDPゴシック"/>
+                <w:b w:val="false"/>
+                <w:bCs w:val="false"/>
+                <w:color w:val="000000"/>
                 <w:sz w:val="18"/>
                 <w:szCs w:val="18"/>
               </w:rPr>
@@ -2733,27 +2727,28 @@
         </w:tc>
         <w:tc>
           <w:tcPr>
-            <w:tcW w:type="dxa" w:w="1133"/>
-            <w:tcBorders>
-              <w:top w:val="single" w:color="CCCCCC" w:sz="4"/>
-              <w:left w:val="single" w:color="CCCCCC" w:sz="4"/>
-              <w:bottom w:val="single" w:color="CCCCCC" w:sz="4"/>
-              <w:right w:val="single" w:color="CCCCCC" w:sz="4"/>
-            </w:tcBorders>
-            <w:shd w:fill="FFFFFF" w:val="clear"/>
-            <w:tcMar>
-              <w:top w:type="dxa" w:w="60"/>
-              <w:left w:type="dxa" w:w="100"/>
-              <w:bottom w:type="dxa" w:w="60"/>
-              <w:right w:type="dxa" w:w="100"/>
-            </w:tcMar>
-          </w:tcPr>
-          <w:p>
-            <w:r>
-              <w:rPr>
-                <w:rFonts w:ascii="BIZ UDPゴシック" w:cs="BIZ UDPゴシック" w:eastAsia="BIZ UDPゴシック" w:hAnsi="BIZ UDPゴシック"/>
-                <w:b w:val="false"/>
-                <w:bCs w:val="false"/>
+            <w:tcW w:type="dxa" w:w="2604"/>
+            <w:tcBorders>
+              <w:top w:val="single" w:color="CCCCCC" w:sz="4"/>
+              <w:left w:val="single" w:color="CCCCCC" w:sz="4"/>
+              <w:bottom w:val="single" w:color="CCCCCC" w:sz="4"/>
+              <w:right w:val="single" w:color="CCCCCC" w:sz="4"/>
+            </w:tcBorders>
+            <w:shd w:fill="FFFFFF" w:val="clear"/>
+            <w:tcMar>
+              <w:top w:type="dxa" w:w="60"/>
+              <w:left w:type="dxa" w:w="100"/>
+              <w:bottom w:type="dxa" w:w="60"/>
+              <w:right w:type="dxa" w:w="100"/>
+            </w:tcMar>
+          </w:tcPr>
+          <w:p>
+            <w:r>
+              <w:rPr>
+                <w:rFonts w:ascii="BIZ UDPゴシック" w:cs="BIZ UDPゴシック" w:eastAsia="BIZ UDPゴシック" w:hAnsi="BIZ UDPゴシック"/>
+                <w:b w:val="false"/>
+                <w:bCs w:val="false"/>
+                <w:color w:val="000000"/>
                 <w:sz w:val="18"/>
                 <w:szCs w:val="18"/>
               </w:rPr>
@@ -2768,27 +2763,28 @@
         </w:trPr>
         <w:tc>
           <w:tcPr>
-            <w:tcW w:type="dxa" w:w="567"/>
-            <w:tcBorders>
-              <w:top w:val="single" w:color="CCCCCC" w:sz="4"/>
-              <w:left w:val="single" w:color="CCCCCC" w:sz="4"/>
-              <w:bottom w:val="single" w:color="CCCCCC" w:sz="4"/>
-              <w:right w:val="single" w:color="CCCCCC" w:sz="4"/>
-            </w:tcBorders>
-            <w:shd w:fill="FFFFFF" w:val="clear"/>
-            <w:tcMar>
-              <w:top w:type="dxa" w:w="60"/>
-              <w:left w:type="dxa" w:w="100"/>
-              <w:bottom w:type="dxa" w:w="60"/>
-              <w:right w:type="dxa" w:w="100"/>
-            </w:tcMar>
-          </w:tcPr>
-          <w:p>
-            <w:r>
-              <w:rPr>
-                <w:rFonts w:ascii="BIZ UDPゴシック" w:cs="BIZ UDPゴシック" w:eastAsia="BIZ UDPゴシック" w:hAnsi="BIZ UDPゴシック"/>
-                <w:b w:val="false"/>
-                <w:bCs w:val="false"/>
+            <w:tcW w:type="dxa" w:w="400"/>
+            <w:tcBorders>
+              <w:top w:val="single" w:color="CCCCCC" w:sz="4"/>
+              <w:left w:val="single" w:color="CCCCCC" w:sz="4"/>
+              <w:bottom w:val="single" w:color="CCCCCC" w:sz="4"/>
+              <w:right w:val="single" w:color="CCCCCC" w:sz="4"/>
+            </w:tcBorders>
+            <w:shd w:fill="FFFFFF" w:val="clear"/>
+            <w:tcMar>
+              <w:top w:type="dxa" w:w="60"/>
+              <w:left w:type="dxa" w:w="100"/>
+              <w:bottom w:type="dxa" w:w="60"/>
+              <w:right w:type="dxa" w:w="100"/>
+            </w:tcMar>
+          </w:tcPr>
+          <w:p>
+            <w:r>
+              <w:rPr>
+                <w:rFonts w:ascii="BIZ UDPゴシック" w:cs="BIZ UDPゴシック" w:eastAsia="BIZ UDPゴシック" w:hAnsi="BIZ UDPゴシック"/>
+                <w:b w:val="false"/>
+                <w:bCs w:val="false"/>
+                <w:color w:val="000000"/>
                 <w:sz w:val="18"/>
                 <w:szCs w:val="18"/>
               </w:rPr>
@@ -2798,27 +2794,28 @@
         </w:tc>
         <w:tc>
           <w:tcPr>
-            <w:tcW w:type="dxa" w:w="2835"/>
-            <w:tcBorders>
-              <w:top w:val="single" w:color="CCCCCC" w:sz="4"/>
-              <w:left w:val="single" w:color="CCCCCC" w:sz="4"/>
-              <w:bottom w:val="single" w:color="CCCCCC" w:sz="4"/>
-              <w:right w:val="single" w:color="CCCCCC" w:sz="4"/>
-            </w:tcBorders>
-            <w:shd w:fill="FFFFFF" w:val="clear"/>
-            <w:tcMar>
-              <w:top w:type="dxa" w:w="60"/>
-              <w:left w:type="dxa" w:w="100"/>
-              <w:bottom w:type="dxa" w:w="60"/>
-              <w:right w:type="dxa" w:w="100"/>
-            </w:tcMar>
-          </w:tcPr>
-          <w:p>
-            <w:r>
-              <w:rPr>
-                <w:rFonts w:ascii="BIZ UDPゴシック" w:cs="BIZ UDPゴシック" w:eastAsia="BIZ UDPゴシック" w:hAnsi="BIZ UDPゴシック"/>
-                <w:b w:val="false"/>
-                <w:bCs w:val="false"/>
+            <w:tcW w:type="dxa" w:w="2200"/>
+            <w:tcBorders>
+              <w:top w:val="single" w:color="CCCCCC" w:sz="4"/>
+              <w:left w:val="single" w:color="CCCCCC" w:sz="4"/>
+              <w:bottom w:val="single" w:color="CCCCCC" w:sz="4"/>
+              <w:right w:val="single" w:color="CCCCCC" w:sz="4"/>
+            </w:tcBorders>
+            <w:shd w:fill="FFFFFF" w:val="clear"/>
+            <w:tcMar>
+              <w:top w:type="dxa" w:w="60"/>
+              <w:left w:type="dxa" w:w="100"/>
+              <w:bottom w:type="dxa" w:w="60"/>
+              <w:right w:type="dxa" w:w="100"/>
+            </w:tcMar>
+          </w:tcPr>
+          <w:p>
+            <w:r>
+              <w:rPr>
+                <w:rFonts w:ascii="BIZ UDPゴシック" w:cs="BIZ UDPゴシック" w:eastAsia="BIZ UDPゴシック" w:hAnsi="BIZ UDPゴシック"/>
+                <w:b w:val="false"/>
+                <w:bCs w:val="false"/>
+                <w:color w:val="000000"/>
                 <w:sz w:val="18"/>
                 <w:szCs w:val="18"/>
               </w:rPr>
@@ -2828,27 +2825,28 @@
         </w:tc>
         <w:tc>
           <w:tcPr>
-            <w:tcW w:type="dxa" w:w="1701"/>
-            <w:tcBorders>
-              <w:top w:val="single" w:color="CCCCCC" w:sz="4"/>
-              <w:left w:val="single" w:color="CCCCCC" w:sz="4"/>
-              <w:bottom w:val="single" w:color="CCCCCC" w:sz="4"/>
-              <w:right w:val="single" w:color="CCCCCC" w:sz="4"/>
-            </w:tcBorders>
-            <w:shd w:fill="FFFFFF" w:val="clear"/>
-            <w:tcMar>
-              <w:top w:type="dxa" w:w="60"/>
-              <w:left w:type="dxa" w:w="100"/>
-              <w:bottom w:type="dxa" w:w="60"/>
-              <w:right w:type="dxa" w:w="100"/>
-            </w:tcMar>
-          </w:tcPr>
-          <w:p>
-            <w:r>
-              <w:rPr>
-                <w:rFonts w:ascii="BIZ UDPゴシック" w:cs="BIZ UDPゴシック" w:eastAsia="BIZ UDPゴシック" w:hAnsi="BIZ UDPゴシック"/>
-                <w:b w:val="false"/>
-                <w:bCs w:val="false"/>
+            <w:tcW w:type="dxa" w:w="1500"/>
+            <w:tcBorders>
+              <w:top w:val="single" w:color="CCCCCC" w:sz="4"/>
+              <w:left w:val="single" w:color="CCCCCC" w:sz="4"/>
+              <w:bottom w:val="single" w:color="CCCCCC" w:sz="4"/>
+              <w:right w:val="single" w:color="CCCCCC" w:sz="4"/>
+            </w:tcBorders>
+            <w:shd w:fill="FFFFFF" w:val="clear"/>
+            <w:tcMar>
+              <w:top w:type="dxa" w:w="60"/>
+              <w:left w:type="dxa" w:w="100"/>
+              <w:bottom w:type="dxa" w:w="60"/>
+              <w:right w:type="dxa" w:w="100"/>
+            </w:tcMar>
+          </w:tcPr>
+          <w:p>
+            <w:r>
+              <w:rPr>
+                <w:rFonts w:ascii="BIZ UDPゴシック" w:cs="BIZ UDPゴシック" w:eastAsia="BIZ UDPゴシック" w:hAnsi="BIZ UDPゴシック"/>
+                <w:b w:val="false"/>
+                <w:bCs w:val="false"/>
+                <w:color w:val="000000"/>
                 <w:sz w:val="18"/>
                 <w:szCs w:val="18"/>
               </w:rPr>
@@ -2858,27 +2856,28 @@
         </w:tc>
         <w:tc>
           <w:tcPr>
-            <w:tcW w:type="dxa" w:w="2268"/>
-            <w:tcBorders>
-              <w:top w:val="single" w:color="CCCCCC" w:sz="4"/>
-              <w:left w:val="single" w:color="CCCCCC" w:sz="4"/>
-              <w:bottom w:val="single" w:color="CCCCCC" w:sz="4"/>
-              <w:right w:val="single" w:color="CCCCCC" w:sz="4"/>
-            </w:tcBorders>
-            <w:shd w:fill="FFFFFF" w:val="clear"/>
-            <w:tcMar>
-              <w:top w:type="dxa" w:w="60"/>
-              <w:left w:type="dxa" w:w="100"/>
-              <w:bottom w:type="dxa" w:w="60"/>
-              <w:right w:type="dxa" w:w="100"/>
-            </w:tcMar>
-          </w:tcPr>
-          <w:p>
-            <w:r>
-              <w:rPr>
-                <w:rFonts w:ascii="BIZ UDPゴシック" w:cs="BIZ UDPゴシック" w:eastAsia="BIZ UDPゴシック" w:hAnsi="BIZ UDPゴシック"/>
-                <w:b w:val="false"/>
-                <w:bCs w:val="false"/>
+            <w:tcW w:type="dxa" w:w="1800"/>
+            <w:tcBorders>
+              <w:top w:val="single" w:color="CCCCCC" w:sz="4"/>
+              <w:left w:val="single" w:color="CCCCCC" w:sz="4"/>
+              <w:bottom w:val="single" w:color="CCCCCC" w:sz="4"/>
+              <w:right w:val="single" w:color="CCCCCC" w:sz="4"/>
+            </w:tcBorders>
+            <w:shd w:fill="FFFFFF" w:val="clear"/>
+            <w:tcMar>
+              <w:top w:type="dxa" w:w="60"/>
+              <w:left w:type="dxa" w:w="100"/>
+              <w:bottom w:type="dxa" w:w="60"/>
+              <w:right w:type="dxa" w:w="100"/>
+            </w:tcMar>
+          </w:tcPr>
+          <w:p>
+            <w:r>
+              <w:rPr>
+                <w:rFonts w:ascii="BIZ UDPゴシック" w:cs="BIZ UDPゴシック" w:eastAsia="BIZ UDPゴシック" w:hAnsi="BIZ UDPゴシック"/>
+                <w:b w:val="false"/>
+                <w:bCs w:val="false"/>
+                <w:color w:val="000000"/>
                 <w:sz w:val="18"/>
                 <w:szCs w:val="18"/>
               </w:rPr>
@@ -2888,27 +2887,28 @@
         </w:tc>
         <w:tc>
           <w:tcPr>
-            <w:tcW w:type="dxa" w:w="1133"/>
-            <w:tcBorders>
-              <w:top w:val="single" w:color="CCCCCC" w:sz="4"/>
-              <w:left w:val="single" w:color="CCCCCC" w:sz="4"/>
-              <w:bottom w:val="single" w:color="CCCCCC" w:sz="4"/>
-              <w:right w:val="single" w:color="CCCCCC" w:sz="4"/>
-            </w:tcBorders>
-            <w:shd w:fill="FFFFFF" w:val="clear"/>
-            <w:tcMar>
-              <w:top w:type="dxa" w:w="60"/>
-              <w:left w:type="dxa" w:w="100"/>
-              <w:bottom w:type="dxa" w:w="60"/>
-              <w:right w:type="dxa" w:w="100"/>
-            </w:tcMar>
-          </w:tcPr>
-          <w:p>
-            <w:r>
-              <w:rPr>
-                <w:rFonts w:ascii="BIZ UDPゴシック" w:cs="BIZ UDPゴシック" w:eastAsia="BIZ UDPゴシック" w:hAnsi="BIZ UDPゴシック"/>
-                <w:b w:val="false"/>
-                <w:bCs w:val="false"/>
+            <w:tcW w:type="dxa" w:w="2604"/>
+            <w:tcBorders>
+              <w:top w:val="single" w:color="CCCCCC" w:sz="4"/>
+              <w:left w:val="single" w:color="CCCCCC" w:sz="4"/>
+              <w:bottom w:val="single" w:color="CCCCCC" w:sz="4"/>
+              <w:right w:val="single" w:color="CCCCCC" w:sz="4"/>
+            </w:tcBorders>
+            <w:shd w:fill="FFFFFF" w:val="clear"/>
+            <w:tcMar>
+              <w:top w:type="dxa" w:w="60"/>
+              <w:left w:type="dxa" w:w="100"/>
+              <w:bottom w:type="dxa" w:w="60"/>
+              <w:right w:type="dxa" w:w="100"/>
+            </w:tcMar>
+          </w:tcPr>
+          <w:p>
+            <w:r>
+              <w:rPr>
+                <w:rFonts w:ascii="BIZ UDPゴシック" w:cs="BIZ UDPゴシック" w:eastAsia="BIZ UDPゴシック" w:hAnsi="BIZ UDPゴシック"/>
+                <w:b w:val="false"/>
+                <w:bCs w:val="false"/>
+                <w:color w:val="000000"/>
                 <w:sz w:val="18"/>
                 <w:szCs w:val="18"/>
               </w:rPr>
@@ -2970,16 +2970,22 @@
             </w:tcMar>
           </w:tcPr>
           <w:p>
+            <w:pPr>
+              <w:spacing w:before="0" w:after="0"/>
+            </w:pPr>
             <w:r>
               <w:rPr>
                 <w:rFonts w:ascii="Consolas" w:cs="Consolas" w:eastAsia="Consolas" w:hAnsi="Consolas"/>
                 <w:sz w:val="18"/>
                 <w:szCs w:val="18"/>
               </w:rPr>
-              <w:t xml:space="preserve">POS-SERVER/  ← 新規モノレポ</w:t>
-            </w:r>
-          </w:p>
-          <w:p>
+              <w:t xml:space="preserve">POS-SERVER/          ← 新規モノレポ</w:t>
+            </w:r>
+          </w:p>
+          <w:p>
+            <w:pPr>
+              <w:spacing w:before="0" w:after="0"/>
+            </w:pPr>
             <w:r>
               <w:rPr>
                 <w:rFonts w:ascii="Consolas" w:cs="Consolas" w:eastAsia="Consolas" w:hAnsi="Consolas"/>
@@ -2990,56 +2996,74 @@
             </w:r>
           </w:p>
           <w:p>
+            <w:pPr>
+              <w:spacing w:before="0" w:after="0"/>
+            </w:pPr>
             <w:r>
               <w:rPr>
                 <w:rFonts w:ascii="Consolas" w:cs="Consolas" w:eastAsia="Consolas" w:hAnsi="Consolas"/>
                 <w:sz w:val="18"/>
                 <w:szCs w:val="18"/>
               </w:rPr>
-              <w:t xml:space="preserve">│   ├── pos-server/         ← posserver-product-kasumi (Kotlin :8081)</w:t>
-            </w:r>
-          </w:p>
-          <w:p>
+              <w:t xml:space="preserve">│   ├── pos-server/      ← posserver-product-kasumi (Kotlin :8081)</w:t>
+            </w:r>
+          </w:p>
+          <w:p>
+            <w:pPr>
+              <w:spacing w:before="0" w:after="0"/>
+            </w:pPr>
             <w:r>
               <w:rPr>
                 <w:rFonts w:ascii="Consolas" w:cs="Consolas" w:eastAsia="Consolas" w:hAnsi="Consolas"/>
                 <w:sz w:val="18"/>
                 <w:szCs w:val="18"/>
               </w:rPr>
-              <w:t xml:space="preserve">│   └── gift-card-server/   ← aeongiftcardserver-product (Java :8080)</w:t>
-            </w:r>
-          </w:p>
-          <w:p>
+              <w:t xml:space="preserve">│   └── gift-card-server/ ← aeongiftcardserver-product (Java :8080)</w:t>
+            </w:r>
+          </w:p>
+          <w:p>
+            <w:pPr>
+              <w:spacing w:before="0" w:after="0"/>
+            </w:pPr>
             <w:r>
               <w:rPr>
                 <w:rFonts w:ascii="Consolas" w:cs="Consolas" w:eastAsia="Consolas" w:hAnsi="Consolas"/>
                 <w:sz w:val="18"/>
                 <w:szCs w:val="18"/>
               </w:rPr>
-              <w:t xml:space="preserve">├── frontend/               ← 統合フロントエンド (React :9060)</w:t>
-            </w:r>
-          </w:p>
-          <w:p>
+              <w:t xml:space="preserve">├── frontend/            ← 統合フロントエンド (React :9060)</w:t>
+            </w:r>
+          </w:p>
+          <w:p>
+            <w:pPr>
+              <w:spacing w:before="0" w:after="0"/>
+            </w:pPr>
             <w:r>
               <w:rPr>
                 <w:rFonts w:ascii="Consolas" w:cs="Consolas" w:eastAsia="Consolas" w:hAnsi="Consolas"/>
                 <w:sz w:val="18"/>
                 <w:szCs w:val="18"/>
               </w:rPr>
-              <w:t xml:space="preserve">├── docker-compose.yml      ← ローカル開発環境</w:t>
-            </w:r>
-          </w:p>
-          <w:p>
+              <w:t xml:space="preserve">├── docker-compose.yml   ← ローカル開発環境</w:t>
+            </w:r>
+          </w:p>
+          <w:p>
+            <w:pPr>
+              <w:spacing w:before="0" w:after="0"/>
+            </w:pPr>
             <w:r>
               <w:rPr>
                 <w:rFonts w:ascii="Consolas" w:cs="Consolas" w:eastAsia="Consolas" w:hAnsi="Consolas"/>
                 <w:sz w:val="18"/>
                 <w:szCs w:val="18"/>
               </w:rPr>
-              <w:t xml:space="preserve">├── .env.example            ← 環境変数テンプレート</w:t>
-            </w:r>
-          </w:p>
-          <w:p>
+              <w:t xml:space="preserve">├── .env.example         ← 環境変数テンプレート</w:t>
+            </w:r>
+          </w:p>
+          <w:p>
+            <w:pPr>
+              <w:spacing w:before="0" w:after="0"/>
+            </w:pPr>
             <w:r>
               <w:rPr>
                 <w:rFonts w:ascii="Consolas" w:cs="Consolas" w:eastAsia="Consolas" w:hAnsi="Consolas"/>
@@ -3080,10 +3104,10 @@
         </w:tblBorders>
       </w:tblPr>
       <w:tblGrid>
-        <w:gridCol w:w="850"/>
-        <w:gridCol w:w="3401"/>
-        <w:gridCol w:w="2268"/>
-        <w:gridCol w:w="1985"/>
+        <w:gridCol w:w="1000"/>
+        <w:gridCol w:w="3500"/>
+        <w:gridCol w:w="1200"/>
+        <w:gridCol w:w="2804"/>
       </w:tblGrid>
       <w:tr>
         <w:trPr>
@@ -3091,7 +3115,7 @@
         </w:trPr>
         <w:tc>
           <w:tcPr>
-            <w:tcW w:type="dxa" w:w="850"/>
+            <w:tcW w:type="dxa" w:w="1000"/>
             <w:tcBorders>
               <w:top w:val="single" w:color="CCCCCC" w:sz="4"/>
               <w:left w:val="single" w:color="CCCCCC" w:sz="4"/>
@@ -3112,6 +3136,7 @@
                 <w:rFonts w:ascii="BIZ UDPゴシック" w:cs="BIZ UDPゴシック" w:eastAsia="BIZ UDPゴシック" w:hAnsi="BIZ UDPゴシック"/>
                 <w:b/>
                 <w:bCs/>
+                <w:color w:val="000000"/>
                 <w:sz w:val="18"/>
                 <w:szCs w:val="18"/>
               </w:rPr>
@@ -3121,7 +3146,7 @@
         </w:tc>
         <w:tc>
           <w:tcPr>
-            <w:tcW w:type="dxa" w:w="3401"/>
+            <w:tcW w:type="dxa" w:w="3500"/>
             <w:tcBorders>
               <w:top w:val="single" w:color="CCCCCC" w:sz="4"/>
               <w:left w:val="single" w:color="CCCCCC" w:sz="4"/>
@@ -3142,6 +3167,7 @@
                 <w:rFonts w:ascii="BIZ UDPゴシック" w:cs="BIZ UDPゴシック" w:eastAsia="BIZ UDPゴシック" w:hAnsi="BIZ UDPゴシック"/>
                 <w:b/>
                 <w:bCs/>
+                <w:color w:val="000000"/>
                 <w:sz w:val="18"/>
                 <w:szCs w:val="18"/>
               </w:rPr>
@@ -3151,7 +3177,7 @@
         </w:tc>
         <w:tc>
           <w:tcPr>
-            <w:tcW w:type="dxa" w:w="2268"/>
+            <w:tcW w:type="dxa" w:w="1200"/>
             <w:tcBorders>
               <w:top w:val="single" w:color="CCCCCC" w:sz="4"/>
               <w:left w:val="single" w:color="CCCCCC" w:sz="4"/>
@@ -3172,6 +3198,7 @@
                 <w:rFonts w:ascii="BIZ UDPゴシック" w:cs="BIZ UDPゴシック" w:eastAsia="BIZ UDPゴシック" w:hAnsi="BIZ UDPゴシック"/>
                 <w:b/>
                 <w:bCs/>
+                <w:color w:val="000000"/>
                 <w:sz w:val="18"/>
                 <w:szCs w:val="18"/>
               </w:rPr>
@@ -3181,7 +3208,7 @@
         </w:tc>
         <w:tc>
           <w:tcPr>
-            <w:tcW w:type="dxa" w:w="1985"/>
+            <w:tcW w:type="dxa" w:w="2804"/>
             <w:tcBorders>
               <w:top w:val="single" w:color="CCCCCC" w:sz="4"/>
               <w:left w:val="single" w:color="CCCCCC" w:sz="4"/>
@@ -3202,6 +3229,7 @@
                 <w:rFonts w:ascii="BIZ UDPゴシック" w:cs="BIZ UDPゴシック" w:eastAsia="BIZ UDPゴシック" w:hAnsi="BIZ UDPゴシック"/>
                 <w:b/>
                 <w:bCs/>
+                <w:color w:val="000000"/>
                 <w:sz w:val="18"/>
                 <w:szCs w:val="18"/>
               </w:rPr>
@@ -3216,27 +3244,28 @@
         </w:trPr>
         <w:tc>
           <w:tcPr>
-            <w:tcW w:type="dxa" w:w="850"/>
-            <w:tcBorders>
-              <w:top w:val="single" w:color="CCCCCC" w:sz="4"/>
-              <w:left w:val="single" w:color="CCCCCC" w:sz="4"/>
-              <w:bottom w:val="single" w:color="CCCCCC" w:sz="4"/>
-              <w:right w:val="single" w:color="CCCCCC" w:sz="4"/>
-            </w:tcBorders>
-            <w:shd w:fill="FFFFFF" w:val="clear"/>
-            <w:tcMar>
-              <w:top w:type="dxa" w:w="60"/>
-              <w:left w:type="dxa" w:w="100"/>
-              <w:bottom w:type="dxa" w:w="60"/>
-              <w:right w:type="dxa" w:w="100"/>
-            </w:tcMar>
-          </w:tcPr>
-          <w:p>
-            <w:r>
-              <w:rPr>
-                <w:rFonts w:ascii="BIZ UDPゴシック" w:cs="BIZ UDPゴシック" w:eastAsia="BIZ UDPゴシック" w:hAnsi="BIZ UDPゴシック"/>
-                <w:b w:val="false"/>
-                <w:bCs w:val="false"/>
+            <w:tcW w:type="dxa" w:w="1000"/>
+            <w:tcBorders>
+              <w:top w:val="single" w:color="CCCCCC" w:sz="4"/>
+              <w:left w:val="single" w:color="CCCCCC" w:sz="4"/>
+              <w:bottom w:val="single" w:color="CCCCCC" w:sz="4"/>
+              <w:right w:val="single" w:color="CCCCCC" w:sz="4"/>
+            </w:tcBorders>
+            <w:shd w:fill="FFFFFF" w:val="clear"/>
+            <w:tcMar>
+              <w:top w:type="dxa" w:w="60"/>
+              <w:left w:type="dxa" w:w="100"/>
+              <w:bottom w:type="dxa" w:w="60"/>
+              <w:right w:type="dxa" w:w="100"/>
+            </w:tcMar>
+          </w:tcPr>
+          <w:p>
+            <w:r>
+              <w:rPr>
+                <w:rFonts w:ascii="BIZ UDPゴシック" w:cs="BIZ UDPゴシック" w:eastAsia="BIZ UDPゴシック" w:hAnsi="BIZ UDPゴシック"/>
+                <w:b w:val="false"/>
+                <w:bCs w:val="false"/>
+                <w:color w:val="000000"/>
                 <w:sz w:val="18"/>
                 <w:szCs w:val="18"/>
               </w:rPr>
@@ -3246,27 +3275,28 @@
         </w:tc>
         <w:tc>
           <w:tcPr>
-            <w:tcW w:type="dxa" w:w="3401"/>
-            <w:tcBorders>
-              <w:top w:val="single" w:color="CCCCCC" w:sz="4"/>
-              <w:left w:val="single" w:color="CCCCCC" w:sz="4"/>
-              <w:bottom w:val="single" w:color="CCCCCC" w:sz="4"/>
-              <w:right w:val="single" w:color="CCCCCC" w:sz="4"/>
-            </w:tcBorders>
-            <w:shd w:fill="FFFFFF" w:val="clear"/>
-            <w:tcMar>
-              <w:top w:type="dxa" w:w="60"/>
-              <w:left w:type="dxa" w:w="100"/>
-              <w:bottom w:type="dxa" w:w="60"/>
-              <w:right w:type="dxa" w:w="100"/>
-            </w:tcMar>
-          </w:tcPr>
-          <w:p>
-            <w:r>
-              <w:rPr>
-                <w:rFonts w:ascii="BIZ UDPゴシック" w:cs="BIZ UDPゴシック" w:eastAsia="BIZ UDPゴシック" w:hAnsi="BIZ UDPゴシック"/>
-                <w:b w:val="false"/>
-                <w:bCs w:val="false"/>
+            <w:tcW w:type="dxa" w:w="3500"/>
+            <w:tcBorders>
+              <w:top w:val="single" w:color="CCCCCC" w:sz="4"/>
+              <w:left w:val="single" w:color="CCCCCC" w:sz="4"/>
+              <w:bottom w:val="single" w:color="CCCCCC" w:sz="4"/>
+              <w:right w:val="single" w:color="CCCCCC" w:sz="4"/>
+            </w:tcBorders>
+            <w:shd w:fill="FFFFFF" w:val="clear"/>
+            <w:tcMar>
+              <w:top w:type="dxa" w:w="60"/>
+              <w:left w:type="dxa" w:w="100"/>
+              <w:bottom w:type="dxa" w:w="60"/>
+              <w:right w:type="dxa" w:w="100"/>
+            </w:tcMar>
+          </w:tcPr>
+          <w:p>
+            <w:r>
+              <w:rPr>
+                <w:rFonts w:ascii="BIZ UDPゴシック" w:cs="BIZ UDPゴシック" w:eastAsia="BIZ UDPゴシック" w:hAnsi="BIZ UDPゴシック"/>
+                <w:b w:val="false"/>
+                <w:bCs w:val="false"/>
+                <w:color w:val="000000"/>
                 <w:sz w:val="18"/>
                 <w:szCs w:val="18"/>
               </w:rPr>
@@ -3276,27 +3306,28 @@
         </w:tc>
         <w:tc>
           <w:tcPr>
-            <w:tcW w:type="dxa" w:w="2268"/>
-            <w:tcBorders>
-              <w:top w:val="single" w:color="CCCCCC" w:sz="4"/>
-              <w:left w:val="single" w:color="CCCCCC" w:sz="4"/>
-              <w:bottom w:val="single" w:color="CCCCCC" w:sz="4"/>
-              <w:right w:val="single" w:color="CCCCCC" w:sz="4"/>
-            </w:tcBorders>
-            <w:shd w:fill="FFFFFF" w:val="clear"/>
-            <w:tcMar>
-              <w:top w:type="dxa" w:w="60"/>
-              <w:left w:type="dxa" w:w="100"/>
-              <w:bottom w:type="dxa" w:w="60"/>
-              <w:right w:type="dxa" w:w="100"/>
-            </w:tcMar>
-          </w:tcPr>
-          <w:p>
-            <w:r>
-              <w:rPr>
-                <w:rFonts w:ascii="BIZ UDPゴシック" w:cs="BIZ UDPゴシック" w:eastAsia="BIZ UDPゴシック" w:hAnsi="BIZ UDPゴシック"/>
-                <w:b w:val="false"/>
-                <w:bCs w:val="false"/>
+            <w:tcW w:type="dxa" w:w="1200"/>
+            <w:tcBorders>
+              <w:top w:val="single" w:color="CCCCCC" w:sz="4"/>
+              <w:left w:val="single" w:color="CCCCCC" w:sz="4"/>
+              <w:bottom w:val="single" w:color="CCCCCC" w:sz="4"/>
+              <w:right w:val="single" w:color="CCCCCC" w:sz="4"/>
+            </w:tcBorders>
+            <w:shd w:fill="FFFFFF" w:val="clear"/>
+            <w:tcMar>
+              <w:top w:type="dxa" w:w="60"/>
+              <w:left w:type="dxa" w:w="100"/>
+              <w:bottom w:type="dxa" w:w="60"/>
+              <w:right w:type="dxa" w:w="100"/>
+            </w:tcMar>
+          </w:tcPr>
+          <w:p>
+            <w:r>
+              <w:rPr>
+                <w:rFonts w:ascii="BIZ UDPゴシック" w:cs="BIZ UDPゴシック" w:eastAsia="BIZ UDPゴシック" w:hAnsi="BIZ UDPゴシック"/>
+                <w:b w:val="false"/>
+                <w:bCs w:val="false"/>
+                <w:color w:val="000000"/>
                 <w:sz w:val="18"/>
                 <w:szCs w:val="18"/>
               </w:rPr>
@@ -3306,27 +3337,28 @@
         </w:tc>
         <w:tc>
           <w:tcPr>
-            <w:tcW w:type="dxa" w:w="1985"/>
-            <w:tcBorders>
-              <w:top w:val="single" w:color="CCCCCC" w:sz="4"/>
-              <w:left w:val="single" w:color="CCCCCC" w:sz="4"/>
-              <w:bottom w:val="single" w:color="CCCCCC" w:sz="4"/>
-              <w:right w:val="single" w:color="CCCCCC" w:sz="4"/>
-            </w:tcBorders>
-            <w:shd w:fill="FFFFFF" w:val="clear"/>
-            <w:tcMar>
-              <w:top w:type="dxa" w:w="60"/>
-              <w:left w:type="dxa" w:w="100"/>
-              <w:bottom w:type="dxa" w:w="60"/>
-              <w:right w:type="dxa" w:w="100"/>
-            </w:tcMar>
-          </w:tcPr>
-          <w:p>
-            <w:r>
-              <w:rPr>
-                <w:rFonts w:ascii="BIZ UDPゴシック" w:cs="BIZ UDPゴシック" w:eastAsia="BIZ UDPゴシック" w:hAnsi="BIZ UDPゴシック"/>
-                <w:b w:val="false"/>
-                <w:bCs w:val="false"/>
+            <w:tcW w:type="dxa" w:w="2804"/>
+            <w:tcBorders>
+              <w:top w:val="single" w:color="CCCCCC" w:sz="4"/>
+              <w:left w:val="single" w:color="CCCCCC" w:sz="4"/>
+              <w:bottom w:val="single" w:color="CCCCCC" w:sz="4"/>
+              <w:right w:val="single" w:color="CCCCCC" w:sz="4"/>
+            </w:tcBorders>
+            <w:shd w:fill="FFFFFF" w:val="clear"/>
+            <w:tcMar>
+              <w:top w:type="dxa" w:w="60"/>
+              <w:left w:type="dxa" w:w="100"/>
+              <w:bottom w:type="dxa" w:w="60"/>
+              <w:right w:type="dxa" w:w="100"/>
+            </w:tcMar>
+          </w:tcPr>
+          <w:p>
+            <w:r>
+              <w:rPr>
+                <w:rFonts w:ascii="BIZ UDPゴシック" w:cs="BIZ UDPゴシック" w:eastAsia="BIZ UDPゴシック" w:hAnsi="BIZ UDPゴシック"/>
+                <w:b w:val="false"/>
+                <w:bCs w:val="false"/>
+                <w:color w:val="000000"/>
                 <w:sz w:val="18"/>
                 <w:szCs w:val="18"/>
               </w:rPr>
@@ -3341,27 +3373,28 @@
         </w:trPr>
         <w:tc>
           <w:tcPr>
-            <w:tcW w:type="dxa" w:w="850"/>
-            <w:tcBorders>
-              <w:top w:val="single" w:color="CCCCCC" w:sz="4"/>
-              <w:left w:val="single" w:color="CCCCCC" w:sz="4"/>
-              <w:bottom w:val="single" w:color="CCCCCC" w:sz="4"/>
-              <w:right w:val="single" w:color="CCCCCC" w:sz="4"/>
-            </w:tcBorders>
-            <w:shd w:fill="FFFFFF" w:val="clear"/>
-            <w:tcMar>
-              <w:top w:type="dxa" w:w="60"/>
-              <w:left w:type="dxa" w:w="100"/>
-              <w:bottom w:type="dxa" w:w="60"/>
-              <w:right w:type="dxa" w:w="100"/>
-            </w:tcMar>
-          </w:tcPr>
-          <w:p>
-            <w:r>
-              <w:rPr>
-                <w:rFonts w:ascii="BIZ UDPゴシック" w:cs="BIZ UDPゴシック" w:eastAsia="BIZ UDPゴシック" w:hAnsi="BIZ UDPゴシック"/>
-                <w:b w:val="false"/>
-                <w:bCs w:val="false"/>
+            <w:tcW w:type="dxa" w:w="1000"/>
+            <w:tcBorders>
+              <w:top w:val="single" w:color="CCCCCC" w:sz="4"/>
+              <w:left w:val="single" w:color="CCCCCC" w:sz="4"/>
+              <w:bottom w:val="single" w:color="CCCCCC" w:sz="4"/>
+              <w:right w:val="single" w:color="CCCCCC" w:sz="4"/>
+            </w:tcBorders>
+            <w:shd w:fill="FFFFFF" w:val="clear"/>
+            <w:tcMar>
+              <w:top w:type="dxa" w:w="60"/>
+              <w:left w:type="dxa" w:w="100"/>
+              <w:bottom w:type="dxa" w:w="60"/>
+              <w:right w:type="dxa" w:w="100"/>
+            </w:tcMar>
+          </w:tcPr>
+          <w:p>
+            <w:r>
+              <w:rPr>
+                <w:rFonts w:ascii="BIZ UDPゴシック" w:cs="BIZ UDPゴシック" w:eastAsia="BIZ UDPゴシック" w:hAnsi="BIZ UDPゴシック"/>
+                <w:b w:val="false"/>
+                <w:bCs w:val="false"/>
+                <w:color w:val="000000"/>
                 <w:sz w:val="18"/>
                 <w:szCs w:val="18"/>
               </w:rPr>
@@ -3371,27 +3404,28 @@
         </w:tc>
         <w:tc>
           <w:tcPr>
-            <w:tcW w:type="dxa" w:w="3401"/>
-            <w:tcBorders>
-              <w:top w:val="single" w:color="CCCCCC" w:sz="4"/>
-              <w:left w:val="single" w:color="CCCCCC" w:sz="4"/>
-              <w:bottom w:val="single" w:color="CCCCCC" w:sz="4"/>
-              <w:right w:val="single" w:color="CCCCCC" w:sz="4"/>
-            </w:tcBorders>
-            <w:shd w:fill="FFFFFF" w:val="clear"/>
-            <w:tcMar>
-              <w:top w:type="dxa" w:w="60"/>
-              <w:left w:type="dxa" w:w="100"/>
-              <w:bottom w:type="dxa" w:w="60"/>
-              <w:right w:type="dxa" w:w="100"/>
-            </w:tcMar>
-          </w:tcPr>
-          <w:p>
-            <w:r>
-              <w:rPr>
-                <w:rFonts w:ascii="BIZ UDPゴシック" w:cs="BIZ UDPゴシック" w:eastAsia="BIZ UDPゴシック" w:hAnsi="BIZ UDPゴシック"/>
-                <w:b w:val="false"/>
-                <w:bCs w:val="false"/>
+            <w:tcW w:type="dxa" w:w="3500"/>
+            <w:tcBorders>
+              <w:top w:val="single" w:color="CCCCCC" w:sz="4"/>
+              <w:left w:val="single" w:color="CCCCCC" w:sz="4"/>
+              <w:bottom w:val="single" w:color="CCCCCC" w:sz="4"/>
+              <w:right w:val="single" w:color="CCCCCC" w:sz="4"/>
+            </w:tcBorders>
+            <w:shd w:fill="FFFFFF" w:val="clear"/>
+            <w:tcMar>
+              <w:top w:type="dxa" w:w="60"/>
+              <w:left w:type="dxa" w:w="100"/>
+              <w:bottom w:type="dxa" w:w="60"/>
+              <w:right w:type="dxa" w:w="100"/>
+            </w:tcMar>
+          </w:tcPr>
+          <w:p>
+            <w:r>
+              <w:rPr>
+                <w:rFonts w:ascii="BIZ UDPゴシック" w:cs="BIZ UDPゴシック" w:eastAsia="BIZ UDPゴシック" w:hAnsi="BIZ UDPゴシック"/>
+                <w:b w:val="false"/>
+                <w:bCs w:val="false"/>
+                <w:color w:val="000000"/>
                 <w:sz w:val="18"/>
                 <w:szCs w:val="18"/>
               </w:rPr>
@@ -3401,27 +3435,28 @@
         </w:tc>
         <w:tc>
           <w:tcPr>
-            <w:tcW w:type="dxa" w:w="2268"/>
-            <w:tcBorders>
-              <w:top w:val="single" w:color="CCCCCC" w:sz="4"/>
-              <w:left w:val="single" w:color="CCCCCC" w:sz="4"/>
-              <w:bottom w:val="single" w:color="CCCCCC" w:sz="4"/>
-              <w:right w:val="single" w:color="CCCCCC" w:sz="4"/>
-            </w:tcBorders>
-            <w:shd w:fill="FFFFFF" w:val="clear"/>
-            <w:tcMar>
-              <w:top w:type="dxa" w:w="60"/>
-              <w:left w:type="dxa" w:w="100"/>
-              <w:bottom w:type="dxa" w:w="60"/>
-              <w:right w:type="dxa" w:w="100"/>
-            </w:tcMar>
-          </w:tcPr>
-          <w:p>
-            <w:r>
-              <w:rPr>
-                <w:rFonts w:ascii="BIZ UDPゴシック" w:cs="BIZ UDPゴシック" w:eastAsia="BIZ UDPゴシック" w:hAnsi="BIZ UDPゴシック"/>
-                <w:b w:val="false"/>
-                <w:bCs w:val="false"/>
+            <w:tcW w:type="dxa" w:w="1200"/>
+            <w:tcBorders>
+              <w:top w:val="single" w:color="CCCCCC" w:sz="4"/>
+              <w:left w:val="single" w:color="CCCCCC" w:sz="4"/>
+              <w:bottom w:val="single" w:color="CCCCCC" w:sz="4"/>
+              <w:right w:val="single" w:color="CCCCCC" w:sz="4"/>
+            </w:tcBorders>
+            <w:shd w:fill="FFFFFF" w:val="clear"/>
+            <w:tcMar>
+              <w:top w:type="dxa" w:w="60"/>
+              <w:left w:type="dxa" w:w="100"/>
+              <w:bottom w:type="dxa" w:w="60"/>
+              <w:right w:type="dxa" w:w="100"/>
+            </w:tcMar>
+          </w:tcPr>
+          <w:p>
+            <w:r>
+              <w:rPr>
+                <w:rFonts w:ascii="BIZ UDPゴシック" w:cs="BIZ UDPゴシック" w:eastAsia="BIZ UDPゴシック" w:hAnsi="BIZ UDPゴシック"/>
+                <w:b w:val="false"/>
+                <w:bCs w:val="false"/>
+                <w:color w:val="000000"/>
                 <w:sz w:val="18"/>
                 <w:szCs w:val="18"/>
               </w:rPr>
@@ -3431,27 +3466,28 @@
         </w:tc>
         <w:tc>
           <w:tcPr>
-            <w:tcW w:type="dxa" w:w="1985"/>
-            <w:tcBorders>
-              <w:top w:val="single" w:color="CCCCCC" w:sz="4"/>
-              <w:left w:val="single" w:color="CCCCCC" w:sz="4"/>
-              <w:bottom w:val="single" w:color="CCCCCC" w:sz="4"/>
-              <w:right w:val="single" w:color="CCCCCC" w:sz="4"/>
-            </w:tcBorders>
-            <w:shd w:fill="FFFFFF" w:val="clear"/>
-            <w:tcMar>
-              <w:top w:type="dxa" w:w="60"/>
-              <w:left w:type="dxa" w:w="100"/>
-              <w:bottom w:type="dxa" w:w="60"/>
-              <w:right w:type="dxa" w:w="100"/>
-            </w:tcMar>
-          </w:tcPr>
-          <w:p>
-            <w:r>
-              <w:rPr>
-                <w:rFonts w:ascii="BIZ UDPゴシック" w:cs="BIZ UDPゴシック" w:eastAsia="BIZ UDPゴシック" w:hAnsi="BIZ UDPゴシック"/>
-                <w:b w:val="false"/>
-                <w:bCs w:val="false"/>
+            <w:tcW w:type="dxa" w:w="2804"/>
+            <w:tcBorders>
+              <w:top w:val="single" w:color="CCCCCC" w:sz="4"/>
+              <w:left w:val="single" w:color="CCCCCC" w:sz="4"/>
+              <w:bottom w:val="single" w:color="CCCCCC" w:sz="4"/>
+              <w:right w:val="single" w:color="CCCCCC" w:sz="4"/>
+            </w:tcBorders>
+            <w:shd w:fill="FFFFFF" w:val="clear"/>
+            <w:tcMar>
+              <w:top w:type="dxa" w:w="60"/>
+              <w:left w:type="dxa" w:w="100"/>
+              <w:bottom w:type="dxa" w:w="60"/>
+              <w:right w:type="dxa" w:w="100"/>
+            </w:tcMar>
+          </w:tcPr>
+          <w:p>
+            <w:r>
+              <w:rPr>
+                <w:rFonts w:ascii="BIZ UDPゴシック" w:cs="BIZ UDPゴシック" w:eastAsia="BIZ UDPゴシック" w:hAnsi="BIZ UDPゴシック"/>
+                <w:b w:val="false"/>
+                <w:bCs w:val="false"/>
+                <w:color w:val="000000"/>
                 <w:sz w:val="18"/>
                 <w:szCs w:val="18"/>
               </w:rPr>
@@ -3466,27 +3502,28 @@
         </w:trPr>
         <w:tc>
           <w:tcPr>
-            <w:tcW w:type="dxa" w:w="850"/>
-            <w:tcBorders>
-              <w:top w:val="single" w:color="CCCCCC" w:sz="4"/>
-              <w:left w:val="single" w:color="CCCCCC" w:sz="4"/>
-              <w:bottom w:val="single" w:color="CCCCCC" w:sz="4"/>
-              <w:right w:val="single" w:color="CCCCCC" w:sz="4"/>
-            </w:tcBorders>
-            <w:shd w:fill="FFFFFF" w:val="clear"/>
-            <w:tcMar>
-              <w:top w:type="dxa" w:w="60"/>
-              <w:left w:type="dxa" w:w="100"/>
-              <w:bottom w:type="dxa" w:w="60"/>
-              <w:right w:type="dxa" w:w="100"/>
-            </w:tcMar>
-          </w:tcPr>
-          <w:p>
-            <w:r>
-              <w:rPr>
-                <w:rFonts w:ascii="BIZ UDPゴシック" w:cs="BIZ UDPゴシック" w:eastAsia="BIZ UDPゴシック" w:hAnsi="BIZ UDPゴシック"/>
-                <w:b w:val="false"/>
-                <w:bCs w:val="false"/>
+            <w:tcW w:type="dxa" w:w="1000"/>
+            <w:tcBorders>
+              <w:top w:val="single" w:color="CCCCCC" w:sz="4"/>
+              <w:left w:val="single" w:color="CCCCCC" w:sz="4"/>
+              <w:bottom w:val="single" w:color="CCCCCC" w:sz="4"/>
+              <w:right w:val="single" w:color="CCCCCC" w:sz="4"/>
+            </w:tcBorders>
+            <w:shd w:fill="FFFFFF" w:val="clear"/>
+            <w:tcMar>
+              <w:top w:type="dxa" w:w="60"/>
+              <w:left w:type="dxa" w:w="100"/>
+              <w:bottom w:type="dxa" w:w="60"/>
+              <w:right w:type="dxa" w:w="100"/>
+            </w:tcMar>
+          </w:tcPr>
+          <w:p>
+            <w:r>
+              <w:rPr>
+                <w:rFonts w:ascii="BIZ UDPゴシック" w:cs="BIZ UDPゴシック" w:eastAsia="BIZ UDPゴシック" w:hAnsi="BIZ UDPゴシック"/>
+                <w:b w:val="false"/>
+                <w:bCs w:val="false"/>
+                <w:color w:val="000000"/>
                 <w:sz w:val="18"/>
                 <w:szCs w:val="18"/>
               </w:rPr>
@@ -3496,27 +3533,28 @@
         </w:tc>
         <w:tc>
           <w:tcPr>
-            <w:tcW w:type="dxa" w:w="3401"/>
-            <w:tcBorders>
-              <w:top w:val="single" w:color="CCCCCC" w:sz="4"/>
-              <w:left w:val="single" w:color="CCCCCC" w:sz="4"/>
-              <w:bottom w:val="single" w:color="CCCCCC" w:sz="4"/>
-              <w:right w:val="single" w:color="CCCCCC" w:sz="4"/>
-            </w:tcBorders>
-            <w:shd w:fill="FFFFFF" w:val="clear"/>
-            <w:tcMar>
-              <w:top w:type="dxa" w:w="60"/>
-              <w:left w:type="dxa" w:w="100"/>
-              <w:bottom w:type="dxa" w:w="60"/>
-              <w:right w:type="dxa" w:w="100"/>
-            </w:tcMar>
-          </w:tcPr>
-          <w:p>
-            <w:r>
-              <w:rPr>
-                <w:rFonts w:ascii="BIZ UDPゴシック" w:cs="BIZ UDPゴシック" w:eastAsia="BIZ UDPゴシック" w:hAnsi="BIZ UDPゴシック"/>
-                <w:b w:val="false"/>
-                <w:bCs w:val="false"/>
+            <w:tcW w:type="dxa" w:w="3500"/>
+            <w:tcBorders>
+              <w:top w:val="single" w:color="CCCCCC" w:sz="4"/>
+              <w:left w:val="single" w:color="CCCCCC" w:sz="4"/>
+              <w:bottom w:val="single" w:color="CCCCCC" w:sz="4"/>
+              <w:right w:val="single" w:color="CCCCCC" w:sz="4"/>
+            </w:tcBorders>
+            <w:shd w:fill="FFFFFF" w:val="clear"/>
+            <w:tcMar>
+              <w:top w:type="dxa" w:w="60"/>
+              <w:left w:type="dxa" w:w="100"/>
+              <w:bottom w:type="dxa" w:w="60"/>
+              <w:right w:type="dxa" w:w="100"/>
+            </w:tcMar>
+          </w:tcPr>
+          <w:p>
+            <w:r>
+              <w:rPr>
+                <w:rFonts w:ascii="BIZ UDPゴシック" w:cs="BIZ UDPゴシック" w:eastAsia="BIZ UDPゴシック" w:hAnsi="BIZ UDPゴシック"/>
+                <w:b w:val="false"/>
+                <w:bCs w:val="false"/>
+                <w:color w:val="000000"/>
                 <w:sz w:val="18"/>
                 <w:szCs w:val="18"/>
               </w:rPr>
@@ -3526,27 +3564,28 @@
         </w:tc>
         <w:tc>
           <w:tcPr>
-            <w:tcW w:type="dxa" w:w="2268"/>
-            <w:tcBorders>
-              <w:top w:val="single" w:color="CCCCCC" w:sz="4"/>
-              <w:left w:val="single" w:color="CCCCCC" w:sz="4"/>
-              <w:bottom w:val="single" w:color="CCCCCC" w:sz="4"/>
-              <w:right w:val="single" w:color="CCCCCC" w:sz="4"/>
-            </w:tcBorders>
-            <w:shd w:fill="FFFFFF" w:val="clear"/>
-            <w:tcMar>
-              <w:top w:type="dxa" w:w="60"/>
-              <w:left w:type="dxa" w:w="100"/>
-              <w:bottom w:type="dxa" w:w="60"/>
-              <w:right w:type="dxa" w:w="100"/>
-            </w:tcMar>
-          </w:tcPr>
-          <w:p>
-            <w:r>
-              <w:rPr>
-                <w:rFonts w:ascii="BIZ UDPゴシック" w:cs="BIZ UDPゴシック" w:eastAsia="BIZ UDPゴシック" w:hAnsi="BIZ UDPゴシック"/>
-                <w:b w:val="false"/>
-                <w:bCs w:val="false"/>
+            <w:tcW w:type="dxa" w:w="1200"/>
+            <w:tcBorders>
+              <w:top w:val="single" w:color="CCCCCC" w:sz="4"/>
+              <w:left w:val="single" w:color="CCCCCC" w:sz="4"/>
+              <w:bottom w:val="single" w:color="CCCCCC" w:sz="4"/>
+              <w:right w:val="single" w:color="CCCCCC" w:sz="4"/>
+            </w:tcBorders>
+            <w:shd w:fill="FFFFFF" w:val="clear"/>
+            <w:tcMar>
+              <w:top w:type="dxa" w:w="60"/>
+              <w:left w:type="dxa" w:w="100"/>
+              <w:bottom w:type="dxa" w:w="60"/>
+              <w:right w:type="dxa" w:w="100"/>
+            </w:tcMar>
+          </w:tcPr>
+          <w:p>
+            <w:r>
+              <w:rPr>
+                <w:rFonts w:ascii="BIZ UDPゴシック" w:cs="BIZ UDPゴシック" w:eastAsia="BIZ UDPゴシック" w:hAnsi="BIZ UDPゴシック"/>
+                <w:b w:val="false"/>
+                <w:bCs w:val="false"/>
+                <w:color w:val="000000"/>
                 <w:sz w:val="18"/>
                 <w:szCs w:val="18"/>
               </w:rPr>
@@ -3556,27 +3595,28 @@
         </w:tc>
         <w:tc>
           <w:tcPr>
-            <w:tcW w:type="dxa" w:w="1985"/>
-            <w:tcBorders>
-              <w:top w:val="single" w:color="CCCCCC" w:sz="4"/>
-              <w:left w:val="single" w:color="CCCCCC" w:sz="4"/>
-              <w:bottom w:val="single" w:color="CCCCCC" w:sz="4"/>
-              <w:right w:val="single" w:color="CCCCCC" w:sz="4"/>
-            </w:tcBorders>
-            <w:shd w:fill="FFFFFF" w:val="clear"/>
-            <w:tcMar>
-              <w:top w:type="dxa" w:w="60"/>
-              <w:left w:type="dxa" w:w="100"/>
-              <w:bottom w:type="dxa" w:w="60"/>
-              <w:right w:type="dxa" w:w="100"/>
-            </w:tcMar>
-          </w:tcPr>
-          <w:p>
-            <w:r>
-              <w:rPr>
-                <w:rFonts w:ascii="BIZ UDPゴシック" w:cs="BIZ UDPゴシック" w:eastAsia="BIZ UDPゴシック" w:hAnsi="BIZ UDPゴシック"/>
-                <w:b w:val="false"/>
-                <w:bCs w:val="false"/>
+            <w:tcW w:type="dxa" w:w="2804"/>
+            <w:tcBorders>
+              <w:top w:val="single" w:color="CCCCCC" w:sz="4"/>
+              <w:left w:val="single" w:color="CCCCCC" w:sz="4"/>
+              <w:bottom w:val="single" w:color="CCCCCC" w:sz="4"/>
+              <w:right w:val="single" w:color="CCCCCC" w:sz="4"/>
+            </w:tcBorders>
+            <w:shd w:fill="FFFFFF" w:val="clear"/>
+            <w:tcMar>
+              <w:top w:type="dxa" w:w="60"/>
+              <w:left w:type="dxa" w:w="100"/>
+              <w:bottom w:type="dxa" w:w="60"/>
+              <w:right w:type="dxa" w:w="100"/>
+            </w:tcMar>
+          </w:tcPr>
+          <w:p>
+            <w:r>
+              <w:rPr>
+                <w:rFonts w:ascii="BIZ UDPゴシック" w:cs="BIZ UDPゴシック" w:eastAsia="BIZ UDPゴシック" w:hAnsi="BIZ UDPゴシック"/>
+                <w:b w:val="false"/>
+                <w:bCs w:val="false"/>
+                <w:color w:val="000000"/>
                 <w:sz w:val="18"/>
                 <w:szCs w:val="18"/>
               </w:rPr>
@@ -3591,27 +3631,28 @@
         </w:trPr>
         <w:tc>
           <w:tcPr>
-            <w:tcW w:type="dxa" w:w="850"/>
-            <w:tcBorders>
-              <w:top w:val="single" w:color="CCCCCC" w:sz="4"/>
-              <w:left w:val="single" w:color="CCCCCC" w:sz="4"/>
-              <w:bottom w:val="single" w:color="CCCCCC" w:sz="4"/>
-              <w:right w:val="single" w:color="CCCCCC" w:sz="4"/>
-            </w:tcBorders>
-            <w:shd w:fill="FFFFFF" w:val="clear"/>
-            <w:tcMar>
-              <w:top w:type="dxa" w:w="60"/>
-              <w:left w:type="dxa" w:w="100"/>
-              <w:bottom w:type="dxa" w:w="60"/>
-              <w:right w:type="dxa" w:w="100"/>
-            </w:tcMar>
-          </w:tcPr>
-          <w:p>
-            <w:r>
-              <w:rPr>
-                <w:rFonts w:ascii="BIZ UDPゴシック" w:cs="BIZ UDPゴシック" w:eastAsia="BIZ UDPゴシック" w:hAnsi="BIZ UDPゴシック"/>
-                <w:b w:val="false"/>
-                <w:bCs w:val="false"/>
+            <w:tcW w:type="dxa" w:w="1000"/>
+            <w:tcBorders>
+              <w:top w:val="single" w:color="CCCCCC" w:sz="4"/>
+              <w:left w:val="single" w:color="CCCCCC" w:sz="4"/>
+              <w:bottom w:val="single" w:color="CCCCCC" w:sz="4"/>
+              <w:right w:val="single" w:color="CCCCCC" w:sz="4"/>
+            </w:tcBorders>
+            <w:shd w:fill="FFFFFF" w:val="clear"/>
+            <w:tcMar>
+              <w:top w:type="dxa" w:w="60"/>
+              <w:left w:type="dxa" w:w="100"/>
+              <w:bottom w:type="dxa" w:w="60"/>
+              <w:right w:type="dxa" w:w="100"/>
+            </w:tcMar>
+          </w:tcPr>
+          <w:p>
+            <w:r>
+              <w:rPr>
+                <w:rFonts w:ascii="BIZ UDPゴシック" w:cs="BIZ UDPゴシック" w:eastAsia="BIZ UDPゴシック" w:hAnsi="BIZ UDPゴシック"/>
+                <w:b w:val="false"/>
+                <w:bCs w:val="false"/>
+                <w:color w:val="000000"/>
                 <w:sz w:val="18"/>
                 <w:szCs w:val="18"/>
               </w:rPr>
@@ -3621,27 +3662,28 @@
         </w:tc>
         <w:tc>
           <w:tcPr>
-            <w:tcW w:type="dxa" w:w="3401"/>
-            <w:tcBorders>
-              <w:top w:val="single" w:color="CCCCCC" w:sz="4"/>
-              <w:left w:val="single" w:color="CCCCCC" w:sz="4"/>
-              <w:bottom w:val="single" w:color="CCCCCC" w:sz="4"/>
-              <w:right w:val="single" w:color="CCCCCC" w:sz="4"/>
-            </w:tcBorders>
-            <w:shd w:fill="FFFFFF" w:val="clear"/>
-            <w:tcMar>
-              <w:top w:type="dxa" w:w="60"/>
-              <w:left w:type="dxa" w:w="100"/>
-              <w:bottom w:type="dxa" w:w="60"/>
-              <w:right w:type="dxa" w:w="100"/>
-            </w:tcMar>
-          </w:tcPr>
-          <w:p>
-            <w:r>
-              <w:rPr>
-                <w:rFonts w:ascii="BIZ UDPゴシック" w:cs="BIZ UDPゴシック" w:eastAsia="BIZ UDPゴシック" w:hAnsi="BIZ UDPゴシック"/>
-                <w:b w:val="false"/>
-                <w:bCs w:val="false"/>
+            <w:tcW w:type="dxa" w:w="3500"/>
+            <w:tcBorders>
+              <w:top w:val="single" w:color="CCCCCC" w:sz="4"/>
+              <w:left w:val="single" w:color="CCCCCC" w:sz="4"/>
+              <w:bottom w:val="single" w:color="CCCCCC" w:sz="4"/>
+              <w:right w:val="single" w:color="CCCCCC" w:sz="4"/>
+            </w:tcBorders>
+            <w:shd w:fill="FFFFFF" w:val="clear"/>
+            <w:tcMar>
+              <w:top w:type="dxa" w:w="60"/>
+              <w:left w:type="dxa" w:w="100"/>
+              <w:bottom w:type="dxa" w:w="60"/>
+              <w:right w:type="dxa" w:w="100"/>
+            </w:tcMar>
+          </w:tcPr>
+          <w:p>
+            <w:r>
+              <w:rPr>
+                <w:rFonts w:ascii="BIZ UDPゴシック" w:cs="BIZ UDPゴシック" w:eastAsia="BIZ UDPゴシック" w:hAnsi="BIZ UDPゴシック"/>
+                <w:b w:val="false"/>
+                <w:bCs w:val="false"/>
+                <w:color w:val="000000"/>
                 <w:sz w:val="18"/>
                 <w:szCs w:val="18"/>
               </w:rPr>
@@ -3651,27 +3693,28 @@
         </w:tc>
         <w:tc>
           <w:tcPr>
-            <w:tcW w:type="dxa" w:w="2268"/>
-            <w:tcBorders>
-              <w:top w:val="single" w:color="CCCCCC" w:sz="4"/>
-              <w:left w:val="single" w:color="CCCCCC" w:sz="4"/>
-              <w:bottom w:val="single" w:color="CCCCCC" w:sz="4"/>
-              <w:right w:val="single" w:color="CCCCCC" w:sz="4"/>
-            </w:tcBorders>
-            <w:shd w:fill="FFFFFF" w:val="clear"/>
-            <w:tcMar>
-              <w:top w:type="dxa" w:w="60"/>
-              <w:left w:type="dxa" w:w="100"/>
-              <w:bottom w:type="dxa" w:w="60"/>
-              <w:right w:type="dxa" w:w="100"/>
-            </w:tcMar>
-          </w:tcPr>
-          <w:p>
-            <w:r>
-              <w:rPr>
-                <w:rFonts w:ascii="BIZ UDPゴシック" w:cs="BIZ UDPゴシック" w:eastAsia="BIZ UDPゴシック" w:hAnsi="BIZ UDPゴシック"/>
-                <w:b w:val="false"/>
-                <w:bCs w:val="false"/>
+            <w:tcW w:type="dxa" w:w="1200"/>
+            <w:tcBorders>
+              <w:top w:val="single" w:color="CCCCCC" w:sz="4"/>
+              <w:left w:val="single" w:color="CCCCCC" w:sz="4"/>
+              <w:bottom w:val="single" w:color="CCCCCC" w:sz="4"/>
+              <w:right w:val="single" w:color="CCCCCC" w:sz="4"/>
+            </w:tcBorders>
+            <w:shd w:fill="FFFFFF" w:val="clear"/>
+            <w:tcMar>
+              <w:top w:type="dxa" w:w="60"/>
+              <w:left w:type="dxa" w:w="100"/>
+              <w:bottom w:type="dxa" w:w="60"/>
+              <w:right w:type="dxa" w:w="100"/>
+            </w:tcMar>
+          </w:tcPr>
+          <w:p>
+            <w:r>
+              <w:rPr>
+                <w:rFonts w:ascii="BIZ UDPゴシック" w:cs="BIZ UDPゴシック" w:eastAsia="BIZ UDPゴシック" w:hAnsi="BIZ UDPゴシック"/>
+                <w:b w:val="false"/>
+                <w:bCs w:val="false"/>
+                <w:color w:val="000000"/>
                 <w:sz w:val="18"/>
                 <w:szCs w:val="18"/>
               </w:rPr>
@@ -3681,27 +3724,28 @@
         </w:tc>
         <w:tc>
           <w:tcPr>
-            <w:tcW w:type="dxa" w:w="1985"/>
-            <w:tcBorders>
-              <w:top w:val="single" w:color="CCCCCC" w:sz="4"/>
-              <w:left w:val="single" w:color="CCCCCC" w:sz="4"/>
-              <w:bottom w:val="single" w:color="CCCCCC" w:sz="4"/>
-              <w:right w:val="single" w:color="CCCCCC" w:sz="4"/>
-            </w:tcBorders>
-            <w:shd w:fill="FFFFFF" w:val="clear"/>
-            <w:tcMar>
-              <w:top w:type="dxa" w:w="60"/>
-              <w:left w:type="dxa" w:w="100"/>
-              <w:bottom w:type="dxa" w:w="60"/>
-              <w:right w:type="dxa" w:w="100"/>
-            </w:tcMar>
-          </w:tcPr>
-          <w:p>
-            <w:r>
-              <w:rPr>
-                <w:rFonts w:ascii="BIZ UDPゴシック" w:cs="BIZ UDPゴシック" w:eastAsia="BIZ UDPゴシック" w:hAnsi="BIZ UDPゴシック"/>
-                <w:b w:val="false"/>
-                <w:bCs w:val="false"/>
+            <w:tcW w:type="dxa" w:w="2804"/>
+            <w:tcBorders>
+              <w:top w:val="single" w:color="CCCCCC" w:sz="4"/>
+              <w:left w:val="single" w:color="CCCCCC" w:sz="4"/>
+              <w:bottom w:val="single" w:color="CCCCCC" w:sz="4"/>
+              <w:right w:val="single" w:color="CCCCCC" w:sz="4"/>
+            </w:tcBorders>
+            <w:shd w:fill="FFFFFF" w:val="clear"/>
+            <w:tcMar>
+              <w:top w:type="dxa" w:w="60"/>
+              <w:left w:type="dxa" w:w="100"/>
+              <w:bottom w:type="dxa" w:w="60"/>
+              <w:right w:type="dxa" w:w="100"/>
+            </w:tcMar>
+          </w:tcPr>
+          <w:p>
+            <w:r>
+              <w:rPr>
+                <w:rFonts w:ascii="BIZ UDPゴシック" w:cs="BIZ UDPゴシック" w:eastAsia="BIZ UDPゴシック" w:hAnsi="BIZ UDPゴシック"/>
+                <w:b w:val="false"/>
+                <w:bCs w:val="false"/>
+                <w:color w:val="000000"/>
                 <w:sz w:val="18"/>
                 <w:szCs w:val="18"/>
               </w:rPr>
@@ -3716,27 +3760,28 @@
         </w:trPr>
         <w:tc>
           <w:tcPr>
-            <w:tcW w:type="dxa" w:w="850"/>
-            <w:tcBorders>
-              <w:top w:val="single" w:color="CCCCCC" w:sz="4"/>
-              <w:left w:val="single" w:color="CCCCCC" w:sz="4"/>
-              <w:bottom w:val="single" w:color="CCCCCC" w:sz="4"/>
-              <w:right w:val="single" w:color="CCCCCC" w:sz="4"/>
-            </w:tcBorders>
-            <w:shd w:fill="FFFFFF" w:val="clear"/>
-            <w:tcMar>
-              <w:top w:type="dxa" w:w="60"/>
-              <w:left w:type="dxa" w:w="100"/>
-              <w:bottom w:type="dxa" w:w="60"/>
-              <w:right w:type="dxa" w:w="100"/>
-            </w:tcMar>
-          </w:tcPr>
-          <w:p>
-            <w:r>
-              <w:rPr>
-                <w:rFonts w:ascii="BIZ UDPゴシック" w:cs="BIZ UDPゴシック" w:eastAsia="BIZ UDPゴシック" w:hAnsi="BIZ UDPゴシック"/>
-                <w:b w:val="false"/>
-                <w:bCs w:val="false"/>
+            <w:tcW w:type="dxa" w:w="1000"/>
+            <w:tcBorders>
+              <w:top w:val="single" w:color="CCCCCC" w:sz="4"/>
+              <w:left w:val="single" w:color="CCCCCC" w:sz="4"/>
+              <w:bottom w:val="single" w:color="CCCCCC" w:sz="4"/>
+              <w:right w:val="single" w:color="CCCCCC" w:sz="4"/>
+            </w:tcBorders>
+            <w:shd w:fill="FFFFFF" w:val="clear"/>
+            <w:tcMar>
+              <w:top w:type="dxa" w:w="60"/>
+              <w:left w:type="dxa" w:w="100"/>
+              <w:bottom w:type="dxa" w:w="60"/>
+              <w:right w:type="dxa" w:w="100"/>
+            </w:tcMar>
+          </w:tcPr>
+          <w:p>
+            <w:r>
+              <w:rPr>
+                <w:rFonts w:ascii="BIZ UDPゴシック" w:cs="BIZ UDPゴシック" w:eastAsia="BIZ UDPゴシック" w:hAnsi="BIZ UDPゴシック"/>
+                <w:b w:val="false"/>
+                <w:bCs w:val="false"/>
+                <w:color w:val="000000"/>
                 <w:sz w:val="18"/>
                 <w:szCs w:val="18"/>
               </w:rPr>
@@ -3746,27 +3791,28 @@
         </w:tc>
         <w:tc>
           <w:tcPr>
-            <w:tcW w:type="dxa" w:w="3401"/>
-            <w:tcBorders>
-              <w:top w:val="single" w:color="CCCCCC" w:sz="4"/>
-              <w:left w:val="single" w:color="CCCCCC" w:sz="4"/>
-              <w:bottom w:val="single" w:color="CCCCCC" w:sz="4"/>
-              <w:right w:val="single" w:color="CCCCCC" w:sz="4"/>
-            </w:tcBorders>
-            <w:shd w:fill="FFFFFF" w:val="clear"/>
-            <w:tcMar>
-              <w:top w:type="dxa" w:w="60"/>
-              <w:left w:type="dxa" w:w="100"/>
-              <w:bottom w:type="dxa" w:w="60"/>
-              <w:right w:type="dxa" w:w="100"/>
-            </w:tcMar>
-          </w:tcPr>
-          <w:p>
-            <w:r>
-              <w:rPr>
-                <w:rFonts w:ascii="BIZ UDPゴシック" w:cs="BIZ UDPゴシック" w:eastAsia="BIZ UDPゴシック" w:hAnsi="BIZ UDPゴシック"/>
-                <w:b w:val="false"/>
-                <w:bCs w:val="false"/>
+            <w:tcW w:type="dxa" w:w="3500"/>
+            <w:tcBorders>
+              <w:top w:val="single" w:color="CCCCCC" w:sz="4"/>
+              <w:left w:val="single" w:color="CCCCCC" w:sz="4"/>
+              <w:bottom w:val="single" w:color="CCCCCC" w:sz="4"/>
+              <w:right w:val="single" w:color="CCCCCC" w:sz="4"/>
+            </w:tcBorders>
+            <w:shd w:fill="FFFFFF" w:val="clear"/>
+            <w:tcMar>
+              <w:top w:type="dxa" w:w="60"/>
+              <w:left w:type="dxa" w:w="100"/>
+              <w:bottom w:type="dxa" w:w="60"/>
+              <w:right w:type="dxa" w:w="100"/>
+            </w:tcMar>
+          </w:tcPr>
+          <w:p>
+            <w:r>
+              <w:rPr>
+                <w:rFonts w:ascii="BIZ UDPゴシック" w:cs="BIZ UDPゴシック" w:eastAsia="BIZ UDPゴシック" w:hAnsi="BIZ UDPゴシック"/>
+                <w:b w:val="false"/>
+                <w:bCs w:val="false"/>
+                <w:color w:val="000000"/>
                 <w:sz w:val="18"/>
                 <w:szCs w:val="18"/>
               </w:rPr>
@@ -3776,27 +3822,28 @@
         </w:tc>
         <w:tc>
           <w:tcPr>
-            <w:tcW w:type="dxa" w:w="2268"/>
-            <w:tcBorders>
-              <w:top w:val="single" w:color="CCCCCC" w:sz="4"/>
-              <w:left w:val="single" w:color="CCCCCC" w:sz="4"/>
-              <w:bottom w:val="single" w:color="CCCCCC" w:sz="4"/>
-              <w:right w:val="single" w:color="CCCCCC" w:sz="4"/>
-            </w:tcBorders>
-            <w:shd w:fill="FFFFFF" w:val="clear"/>
-            <w:tcMar>
-              <w:top w:type="dxa" w:w="60"/>
-              <w:left w:type="dxa" w:w="100"/>
-              <w:bottom w:type="dxa" w:w="60"/>
-              <w:right w:type="dxa" w:w="100"/>
-            </w:tcMar>
-          </w:tcPr>
-          <w:p>
-            <w:r>
-              <w:rPr>
-                <w:rFonts w:ascii="BIZ UDPゴシック" w:cs="BIZ UDPゴシック" w:eastAsia="BIZ UDPゴシック" w:hAnsi="BIZ UDPゴシック"/>
-                <w:b w:val="false"/>
-                <w:bCs w:val="false"/>
+            <w:tcW w:type="dxa" w:w="1200"/>
+            <w:tcBorders>
+              <w:top w:val="single" w:color="CCCCCC" w:sz="4"/>
+              <w:left w:val="single" w:color="CCCCCC" w:sz="4"/>
+              <w:bottom w:val="single" w:color="CCCCCC" w:sz="4"/>
+              <w:right w:val="single" w:color="CCCCCC" w:sz="4"/>
+            </w:tcBorders>
+            <w:shd w:fill="FFFFFF" w:val="clear"/>
+            <w:tcMar>
+              <w:top w:type="dxa" w:w="60"/>
+              <w:left w:type="dxa" w:w="100"/>
+              <w:bottom w:type="dxa" w:w="60"/>
+              <w:right w:type="dxa" w:w="100"/>
+            </w:tcMar>
+          </w:tcPr>
+          <w:p>
+            <w:r>
+              <w:rPr>
+                <w:rFonts w:ascii="BIZ UDPゴシック" w:cs="BIZ UDPゴシック" w:eastAsia="BIZ UDPゴシック" w:hAnsi="BIZ UDPゴシック"/>
+                <w:b w:val="false"/>
+                <w:bCs w:val="false"/>
+                <w:color w:val="000000"/>
                 <w:sz w:val="18"/>
                 <w:szCs w:val="18"/>
               </w:rPr>
@@ -3806,27 +3853,28 @@
         </w:tc>
         <w:tc>
           <w:tcPr>
-            <w:tcW w:type="dxa" w:w="1985"/>
-            <w:tcBorders>
-              <w:top w:val="single" w:color="CCCCCC" w:sz="4"/>
-              <w:left w:val="single" w:color="CCCCCC" w:sz="4"/>
-              <w:bottom w:val="single" w:color="CCCCCC" w:sz="4"/>
-              <w:right w:val="single" w:color="CCCCCC" w:sz="4"/>
-            </w:tcBorders>
-            <w:shd w:fill="FFFFFF" w:val="clear"/>
-            <w:tcMar>
-              <w:top w:type="dxa" w:w="60"/>
-              <w:left w:type="dxa" w:w="100"/>
-              <w:bottom w:type="dxa" w:w="60"/>
-              <w:right w:type="dxa" w:w="100"/>
-            </w:tcMar>
-          </w:tcPr>
-          <w:p>
-            <w:r>
-              <w:rPr>
-                <w:rFonts w:ascii="BIZ UDPゴシック" w:cs="BIZ UDPゴシック" w:eastAsia="BIZ UDPゴシック" w:hAnsi="BIZ UDPゴシック"/>
-                <w:b w:val="false"/>
-                <w:bCs w:val="false"/>
+            <w:tcW w:type="dxa" w:w="2804"/>
+            <w:tcBorders>
+              <w:top w:val="single" w:color="CCCCCC" w:sz="4"/>
+              <w:left w:val="single" w:color="CCCCCC" w:sz="4"/>
+              <w:bottom w:val="single" w:color="CCCCCC" w:sz="4"/>
+              <w:right w:val="single" w:color="CCCCCC" w:sz="4"/>
+            </w:tcBorders>
+            <w:shd w:fill="FFFFFF" w:val="clear"/>
+            <w:tcMar>
+              <w:top w:type="dxa" w:w="60"/>
+              <w:left w:type="dxa" w:w="100"/>
+              <w:bottom w:type="dxa" w:w="60"/>
+              <w:right w:type="dxa" w:w="100"/>
+            </w:tcMar>
+          </w:tcPr>
+          <w:p>
+            <w:r>
+              <w:rPr>
+                <w:rFonts w:ascii="BIZ UDPゴシック" w:cs="BIZ UDPゴシック" w:eastAsia="BIZ UDPゴシック" w:hAnsi="BIZ UDPゴシック"/>
+                <w:b w:val="false"/>
+                <w:bCs w:val="false"/>
+                <w:color w:val="000000"/>
                 <w:sz w:val="18"/>
                 <w:szCs w:val="18"/>
               </w:rPr>
@@ -3841,27 +3889,28 @@
         </w:trPr>
         <w:tc>
           <w:tcPr>
-            <w:tcW w:type="dxa" w:w="850"/>
-            <w:tcBorders>
-              <w:top w:val="single" w:color="CCCCCC" w:sz="4"/>
-              <w:left w:val="single" w:color="CCCCCC" w:sz="4"/>
-              <w:bottom w:val="single" w:color="CCCCCC" w:sz="4"/>
-              <w:right w:val="single" w:color="CCCCCC" w:sz="4"/>
-            </w:tcBorders>
-            <w:shd w:fill="FFFFFF" w:val="clear"/>
-            <w:tcMar>
-              <w:top w:type="dxa" w:w="60"/>
-              <w:left w:type="dxa" w:w="100"/>
-              <w:bottom w:type="dxa" w:w="60"/>
-              <w:right w:type="dxa" w:w="100"/>
-            </w:tcMar>
-          </w:tcPr>
-          <w:p>
-            <w:r>
-              <w:rPr>
-                <w:rFonts w:ascii="BIZ UDPゴシック" w:cs="BIZ UDPゴシック" w:eastAsia="BIZ UDPゴシック" w:hAnsi="BIZ UDPゴシック"/>
-                <w:b w:val="false"/>
-                <w:bCs w:val="false"/>
+            <w:tcW w:type="dxa" w:w="1000"/>
+            <w:tcBorders>
+              <w:top w:val="single" w:color="CCCCCC" w:sz="4"/>
+              <w:left w:val="single" w:color="CCCCCC" w:sz="4"/>
+              <w:bottom w:val="single" w:color="CCCCCC" w:sz="4"/>
+              <w:right w:val="single" w:color="CCCCCC" w:sz="4"/>
+            </w:tcBorders>
+            <w:shd w:fill="FFFFFF" w:val="clear"/>
+            <w:tcMar>
+              <w:top w:type="dxa" w:w="60"/>
+              <w:left w:type="dxa" w:w="100"/>
+              <w:bottom w:type="dxa" w:w="60"/>
+              <w:right w:type="dxa" w:w="100"/>
+            </w:tcMar>
+          </w:tcPr>
+          <w:p>
+            <w:r>
+              <w:rPr>
+                <w:rFonts w:ascii="BIZ UDPゴシック" w:cs="BIZ UDPゴシック" w:eastAsia="BIZ UDPゴシック" w:hAnsi="BIZ UDPゴシック"/>
+                <w:b w:val="false"/>
+                <w:bCs w:val="false"/>
+                <w:color w:val="000000"/>
                 <w:sz w:val="18"/>
                 <w:szCs w:val="18"/>
               </w:rPr>
@@ -3871,27 +3920,28 @@
         </w:tc>
         <w:tc>
           <w:tcPr>
-            <w:tcW w:type="dxa" w:w="3401"/>
-            <w:tcBorders>
-              <w:top w:val="single" w:color="CCCCCC" w:sz="4"/>
-              <w:left w:val="single" w:color="CCCCCC" w:sz="4"/>
-              <w:bottom w:val="single" w:color="CCCCCC" w:sz="4"/>
-              <w:right w:val="single" w:color="CCCCCC" w:sz="4"/>
-            </w:tcBorders>
-            <w:shd w:fill="FFFFFF" w:val="clear"/>
-            <w:tcMar>
-              <w:top w:type="dxa" w:w="60"/>
-              <w:left w:type="dxa" w:w="100"/>
-              <w:bottom w:type="dxa" w:w="60"/>
-              <w:right w:type="dxa" w:w="100"/>
-            </w:tcMar>
-          </w:tcPr>
-          <w:p>
-            <w:r>
-              <w:rPr>
-                <w:rFonts w:ascii="BIZ UDPゴシック" w:cs="BIZ UDPゴシック" w:eastAsia="BIZ UDPゴシック" w:hAnsi="BIZ UDPゴシック"/>
-                <w:b w:val="false"/>
-                <w:bCs w:val="false"/>
+            <w:tcW w:type="dxa" w:w="3500"/>
+            <w:tcBorders>
+              <w:top w:val="single" w:color="CCCCCC" w:sz="4"/>
+              <w:left w:val="single" w:color="CCCCCC" w:sz="4"/>
+              <w:bottom w:val="single" w:color="CCCCCC" w:sz="4"/>
+              <w:right w:val="single" w:color="CCCCCC" w:sz="4"/>
+            </w:tcBorders>
+            <w:shd w:fill="FFFFFF" w:val="clear"/>
+            <w:tcMar>
+              <w:top w:type="dxa" w:w="60"/>
+              <w:left w:type="dxa" w:w="100"/>
+              <w:bottom w:type="dxa" w:w="60"/>
+              <w:right w:type="dxa" w:w="100"/>
+            </w:tcMar>
+          </w:tcPr>
+          <w:p>
+            <w:r>
+              <w:rPr>
+                <w:rFonts w:ascii="BIZ UDPゴシック" w:cs="BIZ UDPゴシック" w:eastAsia="BIZ UDPゴシック" w:hAnsi="BIZ UDPゴシック"/>
+                <w:b w:val="false"/>
+                <w:bCs w:val="false"/>
+                <w:color w:val="000000"/>
                 <w:sz w:val="18"/>
                 <w:szCs w:val="18"/>
               </w:rPr>
@@ -3901,27 +3951,28 @@
         </w:tc>
         <w:tc>
           <w:tcPr>
-            <w:tcW w:type="dxa" w:w="2268"/>
-            <w:tcBorders>
-              <w:top w:val="single" w:color="CCCCCC" w:sz="4"/>
-              <w:left w:val="single" w:color="CCCCCC" w:sz="4"/>
-              <w:bottom w:val="single" w:color="CCCCCC" w:sz="4"/>
-              <w:right w:val="single" w:color="CCCCCC" w:sz="4"/>
-            </w:tcBorders>
-            <w:shd w:fill="FFFFFF" w:val="clear"/>
-            <w:tcMar>
-              <w:top w:type="dxa" w:w="60"/>
-              <w:left w:type="dxa" w:w="100"/>
-              <w:bottom w:type="dxa" w:w="60"/>
-              <w:right w:type="dxa" w:w="100"/>
-            </w:tcMar>
-          </w:tcPr>
-          <w:p>
-            <w:r>
-              <w:rPr>
-                <w:rFonts w:ascii="BIZ UDPゴシック" w:cs="BIZ UDPゴシック" w:eastAsia="BIZ UDPゴシック" w:hAnsi="BIZ UDPゴシック"/>
-                <w:b w:val="false"/>
-                <w:bCs w:val="false"/>
+            <w:tcW w:type="dxa" w:w="1200"/>
+            <w:tcBorders>
+              <w:top w:val="single" w:color="CCCCCC" w:sz="4"/>
+              <w:left w:val="single" w:color="CCCCCC" w:sz="4"/>
+              <w:bottom w:val="single" w:color="CCCCCC" w:sz="4"/>
+              <w:right w:val="single" w:color="CCCCCC" w:sz="4"/>
+            </w:tcBorders>
+            <w:shd w:fill="FFFFFF" w:val="clear"/>
+            <w:tcMar>
+              <w:top w:type="dxa" w:w="60"/>
+              <w:left w:type="dxa" w:w="100"/>
+              <w:bottom w:type="dxa" w:w="60"/>
+              <w:right w:type="dxa" w:w="100"/>
+            </w:tcMar>
+          </w:tcPr>
+          <w:p>
+            <w:r>
+              <w:rPr>
+                <w:rFonts w:ascii="BIZ UDPゴシック" w:cs="BIZ UDPゴシック" w:eastAsia="BIZ UDPゴシック" w:hAnsi="BIZ UDPゴシック"/>
+                <w:b w:val="false"/>
+                <w:bCs w:val="false"/>
+                <w:color w:val="000000"/>
                 <w:sz w:val="18"/>
                 <w:szCs w:val="18"/>
               </w:rPr>
@@ -3931,27 +3982,28 @@
         </w:tc>
         <w:tc>
           <w:tcPr>
-            <w:tcW w:type="dxa" w:w="1985"/>
-            <w:tcBorders>
-              <w:top w:val="single" w:color="CCCCCC" w:sz="4"/>
-              <w:left w:val="single" w:color="CCCCCC" w:sz="4"/>
-              <w:bottom w:val="single" w:color="CCCCCC" w:sz="4"/>
-              <w:right w:val="single" w:color="CCCCCC" w:sz="4"/>
-            </w:tcBorders>
-            <w:shd w:fill="FFFFFF" w:val="clear"/>
-            <w:tcMar>
-              <w:top w:type="dxa" w:w="60"/>
-              <w:left w:type="dxa" w:w="100"/>
-              <w:bottom w:type="dxa" w:w="60"/>
-              <w:right w:type="dxa" w:w="100"/>
-            </w:tcMar>
-          </w:tcPr>
-          <w:p>
-            <w:r>
-              <w:rPr>
-                <w:rFonts w:ascii="BIZ UDPゴシック" w:cs="BIZ UDPゴシック" w:eastAsia="BIZ UDPゴシック" w:hAnsi="BIZ UDPゴシック"/>
-                <w:b w:val="false"/>
-                <w:bCs w:val="false"/>
+            <w:tcW w:type="dxa" w:w="2804"/>
+            <w:tcBorders>
+              <w:top w:val="single" w:color="CCCCCC" w:sz="4"/>
+              <w:left w:val="single" w:color="CCCCCC" w:sz="4"/>
+              <w:bottom w:val="single" w:color="CCCCCC" w:sz="4"/>
+              <w:right w:val="single" w:color="CCCCCC" w:sz="4"/>
+            </w:tcBorders>
+            <w:shd w:fill="FFFFFF" w:val="clear"/>
+            <w:tcMar>
+              <w:top w:type="dxa" w:w="60"/>
+              <w:left w:type="dxa" w:w="100"/>
+              <w:bottom w:type="dxa" w:w="60"/>
+              <w:right w:type="dxa" w:w="100"/>
+            </w:tcMar>
+          </w:tcPr>
+          <w:p>
+            <w:r>
+              <w:rPr>
+                <w:rFonts w:ascii="BIZ UDPゴシック" w:cs="BIZ UDPゴシック" w:eastAsia="BIZ UDPゴシック" w:hAnsi="BIZ UDPゴシック"/>
+                <w:b w:val="false"/>
+                <w:bCs w:val="false"/>
+                <w:color w:val="000000"/>
                 <w:sz w:val="18"/>
                 <w:szCs w:val="18"/>
               </w:rPr>
@@ -3966,27 +4018,28 @@
         </w:trPr>
         <w:tc>
           <w:tcPr>
-            <w:tcW w:type="dxa" w:w="850"/>
-            <w:tcBorders>
-              <w:top w:val="single" w:color="CCCCCC" w:sz="4"/>
-              <w:left w:val="single" w:color="CCCCCC" w:sz="4"/>
-              <w:bottom w:val="single" w:color="CCCCCC" w:sz="4"/>
-              <w:right w:val="single" w:color="CCCCCC" w:sz="4"/>
-            </w:tcBorders>
-            <w:shd w:fill="FFFFFF" w:val="clear"/>
-            <w:tcMar>
-              <w:top w:type="dxa" w:w="60"/>
-              <w:left w:type="dxa" w:w="100"/>
-              <w:bottom w:type="dxa" w:w="60"/>
-              <w:right w:type="dxa" w:w="100"/>
-            </w:tcMar>
-          </w:tcPr>
-          <w:p>
-            <w:r>
-              <w:rPr>
-                <w:rFonts w:ascii="BIZ UDPゴシック" w:cs="BIZ UDPゴシック" w:eastAsia="BIZ UDPゴシック" w:hAnsi="BIZ UDPゴシック"/>
-                <w:b w:val="false"/>
-                <w:bCs w:val="false"/>
+            <w:tcW w:type="dxa" w:w="1000"/>
+            <w:tcBorders>
+              <w:top w:val="single" w:color="CCCCCC" w:sz="4"/>
+              <w:left w:val="single" w:color="CCCCCC" w:sz="4"/>
+              <w:bottom w:val="single" w:color="CCCCCC" w:sz="4"/>
+              <w:right w:val="single" w:color="CCCCCC" w:sz="4"/>
+            </w:tcBorders>
+            <w:shd w:fill="FFFFFF" w:val="clear"/>
+            <w:tcMar>
+              <w:top w:type="dxa" w:w="60"/>
+              <w:left w:type="dxa" w:w="100"/>
+              <w:bottom w:type="dxa" w:w="60"/>
+              <w:right w:type="dxa" w:w="100"/>
+            </w:tcMar>
+          </w:tcPr>
+          <w:p>
+            <w:r>
+              <w:rPr>
+                <w:rFonts w:ascii="BIZ UDPゴシック" w:cs="BIZ UDPゴシック" w:eastAsia="BIZ UDPゴシック" w:hAnsi="BIZ UDPゴシック"/>
+                <w:b w:val="false"/>
+                <w:bCs w:val="false"/>
+                <w:color w:val="000000"/>
                 <w:sz w:val="18"/>
                 <w:szCs w:val="18"/>
               </w:rPr>
@@ -3996,27 +4049,28 @@
         </w:tc>
         <w:tc>
           <w:tcPr>
-            <w:tcW w:type="dxa" w:w="3401"/>
-            <w:tcBorders>
-              <w:top w:val="single" w:color="CCCCCC" w:sz="4"/>
-              <w:left w:val="single" w:color="CCCCCC" w:sz="4"/>
-              <w:bottom w:val="single" w:color="CCCCCC" w:sz="4"/>
-              <w:right w:val="single" w:color="CCCCCC" w:sz="4"/>
-            </w:tcBorders>
-            <w:shd w:fill="FFFFFF" w:val="clear"/>
-            <w:tcMar>
-              <w:top w:type="dxa" w:w="60"/>
-              <w:left w:type="dxa" w:w="100"/>
-              <w:bottom w:type="dxa" w:w="60"/>
-              <w:right w:type="dxa" w:w="100"/>
-            </w:tcMar>
-          </w:tcPr>
-          <w:p>
-            <w:r>
-              <w:rPr>
-                <w:rFonts w:ascii="BIZ UDPゴシック" w:cs="BIZ UDPゴシック" w:eastAsia="BIZ UDPゴシック" w:hAnsi="BIZ UDPゴシック"/>
-                <w:b w:val="false"/>
-                <w:bCs w:val="false"/>
+            <w:tcW w:type="dxa" w:w="3500"/>
+            <w:tcBorders>
+              <w:top w:val="single" w:color="CCCCCC" w:sz="4"/>
+              <w:left w:val="single" w:color="CCCCCC" w:sz="4"/>
+              <w:bottom w:val="single" w:color="CCCCCC" w:sz="4"/>
+              <w:right w:val="single" w:color="CCCCCC" w:sz="4"/>
+            </w:tcBorders>
+            <w:shd w:fill="FFFFFF" w:val="clear"/>
+            <w:tcMar>
+              <w:top w:type="dxa" w:w="60"/>
+              <w:left w:type="dxa" w:w="100"/>
+              <w:bottom w:type="dxa" w:w="60"/>
+              <w:right w:type="dxa" w:w="100"/>
+            </w:tcMar>
+          </w:tcPr>
+          <w:p>
+            <w:r>
+              <w:rPr>
+                <w:rFonts w:ascii="BIZ UDPゴシック" w:cs="BIZ UDPゴシック" w:eastAsia="BIZ UDPゴシック" w:hAnsi="BIZ UDPゴシック"/>
+                <w:b w:val="false"/>
+                <w:bCs w:val="false"/>
+                <w:color w:val="000000"/>
                 <w:sz w:val="18"/>
                 <w:szCs w:val="18"/>
               </w:rPr>
@@ -4026,27 +4080,28 @@
         </w:tc>
         <w:tc>
           <w:tcPr>
-            <w:tcW w:type="dxa" w:w="2268"/>
-            <w:tcBorders>
-              <w:top w:val="single" w:color="CCCCCC" w:sz="4"/>
-              <w:left w:val="single" w:color="CCCCCC" w:sz="4"/>
-              <w:bottom w:val="single" w:color="CCCCCC" w:sz="4"/>
-              <w:right w:val="single" w:color="CCCCCC" w:sz="4"/>
-            </w:tcBorders>
-            <w:shd w:fill="FFFFFF" w:val="clear"/>
-            <w:tcMar>
-              <w:top w:type="dxa" w:w="60"/>
-              <w:left w:type="dxa" w:w="100"/>
-              <w:bottom w:type="dxa" w:w="60"/>
-              <w:right w:type="dxa" w:w="100"/>
-            </w:tcMar>
-          </w:tcPr>
-          <w:p>
-            <w:r>
-              <w:rPr>
-                <w:rFonts w:ascii="BIZ UDPゴシック" w:cs="BIZ UDPゴシック" w:eastAsia="BIZ UDPゴシック" w:hAnsi="BIZ UDPゴシック"/>
-                <w:b w:val="false"/>
-                <w:bCs w:val="false"/>
+            <w:tcW w:type="dxa" w:w="1200"/>
+            <w:tcBorders>
+              <w:top w:val="single" w:color="CCCCCC" w:sz="4"/>
+              <w:left w:val="single" w:color="CCCCCC" w:sz="4"/>
+              <w:bottom w:val="single" w:color="CCCCCC" w:sz="4"/>
+              <w:right w:val="single" w:color="CCCCCC" w:sz="4"/>
+            </w:tcBorders>
+            <w:shd w:fill="FFFFFF" w:val="clear"/>
+            <w:tcMar>
+              <w:top w:type="dxa" w:w="60"/>
+              <w:left w:type="dxa" w:w="100"/>
+              <w:bottom w:type="dxa" w:w="60"/>
+              <w:right w:type="dxa" w:w="100"/>
+            </w:tcMar>
+          </w:tcPr>
+          <w:p>
+            <w:r>
+              <w:rPr>
+                <w:rFonts w:ascii="BIZ UDPゴシック" w:cs="BIZ UDPゴシック" w:eastAsia="BIZ UDPゴシック" w:hAnsi="BIZ UDPゴシック"/>
+                <w:b w:val="false"/>
+                <w:bCs w:val="false"/>
+                <w:color w:val="000000"/>
                 <w:sz w:val="18"/>
                 <w:szCs w:val="18"/>
               </w:rPr>
@@ -4056,27 +4111,28 @@
         </w:tc>
         <w:tc>
           <w:tcPr>
-            <w:tcW w:type="dxa" w:w="1985"/>
-            <w:tcBorders>
-              <w:top w:val="single" w:color="CCCCCC" w:sz="4"/>
-              <w:left w:val="single" w:color="CCCCCC" w:sz="4"/>
-              <w:bottom w:val="single" w:color="CCCCCC" w:sz="4"/>
-              <w:right w:val="single" w:color="CCCCCC" w:sz="4"/>
-            </w:tcBorders>
-            <w:shd w:fill="FFFFFF" w:val="clear"/>
-            <w:tcMar>
-              <w:top w:type="dxa" w:w="60"/>
-              <w:left w:type="dxa" w:w="100"/>
-              <w:bottom w:type="dxa" w:w="60"/>
-              <w:right w:type="dxa" w:w="100"/>
-            </w:tcMar>
-          </w:tcPr>
-          <w:p>
-            <w:r>
-              <w:rPr>
-                <w:rFonts w:ascii="BIZ UDPゴシック" w:cs="BIZ UDPゴシック" w:eastAsia="BIZ UDPゴシック" w:hAnsi="BIZ UDPゴシック"/>
-                <w:b w:val="false"/>
-                <w:bCs w:val="false"/>
+            <w:tcW w:type="dxa" w:w="2804"/>
+            <w:tcBorders>
+              <w:top w:val="single" w:color="CCCCCC" w:sz="4"/>
+              <w:left w:val="single" w:color="CCCCCC" w:sz="4"/>
+              <w:bottom w:val="single" w:color="CCCCCC" w:sz="4"/>
+              <w:right w:val="single" w:color="CCCCCC" w:sz="4"/>
+            </w:tcBorders>
+            <w:shd w:fill="FFFFFF" w:val="clear"/>
+            <w:tcMar>
+              <w:top w:type="dxa" w:w="60"/>
+              <w:left w:type="dxa" w:w="100"/>
+              <w:bottom w:type="dxa" w:w="60"/>
+              <w:right w:type="dxa" w:w="100"/>
+            </w:tcMar>
+          </w:tcPr>
+          <w:p>
+            <w:r>
+              <w:rPr>
+                <w:rFonts w:ascii="BIZ UDPゴシック" w:cs="BIZ UDPゴシック" w:eastAsia="BIZ UDPゴシック" w:hAnsi="BIZ UDPゴシック"/>
+                <w:b w:val="false"/>
+                <w:bCs w:val="false"/>
+                <w:color w:val="000000"/>
                 <w:sz w:val="18"/>
                 <w:szCs w:val="18"/>
               </w:rPr>
@@ -4153,6 +4209,9 @@
             </w:tcMar>
           </w:tcPr>
           <w:p>
+            <w:pPr>
+              <w:spacing w:before="0" w:after="0"/>
+            </w:pPr>
             <w:r>
               <w:rPr>
                 <w:rFonts w:ascii="Consolas" w:cs="Consolas" w:eastAsia="Consolas" w:hAnsi="Consolas"/>
@@ -4163,6 +4222,9 @@
             </w:r>
           </w:p>
           <w:p>
+            <w:pPr>
+              <w:spacing w:before="0" w:after="0"/>
+            </w:pPr>
             <w:r>
               <w:rPr>
                 <w:rFonts w:ascii="Consolas" w:cs="Consolas" w:eastAsia="Consolas" w:hAnsi="Consolas"/>
@@ -4173,6 +4235,9 @@
             </w:r>
           </w:p>
           <w:p>
+            <w:pPr>
+              <w:spacing w:before="0" w:after="0"/>
+            </w:pPr>
             <w:r>
               <w:rPr>
                 <w:rFonts w:ascii="Consolas" w:cs="Consolas" w:eastAsia="Consolas" w:hAnsi="Consolas"/>
@@ -4183,6 +4248,9 @@
             </w:r>
           </w:p>
           <w:p>
+            <w:pPr>
+              <w:spacing w:before="0" w:after="0"/>
+            </w:pPr>
             <w:r>
               <w:rPr>
                 <w:rFonts w:ascii="Consolas" w:cs="Consolas" w:eastAsia="Consolas" w:hAnsi="Consolas"/>
@@ -4247,6 +4315,9 @@
             </w:tcMar>
           </w:tcPr>
           <w:p>
+            <w:pPr>
+              <w:spacing w:before="0" w:after="0"/>
+            </w:pPr>
             <w:r>
               <w:rPr>
                 <w:rFonts w:ascii="Consolas" w:cs="Consolas" w:eastAsia="Consolas" w:hAnsi="Consolas"/>
@@ -4257,6 +4328,9 @@
             </w:r>
           </w:p>
           <w:p>
+            <w:pPr>
+              <w:spacing w:before="0" w:after="0"/>
+            </w:pPr>
             <w:r>
               <w:rPr>
                 <w:rFonts w:ascii="Consolas" w:cs="Consolas" w:eastAsia="Consolas" w:hAnsi="Consolas"/>
@@ -4267,6 +4341,9 @@
             </w:r>
           </w:p>
           <w:p>
+            <w:pPr>
+              <w:spacing w:before="0" w:after="0"/>
+            </w:pPr>
             <w:r>
               <w:rPr>
                 <w:rFonts w:ascii="Consolas" w:cs="Consolas" w:eastAsia="Consolas" w:hAnsi="Consolas"/>
@@ -4277,6 +4354,9 @@
             </w:r>
           </w:p>
           <w:p>
+            <w:pPr>
+              <w:spacing w:before="0" w:after="0"/>
+            </w:pPr>
             <w:r>
               <w:rPr>
                 <w:rFonts w:ascii="Consolas" w:cs="Consolas" w:eastAsia="Consolas" w:hAnsi="Consolas"/>
@@ -4287,6 +4367,9 @@
             </w:r>
           </w:p>
           <w:p>
+            <w:pPr>
+              <w:spacing w:before="0" w:after="0"/>
+            </w:pPr>
             <w:r>
               <w:rPr>
                 <w:rFonts w:ascii="Consolas" w:cs="Consolas" w:eastAsia="Consolas" w:hAnsi="Consolas"/>
@@ -4297,6 +4380,9 @@
             </w:r>
           </w:p>
           <w:p>
+            <w:pPr>
+              <w:spacing w:before="0" w:after="0"/>
+            </w:pPr>
             <w:r>
               <w:rPr>
                 <w:rFonts w:ascii="Consolas" w:cs="Consolas" w:eastAsia="Consolas" w:hAnsi="Consolas"/>
@@ -4307,6 +4393,9 @@
             </w:r>
           </w:p>
           <w:p>
+            <w:pPr>
+              <w:spacing w:before="0" w:after="0"/>
+            </w:pPr>
             <w:r>
               <w:rPr>
                 <w:rFonts w:ascii="Consolas" w:cs="Consolas" w:eastAsia="Consolas" w:hAnsi="Consolas"/>
@@ -4371,6 +4460,9 @@
             </w:tcMar>
           </w:tcPr>
           <w:p>
+            <w:pPr>
+              <w:spacing w:before="0" w:after="0"/>
+            </w:pPr>
             <w:r>
               <w:rPr>
                 <w:rFonts w:ascii="Consolas" w:cs="Consolas" w:eastAsia="Consolas" w:hAnsi="Consolas"/>
@@ -4381,6 +4473,9 @@
             </w:r>
           </w:p>
           <w:p>
+            <w:pPr>
+              <w:spacing w:before="0" w:after="0"/>
+            </w:pPr>
             <w:r>
               <w:rPr>
                 <w:rFonts w:ascii="Consolas" w:cs="Consolas" w:eastAsia="Consolas" w:hAnsi="Consolas"/>
@@ -4391,6 +4486,9 @@
             </w:r>
           </w:p>
           <w:p>
+            <w:pPr>
+              <w:spacing w:before="0" w:after="0"/>
+            </w:pPr>
             <w:r>
               <w:rPr>
                 <w:rFonts w:ascii="Consolas" w:cs="Consolas" w:eastAsia="Consolas" w:hAnsi="Consolas"/>
@@ -4455,6 +4553,9 @@
             </w:tcMar>
           </w:tcPr>
           <w:p>
+            <w:pPr>
+              <w:spacing w:before="0" w:after="0"/>
+            </w:pPr>
             <w:r>
               <w:rPr>
                 <w:rFonts w:ascii="Consolas" w:cs="Consolas" w:eastAsia="Consolas" w:hAnsi="Consolas"/>
@@ -4465,6 +4566,9 @@
             </w:r>
           </w:p>
           <w:p>
+            <w:pPr>
+              <w:spacing w:before="0" w:after="0"/>
+            </w:pPr>
             <w:r>
               <w:rPr>
                 <w:rFonts w:ascii="Consolas" w:cs="Consolas" w:eastAsia="Consolas" w:hAnsi="Consolas"/>
@@ -4475,6 +4579,9 @@
             </w:r>
           </w:p>
           <w:p>
+            <w:pPr>
+              <w:spacing w:before="0" w:after="0"/>
+            </w:pPr>
             <w:r>
               <w:rPr>
                 <w:rFonts w:ascii="Consolas" w:cs="Consolas" w:eastAsia="Consolas" w:hAnsi="Consolas"/>
@@ -4485,6 +4592,9 @@
             </w:r>
           </w:p>
           <w:p>
+            <w:pPr>
+              <w:spacing w:before="0" w:after="0"/>
+            </w:pPr>
             <w:r>
               <w:rPr>
                 <w:rFonts w:ascii="Consolas" w:cs="Consolas" w:eastAsia="Consolas" w:hAnsi="Consolas"/>
@@ -4495,6 +4605,9 @@
             </w:r>
           </w:p>
           <w:p>
+            <w:pPr>
+              <w:spacing w:before="0" w:after="0"/>
+            </w:pPr>
             <w:r>
               <w:rPr>
                 <w:rFonts w:ascii="Consolas" w:cs="Consolas" w:eastAsia="Consolas" w:hAnsi="Consolas"/>
@@ -4505,6 +4618,9 @@
             </w:r>
           </w:p>
           <w:p>
+            <w:pPr>
+              <w:spacing w:before="0" w:after="0"/>
+            </w:pPr>
             <w:r>
               <w:rPr>
                 <w:rFonts w:ascii="Consolas" w:cs="Consolas" w:eastAsia="Consolas" w:hAnsi="Consolas"/>
@@ -4515,6 +4631,9 @@
             </w:r>
           </w:p>
           <w:p>
+            <w:pPr>
+              <w:spacing w:before="0" w:after="0"/>
+            </w:pPr>
             <w:r>
               <w:rPr>
                 <w:rFonts w:ascii="Consolas" w:cs="Consolas" w:eastAsia="Consolas" w:hAnsi="Consolas"/>
@@ -4539,7 +4658,7 @@
           <w:sz w:val="18"/>
           <w:szCs w:val="18"/>
         </w:rPr>
-        <w:t xml:space="preserve">■ Phase 4：webpackプロキシ変更前 / 変更後</w:t>
+        <w:t xml:space="preserve">■ Phase 4：webpackプロキシ変更</w:t>
       </w:r>
     </w:p>
     <w:tbl>
@@ -4585,6 +4704,7 @@
                 <w:rFonts w:ascii="BIZ UDPゴシック" w:cs="BIZ UDPゴシック" w:eastAsia="BIZ UDPゴシック" w:hAnsi="BIZ UDPゴシック"/>
                 <w:b/>
                 <w:bCs/>
+                <w:color w:val="000000"/>
                 <w:sz w:val="18"/>
                 <w:szCs w:val="18"/>
               </w:rPr>
@@ -4615,6 +4735,7 @@
                 <w:rFonts w:ascii="BIZ UDPゴシック" w:cs="BIZ UDPゴシック" w:eastAsia="BIZ UDPゴシック" w:hAnsi="BIZ UDPゴシック"/>
                 <w:b/>
                 <w:bCs/>
+                <w:color w:val="000000"/>
                 <w:sz w:val="18"/>
                 <w:szCs w:val="18"/>
               </w:rPr>
@@ -4645,6 +4766,9 @@
             </w:tcMar>
           </w:tcPr>
           <w:p>
+            <w:pPr>
+              <w:spacing w:before="0" w:after="0"/>
+            </w:pPr>
             <w:r>
               <w:rPr>
                 <w:rFonts w:ascii="Consolas" w:cs="Consolas" w:eastAsia="Consolas" w:hAnsi="Consolas"/>
@@ -4655,6 +4779,9 @@
             </w:r>
           </w:p>
           <w:p>
+            <w:pPr>
+              <w:spacing w:before="0" w:after="0"/>
+            </w:pPr>
             <w:r>
               <w:rPr>
                 <w:rFonts w:ascii="Consolas" w:cs="Consolas" w:eastAsia="Consolas" w:hAnsi="Consolas"/>
@@ -4665,6 +4792,9 @@
             </w:r>
           </w:p>
           <w:p>
+            <w:pPr>
+              <w:spacing w:before="0" w:after="0"/>
+            </w:pPr>
             <w:r>
               <w:rPr>
                 <w:rFonts w:ascii="Consolas" w:cs="Consolas" w:eastAsia="Consolas" w:hAnsi="Consolas"/>
@@ -4675,6 +4805,9 @@
             </w:r>
           </w:p>
           <w:p>
+            <w:pPr>
+              <w:spacing w:before="0" w:after="0"/>
+            </w:pPr>
             <w:r>
               <w:rPr>
                 <w:rFonts w:ascii="Consolas" w:cs="Consolas" w:eastAsia="Consolas" w:hAnsi="Consolas"/>
@@ -4685,6 +4818,9 @@
             </w:r>
           </w:p>
           <w:p>
+            <w:pPr>
+              <w:spacing w:before="0" w:after="0"/>
+            </w:pPr>
             <w:r>
               <w:rPr>
                 <w:rFonts w:ascii="Consolas" w:cs="Consolas" w:eastAsia="Consolas" w:hAnsi="Consolas"/>
@@ -4695,6 +4831,9 @@
             </w:r>
           </w:p>
           <w:p>
+            <w:pPr>
+              <w:spacing w:before="0" w:after="0"/>
+            </w:pPr>
             <w:r>
               <w:rPr>
                 <w:rFonts w:ascii="Consolas" w:cs="Consolas" w:eastAsia="Consolas" w:hAnsi="Consolas"/>
@@ -4723,6 +4862,9 @@
             </w:tcMar>
           </w:tcPr>
           <w:p>
+            <w:pPr>
+              <w:spacing w:before="0" w:after="0"/>
+            </w:pPr>
             <w:r>
               <w:rPr>
                 <w:rFonts w:ascii="Consolas" w:cs="Consolas" w:eastAsia="Consolas" w:hAnsi="Consolas"/>
@@ -4733,6 +4875,9 @@
             </w:r>
           </w:p>
           <w:p>
+            <w:pPr>
+              <w:spacing w:before="0" w:after="0"/>
+            </w:pPr>
             <w:r>
               <w:rPr>
                 <w:rFonts w:ascii="Consolas" w:cs="Consolas" w:eastAsia="Consolas" w:hAnsi="Consolas"/>
@@ -4743,6 +4888,9 @@
             </w:r>
           </w:p>
           <w:p>
+            <w:pPr>
+              <w:spacing w:before="0" w:after="0"/>
+            </w:pPr>
             <w:r>
               <w:rPr>
                 <w:rFonts w:ascii="Consolas" w:cs="Consolas" w:eastAsia="Consolas" w:hAnsi="Consolas"/>
@@ -4753,6 +4901,9 @@
             </w:r>
           </w:p>
           <w:p>
+            <w:pPr>
+              <w:spacing w:before="0" w:after="0"/>
+            </w:pPr>
             <w:r>
               <w:rPr>
                 <w:rFonts w:ascii="Consolas" w:cs="Consolas" w:eastAsia="Consolas" w:hAnsi="Consolas"/>
@@ -4763,6 +4914,9 @@
             </w:r>
           </w:p>
           <w:p>
+            <w:pPr>
+              <w:spacing w:before="0" w:after="0"/>
+            </w:pPr>
             <w:r>
               <w:rPr>
                 <w:rFonts w:ascii="Consolas" w:cs="Consolas" w:eastAsia="Consolas" w:hAnsi="Consolas"/>
@@ -4773,6 +4927,9 @@
             </w:r>
           </w:p>
           <w:p>
+            <w:pPr>
+              <w:spacing w:before="0" w:after="0"/>
+            </w:pPr>
             <w:r>
               <w:rPr>
                 <w:rFonts w:ascii="Consolas" w:cs="Consolas" w:eastAsia="Consolas" w:hAnsi="Consolas"/>
@@ -4783,6 +4940,9 @@
             </w:r>
           </w:p>
           <w:p>
+            <w:pPr>
+              <w:spacing w:before="0" w:after="0"/>
+            </w:pPr>
             <w:r>
               <w:rPr>
                 <w:rFonts w:ascii="Consolas" w:cs="Consolas" w:eastAsia="Consolas" w:hAnsi="Consolas"/>
@@ -4793,6 +4953,9 @@
             </w:r>
           </w:p>
           <w:p>
+            <w:pPr>
+              <w:spacing w:before="0" w:after="0"/>
+            </w:pPr>
             <w:r>
               <w:rPr>
                 <w:rFonts w:ascii="Consolas" w:cs="Consolas" w:eastAsia="Consolas" w:hAnsi="Consolas"/>
@@ -4803,6 +4966,9 @@
             </w:r>
           </w:p>
           <w:p>
+            <w:pPr>
+              <w:spacing w:before="0" w:after="0"/>
+            </w:pPr>
             <w:r>
               <w:rPr>
                 <w:rFonts w:ascii="Consolas" w:cs="Consolas" w:eastAsia="Consolas" w:hAnsi="Consolas"/>
@@ -4813,6 +4979,9 @@
             </w:r>
           </w:p>
           <w:p>
+            <w:pPr>
+              <w:spacing w:before="0" w:after="0"/>
+            </w:pPr>
             <w:r>
               <w:rPr>
                 <w:rFonts w:ascii="Consolas" w:cs="Consolas" w:eastAsia="Consolas" w:hAnsi="Consolas"/>
@@ -4820,300 +4989,6 @@
                 <w:szCs w:val="18"/>
               </w:rPr>
               <w:t xml:space="preserve">}]</w:t>
-            </w:r>
-          </w:p>
-        </w:tc>
-      </w:tr>
-    </w:tbl>
-    <w:p>
-      <w:pPr>
-        <w:pStyle w:val="Heading2"/>
-      </w:pPr>
-      <w:r>
-        <w:rPr>
-          <w:rFonts w:ascii="BIZ UDPゴシック" w:cs="BIZ UDPゴシック" w:eastAsia="BIZ UDPゴシック" w:hAnsi="BIZ UDPゴシック"/>
-          <w:b/>
-          <w:bCs/>
-          <w:sz w:val="18"/>
-          <w:szCs w:val="18"/>
-        </w:rPr>
-        <w:t xml:space="preserve">■ Phase 5：GitHub Actions CI</w:t>
-      </w:r>
-    </w:p>
-    <w:tbl>
-      <w:tblPr>
-        <w:tblW w:type="dxa" w:w="8504"/>
-        <w:tblBorders>
-          <w:top w:val="single" w:color="auto" w:sz="4"/>
-          <w:left w:val="single" w:color="auto" w:sz="4"/>
-          <w:bottom w:val="single" w:color="auto" w:sz="4"/>
-          <w:right w:val="single" w:color="auto" w:sz="4"/>
-          <w:insideH w:val="single" w:color="auto" w:sz="4"/>
-          <w:insideV w:val="single" w:color="auto" w:sz="4"/>
-        </w:tblBorders>
-      </w:tblPr>
-      <w:tblGrid>
-        <w:gridCol w:w="8504"/>
-      </w:tblGrid>
-      <w:tr>
-        <w:trPr>
-          <w:cantSplit/>
-        </w:trPr>
-        <w:tc>
-          <w:tcPr>
-            <w:tcW w:type="dxa" w:w="8504"/>
-            <w:tcBorders>
-              <w:top w:val="single" w:color="CCCCCC" w:sz="4"/>
-              <w:left w:val="single" w:color="CCCCCC" w:sz="4"/>
-              <w:bottom w:val="single" w:color="CCCCCC" w:sz="4"/>
-              <w:right w:val="single" w:color="CCCCCC" w:sz="4"/>
-            </w:tcBorders>
-            <w:shd w:fill="F5F5F5" w:val="clear"/>
-            <w:tcMar>
-              <w:top w:type="dxa" w:w="60"/>
-              <w:left w:type="dxa" w:w="100"/>
-              <w:bottom w:type="dxa" w:w="60"/>
-              <w:right w:type="dxa" w:w="100"/>
-            </w:tcMar>
-          </w:tcPr>
-          <w:p>
-            <w:r>
-              <w:rPr>
-                <w:rFonts w:ascii="Consolas" w:cs="Consolas" w:eastAsia="Consolas" w:hAnsi="Consolas"/>
-                <w:sz w:val="18"/>
-                <w:szCs w:val="18"/>
-              </w:rPr>
-              <w:t xml:space="preserve">name: CI</w:t>
-            </w:r>
-          </w:p>
-          <w:p>
-            <w:r>
-              <w:rPr>
-                <w:rFonts w:ascii="Consolas" w:cs="Consolas" w:eastAsia="Consolas" w:hAnsi="Consolas"/>
-                <w:sz w:val="18"/>
-                <w:szCs w:val="18"/>
-              </w:rPr>
-              <w:t xml:space="preserve">on:</w:t>
-            </w:r>
-          </w:p>
-          <w:p>
-            <w:r>
-              <w:rPr>
-                <w:rFonts w:ascii="Consolas" w:cs="Consolas" w:eastAsia="Consolas" w:hAnsi="Consolas"/>
-                <w:sz w:val="18"/>
-                <w:szCs w:val="18"/>
-              </w:rPr>
-              <w:t xml:space="preserve">  push: { branches: [main, develop] }</w:t>
-            </w:r>
-          </w:p>
-          <w:p>
-            <w:r>
-              <w:rPr>
-                <w:rFonts w:ascii="Consolas" w:cs="Consolas" w:eastAsia="Consolas" w:hAnsi="Consolas"/>
-                <w:sz w:val="18"/>
-                <w:szCs w:val="18"/>
-              </w:rPr>
-              <w:t xml:space="preserve">  pull_request: { branches: [main, develop] }</w:t>
-            </w:r>
-          </w:p>
-          <w:p>
-            <w:r>
-              <w:rPr>
-                <w:rFonts w:ascii="Consolas" w:cs="Consolas" w:eastAsia="Consolas" w:hAnsi="Consolas"/>
-                <w:sz w:val="18"/>
-                <w:szCs w:val="18"/>
-              </w:rPr>
-              <w:t xml:space="preserve">jobs:</w:t>
-            </w:r>
-          </w:p>
-          <w:p>
-            <w:r>
-              <w:rPr>
-                <w:rFonts w:ascii="Consolas" w:cs="Consolas" w:eastAsia="Consolas" w:hAnsi="Consolas"/>
-                <w:sz w:val="18"/>
-                <w:szCs w:val="18"/>
-              </w:rPr>
-              <w:t xml:space="preserve">  pos-server:</w:t>
-            </w:r>
-          </w:p>
-          <w:p>
-            <w:r>
-              <w:rPr>
-                <w:rFonts w:ascii="Consolas" w:cs="Consolas" w:eastAsia="Consolas" w:hAnsi="Consolas"/>
-                <w:sz w:val="18"/>
-                <w:szCs w:val="18"/>
-              </w:rPr>
-              <w:t xml:space="preserve">    runs-on: ubuntu-latest</w:t>
-            </w:r>
-          </w:p>
-          <w:p>
-            <w:r>
-              <w:rPr>
-                <w:rFonts w:ascii="Consolas" w:cs="Consolas" w:eastAsia="Consolas" w:hAnsi="Consolas"/>
-                <w:sz w:val="18"/>
-                <w:szCs w:val="18"/>
-              </w:rPr>
-              <w:t xml:space="preserve">    steps:</w:t>
-            </w:r>
-          </w:p>
-          <w:p>
-            <w:r>
-              <w:rPr>
-                <w:rFonts w:ascii="Consolas" w:cs="Consolas" w:eastAsia="Consolas" w:hAnsi="Consolas"/>
-                <w:sz w:val="18"/>
-                <w:szCs w:val="18"/>
-              </w:rPr>
-              <w:t xml:space="preserve">      - uses: actions/checkout@v3</w:t>
-            </w:r>
-          </w:p>
-          <w:p>
-            <w:r>
-              <w:rPr>
-                <w:rFonts w:ascii="Consolas" w:cs="Consolas" w:eastAsia="Consolas" w:hAnsi="Consolas"/>
-                <w:sz w:val="18"/>
-                <w:szCs w:val="18"/>
-              </w:rPr>
-              <w:t xml:space="preserve">      - uses: actions/setup-java@v3</w:t>
-            </w:r>
-          </w:p>
-          <w:p>
-            <w:r>
-              <w:rPr>
-                <w:rFonts w:ascii="Consolas" w:cs="Consolas" w:eastAsia="Consolas" w:hAnsi="Consolas"/>
-                <w:sz w:val="18"/>
-                <w:szCs w:val="18"/>
-              </w:rPr>
-              <w:t xml:space="preserve">        with: { java-version: '17', distribution: 'corretto' }</w:t>
-            </w:r>
-          </w:p>
-          <w:p>
-            <w:r>
-              <w:rPr>
-                <w:rFonts w:ascii="Consolas" w:cs="Consolas" w:eastAsia="Consolas" w:hAnsi="Consolas"/>
-                <w:sz w:val="18"/>
-                <w:szCs w:val="18"/>
-              </w:rPr>
-              <w:t xml:space="preserve">      - run: cd backend/pos-server &amp;&amp; ./gradlew build</w:t>
-            </w:r>
-          </w:p>
-          <w:p>
-            <w:r>
-              <w:rPr>
-                <w:rFonts w:ascii="Consolas" w:cs="Consolas" w:eastAsia="Consolas" w:hAnsi="Consolas"/>
-                <w:sz w:val="18"/>
-                <w:szCs w:val="18"/>
-              </w:rPr>
-              <w:t xml:space="preserve">  gift-card-server:</w:t>
-            </w:r>
-          </w:p>
-          <w:p>
-            <w:r>
-              <w:rPr>
-                <w:rFonts w:ascii="Consolas" w:cs="Consolas" w:eastAsia="Consolas" w:hAnsi="Consolas"/>
-                <w:sz w:val="18"/>
-                <w:szCs w:val="18"/>
-              </w:rPr>
-              <w:t xml:space="preserve">    runs-on: ubuntu-latest</w:t>
-            </w:r>
-          </w:p>
-          <w:p>
-            <w:r>
-              <w:rPr>
-                <w:rFonts w:ascii="Consolas" w:cs="Consolas" w:eastAsia="Consolas" w:hAnsi="Consolas"/>
-                <w:sz w:val="18"/>
-                <w:szCs w:val="18"/>
-              </w:rPr>
-              <w:t xml:space="preserve">    steps:</w:t>
-            </w:r>
-          </w:p>
-          <w:p>
-            <w:r>
-              <w:rPr>
-                <w:rFonts w:ascii="Consolas" w:cs="Consolas" w:eastAsia="Consolas" w:hAnsi="Consolas"/>
-                <w:sz w:val="18"/>
-                <w:szCs w:val="18"/>
-              </w:rPr>
-              <w:t xml:space="preserve">      - uses: actions/checkout@v3</w:t>
-            </w:r>
-          </w:p>
-          <w:p>
-            <w:r>
-              <w:rPr>
-                <w:rFonts w:ascii="Consolas" w:cs="Consolas" w:eastAsia="Consolas" w:hAnsi="Consolas"/>
-                <w:sz w:val="18"/>
-                <w:szCs w:val="18"/>
-              </w:rPr>
-              <w:t xml:space="preserve">      - run: cd backend/gift-card-server &amp;&amp; ./mvnw package -DskipTests</w:t>
-            </w:r>
-          </w:p>
-          <w:p>
-            <w:r>
-              <w:rPr>
-                <w:rFonts w:ascii="Consolas" w:cs="Consolas" w:eastAsia="Consolas" w:hAnsi="Consolas"/>
-                <w:sz w:val="18"/>
-                <w:szCs w:val="18"/>
-              </w:rPr>
-              <w:t xml:space="preserve">  frontend:</w:t>
-            </w:r>
-          </w:p>
-          <w:p>
-            <w:r>
-              <w:rPr>
-                <w:rFonts w:ascii="Consolas" w:cs="Consolas" w:eastAsia="Consolas" w:hAnsi="Consolas"/>
-                <w:sz w:val="18"/>
-                <w:szCs w:val="18"/>
-              </w:rPr>
-              <w:t xml:space="preserve">    runs-on: ubuntu-latest</w:t>
-            </w:r>
-          </w:p>
-          <w:p>
-            <w:r>
-              <w:rPr>
-                <w:rFonts w:ascii="Consolas" w:cs="Consolas" w:eastAsia="Consolas" w:hAnsi="Consolas"/>
-                <w:sz w:val="18"/>
-                <w:szCs w:val="18"/>
-              </w:rPr>
-              <w:t xml:space="preserve">    steps:</w:t>
-            </w:r>
-          </w:p>
-          <w:p>
-            <w:r>
-              <w:rPr>
-                <w:rFonts w:ascii="Consolas" w:cs="Consolas" w:eastAsia="Consolas" w:hAnsi="Consolas"/>
-                <w:sz w:val="18"/>
-                <w:szCs w:val="18"/>
-              </w:rPr>
-              <w:t xml:space="preserve">      - uses: actions/checkout@v3</w:t>
-            </w:r>
-          </w:p>
-          <w:p>
-            <w:r>
-              <w:rPr>
-                <w:rFonts w:ascii="Consolas" w:cs="Consolas" w:eastAsia="Consolas" w:hAnsi="Consolas"/>
-                <w:sz w:val="18"/>
-                <w:szCs w:val="18"/>
-              </w:rPr>
-              <w:t xml:space="preserve">      - uses: actions/setup-node@v3</w:t>
-            </w:r>
-          </w:p>
-          <w:p>
-            <w:r>
-              <w:rPr>
-                <w:rFonts w:ascii="Consolas" w:cs="Consolas" w:eastAsia="Consolas" w:hAnsi="Consolas"/>
-                <w:sz w:val="18"/>
-                <w:szCs w:val="18"/>
-              </w:rPr>
-              <w:t xml:space="preserve">        with: { node-version: '18' }</w:t>
-            </w:r>
-          </w:p>
-          <w:p>
-            <w:r>
-              <w:rPr>
-                <w:rFonts w:ascii="Consolas" w:cs="Consolas" w:eastAsia="Consolas" w:hAnsi="Consolas"/>
-                <w:sz w:val="18"/>
-                <w:szCs w:val="18"/>
-              </w:rPr>
-              <w:t xml:space="preserve">      - run: cd frontend &amp;&amp; npm ci &amp;&amp; npm run build</w:t>
             </w:r>
           </w:p>
         </w:tc>
@@ -5179,6 +5054,7 @@
                 <w:rFonts w:ascii="BIZ UDPゴシック" w:cs="BIZ UDPゴシック" w:eastAsia="BIZ UDPゴシック" w:hAnsi="BIZ UDPゴシック"/>
                 <w:b/>
                 <w:bCs/>
+                <w:color w:val="000000"/>
                 <w:sz w:val="18"/>
                 <w:szCs w:val="18"/>
               </w:rPr>
@@ -5209,6 +5085,7 @@
                 <w:rFonts w:ascii="BIZ UDPゴシック" w:cs="BIZ UDPゴシック" w:eastAsia="BIZ UDPゴシック" w:hAnsi="BIZ UDPゴシック"/>
                 <w:b/>
                 <w:bCs/>
+                <w:color w:val="000000"/>
                 <w:sz w:val="18"/>
                 <w:szCs w:val="18"/>
               </w:rPr>
@@ -5239,6 +5116,7 @@
                 <w:rFonts w:ascii="BIZ UDPゴシック" w:cs="BIZ UDPゴシック" w:eastAsia="BIZ UDPゴシック" w:hAnsi="BIZ UDPゴシック"/>
                 <w:b/>
                 <w:bCs/>
+                <w:color w:val="000000"/>
                 <w:sz w:val="18"/>
                 <w:szCs w:val="18"/>
               </w:rPr>
@@ -5269,6 +5147,7 @@
                 <w:rFonts w:ascii="BIZ UDPゴシック" w:cs="BIZ UDPゴシック" w:eastAsia="BIZ UDPゴシック" w:hAnsi="BIZ UDPゴシック"/>
                 <w:b/>
                 <w:bCs/>
+                <w:color w:val="000000"/>
                 <w:sz w:val="18"/>
                 <w:szCs w:val="18"/>
               </w:rPr>
@@ -5304,6 +5183,7 @@
                 <w:rFonts w:ascii="BIZ UDPゴシック" w:cs="BIZ UDPゴシック" w:eastAsia="BIZ UDPゴシック" w:hAnsi="BIZ UDPゴシック"/>
                 <w:b w:val="false"/>
                 <w:bCs w:val="false"/>
+                <w:color w:val="000000"/>
                 <w:sz w:val="18"/>
                 <w:szCs w:val="18"/>
               </w:rPr>
@@ -5329,17 +5209,29 @@
             </w:tcMar>
           </w:tcPr>
           <w:p>
-            <w:r>
-              <w:rPr>
-                <w:rFonts w:ascii="BIZ UDPゴシック" w:cs="BIZ UDPゴシック" w:eastAsia="BIZ UDPゴシック" w:hAnsi="BIZ UDPゴシック"/>
-                <w:b w:val="false"/>
-                <w:bCs w:val="false"/>
-                <w:sz w:val="18"/>
-                <w:szCs w:val="18"/>
-              </w:rPr>
-              <w:t xml:space="preserve">全サービス（:8081, :8080, :9060）が正常に起動すること
-▶ docker-compose up -d
-▶ curl http://localhost:8081/actuator/health</w:t>
+            <w:pPr>
+              <w:spacing w:before="0" w:after="0"/>
+            </w:pPr>
+            <w:r>
+              <w:rPr>
+                <w:rFonts w:ascii="BIZ UDPゴシック" w:cs="BIZ UDPゴシック" w:eastAsia="BIZ UDPゴシック" w:hAnsi="BIZ UDPゴシック"/>
+                <w:sz w:val="18"/>
+                <w:szCs w:val="18"/>
+              </w:rPr>
+              <w:t xml:space="preserve">backend/pos-server のビルドが成功することを確認</w:t>
+            </w:r>
+          </w:p>
+          <w:p>
+            <w:pPr>
+              <w:spacing w:before="0" w:after="0"/>
+            </w:pPr>
+            <w:r>
+              <w:rPr>
+                <w:rFonts w:ascii="BIZ UDPゴシック" w:cs="BIZ UDPゴシック" w:eastAsia="BIZ UDPゴシック" w:hAnsi="BIZ UDPゴシック"/>
+                <w:sz w:val="18"/>
+                <w:szCs w:val="18"/>
+              </w:rPr>
+              <w:t xml:space="preserve">▶ cd POS-SERVER/backend/pos-server &amp;&amp; ./gradlew build -x test</w:t>
             </w:r>
           </w:p>
         </w:tc>
@@ -5361,15 +5253,16 @@
             </w:tcMar>
           </w:tcPr>
           <w:p>
-            <w:r>
-              <w:rPr>
-                <w:rFonts w:ascii="BIZ UDPゴシック" w:cs="BIZ UDPゴシック" w:eastAsia="BIZ UDPゴシック" w:hAnsi="BIZ UDPゴシック"/>
-                <w:b w:val="false"/>
-                <w:bCs w:val="false"/>
-                <w:sz w:val="18"/>
-                <w:szCs w:val="18"/>
-              </w:rPr>
-              <w:t xml:space="preserve">{ "status": "UP" } が返る / 全コンテナが running 状態</w:t>
+            <w:pPr>
+              <w:spacing w:before="0" w:after="0"/>
+            </w:pPr>
+            <w:r>
+              <w:rPr>
+                <w:rFonts w:ascii="BIZ UDPゴシック" w:cs="BIZ UDPゴシック" w:eastAsia="BIZ UDPゴシック" w:hAnsi="BIZ UDPゴシック"/>
+                <w:sz w:val="18"/>
+                <w:szCs w:val="18"/>
+              </w:rPr>
+              <w:t xml:space="preserve">BUILD SUCCESSFUL</w:t>
             </w:r>
           </w:p>
         </w:tc>
@@ -5396,6 +5289,7 @@
                 <w:rFonts w:ascii="BIZ UDPゴシック" w:cs="BIZ UDPゴシック" w:eastAsia="BIZ UDPゴシック" w:hAnsi="BIZ UDPゴシック"/>
                 <w:b w:val="false"/>
                 <w:bCs w:val="false"/>
+                <w:color w:val="000000"/>
                 <w:sz w:val="18"/>
                 <w:szCs w:val="18"/>
               </w:rPr>
@@ -5431,6 +5325,7 @@
                 <w:rFonts w:ascii="BIZ UDPゴシック" w:cs="BIZ UDPゴシック" w:eastAsia="BIZ UDPゴシック" w:hAnsi="BIZ UDPゴシック"/>
                 <w:b w:val="false"/>
                 <w:bCs w:val="false"/>
+                <w:color w:val="000000"/>
                 <w:sz w:val="18"/>
                 <w:szCs w:val="18"/>
               </w:rPr>
@@ -5456,16 +5351,29 @@
             </w:tcMar>
           </w:tcPr>
           <w:p>
-            <w:r>
-              <w:rPr>
-                <w:rFonts w:ascii="BIZ UDPゴシック" w:cs="BIZ UDPゴシック" w:eastAsia="BIZ UDPゴシック" w:hAnsi="BIZ UDPゴシック"/>
-                <w:b w:val="false"/>
-                <w:bCs w:val="false"/>
-                <w:sz w:val="18"/>
-                <w:szCs w:val="18"/>
-              </w:rPr>
-              <w:t xml:space="preserve">pos-server 自動テストが全PASS
-▶ cd backend/pos-server &amp;&amp; ./gradlew test</w:t>
+            <w:pPr>
+              <w:spacing w:before="0" w:after="0"/>
+            </w:pPr>
+            <w:r>
+              <w:rPr>
+                <w:rFonts w:ascii="BIZ UDPゴシック" w:cs="BIZ UDPゴシック" w:eastAsia="BIZ UDPゴシック" w:hAnsi="BIZ UDPゴシック"/>
+                <w:sz w:val="18"/>
+                <w:szCs w:val="18"/>
+              </w:rPr>
+              <w:t xml:space="preserve">backend/gift-card-server のビルドが成功することを確認</w:t>
+            </w:r>
+          </w:p>
+          <w:p>
+            <w:pPr>
+              <w:spacing w:before="0" w:after="0"/>
+            </w:pPr>
+            <w:r>
+              <w:rPr>
+                <w:rFonts w:ascii="BIZ UDPゴシック" w:cs="BIZ UDPゴシック" w:eastAsia="BIZ UDPゴシック" w:hAnsi="BIZ UDPゴシック"/>
+                <w:sz w:val="18"/>
+                <w:szCs w:val="18"/>
+              </w:rPr>
+              <w:t xml:space="preserve">▶ cd POS-SERVER/backend/gift-card-server &amp;&amp; ./mvnw package -DskipTests</w:t>
             </w:r>
           </w:p>
         </w:tc>
@@ -5487,15 +5395,16 @@
             </w:tcMar>
           </w:tcPr>
           <w:p>
-            <w:r>
-              <w:rPr>
-                <w:rFonts w:ascii="BIZ UDPゴシック" w:cs="BIZ UDPゴシック" w:eastAsia="BIZ UDPゴシック" w:hAnsi="BIZ UDPゴシック"/>
-                <w:b w:val="false"/>
-                <w:bCs w:val="false"/>
-                <w:sz w:val="18"/>
-                <w:szCs w:val="18"/>
-              </w:rPr>
-              <w:t xml:space="preserve">BUILD SUCCESSFUL / テスト失敗 0 件</w:t>
+            <w:pPr>
+              <w:spacing w:before="0" w:after="0"/>
+            </w:pPr>
+            <w:r>
+              <w:rPr>
+                <w:rFonts w:ascii="BIZ UDPゴシック" w:cs="BIZ UDPゴシック" w:eastAsia="BIZ UDPゴシック" w:hAnsi="BIZ UDPゴシック"/>
+                <w:sz w:val="18"/>
+                <w:szCs w:val="18"/>
+              </w:rPr>
+              <w:t xml:space="preserve">BUILD SUCCESS</w:t>
             </w:r>
           </w:p>
         </w:tc>
@@ -5522,6 +5431,7 @@
                 <w:rFonts w:ascii="BIZ UDPゴシック" w:cs="BIZ UDPゴシック" w:eastAsia="BIZ UDPゴシック" w:hAnsi="BIZ UDPゴシック"/>
                 <w:b w:val="false"/>
                 <w:bCs w:val="false"/>
+                <w:color w:val="000000"/>
                 <w:sz w:val="18"/>
                 <w:szCs w:val="18"/>
               </w:rPr>
@@ -5557,6 +5467,7 @@
                 <w:rFonts w:ascii="BIZ UDPゴシック" w:cs="BIZ UDPゴシック" w:eastAsia="BIZ UDPゴシック" w:hAnsi="BIZ UDPゴシック"/>
                 <w:b w:val="false"/>
                 <w:bCs w:val="false"/>
+                <w:color w:val="000000"/>
                 <w:sz w:val="18"/>
                 <w:szCs w:val="18"/>
               </w:rPr>
@@ -5582,16 +5493,29 @@
             </w:tcMar>
           </w:tcPr>
           <w:p>
-            <w:r>
-              <w:rPr>
-                <w:rFonts w:ascii="BIZ UDPゴシック" w:cs="BIZ UDPゴシック" w:eastAsia="BIZ UDPゴシック" w:hAnsi="BIZ UDPゴシック"/>
-                <w:b w:val="false"/>
-                <w:bCs w:val="false"/>
-                <w:sz w:val="18"/>
-                <w:szCs w:val="18"/>
-              </w:rPr>
-              <w:t xml:space="preserve">gift-card-server 自動テストが全PASS
-▶ cd backend/gift-card-server &amp;&amp; ./mvnw test</w:t>
+            <w:pPr>
+              <w:spacing w:before="0" w:after="0"/>
+            </w:pPr>
+            <w:r>
+              <w:rPr>
+                <w:rFonts w:ascii="BIZ UDPゴシック" w:cs="BIZ UDPゴシック" w:eastAsia="BIZ UDPゴシック" w:hAnsi="BIZ UDPゴシック"/>
+                <w:sz w:val="18"/>
+                <w:szCs w:val="18"/>
+              </w:rPr>
+              <w:t xml:space="preserve">frontend のビルドが成功することを確認</w:t>
+            </w:r>
+          </w:p>
+          <w:p>
+            <w:pPr>
+              <w:spacing w:before="0" w:after="0"/>
+            </w:pPr>
+            <w:r>
+              <w:rPr>
+                <w:rFonts w:ascii="BIZ UDPゴシック" w:cs="BIZ UDPゴシック" w:eastAsia="BIZ UDPゴシック" w:hAnsi="BIZ UDPゴシック"/>
+                <w:sz w:val="18"/>
+                <w:szCs w:val="18"/>
+              </w:rPr>
+              <w:t xml:space="preserve">▶ cd POS-SERVER/frontend &amp;&amp; npm install &amp;&amp; npm run build</w:t>
             </w:r>
           </w:p>
         </w:tc>
@@ -5613,15 +5537,16 @@
             </w:tcMar>
           </w:tcPr>
           <w:p>
-            <w:r>
-              <w:rPr>
-                <w:rFonts w:ascii="BIZ UDPゴシック" w:cs="BIZ UDPゴシック" w:eastAsia="BIZ UDPゴシック" w:hAnsi="BIZ UDPゴシック"/>
-                <w:b w:val="false"/>
-                <w:bCs w:val="false"/>
-                <w:sz w:val="18"/>
-                <w:szCs w:val="18"/>
-              </w:rPr>
-              <w:t xml:space="preserve">BUILD SUCCESS / テスト失敗 0 件</w:t>
+            <w:pPr>
+              <w:spacing w:before="0" w:after="0"/>
+            </w:pPr>
+            <w:r>
+              <w:rPr>
+                <w:rFonts w:ascii="BIZ UDPゴシック" w:cs="BIZ UDPゴシック" w:eastAsia="BIZ UDPゴシック" w:hAnsi="BIZ UDPゴシック"/>
+                <w:sz w:val="18"/>
+                <w:szCs w:val="18"/>
+              </w:rPr>
+              <w:t xml:space="preserve">webpack compiled successfully</w:t>
             </w:r>
           </w:p>
         </w:tc>
@@ -5648,6 +5573,7 @@
                 <w:rFonts w:ascii="BIZ UDPゴシック" w:cs="BIZ UDPゴシック" w:eastAsia="BIZ UDPゴシック" w:hAnsi="BIZ UDPゴシック"/>
                 <w:b w:val="false"/>
                 <w:bCs w:val="false"/>
+                <w:color w:val="000000"/>
                 <w:sz w:val="18"/>
                 <w:szCs w:val="18"/>
               </w:rPr>
@@ -5683,6 +5609,7 @@
                 <w:rFonts w:ascii="BIZ UDPゴシック" w:cs="BIZ UDPゴシック" w:eastAsia="BIZ UDPゴシック" w:hAnsi="BIZ UDPゴシック"/>
                 <w:b w:val="false"/>
                 <w:bCs w:val="false"/>
+                <w:color w:val="000000"/>
                 <w:sz w:val="18"/>
                 <w:szCs w:val="18"/>
               </w:rPr>
@@ -5708,16 +5635,29 @@
             </w:tcMar>
           </w:tcPr>
           <w:p>
-            <w:r>
-              <w:rPr>
-                <w:rFonts w:ascii="BIZ UDPゴシック" w:cs="BIZ UDPゴシック" w:eastAsia="BIZ UDPゴシック" w:hAnsi="BIZ UDPゴシック"/>
-                <w:b w:val="false"/>
-                <w:bCs w:val="false"/>
-                <w:sz w:val="18"/>
-                <w:szCs w:val="18"/>
-              </w:rPr>
-              <w:t xml:space="preserve">フロントエンドビルドが成功
-▶ cd frontend &amp;&amp; npm run build</w:t>
+            <w:pPr>
+              <w:spacing w:before="0" w:after="0"/>
+            </w:pPr>
+            <w:r>
+              <w:rPr>
+                <w:rFonts w:ascii="BIZ UDPゴシック" w:cs="BIZ UDPゴシック" w:eastAsia="BIZ UDPゴシック" w:hAnsi="BIZ UDPゴシック"/>
+                <w:sz w:val="18"/>
+                <w:szCs w:val="18"/>
+              </w:rPr>
+              <w:t xml:space="preserve">docker-compose up でローカル起動確認</w:t>
+            </w:r>
+          </w:p>
+          <w:p>
+            <w:pPr>
+              <w:spacing w:before="0" w:after="0"/>
+            </w:pPr>
+            <w:r>
+              <w:rPr>
+                <w:rFonts w:ascii="BIZ UDPゴシック" w:cs="BIZ UDPゴシック" w:eastAsia="BIZ UDPゴシック" w:hAnsi="BIZ UDPゴシック"/>
+                <w:sz w:val="18"/>
+                <w:szCs w:val="18"/>
+              </w:rPr>
+              <w:t xml:space="preserve">（全3サービスが起動すること）</w:t>
             </w:r>
           </w:p>
         </w:tc>
@@ -5739,15 +5679,29 @@
             </w:tcMar>
           </w:tcPr>
           <w:p>
-            <w:r>
-              <w:rPr>
-                <w:rFonts w:ascii="BIZ UDPゴシック" w:cs="BIZ UDPゴシック" w:eastAsia="BIZ UDPゴシック" w:hAnsi="BIZ UDPゴシック"/>
-                <w:b w:val="false"/>
-                <w:bCs w:val="false"/>
-                <w:sz w:val="18"/>
-                <w:szCs w:val="18"/>
-              </w:rPr>
-              <w:t xml:space="preserve">dist/ ディレクトリが生成される / ビルドエラーなし</w:t>
+            <w:pPr>
+              <w:spacing w:before="0" w:after="0"/>
+            </w:pPr>
+            <w:r>
+              <w:rPr>
+                <w:rFonts w:ascii="BIZ UDPゴシック" w:cs="BIZ UDPゴシック" w:eastAsia="BIZ UDPゴシック" w:hAnsi="BIZ UDPゴシック"/>
+                <w:sz w:val="18"/>
+                <w:szCs w:val="18"/>
+              </w:rPr>
+              <w:t xml:space="preserve">全サービス Started</w:t>
+            </w:r>
+          </w:p>
+          <w:p>
+            <w:pPr>
+              <w:spacing w:before="0" w:after="0"/>
+            </w:pPr>
+            <w:r>
+              <w:rPr>
+                <w:rFonts w:ascii="BIZ UDPゴシック" w:cs="BIZ UDPゴシック" w:eastAsia="BIZ UDPゴシック" w:hAnsi="BIZ UDPゴシック"/>
+                <w:sz w:val="18"/>
+                <w:szCs w:val="18"/>
+              </w:rPr>
+              <w:t xml:space="preserve">http://localhost:9060 でUI表示</w:t>
             </w:r>
           </w:p>
         </w:tc>
@@ -5774,6 +5728,7 @@
                 <w:rFonts w:ascii="BIZ UDPゴシック" w:cs="BIZ UDPゴシック" w:eastAsia="BIZ UDPゴシック" w:hAnsi="BIZ UDPゴシック"/>
                 <w:b w:val="false"/>
                 <w:bCs w:val="false"/>
+                <w:color w:val="000000"/>
                 <w:sz w:val="18"/>
                 <w:szCs w:val="18"/>
               </w:rPr>
@@ -5809,6 +5764,7 @@
                 <w:rFonts w:ascii="BIZ UDPゴシック" w:cs="BIZ UDPゴシック" w:eastAsia="BIZ UDPゴシック" w:hAnsi="BIZ UDPゴシック"/>
                 <w:b w:val="false"/>
                 <w:bCs w:val="false"/>
+                <w:color w:val="000000"/>
                 <w:sz w:val="18"/>
                 <w:szCs w:val="18"/>
               </w:rPr>
@@ -5834,16 +5790,16 @@
             </w:tcMar>
           </w:tcPr>
           <w:p>
-            <w:r>
-              <w:rPr>
-                <w:rFonts w:ascii="BIZ UDPゴシック" w:cs="BIZ UDPゴシック" w:eastAsia="BIZ UDPゴシック" w:hAnsi="BIZ UDPゴシック"/>
-                <w:b w:val="false"/>
-                <w:bCs w:val="false"/>
-                <w:sz w:val="18"/>
-                <w:szCs w:val="18"/>
-              </w:rPr>
-              <w:t xml:space="preserve">ステージング環境でのログイン確認
-▶ https://stg.ignicapos.com/login</w:t>
+            <w:pPr>
+              <w:spacing w:before="0" w:after="0"/>
+            </w:pPr>
+            <w:r>
+              <w:rPr>
+                <w:rFonts w:ascii="BIZ UDPゴシック" w:cs="BIZ UDPゴシック" w:eastAsia="BIZ UDPゴシック" w:hAnsi="BIZ UDPゴシック"/>
+                <w:sz w:val="18"/>
+                <w:szCs w:val="18"/>
+              </w:rPr>
+              <w:t xml:space="preserve">GitHub Actions CI が push 時に green になることを確認</w:t>
             </w:r>
           </w:p>
         </w:tc>
@@ -5865,15 +5821,16 @@
             </w:tcMar>
           </w:tcPr>
           <w:p>
-            <w:r>
-              <w:rPr>
-                <w:rFonts w:ascii="BIZ UDPゴシック" w:cs="BIZ UDPゴシック" w:eastAsia="BIZ UDPゴシック" w:hAnsi="BIZ UDPゴシック"/>
-                <w:b w:val="false"/>
-                <w:bCs w:val="false"/>
-                <w:sz w:val="18"/>
-                <w:szCs w:val="18"/>
-              </w:rPr>
-              <w:t xml:space="preserve">ログイン画面が表示される / 認証処理が正常に動作する</w:t>
+            <w:pPr>
+              <w:spacing w:before="0" w:after="0"/>
+            </w:pPr>
+            <w:r>
+              <w:rPr>
+                <w:rFonts w:ascii="BIZ UDPゴシック" w:cs="BIZ UDPゴシック" w:eastAsia="BIZ UDPゴシック" w:hAnsi="BIZ UDPゴシック"/>
+                <w:sz w:val="18"/>
+                <w:szCs w:val="18"/>
+              </w:rPr>
+              <w:t xml:space="preserve">全ジョブ green（成功）</w:t>
             </w:r>
           </w:p>
         </w:tc>
@@ -5900,258 +5857,7 @@
                 <w:rFonts w:ascii="BIZ UDPゴシック" w:cs="BIZ UDPゴシック" w:eastAsia="BIZ UDPゴシック" w:hAnsi="BIZ UDPゴシック"/>
                 <w:b w:val="false"/>
                 <w:bCs w:val="false"/>
-                <w:sz w:val="18"/>
-                <w:szCs w:val="18"/>
-              </w:rPr>
-              <w:t xml:space="preserve"/>
-            </w:r>
-          </w:p>
-        </w:tc>
-      </w:tr>
-      <w:tr>
-        <w:trPr>
-          <w:cantSplit/>
-        </w:trPr>
-        <w:tc>
-          <w:tcPr>
-            <w:tcW w:type="dxa" w:w="567"/>
-            <w:tcBorders>
-              <w:top w:val="single" w:color="CCCCCC" w:sz="4"/>
-              <w:left w:val="single" w:color="CCCCCC" w:sz="4"/>
-              <w:bottom w:val="single" w:color="CCCCCC" w:sz="4"/>
-              <w:right w:val="single" w:color="CCCCCC" w:sz="4"/>
-            </w:tcBorders>
-            <w:shd w:fill="FFFFFF" w:val="clear"/>
-            <w:tcMar>
-              <w:top w:type="dxa" w:w="60"/>
-              <w:left w:type="dxa" w:w="100"/>
-              <w:bottom w:type="dxa" w:w="60"/>
-              <w:right w:type="dxa" w:w="100"/>
-            </w:tcMar>
-          </w:tcPr>
-          <w:p>
-            <w:r>
-              <w:rPr>
-                <w:rFonts w:ascii="BIZ UDPゴシック" w:cs="BIZ UDPゴシック" w:eastAsia="BIZ UDPゴシック" w:hAnsi="BIZ UDPゴシック"/>
-                <w:b w:val="false"/>
-                <w:bCs w:val="false"/>
-                <w:sz w:val="18"/>
-                <w:szCs w:val="18"/>
-              </w:rPr>
-              <w:t xml:space="preserve">6</w:t>
-            </w:r>
-          </w:p>
-        </w:tc>
-        <w:tc>
-          <w:tcPr>
-            <w:tcW w:type="dxa" w:w="4536"/>
-            <w:tcBorders>
-              <w:top w:val="single" w:color="CCCCCC" w:sz="4"/>
-              <w:left w:val="single" w:color="CCCCCC" w:sz="4"/>
-              <w:bottom w:val="single" w:color="CCCCCC" w:sz="4"/>
-              <w:right w:val="single" w:color="CCCCCC" w:sz="4"/>
-            </w:tcBorders>
-            <w:shd w:fill="FFFFFF" w:val="clear"/>
-            <w:tcMar>
-              <w:top w:type="dxa" w:w="60"/>
-              <w:left w:type="dxa" w:w="100"/>
-              <w:bottom w:type="dxa" w:w="60"/>
-              <w:right w:type="dxa" w:w="100"/>
-            </w:tcMar>
-          </w:tcPr>
-          <w:p>
-            <w:r>
-              <w:rPr>
-                <w:rFonts w:ascii="BIZ UDPゴシック" w:cs="BIZ UDPゴシック" w:eastAsia="BIZ UDPゴシック" w:hAnsi="BIZ UDPゴシック"/>
-                <w:b w:val="false"/>
-                <w:bCs w:val="false"/>
-                <w:sz w:val="18"/>
-                <w:szCs w:val="18"/>
-              </w:rPr>
-              <w:t xml:space="preserve">GitHub Actions CI/CD が GREEN
-▶ GitHub &gt; Actions タブで確認</w:t>
-            </w:r>
-          </w:p>
-        </w:tc>
-        <w:tc>
-          <w:tcPr>
-            <w:tcW w:type="dxa" w:w="2268"/>
-            <w:tcBorders>
-              <w:top w:val="single" w:color="CCCCCC" w:sz="4"/>
-              <w:left w:val="single" w:color="CCCCCC" w:sz="4"/>
-              <w:bottom w:val="single" w:color="CCCCCC" w:sz="4"/>
-              <w:right w:val="single" w:color="CCCCCC" w:sz="4"/>
-            </w:tcBorders>
-            <w:shd w:fill="FFFFFF" w:val="clear"/>
-            <w:tcMar>
-              <w:top w:type="dxa" w:w="60"/>
-              <w:left w:type="dxa" w:w="100"/>
-              <w:bottom w:type="dxa" w:w="60"/>
-              <w:right w:type="dxa" w:w="100"/>
-            </w:tcMar>
-          </w:tcPr>
-          <w:p>
-            <w:r>
-              <w:rPr>
-                <w:rFonts w:ascii="BIZ UDPゴシック" w:cs="BIZ UDPゴシック" w:eastAsia="BIZ UDPゴシック" w:hAnsi="BIZ UDPゴシック"/>
-                <w:b w:val="false"/>
-                <w:bCs w:val="false"/>
-                <w:sz w:val="18"/>
-                <w:szCs w:val="18"/>
-              </w:rPr>
-              <w:t xml:space="preserve">全ジョブが SUCCESS（pos-server / gift-card-server / frontend）</w:t>
-            </w:r>
-          </w:p>
-        </w:tc>
-        <w:tc>
-          <w:tcPr>
-            <w:tcW w:type="dxa" w:w="1133"/>
-            <w:tcBorders>
-              <w:top w:val="single" w:color="CCCCCC" w:sz="4"/>
-              <w:left w:val="single" w:color="CCCCCC" w:sz="4"/>
-              <w:bottom w:val="single" w:color="CCCCCC" w:sz="4"/>
-              <w:right w:val="single" w:color="CCCCCC" w:sz="4"/>
-            </w:tcBorders>
-            <w:shd w:fill="FFFFFF" w:val="clear"/>
-            <w:tcMar>
-              <w:top w:type="dxa" w:w="60"/>
-              <w:left w:type="dxa" w:w="100"/>
-              <w:bottom w:type="dxa" w:w="60"/>
-              <w:right w:type="dxa" w:w="100"/>
-            </w:tcMar>
-          </w:tcPr>
-          <w:p>
-            <w:r>
-              <w:rPr>
-                <w:rFonts w:ascii="BIZ UDPゴシック" w:cs="BIZ UDPゴシック" w:eastAsia="BIZ UDPゴシック" w:hAnsi="BIZ UDPゴシック"/>
-                <w:b w:val="false"/>
-                <w:bCs w:val="false"/>
-                <w:sz w:val="18"/>
-                <w:szCs w:val="18"/>
-              </w:rPr>
-              <w:t xml:space="preserve"/>
-            </w:r>
-          </w:p>
-        </w:tc>
-      </w:tr>
-      <w:tr>
-        <w:trPr>
-          <w:cantSplit/>
-        </w:trPr>
-        <w:tc>
-          <w:tcPr>
-            <w:tcW w:type="dxa" w:w="567"/>
-            <w:tcBorders>
-              <w:top w:val="single" w:color="CCCCCC" w:sz="4"/>
-              <w:left w:val="single" w:color="CCCCCC" w:sz="4"/>
-              <w:bottom w:val="single" w:color="CCCCCC" w:sz="4"/>
-              <w:right w:val="single" w:color="CCCCCC" w:sz="4"/>
-            </w:tcBorders>
-            <w:shd w:fill="FFFFFF" w:val="clear"/>
-            <w:tcMar>
-              <w:top w:type="dxa" w:w="60"/>
-              <w:left w:type="dxa" w:w="100"/>
-              <w:bottom w:type="dxa" w:w="60"/>
-              <w:right w:type="dxa" w:w="100"/>
-            </w:tcMar>
-          </w:tcPr>
-          <w:p>
-            <w:r>
-              <w:rPr>
-                <w:rFonts w:ascii="BIZ UDPゴシック" w:cs="BIZ UDPゴシック" w:eastAsia="BIZ UDPゴシック" w:hAnsi="BIZ UDPゴシック"/>
-                <w:b w:val="false"/>
-                <w:bCs w:val="false"/>
-                <w:sz w:val="18"/>
-                <w:szCs w:val="18"/>
-              </w:rPr>
-              <w:t xml:space="preserve">7</w:t>
-            </w:r>
-          </w:p>
-        </w:tc>
-        <w:tc>
-          <w:tcPr>
-            <w:tcW w:type="dxa" w:w="4536"/>
-            <w:tcBorders>
-              <w:top w:val="single" w:color="CCCCCC" w:sz="4"/>
-              <w:left w:val="single" w:color="CCCCCC" w:sz="4"/>
-              <w:bottom w:val="single" w:color="CCCCCC" w:sz="4"/>
-              <w:right w:val="single" w:color="CCCCCC" w:sz="4"/>
-            </w:tcBorders>
-            <w:shd w:fill="FFFFFF" w:val="clear"/>
-            <w:tcMar>
-              <w:top w:type="dxa" w:w="60"/>
-              <w:left w:type="dxa" w:w="100"/>
-              <w:bottom w:type="dxa" w:w="60"/>
-              <w:right w:type="dxa" w:w="100"/>
-            </w:tcMar>
-          </w:tcPr>
-          <w:p>
-            <w:r>
-              <w:rPr>
-                <w:rFonts w:ascii="BIZ UDPゴシック" w:cs="BIZ UDPゴシック" w:eastAsia="BIZ UDPゴシック" w:hAnsi="BIZ UDPゴシック"/>
-                <w:b w:val="false"/>
-                <w:bCs w:val="false"/>
-                <w:sz w:val="18"/>
-                <w:szCs w:val="18"/>
-              </w:rPr>
-              <w:t xml:space="preserve">旧リポジトリのアーカイブ確認
-▶ GitHub で各リポジトリを確認</w:t>
-            </w:r>
-          </w:p>
-        </w:tc>
-        <w:tc>
-          <w:tcPr>
-            <w:tcW w:type="dxa" w:w="2268"/>
-            <w:tcBorders>
-              <w:top w:val="single" w:color="CCCCCC" w:sz="4"/>
-              <w:left w:val="single" w:color="CCCCCC" w:sz="4"/>
-              <w:bottom w:val="single" w:color="CCCCCC" w:sz="4"/>
-              <w:right w:val="single" w:color="CCCCCC" w:sz="4"/>
-            </w:tcBorders>
-            <w:shd w:fill="FFFFFF" w:val="clear"/>
-            <w:tcMar>
-              <w:top w:type="dxa" w:w="60"/>
-              <w:left w:type="dxa" w:w="100"/>
-              <w:bottom w:type="dxa" w:w="60"/>
-              <w:right w:type="dxa" w:w="100"/>
-            </w:tcMar>
-          </w:tcPr>
-          <w:p>
-            <w:r>
-              <w:rPr>
-                <w:rFonts w:ascii="BIZ UDPゴシック" w:cs="BIZ UDPゴシック" w:eastAsia="BIZ UDPゴシック" w:hAnsi="BIZ UDPゴシック"/>
-                <w:b w:val="false"/>
-                <w:bCs w:val="false"/>
-                <w:sz w:val="18"/>
-                <w:szCs w:val="18"/>
-              </w:rPr>
-              <w:t xml:space="preserve">4リポジトリに「archived」バッジが表示される</w:t>
-            </w:r>
-          </w:p>
-        </w:tc>
-        <w:tc>
-          <w:tcPr>
-            <w:tcW w:type="dxa" w:w="1133"/>
-            <w:tcBorders>
-              <w:top w:val="single" w:color="CCCCCC" w:sz="4"/>
-              <w:left w:val="single" w:color="CCCCCC" w:sz="4"/>
-              <w:bottom w:val="single" w:color="CCCCCC" w:sz="4"/>
-              <w:right w:val="single" w:color="CCCCCC" w:sz="4"/>
-            </w:tcBorders>
-            <w:shd w:fill="FFFFFF" w:val="clear"/>
-            <w:tcMar>
-              <w:top w:type="dxa" w:w="60"/>
-              <w:left w:type="dxa" w:w="100"/>
-              <w:bottom w:type="dxa" w:w="60"/>
-              <w:right w:type="dxa" w:w="100"/>
-            </w:tcMar>
-          </w:tcPr>
-          <w:p>
-            <w:r>
-              <w:rPr>
-                <w:rFonts w:ascii="BIZ UDPゴシック" w:cs="BIZ UDPゴシック" w:eastAsia="BIZ UDPゴシック" w:hAnsi="BIZ UDPゴシック"/>
-                <w:b w:val="false"/>
-                <w:bCs w:val="false"/>
+                <w:color w:val="000000"/>
                 <w:sz w:val="18"/>
                 <w:szCs w:val="18"/>
               </w:rPr>
@@ -6174,1427 +5880,6 @@
         <w:t xml:space="preserve">→ 全テスト完了後、結果欄（OK/NG）を記入して Thanh Nguyên へ提出すること。</w:t>
       </w:r>
     </w:p>
-    <w:p>
-      <w:pPr>
-        <w:pStyle w:val="Heading1"/>
-      </w:pPr>
-      <w:r>
-        <w:rPr>
-          <w:rFonts w:ascii="BIZ UDPゴシック" w:cs="BIZ UDPゴシック" w:eastAsia="BIZ UDPゴシック" w:hAnsi="BIZ UDPゴシック"/>
-          <w:b/>
-          <w:bCs/>
-          <w:sz w:val="24"/>
-          <w:szCs w:val="24"/>
-        </w:rPr>
-        <w:t xml:space="preserve">5. 切り戻し手順</w:t>
-      </w:r>
-    </w:p>
-    <w:p>
-      <w:pPr>
-        <w:spacing w:before="60" w:after="60"/>
-      </w:pPr>
-      <w:r>
-        <w:rPr>
-          <w:rFonts w:ascii="BIZ UDPゴシック" w:cs="BIZ UDPゴシック" w:eastAsia="BIZ UDPゴシック" w:hAnsi="BIZ UDPゴシック"/>
-          <w:sz w:val="18"/>
-          <w:szCs w:val="18"/>
-        </w:rPr>
-        <w:t xml:space="preserve">本作業は新規リポジトリ（POS-SERVER）を作成するのみで、既存の4リポジトリは一切変更しない。そのため切り戻しは極めてシンプルで、POS-SERVERリポジトリへの移行を停止し、旧リポジトリを引き続き利用するだけで完了する。</w:t>
-      </w:r>
-    </w:p>
-    <w:tbl>
-      <w:tblPr>
-        <w:tblW w:type="dxa" w:w="8504"/>
-        <w:tblBorders>
-          <w:top w:val="single" w:color="auto" w:sz="4"/>
-          <w:left w:val="single" w:color="auto" w:sz="4"/>
-          <w:bottom w:val="single" w:color="auto" w:sz="4"/>
-          <w:right w:val="single" w:color="auto" w:sz="4"/>
-          <w:insideH w:val="single" w:color="auto" w:sz="4"/>
-          <w:insideV w:val="single" w:color="auto" w:sz="4"/>
-        </w:tblBorders>
-      </w:tblPr>
-      <w:tblGrid>
-        <w:gridCol w:w="2268"/>
-        <w:gridCol w:w="4536"/>
-        <w:gridCol w:w="1700"/>
-      </w:tblGrid>
-      <w:tr>
-        <w:trPr>
-          <w:cantSplit/>
-        </w:trPr>
-        <w:tc>
-          <w:tcPr>
-            <w:tcW w:type="dxa" w:w="2268"/>
-            <w:tcBorders>
-              <w:top w:val="single" w:color="CCCCCC" w:sz="4"/>
-              <w:left w:val="single" w:color="CCCCCC" w:sz="4"/>
-              <w:bottom w:val="single" w:color="CCCCCC" w:sz="4"/>
-              <w:right w:val="single" w:color="CCCCCC" w:sz="4"/>
-            </w:tcBorders>
-            <w:shd w:fill="F5F5F5" w:val="clear"/>
-            <w:tcMar>
-              <w:top w:type="dxa" w:w="60"/>
-              <w:left w:type="dxa" w:w="100"/>
-              <w:bottom w:type="dxa" w:w="60"/>
-              <w:right w:type="dxa" w:w="100"/>
-            </w:tcMar>
-          </w:tcPr>
-          <w:p>
-            <w:r>
-              <w:rPr>
-                <w:rFonts w:ascii="BIZ UDPゴシック" w:cs="BIZ UDPゴシック" w:eastAsia="BIZ UDPゴシック" w:hAnsi="BIZ UDPゴシック"/>
-                <w:b/>
-                <w:bCs/>
-                <w:sz w:val="18"/>
-                <w:szCs w:val="18"/>
-              </w:rPr>
-              <w:t xml:space="preserve">シナリオ</w:t>
-            </w:r>
-          </w:p>
-        </w:tc>
-        <w:tc>
-          <w:tcPr>
-            <w:tcW w:type="dxa" w:w="4536"/>
-            <w:tcBorders>
-              <w:top w:val="single" w:color="CCCCCC" w:sz="4"/>
-              <w:left w:val="single" w:color="CCCCCC" w:sz="4"/>
-              <w:bottom w:val="single" w:color="CCCCCC" w:sz="4"/>
-              <w:right w:val="single" w:color="CCCCCC" w:sz="4"/>
-            </w:tcBorders>
-            <w:shd w:fill="F5F5F5" w:val="clear"/>
-            <w:tcMar>
-              <w:top w:type="dxa" w:w="60"/>
-              <w:left w:type="dxa" w:w="100"/>
-              <w:bottom w:type="dxa" w:w="60"/>
-              <w:right w:type="dxa" w:w="100"/>
-            </w:tcMar>
-          </w:tcPr>
-          <w:p>
-            <w:r>
-              <w:rPr>
-                <w:rFonts w:ascii="BIZ UDPゴシック" w:cs="BIZ UDPゴシック" w:eastAsia="BIZ UDPゴシック" w:hAnsi="BIZ UDPゴシック"/>
-                <w:b/>
-                <w:bCs/>
-                <w:sz w:val="18"/>
-                <w:szCs w:val="18"/>
-              </w:rPr>
-              <w:t xml:space="preserve">切り戻し手順</w:t>
-            </w:r>
-          </w:p>
-        </w:tc>
-        <w:tc>
-          <w:tcPr>
-            <w:tcW w:type="dxa" w:w="1700"/>
-            <w:tcBorders>
-              <w:top w:val="single" w:color="CCCCCC" w:sz="4"/>
-              <w:left w:val="single" w:color="CCCCCC" w:sz="4"/>
-              <w:bottom w:val="single" w:color="CCCCCC" w:sz="4"/>
-              <w:right w:val="single" w:color="CCCCCC" w:sz="4"/>
-            </w:tcBorders>
-            <w:shd w:fill="F5F5F5" w:val="clear"/>
-            <w:tcMar>
-              <w:top w:type="dxa" w:w="60"/>
-              <w:left w:type="dxa" w:w="100"/>
-              <w:bottom w:type="dxa" w:w="60"/>
-              <w:right w:type="dxa" w:w="100"/>
-            </w:tcMar>
-          </w:tcPr>
-          <w:p>
-            <w:r>
-              <w:rPr>
-                <w:rFonts w:ascii="BIZ UDPゴシック" w:cs="BIZ UDPゴシック" w:eastAsia="BIZ UDPゴシック" w:hAnsi="BIZ UDPゴシック"/>
-                <w:b/>
-                <w:bCs/>
-                <w:sz w:val="18"/>
-                <w:szCs w:val="18"/>
-              </w:rPr>
-              <w:t xml:space="preserve">所要時間</w:t>
-            </w:r>
-          </w:p>
-        </w:tc>
-      </w:tr>
-      <w:tr>
-        <w:trPr>
-          <w:cantSplit/>
-        </w:trPr>
-        <w:tc>
-          <w:tcPr>
-            <w:tcW w:type="dxa" w:w="2268"/>
-            <w:tcBorders>
-              <w:top w:val="single" w:color="CCCCCC" w:sz="4"/>
-              <w:left w:val="single" w:color="CCCCCC" w:sz="4"/>
-              <w:bottom w:val="single" w:color="CCCCCC" w:sz="4"/>
-              <w:right w:val="single" w:color="CCCCCC" w:sz="4"/>
-            </w:tcBorders>
-            <w:shd w:fill="FFFFFF" w:val="clear"/>
-            <w:tcMar>
-              <w:top w:type="dxa" w:w="60"/>
-              <w:left w:type="dxa" w:w="100"/>
-              <w:bottom w:type="dxa" w:w="60"/>
-              <w:right w:type="dxa" w:w="100"/>
-            </w:tcMar>
-          </w:tcPr>
-          <w:p>
-            <w:r>
-              <w:rPr>
-                <w:rFonts w:ascii="BIZ UDPゴシック" w:cs="BIZ UDPゴシック" w:eastAsia="BIZ UDPゴシック" w:hAnsi="BIZ UDPゴシック"/>
-                <w:b w:val="false"/>
-                <w:bCs w:val="false"/>
-                <w:sz w:val="18"/>
-                <w:szCs w:val="18"/>
-              </w:rPr>
-              <w:t xml:space="preserve">Phase 2〜4 で問題発生</w:t>
-            </w:r>
-          </w:p>
-        </w:tc>
-        <w:tc>
-          <w:tcPr>
-            <w:tcW w:type="dxa" w:w="4536"/>
-            <w:tcBorders>
-              <w:top w:val="single" w:color="CCCCCC" w:sz="4"/>
-              <w:left w:val="single" w:color="CCCCCC" w:sz="4"/>
-              <w:bottom w:val="single" w:color="CCCCCC" w:sz="4"/>
-              <w:right w:val="single" w:color="CCCCCC" w:sz="4"/>
-            </w:tcBorders>
-            <w:shd w:fill="FFFFFF" w:val="clear"/>
-            <w:tcMar>
-              <w:top w:type="dxa" w:w="60"/>
-              <w:left w:type="dxa" w:w="100"/>
-              <w:bottom w:type="dxa" w:w="60"/>
-              <w:right w:type="dxa" w:w="100"/>
-            </w:tcMar>
-          </w:tcPr>
-          <w:p>
-            <w:r>
-              <w:rPr>
-                <w:rFonts w:ascii="BIZ UDPゴシック" w:cs="BIZ UDPゴシック" w:eastAsia="BIZ UDPゴシック" w:hAnsi="BIZ UDPゴシック"/>
-                <w:b w:val="false"/>
-                <w:bCs w:val="false"/>
-                <w:sz w:val="18"/>
-                <w:szCs w:val="18"/>
-              </w:rPr>
-              <w:t xml:space="preserve">作業停止。POS-SERVERへのプッシュを中止。旧4リポジトリを引き続き利用。</w:t>
-            </w:r>
-          </w:p>
-        </w:tc>
-        <w:tc>
-          <w:tcPr>
-            <w:tcW w:type="dxa" w:w="1700"/>
-            <w:tcBorders>
-              <w:top w:val="single" w:color="CCCCCC" w:sz="4"/>
-              <w:left w:val="single" w:color="CCCCCC" w:sz="4"/>
-              <w:bottom w:val="single" w:color="CCCCCC" w:sz="4"/>
-              <w:right w:val="single" w:color="CCCCCC" w:sz="4"/>
-            </w:tcBorders>
-            <w:shd w:fill="FFFFFF" w:val="clear"/>
-            <w:tcMar>
-              <w:top w:type="dxa" w:w="60"/>
-              <w:left w:type="dxa" w:w="100"/>
-              <w:bottom w:type="dxa" w:w="60"/>
-              <w:right w:type="dxa" w:w="100"/>
-            </w:tcMar>
-          </w:tcPr>
-          <w:p>
-            <w:r>
-              <w:rPr>
-                <w:rFonts w:ascii="BIZ UDPゴシック" w:cs="BIZ UDPゴシック" w:eastAsia="BIZ UDPゴシック" w:hAnsi="BIZ UDPゴシック"/>
-                <w:b w:val="false"/>
-                <w:bCs w:val="false"/>
-                <w:sz w:val="18"/>
-                <w:szCs w:val="18"/>
-              </w:rPr>
-              <w:t xml:space="preserve">即時（0分）</w:t>
-            </w:r>
-          </w:p>
-        </w:tc>
-      </w:tr>
-      <w:tr>
-        <w:trPr>
-          <w:cantSplit/>
-        </w:trPr>
-        <w:tc>
-          <w:tcPr>
-            <w:tcW w:type="dxa" w:w="2268"/>
-            <w:tcBorders>
-              <w:top w:val="single" w:color="CCCCCC" w:sz="4"/>
-              <w:left w:val="single" w:color="CCCCCC" w:sz="4"/>
-              <w:bottom w:val="single" w:color="CCCCCC" w:sz="4"/>
-              <w:right w:val="single" w:color="CCCCCC" w:sz="4"/>
-            </w:tcBorders>
-            <w:shd w:fill="FFFFFF" w:val="clear"/>
-            <w:tcMar>
-              <w:top w:type="dxa" w:w="60"/>
-              <w:left w:type="dxa" w:w="100"/>
-              <w:bottom w:type="dxa" w:w="60"/>
-              <w:right w:type="dxa" w:w="100"/>
-            </w:tcMar>
-          </w:tcPr>
-          <w:p>
-            <w:r>
-              <w:rPr>
-                <w:rFonts w:ascii="BIZ UDPゴシック" w:cs="BIZ UDPゴシック" w:eastAsia="BIZ UDPゴシック" w:hAnsi="BIZ UDPゴシック"/>
-                <w:b w:val="false"/>
-                <w:bCs w:val="false"/>
-                <w:sz w:val="18"/>
-                <w:szCs w:val="18"/>
-              </w:rPr>
-              <w:t xml:space="preserve">Phase 5 でCI/CDが正常動作しない</w:t>
-            </w:r>
-          </w:p>
-        </w:tc>
-        <w:tc>
-          <w:tcPr>
-            <w:tcW w:type="dxa" w:w="4536"/>
-            <w:tcBorders>
-              <w:top w:val="single" w:color="CCCCCC" w:sz="4"/>
-              <w:left w:val="single" w:color="CCCCCC" w:sz="4"/>
-              <w:bottom w:val="single" w:color="CCCCCC" w:sz="4"/>
-              <w:right w:val="single" w:color="CCCCCC" w:sz="4"/>
-            </w:tcBorders>
-            <w:shd w:fill="FFFFFF" w:val="clear"/>
-            <w:tcMar>
-              <w:top w:type="dxa" w:w="60"/>
-              <w:left w:type="dxa" w:w="100"/>
-              <w:bottom w:type="dxa" w:w="60"/>
-              <w:right w:type="dxa" w:w="100"/>
-            </w:tcMar>
-          </w:tcPr>
-          <w:p>
-            <w:r>
-              <w:rPr>
-                <w:rFonts w:ascii="BIZ UDPゴシック" w:cs="BIZ UDPゴシック" w:eastAsia="BIZ UDPゴシック" w:hAnsi="BIZ UDPゴシック"/>
-                <w:b w:val="false"/>
-                <w:bCs w:val="false"/>
-                <w:sz w:val="18"/>
-                <w:szCs w:val="18"/>
-              </w:rPr>
-              <w:t xml:space="preserve">.github/workflows/ci.yml の修正またはfeatureブランチをリバート。</w:t>
-            </w:r>
-          </w:p>
-        </w:tc>
-        <w:tc>
-          <w:tcPr>
-            <w:tcW w:type="dxa" w:w="1700"/>
-            <w:tcBorders>
-              <w:top w:val="single" w:color="CCCCCC" w:sz="4"/>
-              <w:left w:val="single" w:color="CCCCCC" w:sz="4"/>
-              <w:bottom w:val="single" w:color="CCCCCC" w:sz="4"/>
-              <w:right w:val="single" w:color="CCCCCC" w:sz="4"/>
-            </w:tcBorders>
-            <w:shd w:fill="FFFFFF" w:val="clear"/>
-            <w:tcMar>
-              <w:top w:type="dxa" w:w="60"/>
-              <w:left w:type="dxa" w:w="100"/>
-              <w:bottom w:type="dxa" w:w="60"/>
-              <w:right w:type="dxa" w:w="100"/>
-            </w:tcMar>
-          </w:tcPr>
-          <w:p>
-            <w:r>
-              <w:rPr>
-                <w:rFonts w:ascii="BIZ UDPゴシック" w:cs="BIZ UDPゴシック" w:eastAsia="BIZ UDPゴシック" w:hAnsi="BIZ UDPゴシック"/>
-                <w:b w:val="false"/>
-                <w:bCs w:val="false"/>
-                <w:sz w:val="18"/>
-                <w:szCs w:val="18"/>
-              </w:rPr>
-              <w:t xml:space="preserve">30分以内</w:t>
-            </w:r>
-          </w:p>
-        </w:tc>
-      </w:tr>
-      <w:tr>
-        <w:trPr>
-          <w:cantSplit/>
-        </w:trPr>
-        <w:tc>
-          <w:tcPr>
-            <w:tcW w:type="dxa" w:w="2268"/>
-            <w:tcBorders>
-              <w:top w:val="single" w:color="CCCCCC" w:sz="4"/>
-              <w:left w:val="single" w:color="CCCCCC" w:sz="4"/>
-              <w:bottom w:val="single" w:color="CCCCCC" w:sz="4"/>
-              <w:right w:val="single" w:color="CCCCCC" w:sz="4"/>
-            </w:tcBorders>
-            <w:shd w:fill="FFFFFF" w:val="clear"/>
-            <w:tcMar>
-              <w:top w:type="dxa" w:w="60"/>
-              <w:left w:type="dxa" w:w="100"/>
-              <w:bottom w:type="dxa" w:w="60"/>
-              <w:right w:type="dxa" w:w="100"/>
-            </w:tcMar>
-          </w:tcPr>
-          <w:p>
-            <w:r>
-              <w:rPr>
-                <w:rFonts w:ascii="BIZ UDPゴシック" w:cs="BIZ UDPゴシック" w:eastAsia="BIZ UDPゴシック" w:hAnsi="BIZ UDPゴシック"/>
-                <w:b w:val="false"/>
-                <w:bCs w:val="false"/>
-                <w:sz w:val="18"/>
-                <w:szCs w:val="18"/>
-              </w:rPr>
-              <w:t xml:space="preserve">旧リポジトリアーカイブ後に問題発生</w:t>
-            </w:r>
-          </w:p>
-        </w:tc>
-        <w:tc>
-          <w:tcPr>
-            <w:tcW w:type="dxa" w:w="4536"/>
-            <w:tcBorders>
-              <w:top w:val="single" w:color="CCCCCC" w:sz="4"/>
-              <w:left w:val="single" w:color="CCCCCC" w:sz="4"/>
-              <w:bottom w:val="single" w:color="CCCCCC" w:sz="4"/>
-              <w:right w:val="single" w:color="CCCCCC" w:sz="4"/>
-            </w:tcBorders>
-            <w:shd w:fill="FFFFFF" w:val="clear"/>
-            <w:tcMar>
-              <w:top w:type="dxa" w:w="60"/>
-              <w:left w:type="dxa" w:w="100"/>
-              <w:bottom w:type="dxa" w:w="60"/>
-              <w:right w:type="dxa" w:w="100"/>
-            </w:tcMar>
-          </w:tcPr>
-          <w:p>
-            <w:r>
-              <w:rPr>
-                <w:rFonts w:ascii="BIZ UDPゴシック" w:cs="BIZ UDPゴシック" w:eastAsia="BIZ UDPゴシック" w:hAnsi="BIZ UDPゴシック"/>
-                <w:b w:val="false"/>
-                <w:bCs w:val="false"/>
-                <w:sz w:val="18"/>
-                <w:szCs w:val="18"/>
-              </w:rPr>
-              <w:t xml:space="preserve">GitHub の Settings &gt; Unarchive this repository でアーカイブを解除。</w:t>
-            </w:r>
-          </w:p>
-        </w:tc>
-        <w:tc>
-          <w:tcPr>
-            <w:tcW w:type="dxa" w:w="1700"/>
-            <w:tcBorders>
-              <w:top w:val="single" w:color="CCCCCC" w:sz="4"/>
-              <w:left w:val="single" w:color="CCCCCC" w:sz="4"/>
-              <w:bottom w:val="single" w:color="CCCCCC" w:sz="4"/>
-              <w:right w:val="single" w:color="CCCCCC" w:sz="4"/>
-            </w:tcBorders>
-            <w:shd w:fill="FFFFFF" w:val="clear"/>
-            <w:tcMar>
-              <w:top w:type="dxa" w:w="60"/>
-              <w:left w:type="dxa" w:w="100"/>
-              <w:bottom w:type="dxa" w:w="60"/>
-              <w:right w:type="dxa" w:w="100"/>
-            </w:tcMar>
-          </w:tcPr>
-          <w:p>
-            <w:r>
-              <w:rPr>
-                <w:rFonts w:ascii="BIZ UDPゴシック" w:cs="BIZ UDPゴシック" w:eastAsia="BIZ UDPゴシック" w:hAnsi="BIZ UDPゴシック"/>
-                <w:b w:val="false"/>
-                <w:bCs w:val="false"/>
-                <w:sz w:val="18"/>
-                <w:szCs w:val="18"/>
-              </w:rPr>
-              <w:t xml:space="preserve">即時（5分以内）</w:t>
-            </w:r>
-          </w:p>
-        </w:tc>
-      </w:tr>
-    </w:tbl>
-    <w:p>
-      <w:pPr>
-        <w:pStyle w:val="Heading1"/>
-      </w:pPr>
-      <w:r>
-        <w:rPr>
-          <w:rFonts w:ascii="BIZ UDPゴシック" w:cs="BIZ UDPゴシック" w:eastAsia="BIZ UDPゴシック" w:hAnsi="BIZ UDPゴシック"/>
-          <w:b/>
-          <w:bCs/>
-          <w:sz w:val="24"/>
-          <w:szCs w:val="24"/>
-        </w:rPr>
-        <w:t xml:space="preserve">6. リスクと対応策</w:t>
-      </w:r>
-    </w:p>
-    <w:tbl>
-      <w:tblPr>
-        <w:tblW w:type="dxa" w:w="8504"/>
-        <w:tblBorders>
-          <w:top w:val="single" w:color="auto" w:sz="4"/>
-          <w:left w:val="single" w:color="auto" w:sz="4"/>
-          <w:bottom w:val="single" w:color="auto" w:sz="4"/>
-          <w:right w:val="single" w:color="auto" w:sz="4"/>
-          <w:insideH w:val="single" w:color="auto" w:sz="4"/>
-          <w:insideV w:val="single" w:color="auto" w:sz="4"/>
-        </w:tblBorders>
-      </w:tblPr>
-      <w:tblGrid>
-        <w:gridCol w:w="567"/>
-        <w:gridCol w:w="3401"/>
-        <w:gridCol w:w="4536"/>
-      </w:tblGrid>
-      <w:tr>
-        <w:trPr>
-          <w:cantSplit/>
-        </w:trPr>
-        <w:tc>
-          <w:tcPr>
-            <w:tcW w:type="dxa" w:w="567"/>
-            <w:tcBorders>
-              <w:top w:val="single" w:color="CCCCCC" w:sz="4"/>
-              <w:left w:val="single" w:color="CCCCCC" w:sz="4"/>
-              <w:bottom w:val="single" w:color="CCCCCC" w:sz="4"/>
-              <w:right w:val="single" w:color="CCCCCC" w:sz="4"/>
-            </w:tcBorders>
-            <w:shd w:fill="F5F5F5" w:val="clear"/>
-            <w:tcMar>
-              <w:top w:type="dxa" w:w="60"/>
-              <w:left w:type="dxa" w:w="100"/>
-              <w:bottom w:type="dxa" w:w="60"/>
-              <w:right w:type="dxa" w:w="100"/>
-            </w:tcMar>
-          </w:tcPr>
-          <w:p>
-            <w:r>
-              <w:rPr>
-                <w:rFonts w:ascii="BIZ UDPゴシック" w:cs="BIZ UDPゴシック" w:eastAsia="BIZ UDPゴシック" w:hAnsi="BIZ UDPゴシック"/>
-                <w:b/>
-                <w:bCs/>
-                <w:sz w:val="18"/>
-                <w:szCs w:val="18"/>
-              </w:rPr>
-              <w:t xml:space="preserve">優先度</w:t>
-            </w:r>
-          </w:p>
-        </w:tc>
-        <w:tc>
-          <w:tcPr>
-            <w:tcW w:type="dxa" w:w="3401"/>
-            <w:tcBorders>
-              <w:top w:val="single" w:color="CCCCCC" w:sz="4"/>
-              <w:left w:val="single" w:color="CCCCCC" w:sz="4"/>
-              <w:bottom w:val="single" w:color="CCCCCC" w:sz="4"/>
-              <w:right w:val="single" w:color="CCCCCC" w:sz="4"/>
-            </w:tcBorders>
-            <w:shd w:fill="F5F5F5" w:val="clear"/>
-            <w:tcMar>
-              <w:top w:type="dxa" w:w="60"/>
-              <w:left w:type="dxa" w:w="100"/>
-              <w:bottom w:type="dxa" w:w="60"/>
-              <w:right w:type="dxa" w:w="100"/>
-            </w:tcMar>
-          </w:tcPr>
-          <w:p>
-            <w:r>
-              <w:rPr>
-                <w:rFonts w:ascii="BIZ UDPゴシック" w:cs="BIZ UDPゴシック" w:eastAsia="BIZ UDPゴシック" w:hAnsi="BIZ UDPゴシック"/>
-                <w:b/>
-                <w:bCs/>
-                <w:sz w:val="18"/>
-                <w:szCs w:val="18"/>
-              </w:rPr>
-              <w:t xml:space="preserve">リスク</w:t>
-            </w:r>
-          </w:p>
-        </w:tc>
-        <w:tc>
-          <w:tcPr>
-            <w:tcW w:type="dxa" w:w="4536"/>
-            <w:tcBorders>
-              <w:top w:val="single" w:color="CCCCCC" w:sz="4"/>
-              <w:left w:val="single" w:color="CCCCCC" w:sz="4"/>
-              <w:bottom w:val="single" w:color="CCCCCC" w:sz="4"/>
-              <w:right w:val="single" w:color="CCCCCC" w:sz="4"/>
-            </w:tcBorders>
-            <w:shd w:fill="F5F5F5" w:val="clear"/>
-            <w:tcMar>
-              <w:top w:type="dxa" w:w="60"/>
-              <w:left w:type="dxa" w:w="100"/>
-              <w:bottom w:type="dxa" w:w="60"/>
-              <w:right w:type="dxa" w:w="100"/>
-            </w:tcMar>
-          </w:tcPr>
-          <w:p>
-            <w:r>
-              <w:rPr>
-                <w:rFonts w:ascii="BIZ UDPゴシック" w:cs="BIZ UDPゴシック" w:eastAsia="BIZ UDPゴシック" w:hAnsi="BIZ UDPゴシック"/>
-                <w:b/>
-                <w:bCs/>
-                <w:sz w:val="18"/>
-                <w:szCs w:val="18"/>
-              </w:rPr>
-              <w:t xml:space="preserve">対応策</w:t>
-            </w:r>
-          </w:p>
-        </w:tc>
-      </w:tr>
-      <w:tr>
-        <w:trPr>
-          <w:cantSplit/>
-        </w:trPr>
-        <w:tc>
-          <w:tcPr>
-            <w:tcW w:type="dxa" w:w="567"/>
-            <w:tcBorders>
-              <w:top w:val="single" w:color="CCCCCC" w:sz="4"/>
-              <w:left w:val="single" w:color="CCCCCC" w:sz="4"/>
-              <w:bottom w:val="single" w:color="CCCCCC" w:sz="4"/>
-              <w:right w:val="single" w:color="CCCCCC" w:sz="4"/>
-            </w:tcBorders>
-            <w:shd w:fill="FFFFFF" w:val="clear"/>
-            <w:tcMar>
-              <w:top w:type="dxa" w:w="60"/>
-              <w:left w:type="dxa" w:w="100"/>
-              <w:bottom w:type="dxa" w:w="60"/>
-              <w:right w:type="dxa" w:w="100"/>
-            </w:tcMar>
-          </w:tcPr>
-          <w:p>
-            <w:r>
-              <w:rPr>
-                <w:rFonts w:ascii="BIZ UDPゴシック" w:cs="BIZ UDPゴシック" w:eastAsia="BIZ UDPゴシック" w:hAnsi="BIZ UDPゴシック"/>
-                <w:b w:val="false"/>
-                <w:bCs w:val="false"/>
-                <w:sz w:val="18"/>
-                <w:szCs w:val="18"/>
-              </w:rPr>
-              <w:t xml:space="preserve">🔴 高</w:t>
-            </w:r>
-          </w:p>
-        </w:tc>
-        <w:tc>
-          <w:tcPr>
-            <w:tcW w:type="dxa" w:w="3401"/>
-            <w:tcBorders>
-              <w:top w:val="single" w:color="CCCCCC" w:sz="4"/>
-              <w:left w:val="single" w:color="CCCCCC" w:sz="4"/>
-              <w:bottom w:val="single" w:color="CCCCCC" w:sz="4"/>
-              <w:right w:val="single" w:color="CCCCCC" w:sz="4"/>
-            </w:tcBorders>
-            <w:shd w:fill="FFFFFF" w:val="clear"/>
-            <w:tcMar>
-              <w:top w:type="dxa" w:w="60"/>
-              <w:left w:type="dxa" w:w="100"/>
-              <w:bottom w:type="dxa" w:w="60"/>
-              <w:right w:type="dxa" w:w="100"/>
-            </w:tcMar>
-          </w:tcPr>
-          <w:p>
-            <w:r>
-              <w:rPr>
-                <w:rFonts w:ascii="BIZ UDPゴシック" w:cs="BIZ UDPゴシック" w:eastAsia="BIZ UDPゴシック" w:hAnsi="BIZ UDPゴシック"/>
-                <w:b w:val="false"/>
-                <w:bCs w:val="false"/>
-                <w:sz w:val="18"/>
-                <w:szCs w:val="18"/>
-              </w:rPr>
-              <w:t xml:space="preserve">機密情報のGitコミット混入</w:t>
-            </w:r>
-          </w:p>
-        </w:tc>
-        <w:tc>
-          <w:tcPr>
-            <w:tcW w:type="dxa" w:w="4536"/>
-            <w:tcBorders>
-              <w:top w:val="single" w:color="CCCCCC" w:sz="4"/>
-              <w:left w:val="single" w:color="CCCCCC" w:sz="4"/>
-              <w:bottom w:val="single" w:color="CCCCCC" w:sz="4"/>
-              <w:right w:val="single" w:color="CCCCCC" w:sz="4"/>
-            </w:tcBorders>
-            <w:shd w:fill="FFFFFF" w:val="clear"/>
-            <w:tcMar>
-              <w:top w:type="dxa" w:w="60"/>
-              <w:left w:type="dxa" w:w="100"/>
-              <w:bottom w:type="dxa" w:w="60"/>
-              <w:right w:type="dxa" w:w="100"/>
-            </w:tcMar>
-          </w:tcPr>
-          <w:p>
-            <w:r>
-              <w:rPr>
-                <w:rFonts w:ascii="BIZ UDPゴシック" w:cs="BIZ UDPゴシック" w:eastAsia="BIZ UDPゴシック" w:hAnsi="BIZ UDPゴシック"/>
-                <w:b w:val="false"/>
-                <w:bCs w:val="false"/>
-                <w:sz w:val="18"/>
-                <w:szCs w:val="18"/>
-              </w:rPr>
-              <w:t xml:space="preserve">.gitignore 徹底・git-secrets 導入・GitHub Secrets 利用</w:t>
-            </w:r>
-          </w:p>
-        </w:tc>
-      </w:tr>
-      <w:tr>
-        <w:trPr>
-          <w:cantSplit/>
-        </w:trPr>
-        <w:tc>
-          <w:tcPr>
-            <w:tcW w:type="dxa" w:w="567"/>
-            <w:tcBorders>
-              <w:top w:val="single" w:color="CCCCCC" w:sz="4"/>
-              <w:left w:val="single" w:color="CCCCCC" w:sz="4"/>
-              <w:bottom w:val="single" w:color="CCCCCC" w:sz="4"/>
-              <w:right w:val="single" w:color="CCCCCC" w:sz="4"/>
-            </w:tcBorders>
-            <w:shd w:fill="FFFFFF" w:val="clear"/>
-            <w:tcMar>
-              <w:top w:type="dxa" w:w="60"/>
-              <w:left w:type="dxa" w:w="100"/>
-              <w:bottom w:type="dxa" w:w="60"/>
-              <w:right w:type="dxa" w:w="100"/>
-            </w:tcMar>
-          </w:tcPr>
-          <w:p>
-            <w:r>
-              <w:rPr>
-                <w:rFonts w:ascii="BIZ UDPゴシック" w:cs="BIZ UDPゴシック" w:eastAsia="BIZ UDPゴシック" w:hAnsi="BIZ UDPゴシック"/>
-                <w:b w:val="false"/>
-                <w:bCs w:val="false"/>
-                <w:sz w:val="18"/>
-                <w:szCs w:val="18"/>
-              </w:rPr>
-              <w:t xml:space="preserve">🔴 高</w:t>
-            </w:r>
-          </w:p>
-        </w:tc>
-        <w:tc>
-          <w:tcPr>
-            <w:tcW w:type="dxa" w:w="3401"/>
-            <w:tcBorders>
-              <w:top w:val="single" w:color="CCCCCC" w:sz="4"/>
-              <w:left w:val="single" w:color="CCCCCC" w:sz="4"/>
-              <w:bottom w:val="single" w:color="CCCCCC" w:sz="4"/>
-              <w:right w:val="single" w:color="CCCCCC" w:sz="4"/>
-            </w:tcBorders>
-            <w:shd w:fill="FFFFFF" w:val="clear"/>
-            <w:tcMar>
-              <w:top w:type="dxa" w:w="60"/>
-              <w:left w:type="dxa" w:w="100"/>
-              <w:bottom w:type="dxa" w:w="60"/>
-              <w:right w:type="dxa" w:w="100"/>
-            </w:tcMar>
-          </w:tcPr>
-          <w:p>
-            <w:r>
-              <w:rPr>
-                <w:rFonts w:ascii="BIZ UDPゴシック" w:cs="BIZ UDPゴシック" w:eastAsia="BIZ UDPゴシック" w:hAnsi="BIZ UDPゴシック"/>
-                <w:b w:val="false"/>
-                <w:bCs w:val="false"/>
-                <w:sz w:val="18"/>
-                <w:szCs w:val="18"/>
-              </w:rPr>
-              <w:t xml:space="preserve">本番環境への意図しないデプロイ</w:t>
-            </w:r>
-          </w:p>
-        </w:tc>
-        <w:tc>
-          <w:tcPr>
-            <w:tcW w:type="dxa" w:w="4536"/>
-            <w:tcBorders>
-              <w:top w:val="single" w:color="CCCCCC" w:sz="4"/>
-              <w:left w:val="single" w:color="CCCCCC" w:sz="4"/>
-              <w:bottom w:val="single" w:color="CCCCCC" w:sz="4"/>
-              <w:right w:val="single" w:color="CCCCCC" w:sz="4"/>
-            </w:tcBorders>
-            <w:shd w:fill="FFFFFF" w:val="clear"/>
-            <w:tcMar>
-              <w:top w:type="dxa" w:w="60"/>
-              <w:left w:type="dxa" w:w="100"/>
-              <w:bottom w:type="dxa" w:w="60"/>
-              <w:right w:type="dxa" w:w="100"/>
-            </w:tcMar>
-          </w:tcPr>
-          <w:p>
-            <w:r>
-              <w:rPr>
-                <w:rFonts w:ascii="BIZ UDPゴシック" w:cs="BIZ UDPゴシック" w:eastAsia="BIZ UDPゴシック" w:hAnsi="BIZ UDPゴシック"/>
-                <w:b w:val="false"/>
-                <w:bCs w:val="false"/>
-                <w:sz w:val="18"/>
-                <w:szCs w:val="18"/>
-              </w:rPr>
-              <w:t xml:space="preserve">main ブランチを PR 必須・2名承認に設定。作業は feature ブランチで実施</w:t>
-            </w:r>
-          </w:p>
-        </w:tc>
-      </w:tr>
-      <w:tr>
-        <w:trPr>
-          <w:cantSplit/>
-        </w:trPr>
-        <w:tc>
-          <w:tcPr>
-            <w:tcW w:type="dxa" w:w="567"/>
-            <w:tcBorders>
-              <w:top w:val="single" w:color="CCCCCC" w:sz="4"/>
-              <w:left w:val="single" w:color="CCCCCC" w:sz="4"/>
-              <w:bottom w:val="single" w:color="CCCCCC" w:sz="4"/>
-              <w:right w:val="single" w:color="CCCCCC" w:sz="4"/>
-            </w:tcBorders>
-            <w:shd w:fill="FFFFFF" w:val="clear"/>
-            <w:tcMar>
-              <w:top w:type="dxa" w:w="60"/>
-              <w:left w:type="dxa" w:w="100"/>
-              <w:bottom w:type="dxa" w:w="60"/>
-              <w:right w:type="dxa" w:w="100"/>
-            </w:tcMar>
-          </w:tcPr>
-          <w:p>
-            <w:r>
-              <w:rPr>
-                <w:rFonts w:ascii="BIZ UDPゴシック" w:cs="BIZ UDPゴシック" w:eastAsia="BIZ UDPゴシック" w:hAnsi="BIZ UDPゴシック"/>
-                <w:b w:val="false"/>
-                <w:bCs w:val="false"/>
-                <w:sz w:val="18"/>
-                <w:szCs w:val="18"/>
-              </w:rPr>
-              <w:t xml:space="preserve">🟡 中</w:t>
-            </w:r>
-          </w:p>
-        </w:tc>
-        <w:tc>
-          <w:tcPr>
-            <w:tcW w:type="dxa" w:w="3401"/>
-            <w:tcBorders>
-              <w:top w:val="single" w:color="CCCCCC" w:sz="4"/>
-              <w:left w:val="single" w:color="CCCCCC" w:sz="4"/>
-              <w:bottom w:val="single" w:color="CCCCCC" w:sz="4"/>
-              <w:right w:val="single" w:color="CCCCCC" w:sz="4"/>
-            </w:tcBorders>
-            <w:shd w:fill="FFFFFF" w:val="clear"/>
-            <w:tcMar>
-              <w:top w:type="dxa" w:w="60"/>
-              <w:left w:type="dxa" w:w="100"/>
-              <w:bottom w:type="dxa" w:w="60"/>
-              <w:right w:type="dxa" w:w="100"/>
-            </w:tcMar>
-          </w:tcPr>
-          <w:p>
-            <w:r>
-              <w:rPr>
-                <w:rFonts w:ascii="BIZ UDPゴシック" w:cs="BIZ UDPゴシック" w:eastAsia="BIZ UDPゴシック" w:hAnsi="BIZ UDPゴシック"/>
-                <w:b w:val="false"/>
-                <w:bCs w:val="false"/>
-                <w:sz w:val="18"/>
-                <w:szCs w:val="18"/>
-              </w:rPr>
-              <w:t xml:space="preserve">FE staging マージによる機能デグレ</w:t>
-            </w:r>
-          </w:p>
-        </w:tc>
-        <w:tc>
-          <w:tcPr>
-            <w:tcW w:type="dxa" w:w="4536"/>
-            <w:tcBorders>
-              <w:top w:val="single" w:color="CCCCCC" w:sz="4"/>
-              <w:left w:val="single" w:color="CCCCCC" w:sz="4"/>
-              <w:bottom w:val="single" w:color="CCCCCC" w:sz="4"/>
-              <w:right w:val="single" w:color="CCCCCC" w:sz="4"/>
-            </w:tcBorders>
-            <w:shd w:fill="FFFFFF" w:val="clear"/>
-            <w:tcMar>
-              <w:top w:type="dxa" w:w="60"/>
-              <w:left w:type="dxa" w:w="100"/>
-              <w:bottom w:type="dxa" w:w="60"/>
-              <w:right w:type="dxa" w:w="100"/>
-            </w:tcMar>
-          </w:tcPr>
-          <w:p>
-            <w:r>
-              <w:rPr>
-                <w:rFonts w:ascii="BIZ UDPゴシック" w:cs="BIZ UDPゴシック" w:eastAsia="BIZ UDPゴシック" w:hAnsi="BIZ UDPゴシック"/>
-                <w:b w:val="false"/>
-                <w:bCs w:val="false"/>
-                <w:sz w:val="18"/>
-                <w:szCs w:val="18"/>
-              </w:rPr>
-              <w:t xml:space="preserve">差分を1ファイルずつレビュー後マージ。問題時はリバート</w:t>
-            </w:r>
-          </w:p>
-        </w:tc>
-      </w:tr>
-      <w:tr>
-        <w:trPr>
-          <w:cantSplit/>
-        </w:trPr>
-        <w:tc>
-          <w:tcPr>
-            <w:tcW w:type="dxa" w:w="567"/>
-            <w:tcBorders>
-              <w:top w:val="single" w:color="CCCCCC" w:sz="4"/>
-              <w:left w:val="single" w:color="CCCCCC" w:sz="4"/>
-              <w:bottom w:val="single" w:color="CCCCCC" w:sz="4"/>
-              <w:right w:val="single" w:color="CCCCCC" w:sz="4"/>
-            </w:tcBorders>
-            <w:shd w:fill="FFFFFF" w:val="clear"/>
-            <w:tcMar>
-              <w:top w:type="dxa" w:w="60"/>
-              <w:left w:type="dxa" w:w="100"/>
-              <w:bottom w:type="dxa" w:w="60"/>
-              <w:right w:type="dxa" w:w="100"/>
-            </w:tcMar>
-          </w:tcPr>
-          <w:p>
-            <w:r>
-              <w:rPr>
-                <w:rFonts w:ascii="BIZ UDPゴシック" w:cs="BIZ UDPゴシック" w:eastAsia="BIZ UDPゴシック" w:hAnsi="BIZ UDPゴシック"/>
-                <w:b w:val="false"/>
-                <w:bCs w:val="false"/>
-                <w:sz w:val="18"/>
-                <w:szCs w:val="18"/>
-              </w:rPr>
-              <w:t xml:space="preserve">🟢 低</w:t>
-            </w:r>
-          </w:p>
-        </w:tc>
-        <w:tc>
-          <w:tcPr>
-            <w:tcW w:type="dxa" w:w="3401"/>
-            <w:tcBorders>
-              <w:top w:val="single" w:color="CCCCCC" w:sz="4"/>
-              <w:left w:val="single" w:color="CCCCCC" w:sz="4"/>
-              <w:bottom w:val="single" w:color="CCCCCC" w:sz="4"/>
-              <w:right w:val="single" w:color="CCCCCC" w:sz="4"/>
-            </w:tcBorders>
-            <w:shd w:fill="FFFFFF" w:val="clear"/>
-            <w:tcMar>
-              <w:top w:type="dxa" w:w="60"/>
-              <w:left w:type="dxa" w:w="100"/>
-              <w:bottom w:type="dxa" w:w="60"/>
-              <w:right w:type="dxa" w:w="100"/>
-            </w:tcMar>
-          </w:tcPr>
-          <w:p>
-            <w:r>
-              <w:rPr>
-                <w:rFonts w:ascii="BIZ UDPゴシック" w:cs="BIZ UDPゴシック" w:eastAsia="BIZ UDPゴシック" w:hAnsi="BIZ UDPゴシック"/>
-                <w:b w:val="false"/>
-                <w:bCs w:val="false"/>
-                <w:sz w:val="18"/>
-                <w:szCs w:val="18"/>
-              </w:rPr>
-              <w:t xml:space="preserve">旧リポジトリアーカイブ後の参照不可</w:t>
-            </w:r>
-          </w:p>
-        </w:tc>
-        <w:tc>
-          <w:tcPr>
-            <w:tcW w:type="dxa" w:w="4536"/>
-            <w:tcBorders>
-              <w:top w:val="single" w:color="CCCCCC" w:sz="4"/>
-              <w:left w:val="single" w:color="CCCCCC" w:sz="4"/>
-              <w:bottom w:val="single" w:color="CCCCCC" w:sz="4"/>
-              <w:right w:val="single" w:color="CCCCCC" w:sz="4"/>
-            </w:tcBorders>
-            <w:shd w:fill="FFFFFF" w:val="clear"/>
-            <w:tcMar>
-              <w:top w:type="dxa" w:w="60"/>
-              <w:left w:type="dxa" w:w="100"/>
-              <w:bottom w:type="dxa" w:w="60"/>
-              <w:right w:type="dxa" w:w="100"/>
-            </w:tcMar>
-          </w:tcPr>
-          <w:p>
-            <w:r>
-              <w:rPr>
-                <w:rFonts w:ascii="BIZ UDPゴシック" w:cs="BIZ UDPゴシック" w:eastAsia="BIZ UDPゴシック" w:hAnsi="BIZ UDPゴシック"/>
-                <w:b w:val="false"/>
-                <w:bCs w:val="false"/>
-                <w:sz w:val="18"/>
-                <w:szCs w:val="18"/>
-              </w:rPr>
-              <w:t xml:space="preserve">アーカイブはGitHub Settingsから即時解除可能</w:t>
-            </w:r>
-          </w:p>
-        </w:tc>
-      </w:tr>
-    </w:tbl>
-    <w:p>
-      <w:pPr>
-        <w:pStyle w:val="Heading1"/>
-      </w:pPr>
-      <w:r>
-        <w:rPr>
-          <w:rFonts w:ascii="BIZ UDPゴシック" w:cs="BIZ UDPゴシック" w:eastAsia="BIZ UDPゴシック" w:hAnsi="BIZ UDPゴシック"/>
-          <w:b/>
-          <w:bCs/>
-          <w:sz w:val="24"/>
-          <w:szCs w:val="24"/>
-        </w:rPr>
-        <w:t xml:space="preserve">7. 完了報告</w:t>
-      </w:r>
-    </w:p>
-    <w:tbl>
-      <w:tblPr>
-        <w:tblW w:type="dxa" w:w="8504"/>
-        <w:tblBorders>
-          <w:top w:val="single" w:color="auto" w:sz="4"/>
-          <w:left w:val="single" w:color="auto" w:sz="4"/>
-          <w:bottom w:val="single" w:color="auto" w:sz="4"/>
-          <w:right w:val="single" w:color="auto" w:sz="4"/>
-          <w:insideH w:val="single" w:color="auto" w:sz="4"/>
-          <w:insideV w:val="single" w:color="auto" w:sz="4"/>
-        </w:tblBorders>
-      </w:tblPr>
-      <w:tblGrid>
-        <w:gridCol w:w="2268"/>
-        <w:gridCol w:w="6236"/>
-      </w:tblGrid>
-      <w:tr>
-        <w:trPr>
-          <w:cantSplit/>
-        </w:trPr>
-        <w:tc>
-          <w:tcPr>
-            <w:tcW w:type="dxa" w:w="2268"/>
-            <w:tcBorders>
-              <w:top w:val="single" w:color="CCCCCC" w:sz="4"/>
-              <w:left w:val="single" w:color="CCCCCC" w:sz="4"/>
-              <w:bottom w:val="single" w:color="CCCCCC" w:sz="4"/>
-              <w:right w:val="single" w:color="CCCCCC" w:sz="4"/>
-            </w:tcBorders>
-            <w:shd w:fill="F5F5F5" w:val="clear"/>
-            <w:tcMar>
-              <w:top w:type="dxa" w:w="60"/>
-              <w:left w:type="dxa" w:w="100"/>
-              <w:bottom w:type="dxa" w:w="60"/>
-              <w:right w:type="dxa" w:w="100"/>
-            </w:tcMar>
-          </w:tcPr>
-          <w:p>
-            <w:r>
-              <w:rPr>
-                <w:rFonts w:ascii="BIZ UDPゴシック" w:cs="BIZ UDPゴシック" w:eastAsia="BIZ UDPゴシック" w:hAnsi="BIZ UDPゴシック"/>
-                <w:b/>
-                <w:bCs/>
-                <w:sz w:val="18"/>
-                <w:szCs w:val="18"/>
-              </w:rPr>
-              <w:t xml:space="preserve">報告項目</w:t>
-            </w:r>
-          </w:p>
-        </w:tc>
-        <w:tc>
-          <w:tcPr>
-            <w:tcW w:type="dxa" w:w="6236"/>
-            <w:tcBorders>
-              <w:top w:val="single" w:color="CCCCCC" w:sz="4"/>
-              <w:left w:val="single" w:color="CCCCCC" w:sz="4"/>
-              <w:bottom w:val="single" w:color="CCCCCC" w:sz="4"/>
-              <w:right w:val="single" w:color="CCCCCC" w:sz="4"/>
-            </w:tcBorders>
-            <w:shd w:fill="F5F5F5" w:val="clear"/>
-            <w:tcMar>
-              <w:top w:type="dxa" w:w="60"/>
-              <w:left w:type="dxa" w:w="100"/>
-              <w:bottom w:type="dxa" w:w="60"/>
-              <w:right w:type="dxa" w:w="100"/>
-            </w:tcMar>
-          </w:tcPr>
-          <w:p>
-            <w:r>
-              <w:rPr>
-                <w:rFonts w:ascii="BIZ UDPゴシック" w:cs="BIZ UDPゴシック" w:eastAsia="BIZ UDPゴシック" w:hAnsi="BIZ UDPゴシック"/>
-                <w:b/>
-                <w:bCs/>
-                <w:sz w:val="18"/>
-                <w:szCs w:val="18"/>
-              </w:rPr>
-              <w:t xml:space="preserve">記載内容</w:t>
-            </w:r>
-          </w:p>
-        </w:tc>
-      </w:tr>
-      <w:tr>
-        <w:trPr>
-          <w:cantSplit/>
-        </w:trPr>
-        <w:tc>
-          <w:tcPr>
-            <w:tcW w:type="dxa" w:w="2268"/>
-            <w:tcBorders>
-              <w:top w:val="single" w:color="CCCCCC" w:sz="4"/>
-              <w:left w:val="single" w:color="CCCCCC" w:sz="4"/>
-              <w:bottom w:val="single" w:color="CCCCCC" w:sz="4"/>
-              <w:right w:val="single" w:color="CCCCCC" w:sz="4"/>
-            </w:tcBorders>
-            <w:shd w:fill="FFFFFF" w:val="clear"/>
-            <w:tcMar>
-              <w:top w:type="dxa" w:w="60"/>
-              <w:left w:type="dxa" w:w="100"/>
-              <w:bottom w:type="dxa" w:w="60"/>
-              <w:right w:type="dxa" w:w="100"/>
-            </w:tcMar>
-          </w:tcPr>
-          <w:p>
-            <w:r>
-              <w:rPr>
-                <w:rFonts w:ascii="BIZ UDPゴシック" w:cs="BIZ UDPゴシック" w:eastAsia="BIZ UDPゴシック" w:hAnsi="BIZ UDPゴシック"/>
-                <w:b w:val="false"/>
-                <w:bCs w:val="false"/>
-                <w:sz w:val="18"/>
-                <w:szCs w:val="18"/>
-              </w:rPr>
-              <w:t xml:space="preserve">作業完了日</w:t>
-            </w:r>
-          </w:p>
-        </w:tc>
-        <w:tc>
-          <w:tcPr>
-            <w:tcW w:type="dxa" w:w="6236"/>
-            <w:tcBorders>
-              <w:top w:val="single" w:color="CCCCCC" w:sz="4"/>
-              <w:left w:val="single" w:color="CCCCCC" w:sz="4"/>
-              <w:bottom w:val="single" w:color="CCCCCC" w:sz="4"/>
-              <w:right w:val="single" w:color="CCCCCC" w:sz="4"/>
-            </w:tcBorders>
-            <w:shd w:fill="FFFFFF" w:val="clear"/>
-            <w:tcMar>
-              <w:top w:type="dxa" w:w="60"/>
-              <w:left w:type="dxa" w:w="100"/>
-              <w:bottom w:type="dxa" w:w="60"/>
-              <w:right w:type="dxa" w:w="100"/>
-            </w:tcMar>
-          </w:tcPr>
-          <w:p>
-            <w:r>
-              <w:rPr>
-                <w:rFonts w:ascii="BIZ UDPゴシック" w:cs="BIZ UDPゴシック" w:eastAsia="BIZ UDPゴシック" w:hAnsi="BIZ UDPゴシック"/>
-                <w:b w:val="false"/>
-                <w:bCs w:val="false"/>
-                <w:sz w:val="18"/>
-                <w:szCs w:val="18"/>
-              </w:rPr>
-              <w:t xml:space="preserve">　　　　年　　　月　　　日</w:t>
-            </w:r>
-          </w:p>
-        </w:tc>
-      </w:tr>
-      <w:tr>
-        <w:trPr>
-          <w:cantSplit/>
-        </w:trPr>
-        <w:tc>
-          <w:tcPr>
-            <w:tcW w:type="dxa" w:w="2268"/>
-            <w:tcBorders>
-              <w:top w:val="single" w:color="CCCCCC" w:sz="4"/>
-              <w:left w:val="single" w:color="CCCCCC" w:sz="4"/>
-              <w:bottom w:val="single" w:color="CCCCCC" w:sz="4"/>
-              <w:right w:val="single" w:color="CCCCCC" w:sz="4"/>
-            </w:tcBorders>
-            <w:shd w:fill="FFFFFF" w:val="clear"/>
-            <w:tcMar>
-              <w:top w:type="dxa" w:w="60"/>
-              <w:left w:type="dxa" w:w="100"/>
-              <w:bottom w:type="dxa" w:w="60"/>
-              <w:right w:type="dxa" w:w="100"/>
-            </w:tcMar>
-          </w:tcPr>
-          <w:p>
-            <w:r>
-              <w:rPr>
-                <w:rFonts w:ascii="BIZ UDPゴシック" w:cs="BIZ UDPゴシック" w:eastAsia="BIZ UDPゴシック" w:hAnsi="BIZ UDPゴシック"/>
-                <w:b w:val="false"/>
-                <w:bCs w:val="false"/>
-                <w:sz w:val="18"/>
-                <w:szCs w:val="18"/>
-              </w:rPr>
-              <w:t xml:space="preserve">新リポジトリURL</w:t>
-            </w:r>
-          </w:p>
-        </w:tc>
-        <w:tc>
-          <w:tcPr>
-            <w:tcW w:type="dxa" w:w="6236"/>
-            <w:tcBorders>
-              <w:top w:val="single" w:color="CCCCCC" w:sz="4"/>
-              <w:left w:val="single" w:color="CCCCCC" w:sz="4"/>
-              <w:bottom w:val="single" w:color="CCCCCC" w:sz="4"/>
-              <w:right w:val="single" w:color="CCCCCC" w:sz="4"/>
-            </w:tcBorders>
-            <w:shd w:fill="FFFFFF" w:val="clear"/>
-            <w:tcMar>
-              <w:top w:type="dxa" w:w="60"/>
-              <w:left w:type="dxa" w:w="100"/>
-              <w:bottom w:type="dxa" w:w="60"/>
-              <w:right w:type="dxa" w:w="100"/>
-            </w:tcMar>
-          </w:tcPr>
-          <w:p>
-            <w:r>
-              <w:rPr>
-                <w:rFonts w:ascii="BIZ UDPゴシック" w:cs="BIZ UDPゴシック" w:eastAsia="BIZ UDPゴシック" w:hAnsi="BIZ UDPゴシック"/>
-                <w:b w:val="false"/>
-                <w:bCs w:val="false"/>
-                <w:sz w:val="18"/>
-                <w:szCs w:val="18"/>
-              </w:rPr>
-              <w:t xml:space="preserve">https://github.com/kiyoharakadutoshi/POS-SERVER</w:t>
-            </w:r>
-          </w:p>
-        </w:tc>
-      </w:tr>
-      <w:tr>
-        <w:trPr>
-          <w:cantSplit/>
-        </w:trPr>
-        <w:tc>
-          <w:tcPr>
-            <w:tcW w:type="dxa" w:w="2268"/>
-            <w:tcBorders>
-              <w:top w:val="single" w:color="CCCCCC" w:sz="4"/>
-              <w:left w:val="single" w:color="CCCCCC" w:sz="4"/>
-              <w:bottom w:val="single" w:color="CCCCCC" w:sz="4"/>
-              <w:right w:val="single" w:color="CCCCCC" w:sz="4"/>
-            </w:tcBorders>
-            <w:shd w:fill="FFFFFF" w:val="clear"/>
-            <w:tcMar>
-              <w:top w:type="dxa" w:w="60"/>
-              <w:left w:type="dxa" w:w="100"/>
-              <w:bottom w:type="dxa" w:w="60"/>
-              <w:right w:type="dxa" w:w="100"/>
-            </w:tcMar>
-          </w:tcPr>
-          <w:p>
-            <w:r>
-              <w:rPr>
-                <w:rFonts w:ascii="BIZ UDPゴシック" w:cs="BIZ UDPゴシック" w:eastAsia="BIZ UDPゴシック" w:hAnsi="BIZ UDPゴシック"/>
-                <w:b w:val="false"/>
-                <w:bCs w:val="false"/>
-                <w:sz w:val="18"/>
-                <w:szCs w:val="18"/>
-              </w:rPr>
-              <w:t xml:space="preserve">実施担当者</w:t>
-            </w:r>
-          </w:p>
-        </w:tc>
-        <w:tc>
-          <w:tcPr>
-            <w:tcW w:type="dxa" w:w="6236"/>
-            <w:tcBorders>
-              <w:top w:val="single" w:color="CCCCCC" w:sz="4"/>
-              <w:left w:val="single" w:color="CCCCCC" w:sz="4"/>
-              <w:bottom w:val="single" w:color="CCCCCC" w:sz="4"/>
-              <w:right w:val="single" w:color="CCCCCC" w:sz="4"/>
-            </w:tcBorders>
-            <w:shd w:fill="FFFFFF" w:val="clear"/>
-            <w:tcMar>
-              <w:top w:type="dxa" w:w="60"/>
-              <w:left w:type="dxa" w:w="100"/>
-              <w:bottom w:type="dxa" w:w="60"/>
-              <w:right w:type="dxa" w:w="100"/>
-            </w:tcMar>
-          </w:tcPr>
-          <w:p>
-            <w:r>
-              <w:rPr>
-                <w:rFonts w:ascii="BIZ UDPゴシック" w:cs="BIZ UDPゴシック" w:eastAsia="BIZ UDPゴシック" w:hAnsi="BIZ UDPゴシック"/>
-                <w:b w:val="false"/>
-                <w:bCs w:val="false"/>
-                <w:sz w:val="18"/>
-                <w:szCs w:val="18"/>
-              </w:rPr>
-              <w:t xml:space="preserve">Thanh Nguyên</w:t>
-            </w:r>
-          </w:p>
-        </w:tc>
-      </w:tr>
-      <w:tr>
-        <w:trPr>
-          <w:cantSplit/>
-        </w:trPr>
-        <w:tc>
-          <w:tcPr>
-            <w:tcW w:type="dxa" w:w="2268"/>
-            <w:tcBorders>
-              <w:top w:val="single" w:color="CCCCCC" w:sz="4"/>
-              <w:left w:val="single" w:color="CCCCCC" w:sz="4"/>
-              <w:bottom w:val="single" w:color="CCCCCC" w:sz="4"/>
-              <w:right w:val="single" w:color="CCCCCC" w:sz="4"/>
-            </w:tcBorders>
-            <w:shd w:fill="FFFFFF" w:val="clear"/>
-            <w:tcMar>
-              <w:top w:type="dxa" w:w="60"/>
-              <w:left w:type="dxa" w:w="100"/>
-              <w:bottom w:type="dxa" w:w="60"/>
-              <w:right w:type="dxa" w:w="100"/>
-            </w:tcMar>
-          </w:tcPr>
-          <w:p>
-            <w:r>
-              <w:rPr>
-                <w:rFonts w:ascii="BIZ UDPゴシック" w:cs="BIZ UDPゴシック" w:eastAsia="BIZ UDPゴシック" w:hAnsi="BIZ UDPゴシック"/>
-                <w:b w:val="false"/>
-                <w:bCs w:val="false"/>
-                <w:sz w:val="18"/>
-                <w:szCs w:val="18"/>
-              </w:rPr>
-              <w:t xml:space="preserve">テスト結果</w:t>
-            </w:r>
-          </w:p>
-        </w:tc>
-        <w:tc>
-          <w:tcPr>
-            <w:tcW w:type="dxa" w:w="6236"/>
-            <w:tcBorders>
-              <w:top w:val="single" w:color="CCCCCC" w:sz="4"/>
-              <w:left w:val="single" w:color="CCCCCC" w:sz="4"/>
-              <w:bottom w:val="single" w:color="CCCCCC" w:sz="4"/>
-              <w:right w:val="single" w:color="CCCCCC" w:sz="4"/>
-            </w:tcBorders>
-            <w:shd w:fill="FFFFFF" w:val="clear"/>
-            <w:tcMar>
-              <w:top w:type="dxa" w:w="60"/>
-              <w:left w:type="dxa" w:w="100"/>
-              <w:bottom w:type="dxa" w:w="60"/>
-              <w:right w:type="dxa" w:w="100"/>
-            </w:tcMar>
-          </w:tcPr>
-          <w:p>
-            <w:r>
-              <w:rPr>
-                <w:rFonts w:ascii="BIZ UDPゴシック" w:cs="BIZ UDPゴシック" w:eastAsia="BIZ UDPゴシック" w:hAnsi="BIZ UDPゴシック"/>
-                <w:b w:val="false"/>
-                <w:bCs w:val="false"/>
-                <w:sz w:val="18"/>
-                <w:szCs w:val="18"/>
-              </w:rPr>
-              <w:t xml:space="preserve">自動テスト：全　　件 PASS / CI/CD：GREEN 確認日：</w:t>
-            </w:r>
-          </w:p>
-        </w:tc>
-      </w:tr>
-      <w:tr>
-        <w:trPr>
-          <w:cantSplit/>
-        </w:trPr>
-        <w:tc>
-          <w:tcPr>
-            <w:tcW w:type="dxa" w:w="2268"/>
-            <w:tcBorders>
-              <w:top w:val="single" w:color="CCCCCC" w:sz="4"/>
-              <w:left w:val="single" w:color="CCCCCC" w:sz="4"/>
-              <w:bottom w:val="single" w:color="CCCCCC" w:sz="4"/>
-              <w:right w:val="single" w:color="CCCCCC" w:sz="4"/>
-            </w:tcBorders>
-            <w:shd w:fill="FFFFFF" w:val="clear"/>
-            <w:tcMar>
-              <w:top w:type="dxa" w:w="60"/>
-              <w:left w:type="dxa" w:w="100"/>
-              <w:bottom w:type="dxa" w:w="60"/>
-              <w:right w:type="dxa" w:w="100"/>
-            </w:tcMar>
-          </w:tcPr>
-          <w:p>
-            <w:r>
-              <w:rPr>
-                <w:rFonts w:ascii="BIZ UDPゴシック" w:cs="BIZ UDPゴシック" w:eastAsia="BIZ UDPゴシック" w:hAnsi="BIZ UDPゴシック"/>
-                <w:b w:val="false"/>
-                <w:bCs w:val="false"/>
-                <w:sz w:val="18"/>
-                <w:szCs w:val="18"/>
-              </w:rPr>
-              <w:t xml:space="preserve">旧リポジトリアーカイブ</w:t>
-            </w:r>
-          </w:p>
-        </w:tc>
-        <w:tc>
-          <w:tcPr>
-            <w:tcW w:type="dxa" w:w="6236"/>
-            <w:tcBorders>
-              <w:top w:val="single" w:color="CCCCCC" w:sz="4"/>
-              <w:left w:val="single" w:color="CCCCCC" w:sz="4"/>
-              <w:bottom w:val="single" w:color="CCCCCC" w:sz="4"/>
-              <w:right w:val="single" w:color="CCCCCC" w:sz="4"/>
-            </w:tcBorders>
-            <w:shd w:fill="FFFFFF" w:val="clear"/>
-            <w:tcMar>
-              <w:top w:type="dxa" w:w="60"/>
-              <w:left w:type="dxa" w:w="100"/>
-              <w:bottom w:type="dxa" w:w="60"/>
-              <w:right w:type="dxa" w:w="100"/>
-            </w:tcMar>
-          </w:tcPr>
-          <w:p>
-            <w:r>
-              <w:rPr>
-                <w:rFonts w:ascii="BIZ UDPゴシック" w:cs="BIZ UDPゴシック" w:eastAsia="BIZ UDPゴシック" w:hAnsi="BIZ UDPゴシック"/>
-                <w:b w:val="false"/>
-                <w:bCs w:val="false"/>
-                <w:sz w:val="18"/>
-                <w:szCs w:val="18"/>
-              </w:rPr>
-              <w:t xml:space="preserve">□ posserver-product-kasumi  □ aeongiftcardserver-product  □ FE×2</w:t>
-            </w:r>
-          </w:p>
-        </w:tc>
-      </w:tr>
-      <w:tr>
-        <w:trPr>
-          <w:cantSplit/>
-        </w:trPr>
-        <w:tc>
-          <w:tcPr>
-            <w:tcW w:type="dxa" w:w="2268"/>
-            <w:tcBorders>
-              <w:top w:val="single" w:color="CCCCCC" w:sz="4"/>
-              <w:left w:val="single" w:color="CCCCCC" w:sz="4"/>
-              <w:bottom w:val="single" w:color="CCCCCC" w:sz="4"/>
-              <w:right w:val="single" w:color="CCCCCC" w:sz="4"/>
-            </w:tcBorders>
-            <w:shd w:fill="FFFFFF" w:val="clear"/>
-            <w:tcMar>
-              <w:top w:type="dxa" w:w="60"/>
-              <w:left w:type="dxa" w:w="100"/>
-              <w:bottom w:type="dxa" w:w="60"/>
-              <w:right w:type="dxa" w:w="100"/>
-            </w:tcMar>
-          </w:tcPr>
-          <w:p>
-            <w:r>
-              <w:rPr>
-                <w:rFonts w:ascii="BIZ UDPゴシック" w:cs="BIZ UDPゴシック" w:eastAsia="BIZ UDPゴシック" w:hAnsi="BIZ UDPゴシック"/>
-                <w:b w:val="false"/>
-                <w:bCs w:val="false"/>
-                <w:sz w:val="18"/>
-                <w:szCs w:val="18"/>
-              </w:rPr>
-              <w:t xml:space="preserve">残課題・申し送り事項</w:t>
-            </w:r>
-          </w:p>
-        </w:tc>
-        <w:tc>
-          <w:tcPr>
-            <w:tcW w:type="dxa" w:w="6236"/>
-            <w:tcBorders>
-              <w:top w:val="single" w:color="CCCCCC" w:sz="4"/>
-              <w:left w:val="single" w:color="CCCCCC" w:sz="4"/>
-              <w:bottom w:val="single" w:color="CCCCCC" w:sz="4"/>
-              <w:right w:val="single" w:color="CCCCCC" w:sz="4"/>
-            </w:tcBorders>
-            <w:shd w:fill="FFFFFF" w:val="clear"/>
-            <w:tcMar>
-              <w:top w:type="dxa" w:w="60"/>
-              <w:left w:type="dxa" w:w="100"/>
-              <w:bottom w:type="dxa" w:w="60"/>
-              <w:right w:type="dxa" w:w="100"/>
-            </w:tcMar>
-          </w:tcPr>
-          <w:p>
-            <w:r>
-              <w:rPr>
-                <w:rFonts w:ascii="BIZ UDPゴシック" w:cs="BIZ UDPゴシック" w:eastAsia="BIZ UDPゴシック" w:hAnsi="BIZ UDPゴシック"/>
-                <w:b w:val="false"/>
-                <w:bCs w:val="false"/>
-                <w:sz w:val="18"/>
-                <w:szCs w:val="18"/>
-              </w:rPr>
-              <w:t xml:space="preserve"/>
-            </w:r>
-          </w:p>
-        </w:tc>
-      </w:tr>
-    </w:tbl>
     <w:sectPr>
       <w:headerReference w:type="default" r:id="rId6"/>
       <w:footerReference w:type="default" r:id="rId7"/>
@@ -7638,6 +5923,7 @@
           <w:sz w:val="16"/>
           <w:szCs w:val="16"/>
         </w:rPr>
+        <w:t>1</w:t>
       </w:r>
     </w:fldSimple>
   </w:p>
@@ -7702,7 +5988,7 @@
         <w:sz w:val="26"/>
         <w:szCs w:val="26"/>
       </w:rPr>
-      <w:t xml:space="preserve">カスミPOS 改修指示書</w:t>
+      <w:t xml:space="preserve">カスミPOS  改修指示書</w:t>
     </w:r>
     <w:r>
       <w:rPr>
@@ -8008,22 +6294,5 @@
       <w:szCs w:val="18"/>
     </w:rPr>
   </w:style>
-  <w:style w:type="paragraph" w:styleId="Heading3">
-    <w:name w:val="Heading 3"/>
-    <w:basedOn w:val="Normal"/>
-    <w:next w:val="Normal"/>
-    <w:qFormat/>
-    <w:pPr>
-      <w:spacing w:before="120" w:after="40"/>
-      <w:outlineLvl w:val="2"/>
-    </w:pPr>
-    <w:rPr>
-      <w:rFonts w:ascii="BIZ UDPゴシック" w:cs="BIZ UDPゴシック" w:eastAsia="BIZ UDPゴシック" w:hAnsi="BIZ UDPゴシック"/>
-      <w:b/>
-      <w:bCs/>
-      <w:sz w:val="18"/>
-      <w:szCs w:val="18"/>
-    </w:rPr>
-  </w:style>
 </w:styles>
 </file>
--- a/40_AWS/04_修正依頼/20260308_リポジトリ統合.docx
+++ b/40_AWS/04_修正依頼/20260308_リポジトリ統合.docx
@@ -5009,6 +5009,20 @@
         <w:t xml:space="preserve">4. テスト手順・報告</w:t>
       </w:r>
     </w:p>
+    <w:p>
+      <w:pPr>
+        <w:rPr/>
+      </w:pPr>
+      <w:r>
+        <w:rPr>
+          <w:b/>
+          <w:color w:val="C8102E"/>
+          <w:sz w:val="18"/>
+          <w:rFonts w:ascii="BIZ UDPゴシック" w:eastAsia="BIZ UDPゴシック"/>
+        </w:rPr>
+        <w:t>【実施順序】①検証環境 → ②STG環境（stg.ignicapos.com）→ ③PRD本番環境（www.ignicapos.com）の順に実施すること</w:t>
+      </w:r>
+    </w:p>
     <w:tbl>
       <w:tblPr>
         <w:tblW w:type="dxa" w:w="8504"/>
@@ -5155,6 +5169,26 @@
             </w:r>
           </w:p>
         </w:tc>
+        <w:tc>
+          <w:tcPr>
+            <w:tcW w:w="1200" w:type="dxa"/>
+            <w:shd w:val="clear" w:color="auto" w:fill="D6E4F0"/>
+          </w:tcPr>
+          <w:p>
+            <w:pPr>
+              <w:jc w:val="center"/>
+            </w:pPr>
+            <w:r>
+              <w:rPr>
+                <w:b/>
+                <w:rFonts w:ascii="BIZ UDPゴシック" w:eastAsia="BIZ UDPゴシック"/>
+                <w:sz w:val="18"/>
+              </w:rPr>
+              <w:t>実施
+環境</w:t>
+            </w:r>
+          </w:p>
+        </w:tc>
       </w:tr>
       <w:tr>
         <w:trPr>
@@ -5297,6 +5331,27 @@
             </w:r>
           </w:p>
         </w:tc>
+        <w:tc>
+          <w:tcPr>
+            <w:tcW w:w="1200" w:type="dxa"/>
+            <w:shd w:val="clear" w:color="auto" w:fill="1F7A8C"/>
+            <w:vAlign w:val="center"/>
+          </w:tcPr>
+          <w:p>
+            <w:pPr>
+              <w:jc w:val="center"/>
+            </w:pPr>
+            <w:r>
+              <w:rPr>
+                <w:b/>
+                <w:color w:val="FFFFFF"/>
+                <w:sz w:val="18"/>
+                <w:rFonts w:ascii="BIZ UDPゴシック" w:eastAsia="BIZ UDPゴシック"/>
+              </w:rPr>
+              <w:t>✓STG</w:t>
+            </w:r>
+          </w:p>
+        </w:tc>
       </w:tr>
       <w:tr>
         <w:trPr>
@@ -5329,7 +5384,7 @@
                 <w:sz w:val="18"/>
                 <w:szCs w:val="18"/>
               </w:rPr>
-              <w:t xml:space="preserve">2</w:t>
+              <w:t xml:space="preserve">1</w:t>
             </w:r>
           </w:p>
         </w:tc>
@@ -5360,20 +5415,20 @@
                 <w:sz w:val="18"/>
                 <w:szCs w:val="18"/>
               </w:rPr>
-              <w:t xml:space="preserve">backend/gift-card-server のビルドが成功することを確認</w:t>
-            </w:r>
-          </w:p>
-          <w:p>
-            <w:pPr>
-              <w:spacing w:before="0" w:after="0"/>
-            </w:pPr>
-            <w:r>
-              <w:rPr>
-                <w:rFonts w:ascii="BIZ UDPゴシック" w:cs="BIZ UDPゴシック" w:eastAsia="BIZ UDPゴシック" w:hAnsi="BIZ UDPゴシック"/>
-                <w:sz w:val="18"/>
-                <w:szCs w:val="18"/>
-              </w:rPr>
-              <w:t xml:space="preserve">▶ cd POS-SERVER/backend/gift-card-server &amp;&amp; ./mvnw package -DskipTests</w:t>
+              <w:t xml:space="preserve">backend/pos-server のビルドが成功することを確認</w:t>
+            </w:r>
+          </w:p>
+          <w:p>
+            <w:pPr>
+              <w:spacing w:before="0" w:after="0"/>
+            </w:pPr>
+            <w:r>
+              <w:rPr>
+                <w:rFonts w:ascii="BIZ UDPゴシック" w:cs="BIZ UDPゴシック" w:eastAsia="BIZ UDPゴシック" w:hAnsi="BIZ UDPゴシック"/>
+                <w:sz w:val="18"/>
+                <w:szCs w:val="18"/>
+              </w:rPr>
+              <w:t xml:space="preserve">▶ cd POS-SERVER/backend/pos-server &amp;&amp; ./gradlew build -x test</w:t>
             </w:r>
           </w:p>
         </w:tc>
@@ -5404,7 +5459,7 @@
                 <w:sz w:val="18"/>
                 <w:szCs w:val="18"/>
               </w:rPr>
-              <w:t xml:space="preserve">BUILD SUCCESS</w:t>
+              <w:t xml:space="preserve">BUILD SUCCESSFUL</w:t>
             </w:r>
           </w:p>
         </w:tc>
@@ -5436,6 +5491,27 @@
                 <w:szCs w:val="18"/>
               </w:rPr>
               <w:t xml:space="preserve"/>
+            </w:r>
+          </w:p>
+        </w:tc>
+        <w:tc>
+          <w:tcPr>
+            <w:tcW w:w="1200" w:type="dxa"/>
+            <w:shd w:val="clear" w:color="auto" w:fill="C8102E"/>
+            <w:vAlign w:val="center"/>
+          </w:tcPr>
+          <w:p>
+            <w:pPr>
+              <w:jc w:val="center"/>
+            </w:pPr>
+            <w:r>
+              <w:rPr>
+                <w:b/>
+                <w:color w:val="FFFFFF"/>
+                <w:sz w:val="18"/>
+                <w:rFonts w:ascii="BIZ UDPゴシック" w:eastAsia="BIZ UDPゴシック"/>
+              </w:rPr>
+              <w:t>✓PRD</w:t>
             </w:r>
           </w:p>
         </w:tc>
@@ -5471,7 +5547,7 @@
                 <w:sz w:val="18"/>
                 <w:szCs w:val="18"/>
               </w:rPr>
-              <w:t xml:space="preserve">3</w:t>
+              <w:t xml:space="preserve">2</w:t>
             </w:r>
           </w:p>
         </w:tc>
@@ -5502,20 +5578,20 @@
                 <w:sz w:val="18"/>
                 <w:szCs w:val="18"/>
               </w:rPr>
-              <w:t xml:space="preserve">frontend のビルドが成功することを確認</w:t>
-            </w:r>
-          </w:p>
-          <w:p>
-            <w:pPr>
-              <w:spacing w:before="0" w:after="0"/>
-            </w:pPr>
-            <w:r>
-              <w:rPr>
-                <w:rFonts w:ascii="BIZ UDPゴシック" w:cs="BIZ UDPゴシック" w:eastAsia="BIZ UDPゴシック" w:hAnsi="BIZ UDPゴシック"/>
-                <w:sz w:val="18"/>
-                <w:szCs w:val="18"/>
-              </w:rPr>
-              <w:t xml:space="preserve">▶ cd POS-SERVER/frontend &amp;&amp; npm install &amp;&amp; npm run build</w:t>
+              <w:t xml:space="preserve">backend/gift-card-server のビルドが成功することを確認</w:t>
+            </w:r>
+          </w:p>
+          <w:p>
+            <w:pPr>
+              <w:spacing w:before="0" w:after="0"/>
+            </w:pPr>
+            <w:r>
+              <w:rPr>
+                <w:rFonts w:ascii="BIZ UDPゴシック" w:cs="BIZ UDPゴシック" w:eastAsia="BIZ UDPゴシック" w:hAnsi="BIZ UDPゴシック"/>
+                <w:sz w:val="18"/>
+                <w:szCs w:val="18"/>
+              </w:rPr>
+              <w:t xml:space="preserve">▶ cd POS-SERVER/backend/gift-card-server &amp;&amp; ./mvnw package -DskipTests</w:t>
             </w:r>
           </w:p>
         </w:tc>
@@ -5546,7 +5622,7 @@
                 <w:sz w:val="18"/>
                 <w:szCs w:val="18"/>
               </w:rPr>
-              <w:t xml:space="preserve">webpack compiled successfully</w:t>
+              <w:t xml:space="preserve">BUILD SUCCESS</w:t>
             </w:r>
           </w:p>
         </w:tc>
@@ -5578,6 +5654,27 @@
                 <w:szCs w:val="18"/>
               </w:rPr>
               <w:t xml:space="preserve"/>
+            </w:r>
+          </w:p>
+        </w:tc>
+        <w:tc>
+          <w:tcPr>
+            <w:tcW w:w="1200" w:type="dxa"/>
+            <w:shd w:val="clear" w:color="auto" w:fill="1F7A8C"/>
+            <w:vAlign w:val="center"/>
+          </w:tcPr>
+          <w:p>
+            <w:pPr>
+              <w:jc w:val="center"/>
+            </w:pPr>
+            <w:r>
+              <w:rPr>
+                <w:b/>
+                <w:color w:val="FFFFFF"/>
+                <w:sz w:val="18"/>
+                <w:rFonts w:ascii="BIZ UDPゴシック" w:eastAsia="BIZ UDPゴシック"/>
+              </w:rPr>
+              <w:t>✓STG</w:t>
             </w:r>
           </w:p>
         </w:tc>
@@ -5613,7 +5710,7 @@
                 <w:sz w:val="18"/>
                 <w:szCs w:val="18"/>
               </w:rPr>
-              <w:t xml:space="preserve">4</w:t>
+              <w:t xml:space="preserve">2</w:t>
             </w:r>
           </w:p>
         </w:tc>
@@ -5644,20 +5741,20 @@
                 <w:sz w:val="18"/>
                 <w:szCs w:val="18"/>
               </w:rPr>
-              <w:t xml:space="preserve">docker-compose up でローカル起動確認</w:t>
-            </w:r>
-          </w:p>
-          <w:p>
-            <w:pPr>
-              <w:spacing w:before="0" w:after="0"/>
-            </w:pPr>
-            <w:r>
-              <w:rPr>
-                <w:rFonts w:ascii="BIZ UDPゴシック" w:cs="BIZ UDPゴシック" w:eastAsia="BIZ UDPゴシック" w:hAnsi="BIZ UDPゴシック"/>
-                <w:sz w:val="18"/>
-                <w:szCs w:val="18"/>
-              </w:rPr>
-              <w:t xml:space="preserve">（全3サービスが起動すること）</w:t>
+              <w:t xml:space="preserve">backend/gift-card-server のビルドが成功することを確認</w:t>
+            </w:r>
+          </w:p>
+          <w:p>
+            <w:pPr>
+              <w:spacing w:before="0" w:after="0"/>
+            </w:pPr>
+            <w:r>
+              <w:rPr>
+                <w:rFonts w:ascii="BIZ UDPゴシック" w:cs="BIZ UDPゴシック" w:eastAsia="BIZ UDPゴシック" w:hAnsi="BIZ UDPゴシック"/>
+                <w:sz w:val="18"/>
+                <w:szCs w:val="18"/>
+              </w:rPr>
+              <w:t xml:space="preserve">▶ cd POS-SERVER/backend/gift-card-server &amp;&amp; ./mvnw package -DskipTests</w:t>
             </w:r>
           </w:p>
         </w:tc>
@@ -5688,20 +5785,7 @@
                 <w:sz w:val="18"/>
                 <w:szCs w:val="18"/>
               </w:rPr>
-              <w:t xml:space="preserve">全サービス Started</w:t>
-            </w:r>
-          </w:p>
-          <w:p>
-            <w:pPr>
-              <w:spacing w:before="0" w:after="0"/>
-            </w:pPr>
-            <w:r>
-              <w:rPr>
-                <w:rFonts w:ascii="BIZ UDPゴシック" w:cs="BIZ UDPゴシック" w:eastAsia="BIZ UDPゴシック" w:hAnsi="BIZ UDPゴシック"/>
-                <w:sz w:val="18"/>
-                <w:szCs w:val="18"/>
-              </w:rPr>
-              <w:t xml:space="preserve">http://localhost:9060 でUI表示</w:t>
+              <w:t xml:space="preserve">BUILD SUCCESS</w:t>
             </w:r>
           </w:p>
         </w:tc>
@@ -5733,6 +5817,27 @@
                 <w:szCs w:val="18"/>
               </w:rPr>
               <w:t xml:space="preserve"/>
+            </w:r>
+          </w:p>
+        </w:tc>
+        <w:tc>
+          <w:tcPr>
+            <w:tcW w:w="1200" w:type="dxa"/>
+            <w:shd w:val="clear" w:color="auto" w:fill="C8102E"/>
+            <w:vAlign w:val="center"/>
+          </w:tcPr>
+          <w:p>
+            <w:pPr>
+              <w:jc w:val="center"/>
+            </w:pPr>
+            <w:r>
+              <w:rPr>
+                <w:b/>
+                <w:color w:val="FFFFFF"/>
+                <w:sz w:val="18"/>
+                <w:rFonts w:ascii="BIZ UDPゴシック" w:eastAsia="BIZ UDPゴシック"/>
+              </w:rPr>
+              <w:t>✓PRD</w:t>
             </w:r>
           </w:p>
         </w:tc>
@@ -5768,6 +5873,684 @@
                 <w:sz w:val="18"/>
                 <w:szCs w:val="18"/>
               </w:rPr>
+              <w:t xml:space="preserve">3</w:t>
+            </w:r>
+          </w:p>
+        </w:tc>
+        <w:tc>
+          <w:tcPr>
+            <w:tcW w:type="dxa" w:w="4536"/>
+            <w:tcBorders>
+              <w:top w:val="single" w:color="CCCCCC" w:sz="4"/>
+              <w:left w:val="single" w:color="CCCCCC" w:sz="4"/>
+              <w:bottom w:val="single" w:color="CCCCCC" w:sz="4"/>
+              <w:right w:val="single" w:color="CCCCCC" w:sz="4"/>
+            </w:tcBorders>
+            <w:shd w:fill="FFFFFF" w:val="clear"/>
+            <w:tcMar>
+              <w:top w:type="dxa" w:w="60"/>
+              <w:left w:type="dxa" w:w="100"/>
+              <w:bottom w:type="dxa" w:w="60"/>
+              <w:right w:type="dxa" w:w="100"/>
+            </w:tcMar>
+          </w:tcPr>
+          <w:p>
+            <w:pPr>
+              <w:spacing w:before="0" w:after="0"/>
+            </w:pPr>
+            <w:r>
+              <w:rPr>
+                <w:rFonts w:ascii="BIZ UDPゴシック" w:cs="BIZ UDPゴシック" w:eastAsia="BIZ UDPゴシック" w:hAnsi="BIZ UDPゴシック"/>
+                <w:sz w:val="18"/>
+                <w:szCs w:val="18"/>
+              </w:rPr>
+              <w:t xml:space="preserve">frontend のビルドが成功することを確認</w:t>
+            </w:r>
+          </w:p>
+          <w:p>
+            <w:pPr>
+              <w:spacing w:before="0" w:after="0"/>
+            </w:pPr>
+            <w:r>
+              <w:rPr>
+                <w:rFonts w:ascii="BIZ UDPゴシック" w:cs="BIZ UDPゴシック" w:eastAsia="BIZ UDPゴシック" w:hAnsi="BIZ UDPゴシック"/>
+                <w:sz w:val="18"/>
+                <w:szCs w:val="18"/>
+              </w:rPr>
+              <w:t xml:space="preserve">▶ cd POS-SERVER/frontend &amp;&amp; npm install &amp;&amp; npm run build</w:t>
+            </w:r>
+          </w:p>
+        </w:tc>
+        <w:tc>
+          <w:tcPr>
+            <w:tcW w:type="dxa" w:w="2268"/>
+            <w:tcBorders>
+              <w:top w:val="single" w:color="CCCCCC" w:sz="4"/>
+              <w:left w:val="single" w:color="CCCCCC" w:sz="4"/>
+              <w:bottom w:val="single" w:color="CCCCCC" w:sz="4"/>
+              <w:right w:val="single" w:color="CCCCCC" w:sz="4"/>
+            </w:tcBorders>
+            <w:shd w:fill="FFFFFF" w:val="clear"/>
+            <w:tcMar>
+              <w:top w:type="dxa" w:w="60"/>
+              <w:left w:type="dxa" w:w="100"/>
+              <w:bottom w:type="dxa" w:w="60"/>
+              <w:right w:type="dxa" w:w="100"/>
+            </w:tcMar>
+          </w:tcPr>
+          <w:p>
+            <w:pPr>
+              <w:spacing w:before="0" w:after="0"/>
+            </w:pPr>
+            <w:r>
+              <w:rPr>
+                <w:rFonts w:ascii="BIZ UDPゴシック" w:cs="BIZ UDPゴシック" w:eastAsia="BIZ UDPゴシック" w:hAnsi="BIZ UDPゴシック"/>
+                <w:sz w:val="18"/>
+                <w:szCs w:val="18"/>
+              </w:rPr>
+              <w:t xml:space="preserve">webpack compiled successfully</w:t>
+            </w:r>
+          </w:p>
+        </w:tc>
+        <w:tc>
+          <w:tcPr>
+            <w:tcW w:type="dxa" w:w="1133"/>
+            <w:tcBorders>
+              <w:top w:val="single" w:color="CCCCCC" w:sz="4"/>
+              <w:left w:val="single" w:color="CCCCCC" w:sz="4"/>
+              <w:bottom w:val="single" w:color="CCCCCC" w:sz="4"/>
+              <w:right w:val="single" w:color="CCCCCC" w:sz="4"/>
+            </w:tcBorders>
+            <w:shd w:fill="FFFFFF" w:val="clear"/>
+            <w:tcMar>
+              <w:top w:type="dxa" w:w="60"/>
+              <w:left w:type="dxa" w:w="100"/>
+              <w:bottom w:type="dxa" w:w="60"/>
+              <w:right w:type="dxa" w:w="100"/>
+            </w:tcMar>
+          </w:tcPr>
+          <w:p>
+            <w:r>
+              <w:rPr>
+                <w:rFonts w:ascii="BIZ UDPゴシック" w:cs="BIZ UDPゴシック" w:eastAsia="BIZ UDPゴシック" w:hAnsi="BIZ UDPゴシック"/>
+                <w:b w:val="false"/>
+                <w:bCs w:val="false"/>
+                <w:color w:val="000000"/>
+                <w:sz w:val="18"/>
+                <w:szCs w:val="18"/>
+              </w:rPr>
+              <w:t xml:space="preserve"/>
+            </w:r>
+          </w:p>
+        </w:tc>
+        <w:tc>
+          <w:tcPr>
+            <w:tcW w:w="1200" w:type="dxa"/>
+            <w:shd w:val="clear" w:color="auto" w:fill="1F7A8C"/>
+            <w:vAlign w:val="center"/>
+          </w:tcPr>
+          <w:p>
+            <w:pPr>
+              <w:jc w:val="center"/>
+            </w:pPr>
+            <w:r>
+              <w:rPr>
+                <w:b/>
+                <w:color w:val="FFFFFF"/>
+                <w:sz w:val="18"/>
+                <w:rFonts w:ascii="BIZ UDPゴシック" w:eastAsia="BIZ UDPゴシック"/>
+              </w:rPr>
+              <w:t>✓STG</w:t>
+            </w:r>
+          </w:p>
+        </w:tc>
+      </w:tr>
+      <w:tr>
+        <w:trPr>
+          <w:cantSplit/>
+        </w:trPr>
+        <w:tc>
+          <w:tcPr>
+            <w:tcW w:type="dxa" w:w="567"/>
+            <w:tcBorders>
+              <w:top w:val="single" w:color="CCCCCC" w:sz="4"/>
+              <w:left w:val="single" w:color="CCCCCC" w:sz="4"/>
+              <w:bottom w:val="single" w:color="CCCCCC" w:sz="4"/>
+              <w:right w:val="single" w:color="CCCCCC" w:sz="4"/>
+            </w:tcBorders>
+            <w:shd w:fill="FFFFFF" w:val="clear"/>
+            <w:tcMar>
+              <w:top w:type="dxa" w:w="60"/>
+              <w:left w:type="dxa" w:w="100"/>
+              <w:bottom w:type="dxa" w:w="60"/>
+              <w:right w:type="dxa" w:w="100"/>
+            </w:tcMar>
+          </w:tcPr>
+          <w:p>
+            <w:r>
+              <w:rPr>
+                <w:rFonts w:ascii="BIZ UDPゴシック" w:cs="BIZ UDPゴシック" w:eastAsia="BIZ UDPゴシック" w:hAnsi="BIZ UDPゴシック"/>
+                <w:b w:val="false"/>
+                <w:bCs w:val="false"/>
+                <w:color w:val="000000"/>
+                <w:sz w:val="18"/>
+                <w:szCs w:val="18"/>
+              </w:rPr>
+              <w:t xml:space="preserve">3</w:t>
+            </w:r>
+          </w:p>
+        </w:tc>
+        <w:tc>
+          <w:tcPr>
+            <w:tcW w:type="dxa" w:w="4536"/>
+            <w:tcBorders>
+              <w:top w:val="single" w:color="CCCCCC" w:sz="4"/>
+              <w:left w:val="single" w:color="CCCCCC" w:sz="4"/>
+              <w:bottom w:val="single" w:color="CCCCCC" w:sz="4"/>
+              <w:right w:val="single" w:color="CCCCCC" w:sz="4"/>
+            </w:tcBorders>
+            <w:shd w:fill="FFFFFF" w:val="clear"/>
+            <w:tcMar>
+              <w:top w:type="dxa" w:w="60"/>
+              <w:left w:type="dxa" w:w="100"/>
+              <w:bottom w:type="dxa" w:w="60"/>
+              <w:right w:type="dxa" w:w="100"/>
+            </w:tcMar>
+          </w:tcPr>
+          <w:p>
+            <w:pPr>
+              <w:spacing w:before="0" w:after="0"/>
+            </w:pPr>
+            <w:r>
+              <w:rPr>
+                <w:rFonts w:ascii="BIZ UDPゴシック" w:cs="BIZ UDPゴシック" w:eastAsia="BIZ UDPゴシック" w:hAnsi="BIZ UDPゴシック"/>
+                <w:sz w:val="18"/>
+                <w:szCs w:val="18"/>
+              </w:rPr>
+              <w:t xml:space="preserve">frontend のビルドが成功することを確認</w:t>
+            </w:r>
+          </w:p>
+          <w:p>
+            <w:pPr>
+              <w:spacing w:before="0" w:after="0"/>
+            </w:pPr>
+            <w:r>
+              <w:rPr>
+                <w:rFonts w:ascii="BIZ UDPゴシック" w:cs="BIZ UDPゴシック" w:eastAsia="BIZ UDPゴシック" w:hAnsi="BIZ UDPゴシック"/>
+                <w:sz w:val="18"/>
+                <w:szCs w:val="18"/>
+              </w:rPr>
+              <w:t xml:space="preserve">▶ cd POS-SERVER/frontend &amp;&amp; npm install &amp;&amp; npm run build</w:t>
+            </w:r>
+          </w:p>
+        </w:tc>
+        <w:tc>
+          <w:tcPr>
+            <w:tcW w:type="dxa" w:w="2268"/>
+            <w:tcBorders>
+              <w:top w:val="single" w:color="CCCCCC" w:sz="4"/>
+              <w:left w:val="single" w:color="CCCCCC" w:sz="4"/>
+              <w:bottom w:val="single" w:color="CCCCCC" w:sz="4"/>
+              <w:right w:val="single" w:color="CCCCCC" w:sz="4"/>
+            </w:tcBorders>
+            <w:shd w:fill="FFFFFF" w:val="clear"/>
+            <w:tcMar>
+              <w:top w:type="dxa" w:w="60"/>
+              <w:left w:type="dxa" w:w="100"/>
+              <w:bottom w:type="dxa" w:w="60"/>
+              <w:right w:type="dxa" w:w="100"/>
+            </w:tcMar>
+          </w:tcPr>
+          <w:p>
+            <w:pPr>
+              <w:spacing w:before="0" w:after="0"/>
+            </w:pPr>
+            <w:r>
+              <w:rPr>
+                <w:rFonts w:ascii="BIZ UDPゴシック" w:cs="BIZ UDPゴシック" w:eastAsia="BIZ UDPゴシック" w:hAnsi="BIZ UDPゴシック"/>
+                <w:sz w:val="18"/>
+                <w:szCs w:val="18"/>
+              </w:rPr>
+              <w:t xml:space="preserve">webpack compiled successfully</w:t>
+            </w:r>
+          </w:p>
+        </w:tc>
+        <w:tc>
+          <w:tcPr>
+            <w:tcW w:type="dxa" w:w="1133"/>
+            <w:tcBorders>
+              <w:top w:val="single" w:color="CCCCCC" w:sz="4"/>
+              <w:left w:val="single" w:color="CCCCCC" w:sz="4"/>
+              <w:bottom w:val="single" w:color="CCCCCC" w:sz="4"/>
+              <w:right w:val="single" w:color="CCCCCC" w:sz="4"/>
+            </w:tcBorders>
+            <w:shd w:fill="FFFFFF" w:val="clear"/>
+            <w:tcMar>
+              <w:top w:type="dxa" w:w="60"/>
+              <w:left w:type="dxa" w:w="100"/>
+              <w:bottom w:type="dxa" w:w="60"/>
+              <w:right w:type="dxa" w:w="100"/>
+            </w:tcMar>
+          </w:tcPr>
+          <w:p>
+            <w:r>
+              <w:rPr>
+                <w:rFonts w:ascii="BIZ UDPゴシック" w:cs="BIZ UDPゴシック" w:eastAsia="BIZ UDPゴシック" w:hAnsi="BIZ UDPゴシック"/>
+                <w:b w:val="false"/>
+                <w:bCs w:val="false"/>
+                <w:color w:val="000000"/>
+                <w:sz w:val="18"/>
+                <w:szCs w:val="18"/>
+              </w:rPr>
+              <w:t xml:space="preserve"/>
+            </w:r>
+          </w:p>
+        </w:tc>
+        <w:tc>
+          <w:tcPr>
+            <w:tcW w:w="1200" w:type="dxa"/>
+            <w:shd w:val="clear" w:color="auto" w:fill="C8102E"/>
+            <w:vAlign w:val="center"/>
+          </w:tcPr>
+          <w:p>
+            <w:pPr>
+              <w:jc w:val="center"/>
+            </w:pPr>
+            <w:r>
+              <w:rPr>
+                <w:b/>
+                <w:color w:val="FFFFFF"/>
+                <w:sz w:val="18"/>
+                <w:rFonts w:ascii="BIZ UDPゴシック" w:eastAsia="BIZ UDPゴシック"/>
+              </w:rPr>
+              <w:t>✓PRD</w:t>
+            </w:r>
+          </w:p>
+        </w:tc>
+      </w:tr>
+      <w:tr>
+        <w:trPr>
+          <w:cantSplit/>
+        </w:trPr>
+        <w:tc>
+          <w:tcPr>
+            <w:tcW w:type="dxa" w:w="567"/>
+            <w:tcBorders>
+              <w:top w:val="single" w:color="CCCCCC" w:sz="4"/>
+              <w:left w:val="single" w:color="CCCCCC" w:sz="4"/>
+              <w:bottom w:val="single" w:color="CCCCCC" w:sz="4"/>
+              <w:right w:val="single" w:color="CCCCCC" w:sz="4"/>
+            </w:tcBorders>
+            <w:shd w:fill="FFFFFF" w:val="clear"/>
+            <w:tcMar>
+              <w:top w:type="dxa" w:w="60"/>
+              <w:left w:type="dxa" w:w="100"/>
+              <w:bottom w:type="dxa" w:w="60"/>
+              <w:right w:type="dxa" w:w="100"/>
+            </w:tcMar>
+          </w:tcPr>
+          <w:p>
+            <w:r>
+              <w:rPr>
+                <w:rFonts w:ascii="BIZ UDPゴシック" w:cs="BIZ UDPゴシック" w:eastAsia="BIZ UDPゴシック" w:hAnsi="BIZ UDPゴシック"/>
+                <w:b w:val="false"/>
+                <w:bCs w:val="false"/>
+                <w:color w:val="000000"/>
+                <w:sz w:val="18"/>
+                <w:szCs w:val="18"/>
+              </w:rPr>
+              <w:t xml:space="preserve">4</w:t>
+            </w:r>
+          </w:p>
+        </w:tc>
+        <w:tc>
+          <w:tcPr>
+            <w:tcW w:type="dxa" w:w="4536"/>
+            <w:tcBorders>
+              <w:top w:val="single" w:color="CCCCCC" w:sz="4"/>
+              <w:left w:val="single" w:color="CCCCCC" w:sz="4"/>
+              <w:bottom w:val="single" w:color="CCCCCC" w:sz="4"/>
+              <w:right w:val="single" w:color="CCCCCC" w:sz="4"/>
+            </w:tcBorders>
+            <w:shd w:fill="FFFFFF" w:val="clear"/>
+            <w:tcMar>
+              <w:top w:type="dxa" w:w="60"/>
+              <w:left w:type="dxa" w:w="100"/>
+              <w:bottom w:type="dxa" w:w="60"/>
+              <w:right w:type="dxa" w:w="100"/>
+            </w:tcMar>
+          </w:tcPr>
+          <w:p>
+            <w:pPr>
+              <w:spacing w:before="0" w:after="0"/>
+            </w:pPr>
+            <w:r>
+              <w:rPr>
+                <w:rFonts w:ascii="BIZ UDPゴシック" w:cs="BIZ UDPゴシック" w:eastAsia="BIZ UDPゴシック" w:hAnsi="BIZ UDPゴシック"/>
+                <w:sz w:val="18"/>
+                <w:szCs w:val="18"/>
+              </w:rPr>
+              <w:t xml:space="preserve">docker-compose up でローカル起動確認</w:t>
+            </w:r>
+          </w:p>
+          <w:p>
+            <w:pPr>
+              <w:spacing w:before="0" w:after="0"/>
+            </w:pPr>
+            <w:r>
+              <w:rPr>
+                <w:rFonts w:ascii="BIZ UDPゴシック" w:cs="BIZ UDPゴシック" w:eastAsia="BIZ UDPゴシック" w:hAnsi="BIZ UDPゴシック"/>
+                <w:sz w:val="18"/>
+                <w:szCs w:val="18"/>
+              </w:rPr>
+              <w:t xml:space="preserve">（全3サービスが起動すること）</w:t>
+            </w:r>
+          </w:p>
+        </w:tc>
+        <w:tc>
+          <w:tcPr>
+            <w:tcW w:type="dxa" w:w="2268"/>
+            <w:tcBorders>
+              <w:top w:val="single" w:color="CCCCCC" w:sz="4"/>
+              <w:left w:val="single" w:color="CCCCCC" w:sz="4"/>
+              <w:bottom w:val="single" w:color="CCCCCC" w:sz="4"/>
+              <w:right w:val="single" w:color="CCCCCC" w:sz="4"/>
+            </w:tcBorders>
+            <w:shd w:fill="FFFFFF" w:val="clear"/>
+            <w:tcMar>
+              <w:top w:type="dxa" w:w="60"/>
+              <w:left w:type="dxa" w:w="100"/>
+              <w:bottom w:type="dxa" w:w="60"/>
+              <w:right w:type="dxa" w:w="100"/>
+            </w:tcMar>
+          </w:tcPr>
+          <w:p>
+            <w:pPr>
+              <w:spacing w:before="0" w:after="0"/>
+            </w:pPr>
+            <w:r>
+              <w:rPr>
+                <w:rFonts w:ascii="BIZ UDPゴシック" w:cs="BIZ UDPゴシック" w:eastAsia="BIZ UDPゴシック" w:hAnsi="BIZ UDPゴシック"/>
+                <w:sz w:val="18"/>
+                <w:szCs w:val="18"/>
+              </w:rPr>
+              <w:t xml:space="preserve">全サービス Started</w:t>
+            </w:r>
+          </w:p>
+          <w:p>
+            <w:pPr>
+              <w:spacing w:before="0" w:after="0"/>
+            </w:pPr>
+            <w:r>
+              <w:rPr>
+                <w:rFonts w:ascii="BIZ UDPゴシック" w:cs="BIZ UDPゴシック" w:eastAsia="BIZ UDPゴシック" w:hAnsi="BIZ UDPゴシック"/>
+                <w:sz w:val="18"/>
+                <w:szCs w:val="18"/>
+              </w:rPr>
+              <w:t xml:space="preserve">http://localhost:9060 でUI表示</w:t>
+            </w:r>
+          </w:p>
+        </w:tc>
+        <w:tc>
+          <w:tcPr>
+            <w:tcW w:type="dxa" w:w="1133"/>
+            <w:tcBorders>
+              <w:top w:val="single" w:color="CCCCCC" w:sz="4"/>
+              <w:left w:val="single" w:color="CCCCCC" w:sz="4"/>
+              <w:bottom w:val="single" w:color="CCCCCC" w:sz="4"/>
+              <w:right w:val="single" w:color="CCCCCC" w:sz="4"/>
+            </w:tcBorders>
+            <w:shd w:fill="FFFFFF" w:val="clear"/>
+            <w:tcMar>
+              <w:top w:type="dxa" w:w="60"/>
+              <w:left w:type="dxa" w:w="100"/>
+              <w:bottom w:type="dxa" w:w="60"/>
+              <w:right w:type="dxa" w:w="100"/>
+            </w:tcMar>
+          </w:tcPr>
+          <w:p>
+            <w:r>
+              <w:rPr>
+                <w:rFonts w:ascii="BIZ UDPゴシック" w:cs="BIZ UDPゴシック" w:eastAsia="BIZ UDPゴシック" w:hAnsi="BIZ UDPゴシック"/>
+                <w:b w:val="false"/>
+                <w:bCs w:val="false"/>
+                <w:color w:val="000000"/>
+                <w:sz w:val="18"/>
+                <w:szCs w:val="18"/>
+              </w:rPr>
+              <w:t xml:space="preserve"/>
+            </w:r>
+          </w:p>
+        </w:tc>
+        <w:tc>
+          <w:tcPr>
+            <w:tcW w:w="1200" w:type="dxa"/>
+            <w:shd w:val="clear" w:color="auto" w:fill="1F7A8C"/>
+            <w:vAlign w:val="center"/>
+          </w:tcPr>
+          <w:p>
+            <w:pPr>
+              <w:jc w:val="center"/>
+            </w:pPr>
+            <w:r>
+              <w:rPr>
+                <w:b/>
+                <w:color w:val="FFFFFF"/>
+                <w:sz w:val="18"/>
+                <w:rFonts w:ascii="BIZ UDPゴシック" w:eastAsia="BIZ UDPゴシック"/>
+              </w:rPr>
+              <w:t>✓STG</w:t>
+            </w:r>
+          </w:p>
+        </w:tc>
+      </w:tr>
+      <w:tr>
+        <w:trPr>
+          <w:cantSplit/>
+        </w:trPr>
+        <w:tc>
+          <w:tcPr>
+            <w:tcW w:type="dxa" w:w="567"/>
+            <w:tcBorders>
+              <w:top w:val="single" w:color="CCCCCC" w:sz="4"/>
+              <w:left w:val="single" w:color="CCCCCC" w:sz="4"/>
+              <w:bottom w:val="single" w:color="CCCCCC" w:sz="4"/>
+              <w:right w:val="single" w:color="CCCCCC" w:sz="4"/>
+            </w:tcBorders>
+            <w:shd w:fill="FFFFFF" w:val="clear"/>
+            <w:tcMar>
+              <w:top w:type="dxa" w:w="60"/>
+              <w:left w:type="dxa" w:w="100"/>
+              <w:bottom w:type="dxa" w:w="60"/>
+              <w:right w:type="dxa" w:w="100"/>
+            </w:tcMar>
+          </w:tcPr>
+          <w:p>
+            <w:r>
+              <w:rPr>
+                <w:rFonts w:ascii="BIZ UDPゴシック" w:cs="BIZ UDPゴシック" w:eastAsia="BIZ UDPゴシック" w:hAnsi="BIZ UDPゴシック"/>
+                <w:b w:val="false"/>
+                <w:bCs w:val="false"/>
+                <w:color w:val="000000"/>
+                <w:sz w:val="18"/>
+                <w:szCs w:val="18"/>
+              </w:rPr>
+              <w:t xml:space="preserve">4</w:t>
+            </w:r>
+          </w:p>
+        </w:tc>
+        <w:tc>
+          <w:tcPr>
+            <w:tcW w:type="dxa" w:w="4536"/>
+            <w:tcBorders>
+              <w:top w:val="single" w:color="CCCCCC" w:sz="4"/>
+              <w:left w:val="single" w:color="CCCCCC" w:sz="4"/>
+              <w:bottom w:val="single" w:color="CCCCCC" w:sz="4"/>
+              <w:right w:val="single" w:color="CCCCCC" w:sz="4"/>
+            </w:tcBorders>
+            <w:shd w:fill="FFFFFF" w:val="clear"/>
+            <w:tcMar>
+              <w:top w:type="dxa" w:w="60"/>
+              <w:left w:type="dxa" w:w="100"/>
+              <w:bottom w:type="dxa" w:w="60"/>
+              <w:right w:type="dxa" w:w="100"/>
+            </w:tcMar>
+          </w:tcPr>
+          <w:p>
+            <w:pPr>
+              <w:spacing w:before="0" w:after="0"/>
+            </w:pPr>
+            <w:r>
+              <w:rPr>
+                <w:rFonts w:ascii="BIZ UDPゴシック" w:cs="BIZ UDPゴシック" w:eastAsia="BIZ UDPゴシック" w:hAnsi="BIZ UDPゴシック"/>
+                <w:sz w:val="18"/>
+                <w:szCs w:val="18"/>
+              </w:rPr>
+              <w:t xml:space="preserve">docker-compose up でローカル起動確認</w:t>
+            </w:r>
+          </w:p>
+          <w:p>
+            <w:pPr>
+              <w:spacing w:before="0" w:after="0"/>
+            </w:pPr>
+            <w:r>
+              <w:rPr>
+                <w:rFonts w:ascii="BIZ UDPゴシック" w:cs="BIZ UDPゴシック" w:eastAsia="BIZ UDPゴシック" w:hAnsi="BIZ UDPゴシック"/>
+                <w:sz w:val="18"/>
+                <w:szCs w:val="18"/>
+              </w:rPr>
+              <w:t xml:space="preserve">（全3サービスが起動すること）</w:t>
+            </w:r>
+          </w:p>
+        </w:tc>
+        <w:tc>
+          <w:tcPr>
+            <w:tcW w:type="dxa" w:w="2268"/>
+            <w:tcBorders>
+              <w:top w:val="single" w:color="CCCCCC" w:sz="4"/>
+              <w:left w:val="single" w:color="CCCCCC" w:sz="4"/>
+              <w:bottom w:val="single" w:color="CCCCCC" w:sz="4"/>
+              <w:right w:val="single" w:color="CCCCCC" w:sz="4"/>
+            </w:tcBorders>
+            <w:shd w:fill="FFFFFF" w:val="clear"/>
+            <w:tcMar>
+              <w:top w:type="dxa" w:w="60"/>
+              <w:left w:type="dxa" w:w="100"/>
+              <w:bottom w:type="dxa" w:w="60"/>
+              <w:right w:type="dxa" w:w="100"/>
+            </w:tcMar>
+          </w:tcPr>
+          <w:p>
+            <w:pPr>
+              <w:spacing w:before="0" w:after="0"/>
+            </w:pPr>
+            <w:r>
+              <w:rPr>
+                <w:rFonts w:ascii="BIZ UDPゴシック" w:cs="BIZ UDPゴシック" w:eastAsia="BIZ UDPゴシック" w:hAnsi="BIZ UDPゴシック"/>
+                <w:sz w:val="18"/>
+                <w:szCs w:val="18"/>
+              </w:rPr>
+              <w:t xml:space="preserve">全サービス Started</w:t>
+            </w:r>
+          </w:p>
+          <w:p>
+            <w:pPr>
+              <w:spacing w:before="0" w:after="0"/>
+            </w:pPr>
+            <w:r>
+              <w:rPr>
+                <w:rFonts w:ascii="BIZ UDPゴシック" w:cs="BIZ UDPゴシック" w:eastAsia="BIZ UDPゴシック" w:hAnsi="BIZ UDPゴシック"/>
+                <w:sz w:val="18"/>
+                <w:szCs w:val="18"/>
+              </w:rPr>
+              <w:t xml:space="preserve">http://localhost:9060 でUI表示</w:t>
+            </w:r>
+          </w:p>
+        </w:tc>
+        <w:tc>
+          <w:tcPr>
+            <w:tcW w:type="dxa" w:w="1133"/>
+            <w:tcBorders>
+              <w:top w:val="single" w:color="CCCCCC" w:sz="4"/>
+              <w:left w:val="single" w:color="CCCCCC" w:sz="4"/>
+              <w:bottom w:val="single" w:color="CCCCCC" w:sz="4"/>
+              <w:right w:val="single" w:color="CCCCCC" w:sz="4"/>
+            </w:tcBorders>
+            <w:shd w:fill="FFFFFF" w:val="clear"/>
+            <w:tcMar>
+              <w:top w:type="dxa" w:w="60"/>
+              <w:left w:type="dxa" w:w="100"/>
+              <w:bottom w:type="dxa" w:w="60"/>
+              <w:right w:type="dxa" w:w="100"/>
+            </w:tcMar>
+          </w:tcPr>
+          <w:p>
+            <w:r>
+              <w:rPr>
+                <w:rFonts w:ascii="BIZ UDPゴシック" w:cs="BIZ UDPゴシック" w:eastAsia="BIZ UDPゴシック" w:hAnsi="BIZ UDPゴシック"/>
+                <w:b w:val="false"/>
+                <w:bCs w:val="false"/>
+                <w:color w:val="000000"/>
+                <w:sz w:val="18"/>
+                <w:szCs w:val="18"/>
+              </w:rPr>
+              <w:t xml:space="preserve"/>
+            </w:r>
+          </w:p>
+        </w:tc>
+        <w:tc>
+          <w:tcPr>
+            <w:tcW w:w="1200" w:type="dxa"/>
+            <w:shd w:val="clear" w:color="auto" w:fill="C8102E"/>
+            <w:vAlign w:val="center"/>
+          </w:tcPr>
+          <w:p>
+            <w:pPr>
+              <w:jc w:val="center"/>
+            </w:pPr>
+            <w:r>
+              <w:rPr>
+                <w:b/>
+                <w:color w:val="FFFFFF"/>
+                <w:sz w:val="18"/>
+                <w:rFonts w:ascii="BIZ UDPゴシック" w:eastAsia="BIZ UDPゴシック"/>
+              </w:rPr>
+              <w:t>✓PRD</w:t>
+            </w:r>
+          </w:p>
+        </w:tc>
+      </w:tr>
+      <w:tr>
+        <w:trPr>
+          <w:cantSplit/>
+        </w:trPr>
+        <w:tc>
+          <w:tcPr>
+            <w:tcW w:type="dxa" w:w="567"/>
+            <w:tcBorders>
+              <w:top w:val="single" w:color="CCCCCC" w:sz="4"/>
+              <w:left w:val="single" w:color="CCCCCC" w:sz="4"/>
+              <w:bottom w:val="single" w:color="CCCCCC" w:sz="4"/>
+              <w:right w:val="single" w:color="CCCCCC" w:sz="4"/>
+            </w:tcBorders>
+            <w:shd w:fill="FFFFFF" w:val="clear"/>
+            <w:tcMar>
+              <w:top w:type="dxa" w:w="60"/>
+              <w:left w:type="dxa" w:w="100"/>
+              <w:bottom w:type="dxa" w:w="60"/>
+              <w:right w:type="dxa" w:w="100"/>
+            </w:tcMar>
+          </w:tcPr>
+          <w:p>
+            <w:r>
+              <w:rPr>
+                <w:rFonts w:ascii="BIZ UDPゴシック" w:cs="BIZ UDPゴシック" w:eastAsia="BIZ UDPゴシック" w:hAnsi="BIZ UDPゴシック"/>
+                <w:b w:val="false"/>
+                <w:bCs w:val="false"/>
+                <w:color w:val="000000"/>
+                <w:sz w:val="18"/>
+                <w:szCs w:val="18"/>
+              </w:rPr>
               <w:t xml:space="preserve">5</w:t>
             </w:r>
           </w:p>
@@ -5862,6 +6645,177 @@
                 <w:szCs w:val="18"/>
               </w:rPr>
               <w:t xml:space="preserve"/>
+            </w:r>
+          </w:p>
+        </w:tc>
+        <w:tc>
+          <w:tcPr>
+            <w:tcW w:w="1200" w:type="dxa"/>
+            <w:shd w:val="clear" w:color="auto" w:fill="1F7A8C"/>
+            <w:vAlign w:val="center"/>
+          </w:tcPr>
+          <w:p>
+            <w:pPr>
+              <w:jc w:val="center"/>
+            </w:pPr>
+            <w:r>
+              <w:rPr>
+                <w:b/>
+                <w:color w:val="FFFFFF"/>
+                <w:sz w:val="18"/>
+                <w:rFonts w:ascii="BIZ UDPゴシック" w:eastAsia="BIZ UDPゴシック"/>
+              </w:rPr>
+              <w:t>✓STG</w:t>
+            </w:r>
+          </w:p>
+        </w:tc>
+      </w:tr>
+      <w:tr>
+        <w:trPr>
+          <w:cantSplit/>
+        </w:trPr>
+        <w:tc>
+          <w:tcPr>
+            <w:tcW w:type="dxa" w:w="567"/>
+            <w:tcBorders>
+              <w:top w:val="single" w:color="CCCCCC" w:sz="4"/>
+              <w:left w:val="single" w:color="CCCCCC" w:sz="4"/>
+              <w:bottom w:val="single" w:color="CCCCCC" w:sz="4"/>
+              <w:right w:val="single" w:color="CCCCCC" w:sz="4"/>
+            </w:tcBorders>
+            <w:shd w:fill="FFFFFF" w:val="clear"/>
+            <w:tcMar>
+              <w:top w:type="dxa" w:w="60"/>
+              <w:left w:type="dxa" w:w="100"/>
+              <w:bottom w:type="dxa" w:w="60"/>
+              <w:right w:type="dxa" w:w="100"/>
+            </w:tcMar>
+          </w:tcPr>
+          <w:p>
+            <w:r>
+              <w:rPr>
+                <w:rFonts w:ascii="BIZ UDPゴシック" w:cs="BIZ UDPゴシック" w:eastAsia="BIZ UDPゴシック" w:hAnsi="BIZ UDPゴシック"/>
+                <w:b w:val="false"/>
+                <w:bCs w:val="false"/>
+                <w:color w:val="000000"/>
+                <w:sz w:val="18"/>
+                <w:szCs w:val="18"/>
+              </w:rPr>
+              <w:t xml:space="preserve">5</w:t>
+            </w:r>
+          </w:p>
+        </w:tc>
+        <w:tc>
+          <w:tcPr>
+            <w:tcW w:type="dxa" w:w="4536"/>
+            <w:tcBorders>
+              <w:top w:val="single" w:color="CCCCCC" w:sz="4"/>
+              <w:left w:val="single" w:color="CCCCCC" w:sz="4"/>
+              <w:bottom w:val="single" w:color="CCCCCC" w:sz="4"/>
+              <w:right w:val="single" w:color="CCCCCC" w:sz="4"/>
+            </w:tcBorders>
+            <w:shd w:fill="FFFFFF" w:val="clear"/>
+            <w:tcMar>
+              <w:top w:type="dxa" w:w="60"/>
+              <w:left w:type="dxa" w:w="100"/>
+              <w:bottom w:type="dxa" w:w="60"/>
+              <w:right w:type="dxa" w:w="100"/>
+            </w:tcMar>
+          </w:tcPr>
+          <w:p>
+            <w:pPr>
+              <w:spacing w:before="0" w:after="0"/>
+            </w:pPr>
+            <w:r>
+              <w:rPr>
+                <w:rFonts w:ascii="BIZ UDPゴシック" w:cs="BIZ UDPゴシック" w:eastAsia="BIZ UDPゴシック" w:hAnsi="BIZ UDPゴシック"/>
+                <w:sz w:val="18"/>
+                <w:szCs w:val="18"/>
+              </w:rPr>
+              <w:t xml:space="preserve">GitHub Actions CI が push 時に green になることを確認</w:t>
+            </w:r>
+          </w:p>
+        </w:tc>
+        <w:tc>
+          <w:tcPr>
+            <w:tcW w:type="dxa" w:w="2268"/>
+            <w:tcBorders>
+              <w:top w:val="single" w:color="CCCCCC" w:sz="4"/>
+              <w:left w:val="single" w:color="CCCCCC" w:sz="4"/>
+              <w:bottom w:val="single" w:color="CCCCCC" w:sz="4"/>
+              <w:right w:val="single" w:color="CCCCCC" w:sz="4"/>
+            </w:tcBorders>
+            <w:shd w:fill="FFFFFF" w:val="clear"/>
+            <w:tcMar>
+              <w:top w:type="dxa" w:w="60"/>
+              <w:left w:type="dxa" w:w="100"/>
+              <w:bottom w:type="dxa" w:w="60"/>
+              <w:right w:type="dxa" w:w="100"/>
+            </w:tcMar>
+          </w:tcPr>
+          <w:p>
+            <w:pPr>
+              <w:spacing w:before="0" w:after="0"/>
+            </w:pPr>
+            <w:r>
+              <w:rPr>
+                <w:rFonts w:ascii="BIZ UDPゴシック" w:cs="BIZ UDPゴシック" w:eastAsia="BIZ UDPゴシック" w:hAnsi="BIZ UDPゴシック"/>
+                <w:sz w:val="18"/>
+                <w:szCs w:val="18"/>
+              </w:rPr>
+              <w:t xml:space="preserve">全ジョブ green（成功）</w:t>
+            </w:r>
+          </w:p>
+        </w:tc>
+        <w:tc>
+          <w:tcPr>
+            <w:tcW w:type="dxa" w:w="1133"/>
+            <w:tcBorders>
+              <w:top w:val="single" w:color="CCCCCC" w:sz="4"/>
+              <w:left w:val="single" w:color="CCCCCC" w:sz="4"/>
+              <w:bottom w:val="single" w:color="CCCCCC" w:sz="4"/>
+              <w:right w:val="single" w:color="CCCCCC" w:sz="4"/>
+            </w:tcBorders>
+            <w:shd w:fill="FFFFFF" w:val="clear"/>
+            <w:tcMar>
+              <w:top w:type="dxa" w:w="60"/>
+              <w:left w:type="dxa" w:w="100"/>
+              <w:bottom w:type="dxa" w:w="60"/>
+              <w:right w:type="dxa" w:w="100"/>
+            </w:tcMar>
+          </w:tcPr>
+          <w:p>
+            <w:r>
+              <w:rPr>
+                <w:rFonts w:ascii="BIZ UDPゴシック" w:cs="BIZ UDPゴシック" w:eastAsia="BIZ UDPゴシック" w:hAnsi="BIZ UDPゴシック"/>
+                <w:b w:val="false"/>
+                <w:bCs w:val="false"/>
+                <w:color w:val="000000"/>
+                <w:sz w:val="18"/>
+                <w:szCs w:val="18"/>
+              </w:rPr>
+              <w:t xml:space="preserve"/>
+            </w:r>
+          </w:p>
+        </w:tc>
+        <w:tc>
+          <w:tcPr>
+            <w:tcW w:w="1200" w:type="dxa"/>
+            <w:shd w:val="clear" w:color="auto" w:fill="C8102E"/>
+            <w:vAlign w:val="center"/>
+          </w:tcPr>
+          <w:p>
+            <w:pPr>
+              <w:jc w:val="center"/>
+            </w:pPr>
+            <w:r>
+              <w:rPr>
+                <w:b/>
+                <w:color w:val="FFFFFF"/>
+                <w:sz w:val="18"/>
+                <w:rFonts w:ascii="BIZ UDPゴシック" w:eastAsia="BIZ UDPゴシック"/>
+              </w:rPr>
+              <w:t>✓PRD</w:t>
             </w:r>
           </w:p>
         </w:tc>
